--- a/parks/report/נגישות-אזורי-תעשייה.docx
+++ b/parks/report/נגישות-אזורי-תעשייה.docx
@@ -62,7 +62,7 @@
           <w:szCs w:val="20"/>
           <w:rtl/>
         </w:rPr>
-        <w:t xml:space="preserve">נתוני משרד התחבורה (GTFS) מיום 2026-09-02 · הדו"ח חושב מהנתונים החיים ב-02.09.2026 08:24</w:t>
+        <w:t xml:space="preserve">נתוני משרד התחבורה (GTFS) מיום 2026-09-02 · הדו"ח חושב מהנתונים החיים ב-02.09.2026 08:26</w:t>
       </w:r>
     </w:p>
     <w:p>
@@ -25433,6 +25433,52 @@
     </w:p>
     <w:p>
       <w:pPr>
+        <w:spacing w:after="120"/>
+        <w:jc w:val="center"/>
+      </w:pPr>
+      <w:r>
+        <w:drawing>
+          <wp:inline distT="0" distB="0" distL="0" distR="0">
+            <wp:extent cx="5334000" cy="4933950"/>
+            <wp:effectExtent t="0" r="0" b="0" l="0"/>
+            <wp:docPr id="1" name="" descr="" title=""/>
+            <wp:cNvGraphicFramePr>
+              <a:graphicFrameLocks xmlns:a="http://schemas.openxmlformats.org/drawingml/2006/main" noChangeAspect="1"/>
+            </wp:cNvGraphicFramePr>
+            <a:graphic xmlns:a="http://schemas.openxmlformats.org/drawingml/2006/main">
+              <a:graphicData uri="http://schemas.openxmlformats.org/drawingml/2006/picture">
+                <pic:pic xmlns:pic="http://schemas.openxmlformats.org/drawingml/2006/picture">
+                  <pic:nvPicPr>
+                    <pic:cNvPr id="0" name="" descr=""/>
+                    <pic:cNvPicPr>
+                      <a:picLocks noChangeAspect="1" noChangeArrowheads="1"/>
+                    </pic:cNvPicPr>
+                  </pic:nvPicPr>
+                  <pic:blipFill>
+                    <a:blip r:embed="rId18" cstate="none"/>
+                    <a:srcRect/>
+                    <a:stretch>
+                      <a:fillRect/>
+                    </a:stretch>
+                  </pic:blipFill>
+                  <pic:spPr bwMode="auto">
+                    <a:xfrm>
+                      <a:off x="0" y="0"/>
+                      <a:ext cx="5334000" cy="4933950"/>
+                    </a:xfrm>
+                    <a:prstGeom prst="rect">
+                      <a:avLst/>
+                    </a:prstGeom>
+                  </pic:spPr>
+                </pic:pic>
+              </a:graphicData>
+            </a:graphic>
+          </wp:inline>
+        </w:drawing>
+      </w:r>
+    </w:p>
+    <w:p>
+      <w:pPr>
         <w:bidi/>
         <w:spacing w:after="160" w:line="300"/>
         <w:jc w:val="right"/>
@@ -25449,7 +25495,7 @@
           <w:szCs w:val="19"/>
           <w:rtl/>
         </w:rPr>
-        <w:t xml:space="preserve">[המפה נוצרת בבניית GitHub Actions — סביבת העבודה המקומית חוסמת את שרת האריחים]</w:t>
+        <w:t xml:space="preserve">רקע: © OpenStreetMap contributors</w:t>
       </w:r>
     </w:p>
     <w:p>
@@ -25502,6 +25548,52 @@
     </w:p>
     <w:p>
       <w:pPr>
+        <w:spacing w:after="120"/>
+        <w:jc w:val="center"/>
+      </w:pPr>
+      <w:r>
+        <w:drawing>
+          <wp:inline distT="0" distB="0" distL="0" distR="0">
+            <wp:extent cx="5334000" cy="4991100"/>
+            <wp:effectExtent t="0" r="0" b="0" l="0"/>
+            <wp:docPr id="1" name="" descr="" title=""/>
+            <wp:cNvGraphicFramePr>
+              <a:graphicFrameLocks xmlns:a="http://schemas.openxmlformats.org/drawingml/2006/main" noChangeAspect="1"/>
+            </wp:cNvGraphicFramePr>
+            <a:graphic xmlns:a="http://schemas.openxmlformats.org/drawingml/2006/main">
+              <a:graphicData uri="http://schemas.openxmlformats.org/drawingml/2006/picture">
+                <pic:pic xmlns:pic="http://schemas.openxmlformats.org/drawingml/2006/picture">
+                  <pic:nvPicPr>
+                    <pic:cNvPr id="0" name="" descr=""/>
+                    <pic:cNvPicPr>
+                      <a:picLocks noChangeAspect="1" noChangeArrowheads="1"/>
+                    </pic:cNvPicPr>
+                  </pic:nvPicPr>
+                  <pic:blipFill>
+                    <a:blip r:embed="rId19" cstate="none"/>
+                    <a:srcRect/>
+                    <a:stretch>
+                      <a:fillRect/>
+                    </a:stretch>
+                  </pic:blipFill>
+                  <pic:spPr bwMode="auto">
+                    <a:xfrm>
+                      <a:off x="0" y="0"/>
+                      <a:ext cx="5334000" cy="4991100"/>
+                    </a:xfrm>
+                    <a:prstGeom prst="rect">
+                      <a:avLst/>
+                    </a:prstGeom>
+                  </pic:spPr>
+                </pic:pic>
+              </a:graphicData>
+            </a:graphic>
+          </wp:inline>
+        </w:drawing>
+      </w:r>
+    </w:p>
+    <w:p>
+      <w:pPr>
         <w:bidi/>
         <w:spacing w:after="160" w:line="300"/>
         <w:jc w:val="right"/>
@@ -25518,7 +25610,7 @@
           <w:szCs w:val="19"/>
           <w:rtl/>
         </w:rPr>
-        <w:t xml:space="preserve">[המפה נוצרת בבניית GitHub Actions — סביבת העבודה המקומית חוסמת את שרת האריחים]</w:t>
+        <w:t xml:space="preserve">רקע: © OpenStreetMap contributors</w:t>
       </w:r>
     </w:p>
     <w:p>
@@ -25571,6 +25663,52 @@
     </w:p>
     <w:p>
       <w:pPr>
+        <w:spacing w:after="120"/>
+        <w:jc w:val="center"/>
+      </w:pPr>
+      <w:r>
+        <w:drawing>
+          <wp:inline distT="0" distB="0" distL="0" distR="0">
+            <wp:extent cx="5334000" cy="5410200"/>
+            <wp:effectExtent t="0" r="0" b="0" l="0"/>
+            <wp:docPr id="1" name="" descr="" title=""/>
+            <wp:cNvGraphicFramePr>
+              <a:graphicFrameLocks xmlns:a="http://schemas.openxmlformats.org/drawingml/2006/main" noChangeAspect="1"/>
+            </wp:cNvGraphicFramePr>
+            <a:graphic xmlns:a="http://schemas.openxmlformats.org/drawingml/2006/main">
+              <a:graphicData uri="http://schemas.openxmlformats.org/drawingml/2006/picture">
+                <pic:pic xmlns:pic="http://schemas.openxmlformats.org/drawingml/2006/picture">
+                  <pic:nvPicPr>
+                    <pic:cNvPr id="0" name="" descr=""/>
+                    <pic:cNvPicPr>
+                      <a:picLocks noChangeAspect="1" noChangeArrowheads="1"/>
+                    </pic:cNvPicPr>
+                  </pic:nvPicPr>
+                  <pic:blipFill>
+                    <a:blip r:embed="rId20" cstate="none"/>
+                    <a:srcRect/>
+                    <a:stretch>
+                      <a:fillRect/>
+                    </a:stretch>
+                  </pic:blipFill>
+                  <pic:spPr bwMode="auto">
+                    <a:xfrm>
+                      <a:off x="0" y="0"/>
+                      <a:ext cx="5334000" cy="5410200"/>
+                    </a:xfrm>
+                    <a:prstGeom prst="rect">
+                      <a:avLst/>
+                    </a:prstGeom>
+                  </pic:spPr>
+                </pic:pic>
+              </a:graphicData>
+            </a:graphic>
+          </wp:inline>
+        </w:drawing>
+      </w:r>
+    </w:p>
+    <w:p>
+      <w:pPr>
         <w:bidi/>
         <w:spacing w:after="160" w:line="300"/>
         <w:jc w:val="right"/>
@@ -25587,7 +25725,7 @@
           <w:szCs w:val="19"/>
           <w:rtl/>
         </w:rPr>
-        <w:t xml:space="preserve">[המפה נוצרת בבניית GitHub Actions — סביבת העבודה המקומית חוסמת את שרת האריחים]</w:t>
+        <w:t xml:space="preserve">רקע: © OpenStreetMap contributors</w:t>
       </w:r>
     </w:p>
     <w:p>
@@ -25640,6 +25778,52 @@
     </w:p>
     <w:p>
       <w:pPr>
+        <w:spacing w:after="120"/>
+        <w:jc w:val="center"/>
+      </w:pPr>
+      <w:r>
+        <w:drawing>
+          <wp:inline distT="0" distB="0" distL="0" distR="0">
+            <wp:extent cx="5334000" cy="4371975"/>
+            <wp:effectExtent t="0" r="0" b="0" l="0"/>
+            <wp:docPr id="1" name="" descr="" title=""/>
+            <wp:cNvGraphicFramePr>
+              <a:graphicFrameLocks xmlns:a="http://schemas.openxmlformats.org/drawingml/2006/main" noChangeAspect="1"/>
+            </wp:cNvGraphicFramePr>
+            <a:graphic xmlns:a="http://schemas.openxmlformats.org/drawingml/2006/main">
+              <a:graphicData uri="http://schemas.openxmlformats.org/drawingml/2006/picture">
+                <pic:pic xmlns:pic="http://schemas.openxmlformats.org/drawingml/2006/picture">
+                  <pic:nvPicPr>
+                    <pic:cNvPr id="0" name="" descr=""/>
+                    <pic:cNvPicPr>
+                      <a:picLocks noChangeAspect="1" noChangeArrowheads="1"/>
+                    </pic:cNvPicPr>
+                  </pic:nvPicPr>
+                  <pic:blipFill>
+                    <a:blip r:embed="rId21" cstate="none"/>
+                    <a:srcRect/>
+                    <a:stretch>
+                      <a:fillRect/>
+                    </a:stretch>
+                  </pic:blipFill>
+                  <pic:spPr bwMode="auto">
+                    <a:xfrm>
+                      <a:off x="0" y="0"/>
+                      <a:ext cx="5334000" cy="4371975"/>
+                    </a:xfrm>
+                    <a:prstGeom prst="rect">
+                      <a:avLst/>
+                    </a:prstGeom>
+                  </pic:spPr>
+                </pic:pic>
+              </a:graphicData>
+            </a:graphic>
+          </wp:inline>
+        </w:drawing>
+      </w:r>
+    </w:p>
+    <w:p>
+      <w:pPr>
         <w:bidi/>
         <w:spacing w:after="160" w:line="300"/>
         <w:jc w:val="right"/>
@@ -25656,7 +25840,7 @@
           <w:szCs w:val="19"/>
           <w:rtl/>
         </w:rPr>
-        <w:t xml:space="preserve">[המפה נוצרת בבניית GitHub Actions — סביבת העבודה המקומית חוסמת את שרת האריחים]</w:t>
+        <w:t xml:space="preserve">רקע: © OpenStreetMap contributors</w:t>
       </w:r>
     </w:p>
     <w:p>
@@ -25746,7 +25930,7 @@
           <w:szCs w:val="22"/>
           <w:rtl/>
         </w:rPr>
-        <w:t xml:space="preserve">נוסחה 02.09.2026 · GTFS 2026-09-02 · הדו"ח חושב 02.09.2026 08:24</w:t>
+        <w:t xml:space="preserve">נוסחה 02.09.2026 · GTFS 2026-09-02 · הדו"ח חושב 02.09.2026 08:26</w:t>
       </w:r>
     </w:p>
     <w:sectPr>

--- a/parks/report/נגישות-אזורי-תעשייה.docx
+++ b/parks/report/נגישות-אזורי-תעשייה.docx
@@ -62,7 +62,7 @@
           <w:szCs w:val="20"/>
           <w:rtl/>
         </w:rPr>
-        <w:t xml:space="preserve">נתוני משרד התחבורה (GTFS) מיום 2026-09-02 · הדו"ח חושב מהנתונים החיים ב-02.09.2026 08:26</w:t>
+        <w:t xml:space="preserve">נתוני משרד התחבורה (GTFS) מיום 2026-09-02 · הדו"ח חושב מהנתונים החיים ב-02.09.2026 08:37</w:t>
       </w:r>
     </w:p>
     <w:p>
@@ -22829,7 +22829,7 @@
           <w:szCs w:val="26"/>
           <w:rtl/>
         </w:rPr>
-        <w:t xml:space="preserve">רמת בקע · —</w:t>
+        <w:t xml:space="preserve">רמת בקע</w:t>
       </w:r>
     </w:p>
     <w:tbl>
@@ -24959,7 +24959,7 @@
           <w:szCs w:val="26"/>
           <w:rtl/>
         </w:rPr>
-        <w:t xml:space="preserve">אתר לסילוק פסולת דודאים · —</w:t>
+        <w:t xml:space="preserve">אתר לסילוק פסולת דודאים</w:t>
       </w:r>
     </w:p>
     <w:tbl>
@@ -25495,7 +25495,7 @@
           <w:szCs w:val="19"/>
           <w:rtl/>
         </w:rPr>
-        <w:t xml:space="preserve">רקע: © OpenStreetMap contributors</w:t>
+        <w:t xml:space="preserve">גבול כחול = האזור · ✚ = מרכז האזור · תחנות: ירוק = בתוך האזור, ירוק בהיר = עד 5 דק׳ הליכה, צהוב = 5–10, כתום = 10–20 · רקע: © OpenStreetMap contributors</w:t>
       </w:r>
     </w:p>
     <w:p>
@@ -25610,7 +25610,7 @@
           <w:szCs w:val="19"/>
           <w:rtl/>
         </w:rPr>
-        <w:t xml:space="preserve">רקע: © OpenStreetMap contributors</w:t>
+        <w:t xml:space="preserve">גבול כחול = האזור · ✚ = מרכז האזור · תחנות: ירוק = בתוך האזור, ירוק בהיר = עד 5 דק׳ הליכה, צהוב = 5–10, כתום = 10–20 · רקע: © OpenStreetMap contributors</w:t>
       </w:r>
     </w:p>
     <w:p>
@@ -25725,7 +25725,7 @@
           <w:szCs w:val="19"/>
           <w:rtl/>
         </w:rPr>
-        <w:t xml:space="preserve">רקע: © OpenStreetMap contributors</w:t>
+        <w:t xml:space="preserve">גבול כחול = האזור · ✚ = מרכז האזור · תחנות: ירוק = בתוך האזור, ירוק בהיר = עד 5 דק׳ הליכה, צהוב = 5–10, כתום = 10–20 · רקע: © OpenStreetMap contributors</w:t>
       </w:r>
     </w:p>
     <w:p>
@@ -25840,7 +25840,7 @@
           <w:szCs w:val="19"/>
           <w:rtl/>
         </w:rPr>
-        <w:t xml:space="preserve">רקע: © OpenStreetMap contributors</w:t>
+        <w:t xml:space="preserve">גבול כחול = האזור · ✚ = מרכז האזור · תחנות: ירוק = בתוך האזור, ירוק בהיר = עד 5 דק׳ הליכה, צהוב = 5–10, כתום = 10–20 · רקע: © OpenStreetMap contributors</w:t>
       </w:r>
     </w:p>
     <w:p>
@@ -25930,7 +25930,7 @@
           <w:szCs w:val="22"/>
           <w:rtl/>
         </w:rPr>
-        <w:t xml:space="preserve">נוסחה 02.09.2026 · GTFS 2026-09-02 · הדו"ח חושב 02.09.2026 08:26</w:t>
+        <w:t xml:space="preserve">נוסחה 02.09.2026 · GTFS 2026-09-02 · הדו"ח חושב 02.09.2026 08:37</w:t>
       </w:r>
     </w:p>
     <w:sectPr>

--- a/parks/report/נגישות-אזורי-תעשייה.docx
+++ b/parks/report/נגישות-אזורי-תעשייה.docx
@@ -62,7 +62,7 @@
           <w:szCs w:val="20"/>
           <w:rtl/>
         </w:rPr>
-        <w:t xml:space="preserve">נתוני משרד התחבורה (GTFS) מיום 2026-09-02 · הדו"ח חושב מהנתונים החיים ב-02.09.2026 08:37</w:t>
+        <w:t xml:space="preserve">נתוני משרד התחבורה (GTFS) מיום 2026-09-02 · הדו"ח חושב מהנתונים החיים ב-02.09.2026 11:43 (שעון ישראל)</w:t>
       </w:r>
     </w:p>
     <w:p>
@@ -1261,7 +1261,7 @@
                 <w:szCs w:val="19"/>
                 <w:rtl/>
               </w:rPr>
-              <w:t xml:space="preserve">2026-08-30 14:58</w:t>
+              <w:t xml:space="preserve">2026-08-30</w:t>
             </w:r>
           </w:p>
         </w:tc>
@@ -25930,7 +25930,7 @@
           <w:szCs w:val="22"/>
           <w:rtl/>
         </w:rPr>
-        <w:t xml:space="preserve">נוסחה 02.09.2026 · GTFS 2026-09-02 · הדו"ח חושב 02.09.2026 08:37</w:t>
+        <w:t xml:space="preserve">נוסחה 02.09.2026 · GTFS 2026-09-02 · הדו"ח חושב 02.09.2026 11:43 (שעון ישראל)</w:t>
       </w:r>
     </w:p>
     <w:sectPr>

--- a/parks/report/נגישות-אזורי-תעשייה.docx
+++ b/parks/report/נגישות-אזורי-תעשייה.docx
@@ -62,7 +62,7 @@
           <w:szCs w:val="20"/>
           <w:rtl/>
         </w:rPr>
-        <w:t xml:space="preserve">נתוני משרד התחבורה (GTFS) מיום 2026-09-02 · הדו"ח חושב מהנתונים החיים ב-02.09.2026 11:43 (שעון ישראל)</w:t>
+        <w:t xml:space="preserve">נתוני משרד התחבורה (GTFS) מיום 2026-09-02 · הדו"ח חושב מהנתונים החיים ב-02.09.2026 12:06 (שעון ישראל)</w:t>
       </w:r>
     </w:p>
     <w:p>
@@ -1456,9 +1456,9 @@
       </w:r>
     </w:p>
     <w:p>
-      <w:r>
-        <w:br w:type="page"/>
-      </w:r>
+      <w:pPr>
+        <w:spacing w:after="60"/>
+      </w:pPr>
     </w:p>
     <w:p>
       <w:pPr>
@@ -4369,9 +4369,9 @@
       </w:r>
     </w:p>
     <w:p>
-      <w:r>
-        <w:br w:type="page"/>
-      </w:r>
+      <w:pPr>
+        <w:spacing w:after="60"/>
+      </w:pPr>
     </w:p>
     <w:p>
       <w:pPr>
@@ -5468,9 +5468,9 @@
       </w:r>
     </w:p>
     <w:p>
-      <w:r>
-        <w:br w:type="page"/>
-      </w:r>
+      <w:pPr>
+        <w:spacing w:after="60"/>
+      </w:pPr>
     </w:p>
     <w:p>
       <w:pPr>
@@ -23232,6 +23232,73 @@
       </w:r>
     </w:p>
     <w:p>
+      <w:pPr>
+        <w:spacing w:after="120"/>
+        <w:jc w:val="center"/>
+      </w:pPr>
+      <w:r>
+        <w:drawing>
+          <wp:inline distT="0" distB="0" distL="0" distR="0">
+            <wp:extent cx="4953000" cy="5276850"/>
+            <wp:effectExtent t="0" r="0" b="0" l="0"/>
+            <wp:docPr id="1" name="" descr="" title=""/>
+            <wp:cNvGraphicFramePr>
+              <a:graphicFrameLocks xmlns:a="http://schemas.openxmlformats.org/drawingml/2006/main" noChangeAspect="1"/>
+            </wp:cNvGraphicFramePr>
+            <a:graphic xmlns:a="http://schemas.openxmlformats.org/drawingml/2006/main">
+              <a:graphicData uri="http://schemas.openxmlformats.org/drawingml/2006/picture">
+                <pic:pic xmlns:pic="http://schemas.openxmlformats.org/drawingml/2006/picture">
+                  <pic:nvPicPr>
+                    <pic:cNvPr id="0" name="" descr=""/>
+                    <pic:cNvPicPr>
+                      <a:picLocks noChangeAspect="1" noChangeArrowheads="1"/>
+                    </pic:cNvPicPr>
+                  </pic:nvPicPr>
+                  <pic:blipFill>
+                    <a:blip r:embed="rId18" cstate="none"/>
+                    <a:srcRect/>
+                    <a:stretch>
+                      <a:fillRect/>
+                    </a:stretch>
+                  </pic:blipFill>
+                  <pic:spPr bwMode="auto">
+                    <a:xfrm>
+                      <a:off x="0" y="0"/>
+                      <a:ext cx="4953000" cy="5276850"/>
+                    </a:xfrm>
+                    <a:prstGeom prst="rect">
+                      <a:avLst/>
+                    </a:prstGeom>
+                  </pic:spPr>
+                </pic:pic>
+              </a:graphicData>
+            </a:graphic>
+          </wp:inline>
+        </w:drawing>
+      </w:r>
+    </w:p>
+    <w:p>
+      <w:pPr>
+        <w:bidi/>
+        <w:spacing w:after="160" w:line="300"/>
+        <w:jc w:val="right"/>
+      </w:pPr>
+      <w:r>
+        <w:rPr>
+          <w:rFonts w:ascii="Arial" w:cs="Arial" w:eastAsia="Arial" w:hAnsi="Arial"/>
+          <w:b w:val="false"/>
+          <w:bCs w:val="false"/>
+          <w:i/>
+          <w:iCs/>
+          <w:color w:val="475569"/>
+          <w:sz w:val="19"/>
+          <w:szCs w:val="19"/>
+          <w:rtl/>
+        </w:rPr>
+        <w:t xml:space="preserve">גבול כחול = האזור · ✚ = מרכז האזור · תחנות: ירוק = בתוך האזור, ירוק בהיר = עד 5 דק׳ הליכה, צהוב = 5–10, כתום = 10–20 · רקע: © OpenStreetMap contributors</w:t>
+      </w:r>
+    </w:p>
+    <w:p>
       <w:r>
         <w:br w:type="page"/>
       </w:r>
@@ -23655,6 +23722,73 @@
           <w:rtl/>
         </w:rPr>
         <w:t xml:space="preserve">3.37 קמ״ר, ציון 27. הקו החזק כל ~90 דק׳, העובד המרוחק הולך 36 דק׳.</w:t>
+      </w:r>
+    </w:p>
+    <w:p>
+      <w:pPr>
+        <w:spacing w:after="120"/>
+        <w:jc w:val="center"/>
+      </w:pPr>
+      <w:r>
+        <w:drawing>
+          <wp:inline distT="0" distB="0" distL="0" distR="0">
+            <wp:extent cx="4953000" cy="4057650"/>
+            <wp:effectExtent t="0" r="0" b="0" l="0"/>
+            <wp:docPr id="1" name="" descr="" title=""/>
+            <wp:cNvGraphicFramePr>
+              <a:graphicFrameLocks xmlns:a="http://schemas.openxmlformats.org/drawingml/2006/main" noChangeAspect="1"/>
+            </wp:cNvGraphicFramePr>
+            <a:graphic xmlns:a="http://schemas.openxmlformats.org/drawingml/2006/main">
+              <a:graphicData uri="http://schemas.openxmlformats.org/drawingml/2006/picture">
+                <pic:pic xmlns:pic="http://schemas.openxmlformats.org/drawingml/2006/picture">
+                  <pic:nvPicPr>
+                    <pic:cNvPr id="0" name="" descr=""/>
+                    <pic:cNvPicPr>
+                      <a:picLocks noChangeAspect="1" noChangeArrowheads="1"/>
+                    </pic:cNvPicPr>
+                  </pic:nvPicPr>
+                  <pic:blipFill>
+                    <a:blip r:embed="rId19" cstate="none"/>
+                    <a:srcRect/>
+                    <a:stretch>
+                      <a:fillRect/>
+                    </a:stretch>
+                  </pic:blipFill>
+                  <pic:spPr bwMode="auto">
+                    <a:xfrm>
+                      <a:off x="0" y="0"/>
+                      <a:ext cx="4953000" cy="4057650"/>
+                    </a:xfrm>
+                    <a:prstGeom prst="rect">
+                      <a:avLst/>
+                    </a:prstGeom>
+                  </pic:spPr>
+                </pic:pic>
+              </a:graphicData>
+            </a:graphic>
+          </wp:inline>
+        </w:drawing>
+      </w:r>
+    </w:p>
+    <w:p>
+      <w:pPr>
+        <w:bidi/>
+        <w:spacing w:after="160" w:line="300"/>
+        <w:jc w:val="right"/>
+      </w:pPr>
+      <w:r>
+        <w:rPr>
+          <w:rFonts w:ascii="Arial" w:cs="Arial" w:eastAsia="Arial" w:hAnsi="Arial"/>
+          <w:b w:val="false"/>
+          <w:bCs w:val="false"/>
+          <w:i/>
+          <w:iCs/>
+          <w:color w:val="475569"/>
+          <w:sz w:val="19"/>
+          <w:szCs w:val="19"/>
+          <w:rtl/>
+        </w:rPr>
+        <w:t xml:space="preserve">גבול כחול = האזור · ✚ = מרכז האזור · תחנות: ירוק = בתוך האזור, ירוק בהיר = עד 5 דק׳ הליכה, צהוב = 5–10, כתום = 10–20 · רקע: © OpenStreetMap contributors</w:t>
       </w:r>
     </w:p>
     <w:p>
@@ -24084,6 +24218,73 @@
       </w:r>
     </w:p>
     <w:p>
+      <w:pPr>
+        <w:spacing w:after="120"/>
+        <w:jc w:val="center"/>
+      </w:pPr>
+      <w:r>
+        <w:drawing>
+          <wp:inline distT="0" distB="0" distL="0" distR="0">
+            <wp:extent cx="4953000" cy="6715125"/>
+            <wp:effectExtent t="0" r="0" b="0" l="0"/>
+            <wp:docPr id="1" name="" descr="" title=""/>
+            <wp:cNvGraphicFramePr>
+              <a:graphicFrameLocks xmlns:a="http://schemas.openxmlformats.org/drawingml/2006/main" noChangeAspect="1"/>
+            </wp:cNvGraphicFramePr>
+            <a:graphic xmlns:a="http://schemas.openxmlformats.org/drawingml/2006/main">
+              <a:graphicData uri="http://schemas.openxmlformats.org/drawingml/2006/picture">
+                <pic:pic xmlns:pic="http://schemas.openxmlformats.org/drawingml/2006/picture">
+                  <pic:nvPicPr>
+                    <pic:cNvPr id="0" name="" descr=""/>
+                    <pic:cNvPicPr>
+                      <a:picLocks noChangeAspect="1" noChangeArrowheads="1"/>
+                    </pic:cNvPicPr>
+                  </pic:nvPicPr>
+                  <pic:blipFill>
+                    <a:blip r:embed="rId20" cstate="none"/>
+                    <a:srcRect/>
+                    <a:stretch>
+                      <a:fillRect/>
+                    </a:stretch>
+                  </pic:blipFill>
+                  <pic:spPr bwMode="auto">
+                    <a:xfrm>
+                      <a:off x="0" y="0"/>
+                      <a:ext cx="4953000" cy="6715125"/>
+                    </a:xfrm>
+                    <a:prstGeom prst="rect">
+                      <a:avLst/>
+                    </a:prstGeom>
+                  </pic:spPr>
+                </pic:pic>
+              </a:graphicData>
+            </a:graphic>
+          </wp:inline>
+        </w:drawing>
+      </w:r>
+    </w:p>
+    <w:p>
+      <w:pPr>
+        <w:bidi/>
+        <w:spacing w:after="160" w:line="300"/>
+        <w:jc w:val="right"/>
+      </w:pPr>
+      <w:r>
+        <w:rPr>
+          <w:rFonts w:ascii="Arial" w:cs="Arial" w:eastAsia="Arial" w:hAnsi="Arial"/>
+          <w:b w:val="false"/>
+          <w:bCs w:val="false"/>
+          <w:i/>
+          <w:iCs/>
+          <w:color w:val="475569"/>
+          <w:sz w:val="19"/>
+          <w:szCs w:val="19"/>
+          <w:rtl/>
+        </w:rPr>
+        <w:t xml:space="preserve">גבול כחול = האזור · ✚ = מרכז האזור · תחנות: ירוק = בתוך האזור, ירוק בהיר = עד 5 דק׳ הליכה, צהוב = 5–10, כתום = 10–20 · רקע: © OpenStreetMap contributors</w:t>
+      </w:r>
+    </w:p>
+    <w:p>
       <w:r>
         <w:br w:type="page"/>
       </w:r>
@@ -24507,6 +24708,73 @@
           <w:rtl/>
         </w:rPr>
         <w:t xml:space="preserve">2.77 קמ״ר, ציון 0. אין אף קו בשיא הבוקר, העובד המרוחק הולך 34 דק׳.</w:t>
+      </w:r>
+    </w:p>
+    <w:p>
+      <w:pPr>
+        <w:spacing w:after="120"/>
+        <w:jc w:val="center"/>
+      </w:pPr>
+      <w:r>
+        <w:drawing>
+          <wp:inline distT="0" distB="0" distL="0" distR="0">
+            <wp:extent cx="4953000" cy="5010150"/>
+            <wp:effectExtent t="0" r="0" b="0" l="0"/>
+            <wp:docPr id="1" name="" descr="" title=""/>
+            <wp:cNvGraphicFramePr>
+              <a:graphicFrameLocks xmlns:a="http://schemas.openxmlformats.org/drawingml/2006/main" noChangeAspect="1"/>
+            </wp:cNvGraphicFramePr>
+            <a:graphic xmlns:a="http://schemas.openxmlformats.org/drawingml/2006/main">
+              <a:graphicData uri="http://schemas.openxmlformats.org/drawingml/2006/picture">
+                <pic:pic xmlns:pic="http://schemas.openxmlformats.org/drawingml/2006/picture">
+                  <pic:nvPicPr>
+                    <pic:cNvPr id="0" name="" descr=""/>
+                    <pic:cNvPicPr>
+                      <a:picLocks noChangeAspect="1" noChangeArrowheads="1"/>
+                    </pic:cNvPicPr>
+                  </pic:nvPicPr>
+                  <pic:blipFill>
+                    <a:blip r:embed="rId21" cstate="none"/>
+                    <a:srcRect/>
+                    <a:stretch>
+                      <a:fillRect/>
+                    </a:stretch>
+                  </pic:blipFill>
+                  <pic:spPr bwMode="auto">
+                    <a:xfrm>
+                      <a:off x="0" y="0"/>
+                      <a:ext cx="4953000" cy="5010150"/>
+                    </a:xfrm>
+                    <a:prstGeom prst="rect">
+                      <a:avLst/>
+                    </a:prstGeom>
+                  </pic:spPr>
+                </pic:pic>
+              </a:graphicData>
+            </a:graphic>
+          </wp:inline>
+        </w:drawing>
+      </w:r>
+    </w:p>
+    <w:p>
+      <w:pPr>
+        <w:bidi/>
+        <w:spacing w:after="160" w:line="300"/>
+        <w:jc w:val="right"/>
+      </w:pPr>
+      <w:r>
+        <w:rPr>
+          <w:rFonts w:ascii="Arial" w:cs="Arial" w:eastAsia="Arial" w:hAnsi="Arial"/>
+          <w:b w:val="false"/>
+          <w:bCs w:val="false"/>
+          <w:i/>
+          <w:iCs/>
+          <w:color w:val="475569"/>
+          <w:sz w:val="19"/>
+          <w:szCs w:val="19"/>
+          <w:rtl/>
+        </w:rPr>
+        <w:t xml:space="preserve">גבול כחול = האזור · ✚ = מרכז האזור · תחנות: ירוק = בתוך האזור, ירוק בהיר = עד 5 דק׳ הליכה, צהוב = 5–10, כתום = 10–20 · רקע: © OpenStreetMap contributors</w:t>
       </w:r>
     </w:p>
     <w:p>
@@ -24936,6 +25204,73 @@
       </w:r>
     </w:p>
     <w:p>
+      <w:pPr>
+        <w:spacing w:after="120"/>
+        <w:jc w:val="center"/>
+      </w:pPr>
+      <w:r>
+        <w:drawing>
+          <wp:inline distT="0" distB="0" distL="0" distR="0">
+            <wp:extent cx="4953000" cy="5772150"/>
+            <wp:effectExtent t="0" r="0" b="0" l="0"/>
+            <wp:docPr id="1" name="" descr="" title=""/>
+            <wp:cNvGraphicFramePr>
+              <a:graphicFrameLocks xmlns:a="http://schemas.openxmlformats.org/drawingml/2006/main" noChangeAspect="1"/>
+            </wp:cNvGraphicFramePr>
+            <a:graphic xmlns:a="http://schemas.openxmlformats.org/drawingml/2006/main">
+              <a:graphicData uri="http://schemas.openxmlformats.org/drawingml/2006/picture">
+                <pic:pic xmlns:pic="http://schemas.openxmlformats.org/drawingml/2006/picture">
+                  <pic:nvPicPr>
+                    <pic:cNvPr id="0" name="" descr=""/>
+                    <pic:cNvPicPr>
+                      <a:picLocks noChangeAspect="1" noChangeArrowheads="1"/>
+                    </pic:cNvPicPr>
+                  </pic:nvPicPr>
+                  <pic:blipFill>
+                    <a:blip r:embed="rId22" cstate="none"/>
+                    <a:srcRect/>
+                    <a:stretch>
+                      <a:fillRect/>
+                    </a:stretch>
+                  </pic:blipFill>
+                  <pic:spPr bwMode="auto">
+                    <a:xfrm>
+                      <a:off x="0" y="0"/>
+                      <a:ext cx="4953000" cy="5772150"/>
+                    </a:xfrm>
+                    <a:prstGeom prst="rect">
+                      <a:avLst/>
+                    </a:prstGeom>
+                  </pic:spPr>
+                </pic:pic>
+              </a:graphicData>
+            </a:graphic>
+          </wp:inline>
+        </w:drawing>
+      </w:r>
+    </w:p>
+    <w:p>
+      <w:pPr>
+        <w:bidi/>
+        <w:spacing w:after="160" w:line="300"/>
+        <w:jc w:val="right"/>
+      </w:pPr>
+      <w:r>
+        <w:rPr>
+          <w:rFonts w:ascii="Arial" w:cs="Arial" w:eastAsia="Arial" w:hAnsi="Arial"/>
+          <w:b w:val="false"/>
+          <w:bCs w:val="false"/>
+          <w:i/>
+          <w:iCs/>
+          <w:color w:val="475569"/>
+          <w:sz w:val="19"/>
+          <w:szCs w:val="19"/>
+          <w:rtl/>
+        </w:rPr>
+        <w:t xml:space="preserve">גבול כחול = האזור · ✚ = מרכז האזור · תחנות: ירוק = בתוך האזור, ירוק בהיר = עד 5 דק׳ הליכה, צהוב = 5–10, כתום = 10–20 · רקע: © OpenStreetMap contributors</w:t>
+      </w:r>
+    </w:p>
+    <w:p>
       <w:r>
         <w:br w:type="page"/>
       </w:r>
@@ -25359,6 +25694,73 @@
           <w:rtl/>
         </w:rPr>
         <w:t xml:space="preserve">2.07 קמ״ר, ציון 0. אין אף קו בשיא הבוקר.</w:t>
+      </w:r>
+    </w:p>
+    <w:p>
+      <w:pPr>
+        <w:spacing w:after="120"/>
+        <w:jc w:val="center"/>
+      </w:pPr>
+      <w:r>
+        <w:drawing>
+          <wp:inline distT="0" distB="0" distL="0" distR="0">
+            <wp:extent cx="4953000" cy="4314825"/>
+            <wp:effectExtent t="0" r="0" b="0" l="0"/>
+            <wp:docPr id="1" name="" descr="" title=""/>
+            <wp:cNvGraphicFramePr>
+              <a:graphicFrameLocks xmlns:a="http://schemas.openxmlformats.org/drawingml/2006/main" noChangeAspect="1"/>
+            </wp:cNvGraphicFramePr>
+            <a:graphic xmlns:a="http://schemas.openxmlformats.org/drawingml/2006/main">
+              <a:graphicData uri="http://schemas.openxmlformats.org/drawingml/2006/picture">
+                <pic:pic xmlns:pic="http://schemas.openxmlformats.org/drawingml/2006/picture">
+                  <pic:nvPicPr>
+                    <pic:cNvPr id="0" name="" descr=""/>
+                    <pic:cNvPicPr>
+                      <a:picLocks noChangeAspect="1" noChangeArrowheads="1"/>
+                    </pic:cNvPicPr>
+                  </pic:nvPicPr>
+                  <pic:blipFill>
+                    <a:blip r:embed="rId23" cstate="none"/>
+                    <a:srcRect/>
+                    <a:stretch>
+                      <a:fillRect/>
+                    </a:stretch>
+                  </pic:blipFill>
+                  <pic:spPr bwMode="auto">
+                    <a:xfrm>
+                      <a:off x="0" y="0"/>
+                      <a:ext cx="4953000" cy="4314825"/>
+                    </a:xfrm>
+                    <a:prstGeom prst="rect">
+                      <a:avLst/>
+                    </a:prstGeom>
+                  </pic:spPr>
+                </pic:pic>
+              </a:graphicData>
+            </a:graphic>
+          </wp:inline>
+        </w:drawing>
+      </w:r>
+    </w:p>
+    <w:p>
+      <w:pPr>
+        <w:bidi/>
+        <w:spacing w:after="160" w:line="300"/>
+        <w:jc w:val="right"/>
+      </w:pPr>
+      <w:r>
+        <w:rPr>
+          <w:rFonts w:ascii="Arial" w:cs="Arial" w:eastAsia="Arial" w:hAnsi="Arial"/>
+          <w:b w:val="false"/>
+          <w:bCs w:val="false"/>
+          <w:i/>
+          <w:iCs/>
+          <w:color w:val="475569"/>
+          <w:sz w:val="19"/>
+          <w:szCs w:val="19"/>
+          <w:rtl/>
+        </w:rPr>
+        <w:t xml:space="preserve">גבול כחול = האזור · ✚ = מרכז האזור · תחנות: ירוק = בתוך האזור, ירוק בהיר = עד 5 דק׳ הליכה, צהוב = 5–10, כתום = 10–20 · רקע: © OpenStreetMap contributors</w:t>
       </w:r>
     </w:p>
     <w:p>
@@ -25455,7 +25857,7 @@
                     </pic:cNvPicPr>
                   </pic:nvPicPr>
                   <pic:blipFill>
-                    <a:blip r:embed="rId18" cstate="none"/>
+                    <a:blip r:embed="rId24" cstate="none"/>
                     <a:srcRect/>
                     <a:stretch>
                       <a:fillRect/>
@@ -25570,7 +25972,7 @@
                     </pic:cNvPicPr>
                   </pic:nvPicPr>
                   <pic:blipFill>
-                    <a:blip r:embed="rId19" cstate="none"/>
+                    <a:blip r:embed="rId25" cstate="none"/>
                     <a:srcRect/>
                     <a:stretch>
                       <a:fillRect/>
@@ -25685,7 +26087,7 @@
                     </pic:cNvPicPr>
                   </pic:nvPicPr>
                   <pic:blipFill>
-                    <a:blip r:embed="rId20" cstate="none"/>
+                    <a:blip r:embed="rId26" cstate="none"/>
                     <a:srcRect/>
                     <a:stretch>
                       <a:fillRect/>
@@ -25800,7 +26202,7 @@
                     </pic:cNvPicPr>
                   </pic:nvPicPr>
                   <pic:blipFill>
-                    <a:blip r:embed="rId21" cstate="none"/>
+                    <a:blip r:embed="rId19" cstate="none"/>
                     <a:srcRect/>
                     <a:stretch>
                       <a:fillRect/>
@@ -25930,7 +26332,7 @@
           <w:szCs w:val="22"/>
           <w:rtl/>
         </w:rPr>
-        <w:t xml:space="preserve">נוסחה 02.09.2026 · GTFS 2026-09-02 · הדו"ח חושב 02.09.2026 11:43 (שעון ישראל)</w:t>
+        <w:t xml:space="preserve">נוסחה 02.09.2026 · GTFS 2026-09-02 · הדו"ח חושב 02.09.2026 12:06 (שעון ישראל)</w:t>
       </w:r>
     </w:p>
     <w:sectPr>

--- a/parks/report/נגישות-אזורי-תעשייה.docx
+++ b/parks/report/נגישות-אזורי-תעשייה.docx
@@ -62,7 +62,7 @@
           <w:szCs w:val="20"/>
           <w:rtl/>
         </w:rPr>
-        <w:t xml:space="preserve">נתוני משרד התחבורה (GTFS) מיום 2026-09-02 · הדו"ח חושב מהנתונים החיים ב-02.09.2026 12:06 (שעון ישראל)</w:t>
+        <w:t xml:space="preserve">נתוני משרד התחבורה (GTFS) מיום 2026-09-02 · הדו"ח חושב מהנתונים החיים ב-02.09.2026 12:13 (שעון ישראל)</w:t>
       </w:r>
     </w:p>
     <w:p>
@@ -114,7 +114,6 @@
     </w:p>
     <w:p>
       <w:pPr>
-        <w:pStyle w:val="Heading1"/>
         <w:bidi/>
         <w:spacing w:after="160" w:before="240"/>
         <w:jc w:val="right"/>
@@ -26332,7 +26331,7 @@
           <w:szCs w:val="22"/>
           <w:rtl/>
         </w:rPr>
-        <w:t xml:space="preserve">נוסחה 02.09.2026 · GTFS 2026-09-02 · הדו"ח חושב 02.09.2026 12:06 (שעון ישראל)</w:t>
+        <w:t xml:space="preserve">נוסחה 02.09.2026 · GTFS 2026-09-02 · הדו"ח חושב 02.09.2026 12:13 (שעון ישראל)</w:t>
       </w:r>
     </w:p>
     <w:sectPr>
@@ -26588,6 +26587,9 @@
     <w:basedOn w:val="Normal"/>
     <w:next w:val="Normal"/>
     <w:qFormat/>
+    <w:pPr>
+      <w:outlineLvl w:val="1"/>
+    </w:pPr>
     <w:rPr>
       <w:color w:val="2E74B5"/>
       <w:sz w:val="32"/>
@@ -26599,6 +26601,9 @@
     <w:basedOn w:val="Normal"/>
     <w:next w:val="Normal"/>
     <w:qFormat/>
+    <w:pPr>
+      <w:outlineLvl w:val="2"/>
+    </w:pPr>
     <w:rPr>
       <w:color w:val="2E74B5"/>
       <w:sz w:val="26"/>

--- a/parks/report/נגישות-אזורי-תעשייה.docx
+++ b/parks/report/נגישות-אזורי-תעשייה.docx
@@ -62,7 +62,7 @@
           <w:szCs w:val="20"/>
           <w:rtl/>
         </w:rPr>
-        <w:t xml:space="preserve">נתוני משרד התחבורה (GTFS) מיום 2026-09-02 · הדו"ח חושב מהנתונים החיים ב-02.09.2026 12:13 (שעון ישראל)</w:t>
+        <w:t xml:space="preserve">נתוני משרד התחבורה (GTFS) מיום 2026-09-02 · הדו"ח חושב מהנתונים החיים ב-02.09.2026 12:18 (שעון ישראל)</w:t>
       </w:r>
     </w:p>
     <w:p>
@@ -26331,7 +26331,7 @@
           <w:szCs w:val="22"/>
           <w:rtl/>
         </w:rPr>
-        <w:t xml:space="preserve">נוסחה 02.09.2026 · GTFS 2026-09-02 · הדו"ח חושב 02.09.2026 12:13 (שעון ישראל)</w:t>
+        <w:t xml:space="preserve">נוסחה 02.09.2026 · GTFS 2026-09-02 · הדו"ח חושב 02.09.2026 12:18 (שעון ישראל)</w:t>
       </w:r>
     </w:p>
     <w:sectPr>
@@ -26749,5 +26749,36 @@
       <w:szCs w:val="20"/>
     </w:rPr>
   </w:style>
+  <w:style w:type="paragraph" w:styleId="TOC1">
+    <w:name w:val="toc 1"/>
+    <w:basedOn w:val="Normal"/>
+    <w:next w:val="Normal"/>
+    <w:pPr>
+      <w:bidi/>
+      <w:spacing w:after="60" w:before="60"/>
+      <w:jc w:val="right"/>
+    </w:pPr>
+    <w:rPr>
+      <w:rFonts w:ascii="Arial" w:cs="Arial" w:eastAsia="Arial" w:hAnsi="Arial"/>
+      <w:sz w:val="22"/>
+      <w:szCs w:val="22"/>
+    </w:rPr>
+  </w:style>
+  <w:style w:type="paragraph" w:styleId="TOC2">
+    <w:name w:val="toc 2"/>
+    <w:basedOn w:val="Normal"/>
+    <w:next w:val="Normal"/>
+    <w:pPr>
+      <w:bidi/>
+      <w:ind w:right="360"/>
+      <w:jc w:val="right"/>
+    </w:pPr>
+    <w:rPr>
+      <w:rFonts w:ascii="Arial" w:cs="Arial" w:eastAsia="Arial" w:hAnsi="Arial"/>
+      <w:color w:val="444444"/>
+      <w:sz w:val="20"/>
+      <w:szCs w:val="20"/>
+    </w:rPr>
+  </w:style>
 </w:styles>
 </file>
--- a/parks/report/נגישות-אזורי-תעשייה.docx
+++ b/parks/report/נגישות-אזורי-תעשייה.docx
@@ -62,7 +62,7 @@
           <w:szCs w:val="20"/>
           <w:rtl/>
         </w:rPr>
-        <w:t xml:space="preserve">נתוני משרד התחבורה (GTFS) מיום 2026-09-02 · הדו"ח חושב מהנתונים החיים ב-02.09.2026 14:20 (שעון ישראל)</w:t>
+        <w:t xml:space="preserve">נתוני משרד התחבורה (GTFS) מיום 2026-09-02 · הדו"ח חושב מהנתונים החיים ב-02.09.2026 14:27 (שעון ישראל)</w:t>
       </w:r>
     </w:p>
     <w:p>
@@ -44441,7 +44441,7 @@
           <w:szCs w:val="22"/>
           <w:rtl/>
         </w:rPr>
-        <w:t xml:space="preserve">שתי דוגמאות מכל סוג, מתוך האזורים בשטח 0.3 קמ"ר ומעלה. "מחוץ למרכזי הערים" = יותר מ-15 ק"מ מכל אחד מארבעת מרכזי המטרופולין (תל אביב, חיפה, ירושלים, באר שבע). אתרי פסולת ומחצבות אינם דוגמה. כל דוגמה על רקע מפת רחובות: גבול האזור, התחנות בצבעי מרחק ההליכה, ומרכז האזור.</w:t>
+        <w:t xml:space="preserve">שתי דוגמאות מכל סוג, מתוך האזורים בשטח 0.3 קמ"ר ומעלה. "מחוץ למרכזי הערים" = יותר מ-15 ק"מ מכל אחד מארבעת מרכזי המטרופולין (תל אביב, חיפה, ירושלים, באר שבע). אתרי פסולת ומחצבות אינם דוגמה, ו"הגרועים ביותר" נבחרים רק מאזורים שבדיקת המבנים מסמנת כבנויים בוודאות. כל דוגמה על רקע מפת רחובות: גבול האזור, התחנות בצבעי מרחק ההליכה, ומרכז האזור.</w:t>
       </w:r>
     </w:p>
     <w:p>
@@ -44484,7 +44484,7 @@
           <w:szCs w:val="26"/>
           <w:rtl/>
         </w:rPr>
-        <w:t xml:space="preserve">מעלה-ירושלים · ירושלים</w:t>
+        <w:t xml:space="preserve">פארק תעשיות ראם · בני עי''ש</w:t>
       </w:r>
     </w:p>
     <w:tbl>
@@ -44849,7 +44849,7 @@
                 <w:szCs w:val="17"/>
                 <w:rtl/>
               </w:rPr>
-              <w:t xml:space="preserve">1.41 קמ"ר</w:t>
+              <w:t xml:space="preserve">1.14 קמ"ר</w:t>
             </w:r>
           </w:p>
         </w:tc>
@@ -44948,7 +44948,7 @@
                 <w:szCs w:val="17"/>
                 <w:rtl/>
               </w:rPr>
-              <w:t xml:space="preserve">23 דק׳</w:t>
+              <w:t xml:space="preserve">אין תחנה בטווח</w:t>
             </w:r>
           </w:p>
         </w:tc>
@@ -44987,27 +44987,6 @@
         </w:tc>
       </w:tr>
     </w:tbl>
-    <w:p>
-      <w:pPr>
-        <w:bidi/>
-        <w:spacing w:after="120" w:line="300"/>
-        <w:jc w:val="right"/>
-      </w:pPr>
-      <w:r>
-        <w:rPr>
-          <w:rFonts w:ascii="Arial" w:cs="Arial" w:eastAsia="Arial" w:hAnsi="Arial"/>
-          <w:b w:val="false"/>
-          <w:bCs w:val="false"/>
-          <w:i w:val="false"/>
-          <w:iCs w:val="false"/>
-          <w:color w:val="0F172A"/>
-          <w:sz w:val="22"/>
-          <w:szCs w:val="22"/>
-          <w:rtl/>
-        </w:rPr>
-        <w:t xml:space="preserve">התחנות הקרובות: מגרש כדורגל/אלבסאטין · חטיבת ביניים/טריק אלמדארס · בית ספר יסודי/סיירת אלח'גה · קסילה/מחגרת עתמה</w:t>
-      </w:r>
-    </w:p>
     <w:p>
       <w:pPr>
         <w:spacing w:after="120"/>
@@ -45016,7 +44995,7 @@
       <w:r>
         <w:drawing>
           <wp:inline distT="0" distB="0" distL="0" distR="0">
-            <wp:extent cx="4953000" cy="3286125"/>
+            <wp:extent cx="4953000" cy="6296025"/>
             <wp:effectExtent t="0" r="0" b="0" l="0"/>
             <wp:docPr id="1" name="" descr="" title=""/>
             <wp:cNvGraphicFramePr>
@@ -45041,7 +45020,7 @@
                   <pic:spPr bwMode="auto">
                     <a:xfrm>
                       <a:off x="0" y="0"/>
-                      <a:ext cx="4953000" cy="3286125"/>
+                      <a:ext cx="4953000" cy="6296025"/>
                     </a:xfrm>
                     <a:prstGeom prst="rect">
                       <a:avLst/>
@@ -45094,7 +45073,7 @@
           <w:szCs w:val="26"/>
           <w:rtl/>
         </w:rPr>
-        <w:t xml:space="preserve">בראון · קדומים</w:t>
+        <w:t xml:space="preserve">פארק תעשיות צבאים · —</w:t>
       </w:r>
     </w:p>
     <w:tbl>
@@ -45459,7 +45438,7 @@
                 <w:szCs w:val="17"/>
                 <w:rtl/>
               </w:rPr>
-              <w:t xml:space="preserve">1.4 קמ"ר</w:t>
+              <w:t xml:space="preserve">0.63 קמ"ר</w:t>
             </w:r>
           </w:p>
         </w:tc>
@@ -45605,7 +45584,7 @@
       <w:r>
         <w:drawing>
           <wp:inline distT="0" distB="0" distL="0" distR="0">
-            <wp:extent cx="4953000" cy="4724400"/>
+            <wp:extent cx="4953000" cy="4533900"/>
             <wp:effectExtent t="0" r="0" b="0" l="0"/>
             <wp:docPr id="1" name="" descr="" title=""/>
             <wp:cNvGraphicFramePr>
@@ -45630,7 +45609,7 @@
                   <pic:spPr bwMode="auto">
                     <a:xfrm>
                       <a:off x="0" y="0"/>
-                      <a:ext cx="4953000" cy="4724400"/>
+                      <a:ext cx="4953000" cy="4533900"/>
                     </a:xfrm>
                     <a:prstGeom prst="rect">
                       <a:avLst/>
@@ -54992,7 +54971,7 @@
           <w:szCs w:val="22"/>
           <w:rtl/>
         </w:rPr>
-        <w:t xml:space="preserve">נוסחה 02.09.2026 · GTFS 2026-09-02 · הדו"ח חושב 02.09.2026 14:20 (שעון ישראל)</w:t>
+        <w:t xml:space="preserve">נוסחה 02.09.2026 · GTFS 2026-09-02 · הדו"ח חושב 02.09.2026 14:27 (שעון ישראל)</w:t>
       </w:r>
     </w:p>
     <w:sectPr>

--- a/parks/report/נגישות-אזורי-תעשייה.docx
+++ b/parks/report/נגישות-אזורי-תעשייה.docx
@@ -62,7 +62,7 @@
           <w:szCs w:val="20"/>
           <w:rtl/>
         </w:rPr>
-        <w:t xml:space="preserve">נתוני משרד התחבורה (GTFS) מיום 2026-09-02 · הדו"ח חושב מהנתונים החיים ב-02.09.2026 14:27 (שעון ישראל)</w:t>
+        <w:t xml:space="preserve">נתוני משרד התחבורה (GTFS) מיום 2026-09-02 · הדו"ח חושב מהנתונים החיים ב-02.09.2026 14:37 (שעון ישראל)</w:t>
       </w:r>
     </w:p>
     <w:p>
@@ -151,9 +151,10 @@
     <w:p>
       <w:pPr>
         <w:pStyle w:val="Heading1"/>
+        <w:keepNext/>
         <w:pageBreakBefore/>
         <w:bidi/>
-        <w:spacing w:after="160" w:before="240"/>
+        <w:spacing w:after="160" w:before="320"/>
         <w:jc w:val="right"/>
       </w:pPr>
       <w:r>
@@ -1456,8 +1457,9 @@
     <w:p>
       <w:pPr>
         <w:pStyle w:val="Heading1"/>
+        <w:keepNext/>
         <w:bidi/>
-        <w:spacing w:after="160" w:before="240"/>
+        <w:spacing w:after="160" w:before="320"/>
         <w:jc w:val="right"/>
       </w:pPr>
       <w:r>
@@ -1478,8 +1480,9 @@
     <w:p>
       <w:pPr>
         <w:pStyle w:val="Heading2"/>
+        <w:keepNext/>
         <w:bidi/>
-        <w:spacing w:after="100" w:before="200"/>
+        <w:spacing w:after="100" w:before="240"/>
         <w:jc w:val="right"/>
       </w:pPr>
       <w:r>
@@ -2058,8 +2061,9 @@
     <w:p>
       <w:pPr>
         <w:pStyle w:val="Heading2"/>
+        <w:keepNext/>
         <w:bidi/>
-        <w:spacing w:after="100" w:before="200"/>
+        <w:spacing w:after="100" w:before="240"/>
         <w:jc w:val="right"/>
       </w:pPr>
       <w:r>
@@ -2813,8 +2817,9 @@
     <w:p>
       <w:pPr>
         <w:pStyle w:val="Heading2"/>
+        <w:keepNext/>
         <w:bidi/>
-        <w:spacing w:after="100" w:before="200"/>
+        <w:spacing w:after="100" w:before="240"/>
         <w:jc w:val="right"/>
       </w:pPr>
       <w:r>
@@ -3430,8 +3435,9 @@
     <w:p>
       <w:pPr>
         <w:pStyle w:val="Heading2"/>
+        <w:keepNext/>
         <w:bidi/>
-        <w:spacing w:after="100" w:before="200"/>
+        <w:spacing w:after="100" w:before="240"/>
         <w:jc w:val="right"/>
       </w:pPr>
       <w:r>
@@ -4323,8 +4329,9 @@
     <w:p>
       <w:pPr>
         <w:pStyle w:val="Heading2"/>
+        <w:keepNext/>
         <w:bidi/>
-        <w:spacing w:after="100" w:before="200"/>
+        <w:spacing w:after="100" w:before="240"/>
         <w:jc w:val="right"/>
       </w:pPr>
       <w:r>
@@ -4373,8 +4380,9 @@
     <w:p>
       <w:pPr>
         <w:pStyle w:val="Heading1"/>
+        <w:keepNext/>
         <w:bidi/>
-        <w:spacing w:after="160" w:before="240"/>
+        <w:spacing w:after="160" w:before="320"/>
         <w:jc w:val="right"/>
       </w:pPr>
       <w:r>
@@ -4416,8 +4424,9 @@
     <w:p>
       <w:pPr>
         <w:pStyle w:val="Heading2"/>
+        <w:keepNext/>
         <w:bidi/>
-        <w:spacing w:after="100" w:before="200"/>
+        <w:spacing w:after="100" w:before="240"/>
         <w:jc w:val="right"/>
       </w:pPr>
       <w:r>
@@ -4459,8 +4468,9 @@
     <w:p>
       <w:pPr>
         <w:pStyle w:val="Heading2"/>
+        <w:keepNext/>
         <w:bidi/>
-        <w:spacing w:after="100" w:before="200"/>
+        <w:spacing w:after="100" w:before="240"/>
         <w:jc w:val="right"/>
       </w:pPr>
       <w:r>
@@ -5474,8 +5484,9 @@
     <w:p>
       <w:pPr>
         <w:pStyle w:val="Heading1"/>
+        <w:keepNext/>
         <w:bidi/>
-        <w:spacing w:after="160" w:before="240"/>
+        <w:spacing w:after="160" w:before="320"/>
         <w:jc w:val="right"/>
       </w:pPr>
       <w:r>
@@ -5517,8 +5528,9 @@
     <w:p>
       <w:pPr>
         <w:pStyle w:val="Heading2"/>
+        <w:keepNext/>
         <w:bidi/>
-        <w:spacing w:after="100" w:before="200"/>
+        <w:spacing w:after="100" w:before="240"/>
         <w:jc w:val="right"/>
       </w:pPr>
       <w:r>
@@ -5669,8 +5681,9 @@
     <w:p>
       <w:pPr>
         <w:pStyle w:val="Heading2"/>
+        <w:keepNext/>
         <w:bidi/>
-        <w:spacing w:after="100" w:before="200"/>
+        <w:spacing w:after="100" w:before="240"/>
         <w:jc w:val="right"/>
       </w:pPr>
       <w:r>
@@ -5795,9 +5808,10 @@
     <w:p>
       <w:pPr>
         <w:pStyle w:val="Heading1"/>
+        <w:keepNext/>
         <w:pageBreakBefore/>
         <w:bidi/>
-        <w:spacing w:after="160" w:before="240"/>
+        <w:spacing w:after="160" w:before="320"/>
         <w:jc w:val="right"/>
       </w:pPr>
       <w:r>
@@ -5866,6 +5880,7 @@
     </w:p>
     <w:p>
       <w:pPr>
+        <w:keepNext/>
         <w:spacing w:after="120"/>
         <w:jc w:val="center"/>
       </w:pPr>
@@ -6454,8 +6469,9 @@
     <w:p>
       <w:pPr>
         <w:pStyle w:val="Heading2"/>
+        <w:keepNext/>
         <w:bidi/>
-        <w:spacing w:after="100" w:before="200"/>
+        <w:spacing w:after="100" w:before="240"/>
         <w:jc w:val="right"/>
       </w:pPr>
       <w:r>
@@ -6627,9 +6643,9 @@
     <w:p>
       <w:pPr>
         <w:pStyle w:val="Heading2"/>
-        <w:pageBreakBefore/>
+        <w:keepNext/>
         <w:bidi/>
-        <w:spacing w:after="100" w:before="200"/>
+        <w:spacing w:after="100" w:before="240"/>
         <w:jc w:val="right"/>
       </w:pPr>
       <w:r>
@@ -6649,6 +6665,7 @@
     </w:p>
     <w:p>
       <w:pPr>
+        <w:keepNext/>
         <w:spacing w:after="120"/>
         <w:jc w:val="center"/>
       </w:pPr>
@@ -6695,6 +6712,7 @@
     </w:p>
     <w:p>
       <w:pPr>
+        <w:keepNext/>
         <w:spacing w:after="120"/>
         <w:jc w:val="center"/>
       </w:pPr>
@@ -6741,6 +6759,7 @@
     </w:p>
     <w:p>
       <w:pPr>
+        <w:keepNext/>
         <w:spacing w:after="120"/>
         <w:jc w:val="center"/>
       </w:pPr>
@@ -6787,6 +6806,7 @@
     </w:p>
     <w:p>
       <w:pPr>
+        <w:keepNext/>
         <w:spacing w:after="120"/>
         <w:jc w:val="center"/>
       </w:pPr>
@@ -6855,9 +6875,9 @@
     <w:p>
       <w:pPr>
         <w:pStyle w:val="Heading1"/>
-        <w:pageBreakBefore/>
+        <w:keepNext/>
         <w:bidi/>
-        <w:spacing w:after="160" w:before="240"/>
+        <w:spacing w:after="160" w:before="320"/>
         <w:jc w:val="right"/>
       </w:pPr>
       <w:r>
@@ -6927,8 +6947,9 @@
     <w:p>
       <w:pPr>
         <w:pStyle w:val="Heading2"/>
+        <w:keepNext/>
         <w:bidi/>
-        <w:spacing w:after="100" w:before="200"/>
+        <w:spacing w:after="100" w:before="240"/>
         <w:jc w:val="right"/>
       </w:pPr>
       <w:r>
@@ -7912,6 +7933,7 @@
     </w:p>
     <w:p>
       <w:pPr>
+        <w:keepNext/>
         <w:spacing w:after="120"/>
         <w:jc w:val="center"/>
       </w:pPr>
@@ -7958,6 +7980,7 @@
     </w:p>
     <w:p>
       <w:pPr>
+        <w:keepNext/>
         <w:spacing w:after="120"/>
         <w:jc w:val="center"/>
       </w:pPr>
@@ -8004,6 +8027,7 @@
     </w:p>
     <w:p>
       <w:pPr>
+        <w:keepNext/>
         <w:spacing w:after="120"/>
         <w:jc w:val="center"/>
       </w:pPr>
@@ -8051,9 +8075,9 @@
     <w:p>
       <w:pPr>
         <w:pStyle w:val="Heading2"/>
-        <w:pageBreakBefore/>
+        <w:keepNext/>
         <w:bidi/>
-        <w:spacing w:after="100" w:before="200"/>
+        <w:spacing w:after="100" w:before="240"/>
         <w:jc w:val="right"/>
       </w:pPr>
       <w:r>
@@ -9637,6 +9661,7 @@
     </w:p>
     <w:p>
       <w:pPr>
+        <w:keepNext/>
         <w:spacing w:after="120"/>
         <w:jc w:val="center"/>
       </w:pPr>
@@ -9683,6 +9708,7 @@
     </w:p>
     <w:p>
       <w:pPr>
+        <w:keepNext/>
         <w:spacing w:after="120"/>
         <w:jc w:val="center"/>
       </w:pPr>
@@ -9729,6 +9755,7 @@
     </w:p>
     <w:p>
       <w:pPr>
+        <w:keepNext/>
         <w:spacing w:after="120"/>
         <w:jc w:val="center"/>
       </w:pPr>
@@ -9776,8 +9803,9 @@
     <w:p>
       <w:pPr>
         <w:pStyle w:val="Heading2"/>
+        <w:keepNext/>
         <w:bidi/>
-        <w:spacing w:after="100" w:before="200"/>
+        <w:spacing w:after="100" w:before="240"/>
         <w:jc w:val="right"/>
       </w:pPr>
       <w:r>
@@ -10755,9 +10783,9 @@
     <w:p>
       <w:pPr>
         <w:pStyle w:val="Heading2"/>
-        <w:pageBreakBefore/>
+        <w:keepNext/>
         <w:bidi/>
-        <w:spacing w:after="100" w:before="200"/>
+        <w:spacing w:after="100" w:before="240"/>
         <w:jc w:val="right"/>
       </w:pPr>
       <w:r>
@@ -13619,6 +13647,7 @@
     </w:p>
     <w:p>
       <w:pPr>
+        <w:keepNext/>
         <w:spacing w:after="120"/>
         <w:jc w:val="center"/>
       </w:pPr>
@@ -13665,6 +13694,7 @@
     </w:p>
     <w:p>
       <w:pPr>
+        <w:keepNext/>
         <w:spacing w:after="120"/>
         <w:jc w:val="center"/>
       </w:pPr>
@@ -13712,8 +13742,9 @@
     <w:p>
       <w:pPr>
         <w:pStyle w:val="Heading2"/>
+        <w:keepNext/>
         <w:bidi/>
-        <w:spacing w:after="100" w:before="200"/>
+        <w:spacing w:after="100" w:before="240"/>
         <w:jc w:val="right"/>
       </w:pPr>
       <w:r>
@@ -14990,6 +15021,7 @@
     </w:tbl>
     <w:p>
       <w:pPr>
+        <w:keepNext/>
         <w:spacing w:after="120"/>
         <w:jc w:val="center"/>
       </w:pPr>
@@ -15058,9 +15090,9 @@
     <w:p>
       <w:pPr>
         <w:pStyle w:val="Heading2"/>
-        <w:pageBreakBefore/>
+        <w:keepNext/>
         <w:bidi/>
-        <w:spacing w:after="100" w:before="200"/>
+        <w:spacing w:after="100" w:before="240"/>
         <w:jc w:val="right"/>
       </w:pPr>
       <w:r>
@@ -18554,9 +18586,10 @@
     <w:p>
       <w:pPr>
         <w:pStyle w:val="Heading1"/>
+        <w:keepNext/>
         <w:pageBreakBefore/>
         <w:bidi/>
-        <w:spacing w:after="160" w:before="240"/>
+        <w:spacing w:after="160" w:before="320"/>
         <w:jc w:val="right"/>
       </w:pPr>
       <w:r>
@@ -18598,8 +18631,9 @@
     <w:p>
       <w:pPr>
         <w:pStyle w:val="Heading2"/>
+        <w:keepNext/>
         <w:bidi/>
-        <w:spacing w:after="100" w:before="200"/>
+        <w:spacing w:after="100" w:before="240"/>
         <w:jc w:val="right"/>
       </w:pPr>
       <w:r>
@@ -21226,8 +21260,9 @@
     <w:p>
       <w:pPr>
         <w:pStyle w:val="Heading2"/>
+        <w:keepNext/>
         <w:bidi/>
-        <w:spacing w:after="100" w:before="200"/>
+        <w:spacing w:after="100" w:before="240"/>
         <w:jc w:val="right"/>
       </w:pPr>
       <w:r>
@@ -23854,9 +23889,9 @@
     <w:p>
       <w:pPr>
         <w:pStyle w:val="Heading1"/>
-        <w:pageBreakBefore/>
+        <w:keepNext/>
         <w:bidi/>
-        <w:spacing w:after="160" w:before="240"/>
+        <w:spacing w:after="160" w:before="320"/>
         <w:jc w:val="right"/>
       </w:pPr>
       <w:r>
@@ -26514,9 +26549,9 @@
     <w:p>
       <w:pPr>
         <w:pStyle w:val="Heading1"/>
-        <w:pageBreakBefore/>
+        <w:keepNext/>
         <w:bidi/>
-        <w:spacing w:after="160" w:before="240"/>
+        <w:spacing w:after="160" w:before="320"/>
         <w:jc w:val="right"/>
       </w:pPr>
       <w:r>
@@ -26600,8 +26635,9 @@
     <w:p>
       <w:pPr>
         <w:pStyle w:val="Heading2"/>
+        <w:keepNext/>
         <w:bidi/>
-        <w:spacing w:after="100" w:before="200"/>
+        <w:spacing w:after="100" w:before="240"/>
         <w:jc w:val="right"/>
       </w:pPr>
       <w:r>
@@ -28168,8 +28204,9 @@
     <w:p>
       <w:pPr>
         <w:pStyle w:val="Heading2"/>
+        <w:keepNext/>
         <w:bidi/>
-        <w:spacing w:after="100" w:before="200"/>
+        <w:spacing w:after="100" w:before="240"/>
         <w:jc w:val="right"/>
       </w:pPr>
       <w:r>
@@ -34928,9 +34965,9 @@
     <w:p>
       <w:pPr>
         <w:pStyle w:val="Heading1"/>
-        <w:pageBreakBefore/>
+        <w:keepNext/>
         <w:bidi/>
-        <w:spacing w:after="160" w:before="240"/>
+        <w:spacing w:after="160" w:before="320"/>
         <w:jc w:val="right"/>
       </w:pPr>
       <w:r>
@@ -34993,8 +35030,9 @@
     <w:p>
       <w:pPr>
         <w:pStyle w:val="Heading2"/>
+        <w:keepNext/>
         <w:bidi/>
-        <w:spacing w:after="100" w:before="200"/>
+        <w:spacing w:after="100" w:before="240"/>
         <w:jc w:val="right"/>
       </w:pPr>
       <w:r>
@@ -36159,6 +36197,7 @@
     </w:p>
     <w:p>
       <w:pPr>
+        <w:keepNext/>
         <w:spacing w:after="120"/>
         <w:jc w:val="center"/>
       </w:pPr>
@@ -36205,6 +36244,7 @@
     </w:p>
     <w:p>
       <w:pPr>
+        <w:keepNext/>
         <w:spacing w:after="120"/>
         <w:jc w:val="center"/>
       </w:pPr>
@@ -36252,9 +36292,9 @@
     <w:p>
       <w:pPr>
         <w:pStyle w:val="Heading2"/>
-        <w:pageBreakBefore/>
+        <w:keepNext/>
         <w:bidi/>
-        <w:spacing w:after="100" w:before="200"/>
+        <w:spacing w:after="100" w:before="240"/>
         <w:jc w:val="right"/>
       </w:pPr>
       <w:r>
@@ -38151,6 +38191,7 @@
     </w:p>
     <w:p>
       <w:pPr>
+        <w:keepNext/>
         <w:spacing w:after="120"/>
         <w:jc w:val="center"/>
       </w:pPr>
@@ -38197,6 +38238,7 @@
     </w:p>
     <w:p>
       <w:pPr>
+        <w:keepNext/>
         <w:spacing w:after="120"/>
         <w:jc w:val="center"/>
       </w:pPr>
@@ -38244,9 +38286,9 @@
     <w:p>
       <w:pPr>
         <w:pStyle w:val="Heading2"/>
-        <w:pageBreakBefore/>
+        <w:keepNext/>
         <w:bidi/>
-        <w:spacing w:after="100" w:before="200"/>
+        <w:spacing w:after="100" w:before="240"/>
         <w:jc w:val="right"/>
       </w:pPr>
       <w:r>
@@ -39411,6 +39453,7 @@
     </w:p>
     <w:p>
       <w:pPr>
+        <w:keepNext/>
         <w:spacing w:after="120"/>
         <w:jc w:val="center"/>
       </w:pPr>
@@ -39457,6 +39500,7 @@
     </w:p>
     <w:p>
       <w:pPr>
+        <w:keepNext/>
         <w:spacing w:after="120"/>
         <w:jc w:val="center"/>
       </w:pPr>
@@ -39504,9 +39548,9 @@
     <w:p>
       <w:pPr>
         <w:pStyle w:val="Heading2"/>
-        <w:pageBreakBefore/>
+        <w:keepNext/>
         <w:bidi/>
-        <w:spacing w:after="100" w:before="200"/>
+        <w:spacing w:after="100" w:before="240"/>
         <w:jc w:val="right"/>
       </w:pPr>
       <w:r>
@@ -40671,6 +40715,7 @@
     </w:p>
     <w:p>
       <w:pPr>
+        <w:keepNext/>
         <w:spacing w:after="120"/>
         <w:jc w:val="center"/>
       </w:pPr>
@@ -40717,6 +40762,7 @@
     </w:p>
     <w:p>
       <w:pPr>
+        <w:keepNext/>
         <w:spacing w:after="120"/>
         <w:jc w:val="center"/>
       </w:pPr>
@@ -40764,9 +40810,9 @@
     <w:p>
       <w:pPr>
         <w:pStyle w:val="Heading2"/>
-        <w:pageBreakBefore/>
+        <w:keepNext/>
         <w:bidi/>
-        <w:spacing w:after="100" w:before="200"/>
+        <w:spacing w:after="100" w:before="240"/>
         <w:jc w:val="right"/>
       </w:pPr>
       <w:r>
@@ -42663,6 +42709,7 @@
     </w:p>
     <w:p>
       <w:pPr>
+        <w:keepNext/>
         <w:spacing w:after="120"/>
         <w:jc w:val="center"/>
       </w:pPr>
@@ -42709,6 +42756,7 @@
     </w:p>
     <w:p>
       <w:pPr>
+        <w:keepNext/>
         <w:spacing w:after="120"/>
         <w:jc w:val="center"/>
       </w:pPr>
@@ -42756,9 +42804,9 @@
     <w:p>
       <w:pPr>
         <w:pStyle w:val="Heading2"/>
-        <w:pageBreakBefore/>
+        <w:keepNext/>
         <w:bidi/>
-        <w:spacing w:after="100" w:before="200"/>
+        <w:spacing w:after="100" w:before="240"/>
         <w:jc w:val="right"/>
       </w:pPr>
       <w:r>
@@ -44289,6 +44337,7 @@
     </w:p>
     <w:p>
       <w:pPr>
+        <w:keepNext/>
         <w:spacing w:after="120"/>
         <w:jc w:val="center"/>
       </w:pPr>
@@ -44335,6 +44384,7 @@
     </w:p>
     <w:p>
       <w:pPr>
+        <w:keepNext/>
         <w:spacing w:after="120"/>
         <w:jc w:val="center"/>
       </w:pPr>
@@ -44403,9 +44453,10 @@
     <w:p>
       <w:pPr>
         <w:pStyle w:val="Heading1"/>
+        <w:keepNext/>
         <w:pageBreakBefore/>
         <w:bidi/>
-        <w:spacing w:after="160" w:before="240"/>
+        <w:spacing w:after="160" w:before="320"/>
         <w:jc w:val="right"/>
       </w:pPr>
       <w:r>
@@ -44447,8 +44498,9 @@
     <w:p>
       <w:pPr>
         <w:pStyle w:val="Heading2"/>
+        <w:keepNext/>
         <w:bidi/>
-        <w:spacing w:after="100" w:before="200"/>
+        <w:spacing w:after="100" w:before="240"/>
         <w:jc w:val="right"/>
       </w:pPr>
       <w:r>
@@ -44989,6 +45041,7 @@
     </w:tbl>
     <w:p>
       <w:pPr>
+        <w:keepNext/>
         <w:spacing w:after="120"/>
         <w:jc w:val="center"/>
       </w:pPr>
@@ -45578,6 +45631,7 @@
     </w:tbl>
     <w:p>
       <w:pPr>
+        <w:keepNext/>
         <w:spacing w:after="120"/>
         <w:jc w:val="center"/>
       </w:pPr>
@@ -45646,9 +45700,10 @@
     <w:p>
       <w:pPr>
         <w:pStyle w:val="Heading2"/>
+        <w:keepNext/>
         <w:pageBreakBefore/>
         <w:bidi/>
-        <w:spacing w:after="100" w:before="200"/>
+        <w:spacing w:after="100" w:before="240"/>
         <w:jc w:val="right"/>
       </w:pPr>
       <w:r>
@@ -46210,6 +46265,7 @@
     </w:p>
     <w:p>
       <w:pPr>
+        <w:keepNext/>
         <w:spacing w:after="120"/>
         <w:jc w:val="center"/>
       </w:pPr>
@@ -46820,6 +46876,7 @@
     </w:p>
     <w:p>
       <w:pPr>
+        <w:keepNext/>
         <w:spacing w:after="120"/>
         <w:jc w:val="center"/>
       </w:pPr>
@@ -46888,9 +46945,10 @@
     <w:p>
       <w:pPr>
         <w:pStyle w:val="Heading2"/>
+        <w:keepNext/>
         <w:pageBreakBefore/>
         <w:bidi/>
-        <w:spacing w:after="100" w:before="200"/>
+        <w:spacing w:after="100" w:before="240"/>
         <w:jc w:val="right"/>
       </w:pPr>
       <w:r>
@@ -47452,6 +47510,7 @@
     </w:p>
     <w:p>
       <w:pPr>
+        <w:keepNext/>
         <w:spacing w:after="120"/>
         <w:jc w:val="center"/>
       </w:pPr>
@@ -48062,6 +48121,7 @@
     </w:p>
     <w:p>
       <w:pPr>
+        <w:keepNext/>
         <w:spacing w:after="120"/>
         <w:jc w:val="center"/>
       </w:pPr>
@@ -48130,9 +48190,10 @@
     <w:p>
       <w:pPr>
         <w:pStyle w:val="Heading1"/>
+        <w:keepNext/>
         <w:pageBreakBefore/>
         <w:bidi/>
-        <w:spacing w:after="160" w:before="240"/>
+        <w:spacing w:after="160" w:before="320"/>
         <w:jc w:val="right"/>
       </w:pPr>
       <w:r>
@@ -48153,8 +48214,9 @@
     <w:p>
       <w:pPr>
         <w:pStyle w:val="Heading2"/>
+        <w:keepNext/>
         <w:bidi/>
-        <w:spacing w:after="100" w:before="200"/>
+        <w:spacing w:after="100" w:before="240"/>
         <w:jc w:val="right"/>
       </w:pPr>
       <w:r>
@@ -50100,8 +50162,9 @@
     <w:p>
       <w:pPr>
         <w:pStyle w:val="Heading2"/>
+        <w:keepNext/>
         <w:bidi/>
-        <w:spacing w:after="100" w:before="200"/>
+        <w:spacing w:after="100" w:before="240"/>
         <w:jc w:val="right"/>
       </w:pPr>
       <w:r>
@@ -52845,8 +52908,9 @@
     <w:p>
       <w:pPr>
         <w:pStyle w:val="Heading2"/>
+        <w:keepNext/>
         <w:bidi/>
-        <w:spacing w:after="100" w:before="200"/>
+        <w:spacing w:after="100" w:before="240"/>
         <w:jc w:val="right"/>
       </w:pPr>
       <w:r>
@@ -54912,9 +54976,10 @@
     <w:p>
       <w:pPr>
         <w:pStyle w:val="Heading1"/>
+        <w:keepNext/>
         <w:pageBreakBefore/>
         <w:bidi/>
-        <w:spacing w:after="160" w:before="240"/>
+        <w:spacing w:after="160" w:before="320"/>
         <w:jc w:val="right"/>
       </w:pPr>
       <w:r>
@@ -54971,7 +55036,7 @@
           <w:szCs w:val="22"/>
           <w:rtl/>
         </w:rPr>
-        <w:t xml:space="preserve">נוסחה 02.09.2026 · GTFS 2026-09-02 · הדו"ח חושב 02.09.2026 14:27 (שעון ישראל)</w:t>
+        <w:t xml:space="preserve">נוסחה 02.09.2026 · GTFS 2026-09-02 · הדו"ח חושב 02.09.2026 14:37 (שעון ישראל)</w:t>
       </w:r>
     </w:p>
     <w:sectPr>

--- a/parks/report/נגישות-אזורי-תעשייה.docx
+++ b/parks/report/נגישות-אזורי-תעשייה.docx
@@ -62,7 +62,7 @@
           <w:szCs w:val="20"/>
           <w:rtl/>
         </w:rPr>
-        <w:t xml:space="preserve">נתוני משרד התחבורה (GTFS) מיום 2026-09-02 · הדו"ח חושב מהנתונים החיים ב-02.09.2026 14:37 (שעון ישראל)</w:t>
+        <w:t xml:space="preserve">נתוני משרד התחבורה (GTFS) מיום 2026-09-02 · הדו"ח חושב מהנתונים החיים ב-02.09.2026 14:42 (שעון ישראל)</w:t>
       </w:r>
     </w:p>
     <w:p>
@@ -5880,7 +5880,7 @@
     </w:p>
     <w:p>
       <w:pPr>
-        <w:keepNext/>
+        <w:keepNext w:val="false"/>
         <w:spacing w:after="120"/>
         <w:jc w:val="center"/>
       </w:pPr>
@@ -6665,7 +6665,7 @@
     </w:p>
     <w:p>
       <w:pPr>
-        <w:keepNext/>
+        <w:keepNext w:val="false"/>
         <w:spacing w:after="120"/>
         <w:jc w:val="center"/>
       </w:pPr>
@@ -6712,7 +6712,7 @@
     </w:p>
     <w:p>
       <w:pPr>
-        <w:keepNext/>
+        <w:keepNext w:val="false"/>
         <w:spacing w:after="120"/>
         <w:jc w:val="center"/>
       </w:pPr>
@@ -6759,7 +6759,7 @@
     </w:p>
     <w:p>
       <w:pPr>
-        <w:keepNext/>
+        <w:keepNext w:val="false"/>
         <w:spacing w:after="120"/>
         <w:jc w:val="center"/>
       </w:pPr>
@@ -7933,7 +7933,7 @@
     </w:p>
     <w:p>
       <w:pPr>
-        <w:keepNext/>
+        <w:keepNext w:val="false"/>
         <w:spacing w:after="120"/>
         <w:jc w:val="center"/>
       </w:pPr>
@@ -7980,7 +7980,7 @@
     </w:p>
     <w:p>
       <w:pPr>
-        <w:keepNext/>
+        <w:keepNext w:val="false"/>
         <w:spacing w:after="120"/>
         <w:jc w:val="center"/>
       </w:pPr>
@@ -8027,7 +8027,7 @@
     </w:p>
     <w:p>
       <w:pPr>
-        <w:keepNext/>
+        <w:keepNext w:val="false"/>
         <w:spacing w:after="120"/>
         <w:jc w:val="center"/>
       </w:pPr>
@@ -9661,7 +9661,7 @@
     </w:p>
     <w:p>
       <w:pPr>
-        <w:keepNext/>
+        <w:keepNext w:val="false"/>
         <w:spacing w:after="120"/>
         <w:jc w:val="center"/>
       </w:pPr>
@@ -9708,7 +9708,7 @@
     </w:p>
     <w:p>
       <w:pPr>
-        <w:keepNext/>
+        <w:keepNext w:val="false"/>
         <w:spacing w:after="120"/>
         <w:jc w:val="center"/>
       </w:pPr>
@@ -9755,7 +9755,7 @@
     </w:p>
     <w:p>
       <w:pPr>
-        <w:keepNext/>
+        <w:keepNext w:val="false"/>
         <w:spacing w:after="120"/>
         <w:jc w:val="center"/>
       </w:pPr>
@@ -13647,7 +13647,7 @@
     </w:p>
     <w:p>
       <w:pPr>
-        <w:keepNext/>
+        <w:keepNext w:val="false"/>
         <w:spacing w:after="120"/>
         <w:jc w:val="center"/>
       </w:pPr>
@@ -13694,7 +13694,7 @@
     </w:p>
     <w:p>
       <w:pPr>
-        <w:keepNext/>
+        <w:keepNext w:val="false"/>
         <w:spacing w:after="120"/>
         <w:jc w:val="center"/>
       </w:pPr>
@@ -15021,7 +15021,7 @@
     </w:tbl>
     <w:p>
       <w:pPr>
-        <w:keepNext/>
+        <w:keepNext w:val="false"/>
         <w:spacing w:after="120"/>
         <w:jc w:val="center"/>
       </w:pPr>
@@ -36197,7 +36197,7 @@
     </w:p>
     <w:p>
       <w:pPr>
-        <w:keepNext/>
+        <w:keepNext w:val="false"/>
         <w:spacing w:after="120"/>
         <w:jc w:val="center"/>
       </w:pPr>
@@ -36244,7 +36244,7 @@
     </w:p>
     <w:p>
       <w:pPr>
-        <w:keepNext/>
+        <w:keepNext w:val="false"/>
         <w:spacing w:after="120"/>
         <w:jc w:val="center"/>
       </w:pPr>
@@ -38191,7 +38191,7 @@
     </w:p>
     <w:p>
       <w:pPr>
-        <w:keepNext/>
+        <w:keepNext w:val="false"/>
         <w:spacing w:after="120"/>
         <w:jc w:val="center"/>
       </w:pPr>
@@ -38238,7 +38238,7 @@
     </w:p>
     <w:p>
       <w:pPr>
-        <w:keepNext/>
+        <w:keepNext w:val="false"/>
         <w:spacing w:after="120"/>
         <w:jc w:val="center"/>
       </w:pPr>
@@ -39453,7 +39453,7 @@
     </w:p>
     <w:p>
       <w:pPr>
-        <w:keepNext/>
+        <w:keepNext w:val="false"/>
         <w:spacing w:after="120"/>
         <w:jc w:val="center"/>
       </w:pPr>
@@ -39500,7 +39500,7 @@
     </w:p>
     <w:p>
       <w:pPr>
-        <w:keepNext/>
+        <w:keepNext w:val="false"/>
         <w:spacing w:after="120"/>
         <w:jc w:val="center"/>
       </w:pPr>
@@ -40715,7 +40715,7 @@
     </w:p>
     <w:p>
       <w:pPr>
-        <w:keepNext/>
+        <w:keepNext w:val="false"/>
         <w:spacing w:after="120"/>
         <w:jc w:val="center"/>
       </w:pPr>
@@ -40762,7 +40762,7 @@
     </w:p>
     <w:p>
       <w:pPr>
-        <w:keepNext/>
+        <w:keepNext w:val="false"/>
         <w:spacing w:after="120"/>
         <w:jc w:val="center"/>
       </w:pPr>
@@ -42709,7 +42709,7 @@
     </w:p>
     <w:p>
       <w:pPr>
-        <w:keepNext/>
+        <w:keepNext w:val="false"/>
         <w:spacing w:after="120"/>
         <w:jc w:val="center"/>
       </w:pPr>
@@ -42756,7 +42756,7 @@
     </w:p>
     <w:p>
       <w:pPr>
-        <w:keepNext/>
+        <w:keepNext w:val="false"/>
         <w:spacing w:after="120"/>
         <w:jc w:val="center"/>
       </w:pPr>
@@ -44337,7 +44337,7 @@
     </w:p>
     <w:p>
       <w:pPr>
-        <w:keepNext/>
+        <w:keepNext w:val="false"/>
         <w:spacing w:after="120"/>
         <w:jc w:val="center"/>
       </w:pPr>
@@ -44384,7 +44384,7 @@
     </w:p>
     <w:p>
       <w:pPr>
-        <w:keepNext/>
+        <w:keepNext w:val="false"/>
         <w:spacing w:after="120"/>
         <w:jc w:val="center"/>
       </w:pPr>
@@ -55036,7 +55036,7 @@
           <w:szCs w:val="22"/>
           <w:rtl/>
         </w:rPr>
-        <w:t xml:space="preserve">נוסחה 02.09.2026 · GTFS 2026-09-02 · הדו"ח חושב 02.09.2026 14:37 (שעון ישראל)</w:t>
+        <w:t xml:space="preserve">נוסחה 02.09.2026 · GTFS 2026-09-02 · הדו"ח חושב 02.09.2026 14:42 (שעון ישראל)</w:t>
       </w:r>
     </w:p>
     <w:sectPr>

--- a/parks/report/נגישות-אזורי-תעשייה.docx
+++ b/parks/report/נגישות-אזורי-תעשייה.docx
@@ -62,7 +62,7 @@
           <w:szCs w:val="20"/>
           <w:rtl/>
         </w:rPr>
-        <w:t xml:space="preserve">נתוני משרד התחבורה (GTFS) מיום 2026-09-03 · הדו"ח חושב מהנתונים החיים ב-03.09.2026 12:52 (שעון ישראל)</w:t>
+        <w:t xml:space="preserve">נתוני משרד התחבורה (GTFS) מיום 2026-09-03 · הדו"ח חושב מהנתונים החיים ב-03.09.2026 13:14 (שעון ישראל)</w:t>
       </w:r>
     </w:p>
     <w:p>
@@ -5792,7 +5792,7 @@
           <w:szCs w:val="22"/>
           <w:rtl/>
         </w:rPr>
-        <w:t xml:space="preserve">67</w:t>
+        <w:t xml:space="preserve">72</w:t>
       </w:r>
       <w:r>
         <w:rPr>
@@ -5806,7 +5806,7 @@
           <w:szCs w:val="22"/>
           <w:rtl/>
         </w:rPr>
-        <w:t xml:space="preserve">. הממוצע: 60.1.</w:t>
+        <w:t xml:space="preserve">. הממוצע: 61.</w:t>
       </w:r>
     </w:p>
     <w:p>
@@ -6147,7 +6147,7 @@
                 <w:szCs w:val="19"/>
                 <w:rtl/>
               </w:rPr>
-              <w:t xml:space="preserve">197</w:t>
+              <w:t xml:space="preserve">206</w:t>
             </w:r>
           </w:p>
         </w:tc>
@@ -6180,7 +6180,7 @@
                 <w:szCs w:val="19"/>
                 <w:rtl/>
               </w:rPr>
-              <w:t xml:space="preserve">47%</w:t>
+              <w:t xml:space="preserve">50%</w:t>
             </w:r>
           </w:p>
         </w:tc>
@@ -6249,7 +6249,7 @@
                 <w:szCs w:val="19"/>
                 <w:rtl/>
               </w:rPr>
-              <w:t xml:space="preserve">90</w:t>
+              <w:t xml:space="preserve">87</w:t>
             </w:r>
           </w:p>
         </w:tc>
@@ -6282,7 +6282,7 @@
                 <w:szCs w:val="19"/>
                 <w:rtl/>
               </w:rPr>
-              <w:t xml:space="preserve">22%</w:t>
+              <w:t xml:space="preserve">21%</w:t>
             </w:r>
           </w:p>
         </w:tc>
@@ -6351,7 +6351,7 @@
                 <w:szCs w:val="19"/>
                 <w:rtl/>
               </w:rPr>
-              <w:t xml:space="preserve">121</w:t>
+              <w:t xml:space="preserve">115</w:t>
             </w:r>
           </w:p>
         </w:tc>
@@ -6384,7 +6384,7 @@
                 <w:szCs w:val="19"/>
                 <w:rtl/>
               </w:rPr>
-              <w:t xml:space="preserve">29%</w:t>
+              <w:t xml:space="preserve">28%</w:t>
             </w:r>
           </w:p>
         </w:tc>
@@ -6521,7 +6521,7 @@
           <w:szCs w:val="22"/>
           <w:rtl/>
         </w:rPr>
-        <w:t xml:space="preserve">הליכת העובד המרוחק — חציון ארצי 10.1 דק׳; ב-25% מהאזורים היא מעל 15 דקות או שאין תחנה כלל.</w:t>
+        <w:t xml:space="preserve">הליכת העובד המרוחק — חציון ארצי 10 דק׳; ב-21% מהאזורים היא מעל 15 דקות או שאין תחנה כלל.</w:t>
       </w:r>
     </w:p>
     <w:p>
@@ -6858,7 +6858,7 @@
           <w:szCs w:val="22"/>
           <w:rtl/>
         </w:rPr>
-        <w:t xml:space="preserve">67</w:t>
+        <w:t xml:space="preserve">72</w:t>
       </w:r>
       <w:r>
         <w:rPr>
@@ -7351,7 +7351,7 @@
                 <w:szCs w:val="17"/>
                 <w:rtl/>
               </w:rPr>
-              <w:t xml:space="preserve">65.4</w:t>
+              <w:t xml:space="preserve">67.2</w:t>
             </w:r>
           </w:p>
         </w:tc>
@@ -7384,7 +7384,7 @@
                 <w:szCs w:val="17"/>
                 <w:rtl/>
               </w:rPr>
-              <w:t xml:space="preserve">56%</w:t>
+              <w:t xml:space="preserve">61%</w:t>
             </w:r>
           </w:p>
         </w:tc>
@@ -7417,7 +7417,7 @@
                 <w:szCs w:val="17"/>
                 <w:rtl/>
               </w:rPr>
-              <w:t xml:space="preserve">18%</w:t>
+              <w:t xml:space="preserve">17%</w:t>
             </w:r>
           </w:p>
         </w:tc>
@@ -7450,7 +7450,7 @@
                 <w:szCs w:val="17"/>
                 <w:rtl/>
               </w:rPr>
-              <w:t xml:space="preserve">9.7 דק׳</w:t>
+              <w:t xml:space="preserve">9.6 דק׳</w:t>
             </w:r>
           </w:p>
         </w:tc>
@@ -7651,7 +7651,7 @@
                 <w:szCs w:val="17"/>
                 <w:rtl/>
               </w:rPr>
-              <w:t xml:space="preserve">57.1</w:t>
+              <w:t xml:space="preserve">57.7</w:t>
             </w:r>
           </w:p>
         </w:tc>
@@ -7717,7 +7717,7 @@
                 <w:szCs w:val="17"/>
                 <w:rtl/>
               </w:rPr>
-              <w:t xml:space="preserve">35%</w:t>
+              <w:t xml:space="preserve">34%</w:t>
             </w:r>
           </w:p>
         </w:tc>
@@ -8479,7 +8479,7 @@
                 <w:szCs w:val="17"/>
                 <w:rtl/>
               </w:rPr>
-              <w:t xml:space="preserve">62.2</w:t>
+              <w:t xml:space="preserve">63.2</w:t>
             </w:r>
           </w:p>
         </w:tc>
@@ -8512,7 +8512,7 @@
                 <w:szCs w:val="17"/>
                 <w:rtl/>
               </w:rPr>
-              <w:t xml:space="preserve">54%</w:t>
+              <w:t xml:space="preserve">55%</w:t>
             </w:r>
           </w:p>
         </w:tc>
@@ -8545,7 +8545,7 @@
                 <w:szCs w:val="17"/>
                 <w:rtl/>
               </w:rPr>
-              <w:t xml:space="preserve">26%</w:t>
+              <w:t xml:space="preserve">24%</w:t>
             </w:r>
           </w:p>
         </w:tc>
@@ -8578,7 +8578,7 @@
                 <w:szCs w:val="17"/>
                 <w:rtl/>
               </w:rPr>
-              <w:t xml:space="preserve">9.9 דק׳</w:t>
+              <w:t xml:space="preserve">9.8 דק׳</w:t>
             </w:r>
           </w:p>
         </w:tc>
@@ -8779,7 +8779,7 @@
                 <w:szCs w:val="17"/>
                 <w:rtl/>
               </w:rPr>
-              <w:t xml:space="preserve">68.6</w:t>
+              <w:t xml:space="preserve">69.9</w:t>
             </w:r>
           </w:p>
         </w:tc>
@@ -8812,7 +8812,7 @@
                 <w:szCs w:val="17"/>
                 <w:rtl/>
               </w:rPr>
-              <w:t xml:space="preserve">65%</w:t>
+              <w:t xml:space="preserve">69%</w:t>
             </w:r>
           </w:p>
         </w:tc>
@@ -8878,7 +8878,7 @@
                 <w:szCs w:val="17"/>
                 <w:rtl/>
               </w:rPr>
-              <w:t xml:space="preserve">9.2 דק׳</w:t>
+              <w:t xml:space="preserve">8.9 דק׳</w:t>
             </w:r>
           </w:p>
         </w:tc>
@@ -9052,7 +9052,7 @@
         <w:tc>
           <w:tcPr>
             <w:tcW w:type="dxa" w:w="964"/>
-            <w:shd w:fill="E63C14" w:color="auto" w:val="clear"/>
+            <w:shd w:fill="EE7A16" w:color="auto" w:val="clear"/>
             <w:tcMar>
               <w:top w:type="dxa" w:w="60"/>
               <w:left w:type="dxa" w:w="80"/>
@@ -9079,7 +9079,7 @@
                 <w:szCs w:val="17"/>
                 <w:rtl/>
               </w:rPr>
-              <w:t xml:space="preserve">49.3</w:t>
+              <w:t xml:space="preserve">50.6</w:t>
             </w:r>
           </w:p>
         </w:tc>
@@ -9145,7 +9145,7 @@
                 <w:szCs w:val="17"/>
                 <w:rtl/>
               </w:rPr>
-              <w:t xml:space="preserve">47%</w:t>
+              <w:t xml:space="preserve">41%</w:t>
             </w:r>
           </w:p>
         </w:tc>
@@ -9178,7 +9178,7 @@
                 <w:szCs w:val="17"/>
                 <w:rtl/>
               </w:rPr>
-              <w:t xml:space="preserve">10.7 דק׳</w:t>
+              <w:t xml:space="preserve">10.9 דק׳</w:t>
             </w:r>
           </w:p>
         </w:tc>
@@ -9379,7 +9379,7 @@
                 <w:szCs w:val="17"/>
                 <w:rtl/>
               </w:rPr>
-              <w:t xml:space="preserve">50.9</w:t>
+              <w:t xml:space="preserve">51.3</w:t>
             </w:r>
           </w:p>
         </w:tc>
@@ -9412,7 +9412,7 @@
                 <w:szCs w:val="17"/>
                 <w:rtl/>
               </w:rPr>
-              <w:t xml:space="preserve">29%</w:t>
+              <w:t xml:space="preserve">30%</w:t>
             </w:r>
           </w:p>
         </w:tc>
@@ -9445,7 +9445,7 @@
                 <w:szCs w:val="17"/>
                 <w:rtl/>
               </w:rPr>
-              <w:t xml:space="preserve">44%</w:t>
+              <w:t xml:space="preserve">43%</w:t>
             </w:r>
           </w:p>
         </w:tc>
@@ -9478,7 +9478,7 @@
                 <w:szCs w:val="17"/>
                 <w:rtl/>
               </w:rPr>
-              <w:t xml:space="preserve">11.8 דק׳</w:t>
+              <w:t xml:space="preserve">11.9 דק׳</w:t>
             </w:r>
           </w:p>
         </w:tc>
@@ -10207,7 +10207,7 @@
                 <w:szCs w:val="17"/>
                 <w:rtl/>
               </w:rPr>
-              <w:t xml:space="preserve">61.7</w:t>
+              <w:t xml:space="preserve">62.6</w:t>
             </w:r>
           </w:p>
         </w:tc>
@@ -10240,7 +10240,7 @@
                 <w:szCs w:val="17"/>
                 <w:rtl/>
               </w:rPr>
-              <w:t xml:space="preserve">53%</w:t>
+              <w:t xml:space="preserve">55%</w:t>
             </w:r>
           </w:p>
         </w:tc>
@@ -10273,7 +10273,7 @@
                 <w:szCs w:val="17"/>
                 <w:rtl/>
               </w:rPr>
-              <w:t xml:space="preserve">27%</w:t>
+              <w:t xml:space="preserve">25%</w:t>
             </w:r>
           </w:p>
         </w:tc>
@@ -10306,7 +10306,7 @@
                 <w:szCs w:val="17"/>
                 <w:rtl/>
               </w:rPr>
-              <w:t xml:space="preserve">9.9 דק׳</w:t>
+              <w:t xml:space="preserve">9.8 דק׳</w:t>
             </w:r>
           </w:p>
         </w:tc>
@@ -10540,7 +10540,7 @@
                 <w:szCs w:val="17"/>
                 <w:rtl/>
               </w:rPr>
-              <w:t xml:space="preserve">30%</w:t>
+              <w:t xml:space="preserve">28%</w:t>
             </w:r>
           </w:p>
         </w:tc>
@@ -10573,7 +10573,7 @@
                 <w:szCs w:val="17"/>
                 <w:rtl/>
               </w:rPr>
-              <w:t xml:space="preserve">48%</w:t>
+              <w:t xml:space="preserve">47%</w:t>
             </w:r>
           </w:p>
         </w:tc>
@@ -10606,7 +10606,7 @@
                 <w:szCs w:val="17"/>
                 <w:rtl/>
               </w:rPr>
-              <w:t xml:space="preserve">11.6 דק׳</w:t>
+              <w:t xml:space="preserve">11.7 דק׳</w:t>
             </w:r>
           </w:p>
         </w:tc>
@@ -11187,7 +11187,7 @@
                 <w:szCs w:val="17"/>
                 <w:rtl/>
               </w:rPr>
-              <w:t xml:space="preserve">64.9</w:t>
+              <w:t xml:space="preserve">65.6</w:t>
             </w:r>
           </w:p>
         </w:tc>
@@ -11253,7 +11253,7 @@
                 <w:szCs w:val="17"/>
                 <w:rtl/>
               </w:rPr>
-              <w:t xml:space="preserve">19%</w:t>
+              <w:t xml:space="preserve">18%</w:t>
             </w:r>
           </w:p>
         </w:tc>
@@ -11460,7 +11460,7 @@
         <w:tc>
           <w:tcPr>
             <w:tcW w:type="dxa" w:w="964"/>
-            <w:shd w:fill="EE7A16" w:color="auto" w:val="clear"/>
+            <w:shd w:fill="F5A11A" w:color="auto" w:val="clear"/>
             <w:tcMar>
               <w:top w:type="dxa" w:w="60"/>
               <w:left w:type="dxa" w:w="80"/>
@@ -11482,12 +11482,12 @@
                 <w:bCs/>
                 <w:i w:val="false"/>
                 <w:iCs w:val="false"/>
-                <w:color w:val="FFFFFF"/>
+                <w:color w:val="0F172A"/>
                 <w:sz w:val="17"/>
                 <w:szCs w:val="17"/>
                 <w:rtl/>
               </w:rPr>
-              <w:t xml:space="preserve">59.2</w:t>
+              <w:t xml:space="preserve">60.2</w:t>
             </w:r>
           </w:p>
         </w:tc>
@@ -11520,7 +11520,7 @@
                 <w:szCs w:val="17"/>
                 <w:rtl/>
               </w:rPr>
-              <w:t xml:space="preserve">46%</w:t>
+              <w:t xml:space="preserve">48%</w:t>
             </w:r>
           </w:p>
         </w:tc>
@@ -11553,7 +11553,7 @@
                 <w:szCs w:val="17"/>
                 <w:rtl/>
               </w:rPr>
-              <w:t xml:space="preserve">31%</w:t>
+              <w:t xml:space="preserve">29%</w:t>
             </w:r>
           </w:p>
         </w:tc>
@@ -11586,7 +11586,7 @@
                 <w:szCs w:val="17"/>
                 <w:rtl/>
               </w:rPr>
-              <w:t xml:space="preserve">10.2 דק׳</w:t>
+              <w:t xml:space="preserve">10.1 דק׳</w:t>
             </w:r>
           </w:p>
         </w:tc>
@@ -12250,7 +12250,7 @@
                 <w:szCs w:val="17"/>
                 <w:rtl/>
               </w:rPr>
-              <w:t xml:space="preserve">9.2 דק׳</w:t>
+              <w:t xml:space="preserve">10.3 דק׳</w:t>
             </w:r>
           </w:p>
         </w:tc>
@@ -12751,7 +12751,7 @@
                 <w:szCs w:val="17"/>
                 <w:rtl/>
               </w:rPr>
-              <w:t xml:space="preserve">70.5</w:t>
+              <w:t xml:space="preserve">71.3</w:t>
             </w:r>
           </w:p>
         </w:tc>
@@ -12817,7 +12817,7 @@
                 <w:szCs w:val="17"/>
                 <w:rtl/>
               </w:rPr>
-              <w:t xml:space="preserve">10%</w:t>
+              <w:t xml:space="preserve">6%</w:t>
             </w:r>
           </w:p>
         </w:tc>
@@ -12850,7 +12850,7 @@
                 <w:szCs w:val="17"/>
                 <w:rtl/>
               </w:rPr>
-              <w:t xml:space="preserve">9.3 דק׳</w:t>
+              <w:t xml:space="preserve">9.1 דק׳</w:t>
             </w:r>
           </w:p>
         </w:tc>
@@ -13051,7 +13051,7 @@
                 <w:szCs w:val="17"/>
                 <w:rtl/>
               </w:rPr>
-              <w:t xml:space="preserve">80</w:t>
+              <w:t xml:space="preserve">81</w:t>
             </w:r>
           </w:p>
         </w:tc>
@@ -13150,7 +13150,7 @@
                 <w:szCs w:val="17"/>
                 <w:rtl/>
               </w:rPr>
-              <w:t xml:space="preserve">10.4 דק׳</w:t>
+              <w:t xml:space="preserve">8.1 דק׳</w:t>
             </w:r>
           </w:p>
         </w:tc>
@@ -13324,7 +13324,7 @@
         <w:tc>
           <w:tcPr>
             <w:tcW w:type="dxa" w:w="964"/>
-            <w:shd w:fill="8E0B1E" w:color="auto" w:val="clear"/>
+            <w:shd w:fill="E63C14" w:color="auto" w:val="clear"/>
             <w:tcMar>
               <w:top w:type="dxa" w:w="60"/>
               <w:left w:type="dxa" w:w="80"/>
@@ -13351,7 +13351,7 @@
                 <w:szCs w:val="17"/>
                 <w:rtl/>
               </w:rPr>
-              <w:t xml:space="preserve">28</w:t>
+              <w:t xml:space="preserve">48</w:t>
             </w:r>
           </w:p>
         </w:tc>
@@ -13450,7 +13450,7 @@
                 <w:szCs w:val="17"/>
                 <w:rtl/>
               </w:rPr>
-              <w:t xml:space="preserve">18.3 דק׳</w:t>
+              <w:t xml:space="preserve">13.5 דק׳</w:t>
             </w:r>
           </w:p>
         </w:tc>
@@ -14125,7 +14125,7 @@
                 <w:szCs w:val="17"/>
                 <w:rtl/>
               </w:rPr>
-              <w:t xml:space="preserve">64.2</w:t>
+              <w:t xml:space="preserve">65.8</w:t>
             </w:r>
           </w:p>
         </w:tc>
@@ -14191,7 +14191,7 @@
                 <w:szCs w:val="17"/>
                 <w:rtl/>
               </w:rPr>
-              <w:t xml:space="preserve">24%</w:t>
+              <w:t xml:space="preserve">19%</w:t>
             </w:r>
           </w:p>
         </w:tc>
@@ -14224,7 +14224,7 @@
                 <w:szCs w:val="17"/>
                 <w:rtl/>
               </w:rPr>
-              <w:t xml:space="preserve">10.1 דק׳</w:t>
+              <w:t xml:space="preserve">9.8 דק׳</w:t>
             </w:r>
           </w:p>
         </w:tc>
@@ -14425,7 +14425,7 @@
                 <w:szCs w:val="17"/>
                 <w:rtl/>
               </w:rPr>
-              <w:t xml:space="preserve">60</w:t>
+              <w:t xml:space="preserve">60.9</w:t>
             </w:r>
           </w:p>
         </w:tc>
@@ -14458,7 +14458,7 @@
                 <w:szCs w:val="17"/>
                 <w:rtl/>
               </w:rPr>
-              <w:t xml:space="preserve">47%</w:t>
+              <w:t xml:space="preserve">50%</w:t>
             </w:r>
           </w:p>
         </w:tc>
@@ -14491,7 +14491,7 @@
                 <w:szCs w:val="17"/>
                 <w:rtl/>
               </w:rPr>
-              <w:t xml:space="preserve">29%</w:t>
+              <w:t xml:space="preserve">28%</w:t>
             </w:r>
           </w:p>
         </w:tc>
@@ -14524,7 +14524,7 @@
                 <w:szCs w:val="17"/>
                 <w:rtl/>
               </w:rPr>
-              <w:t xml:space="preserve">10.3 דק׳</w:t>
+              <w:t xml:space="preserve">10.1 דק׳</w:t>
             </w:r>
           </w:p>
         </w:tc>
@@ -14725,7 +14725,7 @@
                 <w:szCs w:val="17"/>
                 <w:rtl/>
               </w:rPr>
-              <w:t xml:space="preserve">59.4</w:t>
+              <w:t xml:space="preserve">59.9</w:t>
             </w:r>
           </w:p>
         </w:tc>
@@ -14758,7 +14758,7 @@
                 <w:szCs w:val="17"/>
                 <w:rtl/>
               </w:rPr>
-              <w:t xml:space="preserve">50%</w:t>
+              <w:t xml:space="preserve">52%</w:t>
             </w:r>
           </w:p>
         </w:tc>
@@ -15487,7 +15487,7 @@
                 <w:szCs w:val="16"/>
                 <w:rtl/>
               </w:rPr>
-              <w:t xml:space="preserve">65.4</w:t>
+              <w:t xml:space="preserve">67.2</w:t>
             </w:r>
           </w:p>
         </w:tc>
@@ -15553,7 +15553,7 @@
                 <w:szCs w:val="16"/>
                 <w:rtl/>
               </w:rPr>
-              <w:t xml:space="preserve">59.6 (17.9)</w:t>
+              <w:t xml:space="preserve">65.3 (19.6)</w:t>
             </w:r>
           </w:p>
         </w:tc>
@@ -15820,7 +15820,7 @@
                 <w:szCs w:val="16"/>
                 <w:rtl/>
               </w:rPr>
-              <w:t xml:space="preserve">57.1</w:t>
+              <w:t xml:space="preserve">57.7</w:t>
             </w:r>
           </w:p>
         </w:tc>
@@ -15886,7 +15886,7 @@
                 <w:szCs w:val="16"/>
                 <w:rtl/>
               </w:rPr>
-              <w:t xml:space="preserve">58.7 (17.6)</w:t>
+              <w:t xml:space="preserve">60.6 (18.2)</w:t>
             </w:r>
           </w:p>
         </w:tc>
@@ -16153,7 +16153,7 @@
                 <w:szCs w:val="16"/>
                 <w:rtl/>
               </w:rPr>
-              <w:t xml:space="preserve">62.2</w:t>
+              <w:t xml:space="preserve">63.2</w:t>
             </w:r>
           </w:p>
         </w:tc>
@@ -16219,7 +16219,7 @@
                 <w:szCs w:val="16"/>
                 <w:rtl/>
               </w:rPr>
-              <w:t xml:space="preserve">63.2 (19)</w:t>
+              <w:t xml:space="preserve">66.4 (19.9)</w:t>
             </w:r>
           </w:p>
         </w:tc>
@@ -16486,7 +16486,7 @@
                 <w:szCs w:val="16"/>
                 <w:rtl/>
               </w:rPr>
-              <w:t xml:space="preserve">68.6</w:t>
+              <w:t xml:space="preserve">69.9</w:t>
             </w:r>
           </w:p>
         </w:tc>
@@ -16552,7 +16552,7 @@
                 <w:szCs w:val="16"/>
                 <w:rtl/>
               </w:rPr>
-              <w:t xml:space="preserve">65 (19.5)</w:t>
+              <w:t xml:space="preserve">69.4 (20.8)</w:t>
             </w:r>
           </w:p>
         </w:tc>
@@ -16792,7 +16792,7 @@
         <w:tc>
           <w:tcPr>
             <w:tcW w:type="dxa" w:w="771"/>
-            <w:shd w:fill="E63C14" w:color="auto" w:val="clear"/>
+            <w:shd w:fill="EE7A16" w:color="auto" w:val="clear"/>
             <w:tcMar>
               <w:top w:type="dxa" w:w="30"/>
               <w:left w:type="dxa" w:w="60"/>
@@ -16819,7 +16819,7 @@
                 <w:szCs w:val="16"/>
                 <w:rtl/>
               </w:rPr>
-              <w:t xml:space="preserve">49.3</w:t>
+              <w:t xml:space="preserve">50.6</w:t>
             </w:r>
           </w:p>
         </w:tc>
@@ -16885,7 +16885,7 @@
                 <w:szCs w:val="16"/>
                 <w:rtl/>
               </w:rPr>
-              <w:t xml:space="preserve">49.4 (14.8)</w:t>
+              <w:t xml:space="preserve">53.7 (16.1)</w:t>
             </w:r>
           </w:p>
         </w:tc>
@@ -17152,7 +17152,7 @@
                 <w:szCs w:val="16"/>
                 <w:rtl/>
               </w:rPr>
-              <w:t xml:space="preserve">50.9</w:t>
+              <w:t xml:space="preserve">51.3</w:t>
             </w:r>
           </w:p>
         </w:tc>
@@ -17218,7 +17218,7 @@
                 <w:szCs w:val="16"/>
                 <w:rtl/>
               </w:rPr>
-              <w:t xml:space="preserve">48.7 (14.6)</w:t>
+              <w:t xml:space="preserve">50.2 (15.1)</w:t>
             </w:r>
           </w:p>
         </w:tc>
@@ -17458,7 +17458,7 @@
         <w:tc>
           <w:tcPr>
             <w:tcW w:type="dxa" w:w="771"/>
-            <w:shd w:fill="EE7A16" w:color="auto" w:val="clear"/>
+            <w:shd w:fill="F5A11A" w:color="auto" w:val="clear"/>
             <w:tcMar>
               <w:top w:type="dxa" w:w="30"/>
               <w:left w:type="dxa" w:w="60"/>
@@ -17480,12 +17480,12 @@
                 <w:bCs/>
                 <w:i w:val="false"/>
                 <w:iCs w:val="false"/>
-                <w:color w:val="FFFFFF"/>
-                <w:sz w:val="16"/>
-                <w:szCs w:val="16"/>
-                <w:rtl/>
-              </w:rPr>
-              <w:t xml:space="preserve">59.2</w:t>
+                <w:color w:val="0F172A"/>
+                <w:sz w:val="16"/>
+                <w:szCs w:val="16"/>
+                <w:rtl/>
+              </w:rPr>
+              <w:t xml:space="preserve">60.2</w:t>
             </w:r>
           </w:p>
         </w:tc>
@@ -17551,7 +17551,7 @@
                 <w:szCs w:val="16"/>
                 <w:rtl/>
               </w:rPr>
-              <w:t xml:space="preserve">57.7 (17.3)</w:t>
+              <w:t xml:space="preserve">61.1 (18.3)</w:t>
             </w:r>
           </w:p>
         </w:tc>
@@ -18151,7 +18151,7 @@
                 <w:szCs w:val="16"/>
                 <w:rtl/>
               </w:rPr>
-              <w:t xml:space="preserve">70.5</w:t>
+              <w:t xml:space="preserve">71.3</w:t>
             </w:r>
           </w:p>
         </w:tc>
@@ -18217,7 +18217,7 @@
                 <w:szCs w:val="16"/>
                 <w:rtl/>
               </w:rPr>
-              <w:t xml:space="preserve">70.3 (21.1)</w:t>
+              <w:t xml:space="preserve">73.1 (21.9)</w:t>
             </w:r>
           </w:p>
         </w:tc>
@@ -19741,7 +19741,7 @@
                 <w:szCs w:val="16"/>
                 <w:rtl/>
               </w:rPr>
-              <w:t xml:space="preserve">אזור תעשיה גבעת שאול</w:t>
+              <w:t xml:space="preserve">בני ברק - אזור תעסוקה</w:t>
             </w:r>
           </w:p>
         </w:tc>
@@ -19774,7 +19774,7 @@
                 <w:szCs w:val="16"/>
                 <w:rtl/>
               </w:rPr>
-              <w:t xml:space="preserve">ירושלים</w:t>
+              <w:t xml:space="preserve">בני ברק</w:t>
             </w:r>
           </w:p>
         </w:tc>
@@ -19841,7 +19841,7 @@
                 <w:szCs w:val="16"/>
                 <w:rtl/>
               </w:rPr>
-              <w:t xml:space="preserve">—</w:t>
+              <w:t xml:space="preserve">42</w:t>
             </w:r>
           </w:p>
         </w:tc>
@@ -19874,7 +19874,7 @@
                 <w:szCs w:val="16"/>
                 <w:rtl/>
               </w:rPr>
-              <w:t xml:space="preserve">כל ~10 דק׳</w:t>
+              <w:t xml:space="preserve">כל ~6 דק׳</w:t>
             </w:r>
           </w:p>
         </w:tc>
@@ -19907,7 +19907,7 @@
                 <w:szCs w:val="16"/>
                 <w:rtl/>
               </w:rPr>
-              <w:t xml:space="preserve">11 דק׳ הליכה</w:t>
+              <w:t xml:space="preserve">5 דק׳ הליכה</w:t>
             </w:r>
           </w:p>
         </w:tc>
@@ -19975,7 +19975,7 @@
                 <w:szCs w:val="16"/>
                 <w:rtl/>
               </w:rPr>
-              <w:t xml:space="preserve">בת ים</w:t>
+              <w:t xml:space="preserve">אזור תעשיה גבעת שאול</w:t>
             </w:r>
           </w:p>
         </w:tc>
@@ -20008,7 +20008,7 @@
                 <w:szCs w:val="16"/>
                 <w:rtl/>
               </w:rPr>
-              <w:t xml:space="preserve">בת ים</w:t>
+              <w:t xml:space="preserve">ירושלים</w:t>
             </w:r>
           </w:p>
         </w:tc>
@@ -20075,7 +20075,7 @@
                 <w:szCs w:val="16"/>
                 <w:rtl/>
               </w:rPr>
-              <w:t xml:space="preserve">76</w:t>
+              <w:t xml:space="preserve">—</w:t>
             </w:r>
           </w:p>
         </w:tc>
@@ -20108,7 +20108,7 @@
                 <w:szCs w:val="16"/>
                 <w:rtl/>
               </w:rPr>
-              <w:t xml:space="preserve">כל ~7 דק׳</w:t>
+              <w:t xml:space="preserve">כל ~10 דק׳</w:t>
             </w:r>
           </w:p>
         </w:tc>
@@ -20141,7 +20141,7 @@
                 <w:szCs w:val="16"/>
                 <w:rtl/>
               </w:rPr>
-              <w:t xml:space="preserve">6 דק׳ הליכה</w:t>
+              <w:t xml:space="preserve">11 דק׳ הליכה</w:t>
             </w:r>
           </w:p>
         </w:tc>
@@ -20209,7 +20209,7 @@
                 <w:szCs w:val="16"/>
                 <w:rtl/>
               </w:rPr>
-              <w:t xml:space="preserve">אדמות ק.ק.ל וחברת גב - ים - אז</w:t>
+              <w:t xml:space="preserve">בת ים</w:t>
             </w:r>
           </w:p>
         </w:tc>
@@ -20242,7 +20242,7 @@
                 <w:szCs w:val="16"/>
                 <w:rtl/>
               </w:rPr>
-              <w:t xml:space="preserve">חיפה</w:t>
+              <w:t xml:space="preserve">בת ים</w:t>
             </w:r>
           </w:p>
         </w:tc>
@@ -20309,7 +20309,7 @@
                 <w:szCs w:val="16"/>
                 <w:rtl/>
               </w:rPr>
-              <w:t xml:space="preserve">48</w:t>
+              <w:t xml:space="preserve">76</w:t>
             </w:r>
           </w:p>
         </w:tc>
@@ -20342,7 +20342,7 @@
                 <w:szCs w:val="16"/>
                 <w:rtl/>
               </w:rPr>
-              <w:t xml:space="preserve">כל ~6 דק׳</w:t>
+              <w:t xml:space="preserve">כל ~7 דק׳</w:t>
             </w:r>
           </w:p>
         </w:tc>
@@ -20375,7 +20375,7 @@
                 <w:szCs w:val="16"/>
                 <w:rtl/>
               </w:rPr>
-              <w:t xml:space="preserve">10 דק׳ הליכה</w:t>
+              <w:t xml:space="preserve">6 דק׳ הליכה</w:t>
             </w:r>
           </w:p>
         </w:tc>
@@ -20443,7 +20443,7 @@
                 <w:szCs w:val="16"/>
                 <w:rtl/>
               </w:rPr>
-              <w:t xml:space="preserve">אזור תעשייה חדש</w:t>
+              <w:t xml:space="preserve">חוף שמן</w:t>
             </w:r>
           </w:p>
         </w:tc>
@@ -20476,7 +20476,7 @@
                 <w:szCs w:val="16"/>
                 <w:rtl/>
               </w:rPr>
-              <w:t xml:space="preserve">ראשון לציון</w:t>
+              <w:t xml:space="preserve">חיפה</w:t>
             </w:r>
           </w:p>
         </w:tc>
@@ -20543,7 +20543,7 @@
                 <w:szCs w:val="16"/>
                 <w:rtl/>
               </w:rPr>
-              <w:t xml:space="preserve">54</w:t>
+              <w:t xml:space="preserve">—</w:t>
             </w:r>
           </w:p>
         </w:tc>
@@ -20576,7 +20576,7 @@
                 <w:szCs w:val="16"/>
                 <w:rtl/>
               </w:rPr>
-              <w:t xml:space="preserve">כל ~11 דק׳</w:t>
+              <w:t xml:space="preserve">כל ~7 דק׳</w:t>
             </w:r>
           </w:p>
         </w:tc>
@@ -20609,7 +20609,7 @@
                 <w:szCs w:val="16"/>
                 <w:rtl/>
               </w:rPr>
-              <w:t xml:space="preserve">7 דק׳ הליכה</w:t>
+              <w:t xml:space="preserve">11 דק׳ הליכה</w:t>
             </w:r>
           </w:p>
         </w:tc>
@@ -20677,7 +20677,7 @@
                 <w:szCs w:val="16"/>
                 <w:rtl/>
               </w:rPr>
-              <w:t xml:space="preserve">חוף שמן</w:t>
+              <w:t xml:space="preserve">אזור תעשייה ישן</w:t>
             </w:r>
           </w:p>
         </w:tc>
@@ -20710,7 +20710,7 @@
                 <w:szCs w:val="16"/>
                 <w:rtl/>
               </w:rPr>
-              <w:t xml:space="preserve">חיפה</w:t>
+              <w:t xml:space="preserve">ראשון לציון</w:t>
             </w:r>
           </w:p>
         </w:tc>
@@ -20777,7 +20777,7 @@
                 <w:szCs w:val="16"/>
                 <w:rtl/>
               </w:rPr>
-              <w:t xml:space="preserve">—</w:t>
+              <w:t xml:space="preserve">53</w:t>
             </w:r>
           </w:p>
         </w:tc>
@@ -20810,7 +20810,7 @@
                 <w:szCs w:val="16"/>
                 <w:rtl/>
               </w:rPr>
-              <w:t xml:space="preserve">כל ~7 דק׳</w:t>
+              <w:t xml:space="preserve">כל ~15 דק׳</w:t>
             </w:r>
           </w:p>
         </w:tc>
@@ -20843,7 +20843,7 @@
                 <w:szCs w:val="16"/>
                 <w:rtl/>
               </w:rPr>
-              <w:t xml:space="preserve">11 דק׳ הליכה</w:t>
+              <w:t xml:space="preserve">7 דק׳ הליכה</w:t>
             </w:r>
           </w:p>
         </w:tc>
@@ -20911,7 +20911,7 @@
                 <w:szCs w:val="16"/>
                 <w:rtl/>
               </w:rPr>
-              <w:t xml:space="preserve">אזור תעשייה ישן</w:t>
+              <w:t xml:space="preserve">אזור מלאכה קריית יהודית</w:t>
             </w:r>
           </w:p>
         </w:tc>
@@ -20944,7 +20944,7 @@
                 <w:szCs w:val="16"/>
                 <w:rtl/>
               </w:rPr>
-              <w:t xml:space="preserve">ראשון לציון</w:t>
+              <w:t xml:space="preserve">באר שבע</w:t>
             </w:r>
           </w:p>
         </w:tc>
@@ -21011,7 +21011,7 @@
                 <w:szCs w:val="16"/>
                 <w:rtl/>
               </w:rPr>
-              <w:t xml:space="preserve">53</w:t>
+              <w:t xml:space="preserve">—</w:t>
             </w:r>
           </w:p>
         </w:tc>
@@ -21077,7 +21077,7 @@
                 <w:szCs w:val="16"/>
                 <w:rtl/>
               </w:rPr>
-              <w:t xml:space="preserve">7 דק׳ הליכה</w:t>
+              <w:t xml:space="preserve">4 דק׳ הליכה</w:t>
             </w:r>
           </w:p>
         </w:tc>
@@ -21600,7 +21600,7 @@
                 <w:szCs w:val="16"/>
                 <w:rtl/>
               </w:rPr>
-              <w:t xml:space="preserve">אין תחנות בטווח</w:t>
+              <w:t xml:space="preserve">19 דק׳ הליכה</w:t>
             </w:r>
           </w:p>
         </w:tc>
@@ -21834,7 +21834,7 @@
                 <w:szCs w:val="16"/>
                 <w:rtl/>
               </w:rPr>
-              <w:t xml:space="preserve">אין תחנות בטווח</w:t>
+              <w:t xml:space="preserve">50 דק׳ הליכה</w:t>
             </w:r>
           </w:p>
         </w:tc>
@@ -22302,7 +22302,7 @@
                 <w:szCs w:val="16"/>
                 <w:rtl/>
               </w:rPr>
-              <w:t xml:space="preserve">אין תחנות בטווח</w:t>
+              <w:t xml:space="preserve">64 דק׳ הליכה</w:t>
             </w:r>
           </w:p>
         </w:tc>
@@ -23004,7 +23004,7 @@
                 <w:szCs w:val="16"/>
                 <w:rtl/>
               </w:rPr>
-              <w:t xml:space="preserve">אין תחנות בטווח</w:t>
+              <w:t xml:space="preserve">57 דק׳ הליכה</w:t>
             </w:r>
           </w:p>
         </w:tc>
@@ -23472,7 +23472,7 @@
                 <w:szCs w:val="16"/>
                 <w:rtl/>
               </w:rPr>
-              <w:t xml:space="preserve">אין תחנות בטווח</w:t>
+              <w:t xml:space="preserve">28 דק׳ הליכה</w:t>
             </w:r>
           </w:p>
         </w:tc>
@@ -23706,7 +23706,7 @@
                 <w:szCs w:val="16"/>
                 <w:rtl/>
               </w:rPr>
-              <w:t xml:space="preserve">אין תחנות בטווח</w:t>
+              <w:t xml:space="preserve">59 דק׳ הליכה</w:t>
             </w:r>
           </w:p>
         </w:tc>
@@ -25896,7 +25896,7 @@
                 <w:szCs w:val="16"/>
                 <w:rtl/>
               </w:rPr>
-              <w:t xml:space="preserve">הליכת העובד המרוחק: 10 דק׳ מול אין תחנות בטווח</w:t>
+              <w:t xml:space="preserve">הליכת העובד המרוחק: 10 דק׳ מול 19 דק׳</w:t>
             </w:r>
           </w:p>
         </w:tc>
@@ -28447,7 +28447,7 @@
                 <w:szCs w:val="15"/>
                 <w:rtl/>
               </w:rPr>
-              <w:t xml:space="preserve">86</w:t>
+              <w:t xml:space="preserve">89</w:t>
             </w:r>
           </w:p>
         </w:tc>
@@ -28513,7 +28513,7 @@
                 <w:szCs w:val="15"/>
                 <w:rtl/>
               </w:rPr>
-              <w:t xml:space="preserve">+44</w:t>
+              <w:t xml:space="preserve">+47</w:t>
             </w:r>
           </w:p>
         </w:tc>
@@ -28711,7 +28711,7 @@
                 <w:szCs w:val="15"/>
                 <w:rtl/>
               </w:rPr>
-              <w:t xml:space="preserve">8 דק׳</w:t>
+              <w:t xml:space="preserve">5 דק׳</w:t>
             </w:r>
           </w:p>
         </w:tc>
@@ -28746,7 +28746,7 @@
                 <w:szCs w:val="15"/>
                 <w:rtl/>
               </w:rPr>
-              <w:t xml:space="preserve">עקרון 2000</w:t>
+              <w:t xml:space="preserve">פארק המאה מערב - תעשיה כבדה</w:t>
             </w:r>
           </w:p>
         </w:tc>
@@ -28779,7 +28779,7 @@
                 <w:szCs w:val="15"/>
                 <w:rtl/>
               </w:rPr>
-              <w:t xml:space="preserve">קרית עקרון</w:t>
+              <w:t xml:space="preserve">אשדוד</w:t>
             </w:r>
           </w:p>
         </w:tc>
@@ -28846,7 +28846,7 @@
                 <w:szCs w:val="15"/>
                 <w:rtl/>
               </w:rPr>
-              <w:t xml:space="preserve">41</w:t>
+              <w:t xml:space="preserve">40</w:t>
             </w:r>
           </w:p>
         </w:tc>
@@ -28879,7 +28879,7 @@
                 <w:szCs w:val="15"/>
                 <w:rtl/>
               </w:rPr>
-              <w:t xml:space="preserve">+44</w:t>
+              <w:t xml:space="preserve">+46</w:t>
             </w:r>
           </w:p>
         </w:tc>
@@ -28912,7 +28912,7 @@
                 <w:szCs w:val="15"/>
                 <w:rtl/>
               </w:rPr>
-              <w:t xml:space="preserve">25</w:t>
+              <w:t xml:space="preserve">23</w:t>
             </w:r>
           </w:p>
         </w:tc>
@@ -28945,7 +28945,7 @@
                 <w:szCs w:val="15"/>
                 <w:rtl/>
               </w:rPr>
-              <w:t xml:space="preserve">51</w:t>
+              <w:t xml:space="preserve">55</w:t>
             </w:r>
           </w:p>
         </w:tc>
@@ -28978,7 +28978,7 @@
                 <w:szCs w:val="15"/>
                 <w:rtl/>
               </w:rPr>
-              <w:t xml:space="preserve">55</w:t>
+              <w:t xml:space="preserve">29</w:t>
             </w:r>
           </w:p>
         </w:tc>
@@ -29011,7 +29011,7 @@
                 <w:szCs w:val="15"/>
                 <w:rtl/>
               </w:rPr>
-              <w:t xml:space="preserve">50</w:t>
+              <w:t xml:space="preserve">69</w:t>
             </w:r>
           </w:p>
         </w:tc>
@@ -29044,7 +29044,7 @@
                 <w:szCs w:val="15"/>
                 <w:rtl/>
               </w:rPr>
-              <w:t xml:space="preserve">כל ~18 דק׳</w:t>
+              <w:t xml:space="preserve">כל ~13 דק׳</w:t>
             </w:r>
           </w:p>
         </w:tc>
@@ -29077,7 +29077,7 @@
                 <w:szCs w:val="15"/>
                 <w:rtl/>
               </w:rPr>
-              <w:t xml:space="preserve">7 דק׳</w:t>
+              <w:t xml:space="preserve">12 דק׳</w:t>
             </w:r>
           </w:p>
         </w:tc>
@@ -29112,7 +29112,7 @@
                 <w:szCs w:val="15"/>
                 <w:rtl/>
               </w:rPr>
-              <w:t xml:space="preserve">אזור התעשייה קרית מלאכי</w:t>
+              <w:t xml:space="preserve">עקרון 2000</w:t>
             </w:r>
           </w:p>
         </w:tc>
@@ -29145,7 +29145,7 @@
                 <w:szCs w:val="15"/>
                 <w:rtl/>
               </w:rPr>
-              <w:t xml:space="preserve">קרית מלאכי</w:t>
+              <w:t xml:space="preserve">קרית עקרון</w:t>
             </w:r>
           </w:p>
         </w:tc>
@@ -29179,7 +29179,7 @@
                 <w:szCs w:val="15"/>
                 <w:rtl/>
               </w:rPr>
-              <w:t xml:space="preserve">80</w:t>
+              <w:t xml:space="preserve">85</w:t>
             </w:r>
           </w:p>
         </w:tc>
@@ -29212,7 +29212,7 @@
                 <w:szCs w:val="15"/>
                 <w:rtl/>
               </w:rPr>
-              <w:t xml:space="preserve">36</w:t>
+              <w:t xml:space="preserve">41</w:t>
             </w:r>
           </w:p>
         </w:tc>
@@ -29278,7 +29278,7 @@
                 <w:szCs w:val="15"/>
                 <w:rtl/>
               </w:rPr>
-              <w:t xml:space="preserve">14</w:t>
+              <w:t xml:space="preserve">25</w:t>
             </w:r>
           </w:p>
         </w:tc>
@@ -29311,7 +29311,7 @@
                 <w:szCs w:val="15"/>
                 <w:rtl/>
               </w:rPr>
-              <w:t xml:space="preserve">37</w:t>
+              <w:t xml:space="preserve">51</w:t>
             </w:r>
           </w:p>
         </w:tc>
@@ -29344,7 +29344,7 @@
                 <w:szCs w:val="15"/>
                 <w:rtl/>
               </w:rPr>
-              <w:t xml:space="preserve">53</w:t>
+              <w:t xml:space="preserve">55</w:t>
             </w:r>
           </w:p>
         </w:tc>
@@ -29377,7 +29377,7 @@
                 <w:szCs w:val="15"/>
                 <w:rtl/>
               </w:rPr>
-              <w:t xml:space="preserve">64</w:t>
+              <w:t xml:space="preserve">50</w:t>
             </w:r>
           </w:p>
         </w:tc>
@@ -29410,7 +29410,7 @@
                 <w:szCs w:val="15"/>
                 <w:rtl/>
               </w:rPr>
-              <w:t xml:space="preserve">כל ~22 דק׳</w:t>
+              <w:t xml:space="preserve">כל ~18 דק׳</w:t>
             </w:r>
           </w:p>
         </w:tc>
@@ -29478,7 +29478,7 @@
                 <w:szCs w:val="15"/>
                 <w:rtl/>
               </w:rPr>
-              <w:t xml:space="preserve">ספיר</w:t>
+              <w:t xml:space="preserve">אזור התעשייה קרית מלאכי</w:t>
             </w:r>
           </w:p>
         </w:tc>
@@ -29511,7 +29511,7 @@
                 <w:szCs w:val="15"/>
                 <w:rtl/>
               </w:rPr>
-              <w:t xml:space="preserve">אור יהודה</w:t>
+              <w:t xml:space="preserve">קרית מלאכי</w:t>
             </w:r>
           </w:p>
         </w:tc>
@@ -29545,7 +29545,7 @@
                 <w:szCs w:val="15"/>
                 <w:rtl/>
               </w:rPr>
-              <w:t xml:space="preserve">88</w:t>
+              <w:t xml:space="preserve">80</w:t>
             </w:r>
           </w:p>
         </w:tc>
@@ -29578,7 +29578,7 @@
                 <w:szCs w:val="15"/>
                 <w:rtl/>
               </w:rPr>
-              <w:t xml:space="preserve">46</w:t>
+              <w:t xml:space="preserve">36</w:t>
             </w:r>
           </w:p>
         </w:tc>
@@ -29611,7 +29611,7 @@
                 <w:szCs w:val="15"/>
                 <w:rtl/>
               </w:rPr>
-              <w:t xml:space="preserve">+42</w:t>
+              <w:t xml:space="preserve">+44</w:t>
             </w:r>
           </w:p>
         </w:tc>
@@ -29644,7 +29644,7 @@
                 <w:szCs w:val="15"/>
                 <w:rtl/>
               </w:rPr>
-              <w:t xml:space="preserve">24</w:t>
+              <w:t xml:space="preserve">14</w:t>
             </w:r>
           </w:p>
         </w:tc>
@@ -29677,7 +29677,7 @@
                 <w:szCs w:val="15"/>
                 <w:rtl/>
               </w:rPr>
-              <w:t xml:space="preserve">71</w:t>
+              <w:t xml:space="preserve">37</w:t>
             </w:r>
           </w:p>
         </w:tc>
@@ -29710,7 +29710,7 @@
                 <w:szCs w:val="15"/>
                 <w:rtl/>
               </w:rPr>
-              <w:t xml:space="preserve">75</w:t>
+              <w:t xml:space="preserve">53</w:t>
             </w:r>
           </w:p>
         </w:tc>
@@ -29743,7 +29743,7 @@
                 <w:szCs w:val="15"/>
                 <w:rtl/>
               </w:rPr>
-              <w:t xml:space="preserve">37</w:t>
+              <w:t xml:space="preserve">64</w:t>
             </w:r>
           </w:p>
         </w:tc>
@@ -29776,7 +29776,7 @@
                 <w:szCs w:val="15"/>
                 <w:rtl/>
               </w:rPr>
-              <w:t xml:space="preserve">כל ~15 דק׳</w:t>
+              <w:t xml:space="preserve">כל ~22 דק׳</w:t>
             </w:r>
           </w:p>
         </w:tc>
@@ -30611,7 +30611,7 @@
                 <w:szCs w:val="15"/>
                 <w:rtl/>
               </w:rPr>
-              <w:t xml:space="preserve">—</w:t>
+              <w:t xml:space="preserve">50 דק׳</w:t>
             </w:r>
           </w:p>
         </w:tc>
@@ -30977,7 +30977,7 @@
                 <w:szCs w:val="15"/>
                 <w:rtl/>
               </w:rPr>
-              <w:t xml:space="preserve">—</w:t>
+              <w:t xml:space="preserve">19 דק׳</w:t>
             </w:r>
           </w:p>
         </w:tc>
@@ -31343,7 +31343,7 @@
                 <w:szCs w:val="15"/>
                 <w:rtl/>
               </w:rPr>
-              <w:t xml:space="preserve">—</w:t>
+              <w:t xml:space="preserve">19 דק׳</w:t>
             </w:r>
           </w:p>
         </w:tc>
@@ -32075,7 +32075,7 @@
                 <w:szCs w:val="15"/>
                 <w:rtl/>
               </w:rPr>
-              <w:t xml:space="preserve">31 דק׳</w:t>
+              <w:t xml:space="preserve">22 דק׳</w:t>
             </w:r>
           </w:p>
         </w:tc>
@@ -32110,7 +32110,7 @@
                 <w:szCs w:val="15"/>
                 <w:rtl/>
               </w:rPr>
-              <w:t xml:space="preserve">אזור התעשייה סגולה</w:t>
+              <w:t xml:space="preserve">חולון</w:t>
             </w:r>
           </w:p>
         </w:tc>
@@ -32143,7 +32143,7 @@
                 <w:szCs w:val="15"/>
                 <w:rtl/>
               </w:rPr>
-              <w:t xml:space="preserve">פתח תקווה</w:t>
+              <w:t xml:space="preserve">חולון</w:t>
             </w:r>
           </w:p>
         </w:tc>
@@ -32177,7 +32177,7 @@
                 <w:szCs w:val="15"/>
                 <w:rtl/>
               </w:rPr>
-              <w:t xml:space="preserve">61</w:t>
+              <w:t xml:space="preserve">65</w:t>
             </w:r>
           </w:p>
         </w:tc>
@@ -32210,7 +32210,7 @@
                 <w:szCs w:val="15"/>
                 <w:rtl/>
               </w:rPr>
-              <w:t xml:space="preserve">50</w:t>
+              <w:t xml:space="preserve">53</w:t>
             </w:r>
           </w:p>
         </w:tc>
@@ -32243,7 +32243,7 @@
                 <w:szCs w:val="15"/>
                 <w:rtl/>
               </w:rPr>
-              <w:t xml:space="preserve">+11</w:t>
+              <w:t xml:space="preserve">+12</w:t>
             </w:r>
           </w:p>
         </w:tc>
@@ -32276,7 +32276,7 @@
                 <w:szCs w:val="15"/>
                 <w:rtl/>
               </w:rPr>
-              <w:t xml:space="preserve">18</w:t>
+              <w:t xml:space="preserve">34</w:t>
             </w:r>
           </w:p>
         </w:tc>
@@ -32309,7 +32309,7 @@
                 <w:szCs w:val="15"/>
                 <w:rtl/>
               </w:rPr>
-              <w:t xml:space="preserve">76</w:t>
+              <w:t xml:space="preserve">69</w:t>
             </w:r>
           </w:p>
         </w:tc>
@@ -32342,7 +32342,7 @@
                 <w:szCs w:val="15"/>
                 <w:rtl/>
               </w:rPr>
-              <w:t xml:space="preserve">93</w:t>
+              <w:t xml:space="preserve">67</w:t>
             </w:r>
           </w:p>
         </w:tc>
@@ -32375,7 +32375,7 @@
                 <w:szCs w:val="15"/>
                 <w:rtl/>
               </w:rPr>
-              <w:t xml:space="preserve">46</w:t>
+              <w:t xml:space="preserve">61</w:t>
             </w:r>
           </w:p>
         </w:tc>
@@ -32408,7 +32408,7 @@
                 <w:szCs w:val="15"/>
                 <w:rtl/>
               </w:rPr>
-              <w:t xml:space="preserve">כל ~13 דק׳</w:t>
+              <w:t xml:space="preserve">כל ~9 דק׳</w:t>
             </w:r>
           </w:p>
         </w:tc>
@@ -32441,7 +32441,7 @@
                 <w:szCs w:val="15"/>
                 <w:rtl/>
               </w:rPr>
-              <w:t xml:space="preserve">16 דק׳</w:t>
+              <w:t xml:space="preserve">27 דק׳</w:t>
             </w:r>
           </w:p>
         </w:tc>
@@ -32476,7 +32476,7 @@
                 <w:szCs w:val="15"/>
                 <w:rtl/>
               </w:rPr>
-              <w:t xml:space="preserve">חולון</w:t>
+              <w:t xml:space="preserve">בת ים</w:t>
             </w:r>
           </w:p>
         </w:tc>
@@ -32509,14 +32509,14 @@
                 <w:szCs w:val="15"/>
                 <w:rtl/>
               </w:rPr>
-              <w:t xml:space="preserve">חולון</w:t>
+              <w:t xml:space="preserve">בת ים</w:t>
             </w:r>
           </w:p>
         </w:tc>
         <w:tc>
           <w:tcPr>
             <w:tcW w:type="dxa" w:w="771"/>
-            <w:shd w:fill="F5A11A" w:color="auto" w:val="clear"/>
+            <w:shd w:fill="CFD41F" w:color="auto" w:val="clear"/>
             <w:tcMar>
               <w:top w:type="dxa" w:w="30"/>
               <w:left w:type="dxa" w:w="60"/>
@@ -32543,7 +32543,7 @@
                 <w:szCs w:val="15"/>
                 <w:rtl/>
               </w:rPr>
-              <w:t xml:space="preserve">65</w:t>
+              <w:t xml:space="preserve">89</w:t>
             </w:r>
           </w:p>
         </w:tc>
@@ -32576,7 +32576,7 @@
                 <w:szCs w:val="15"/>
                 <w:rtl/>
               </w:rPr>
-              <w:t xml:space="preserve">53</w:t>
+              <w:t xml:space="preserve">76</w:t>
             </w:r>
           </w:p>
         </w:tc>
@@ -32609,7 +32609,7 @@
                 <w:szCs w:val="15"/>
                 <w:rtl/>
               </w:rPr>
-              <w:t xml:space="preserve">+12</w:t>
+              <w:t xml:space="preserve">+14</w:t>
             </w:r>
           </w:p>
         </w:tc>
@@ -32642,7 +32642,7 @@
                 <w:szCs w:val="15"/>
                 <w:rtl/>
               </w:rPr>
-              <w:t xml:space="preserve">34</w:t>
+              <w:t xml:space="preserve">71</w:t>
             </w:r>
           </w:p>
         </w:tc>
@@ -32675,7 +32675,7 @@
                 <w:szCs w:val="15"/>
                 <w:rtl/>
               </w:rPr>
-              <w:t xml:space="preserve">69</w:t>
+              <w:t xml:space="preserve">73</w:t>
             </w:r>
           </w:p>
         </w:tc>
@@ -32708,7 +32708,7 @@
                 <w:szCs w:val="15"/>
                 <w:rtl/>
               </w:rPr>
-              <w:t xml:space="preserve">67</w:t>
+              <w:t xml:space="preserve">74</w:t>
             </w:r>
           </w:p>
         </w:tc>
@@ -32741,7 +32741,7 @@
                 <w:szCs w:val="15"/>
                 <w:rtl/>
               </w:rPr>
-              <w:t xml:space="preserve">61</w:t>
+              <w:t xml:space="preserve">88</w:t>
             </w:r>
           </w:p>
         </w:tc>
@@ -32774,7 +32774,7 @@
                 <w:szCs w:val="15"/>
                 <w:rtl/>
               </w:rPr>
-              <w:t xml:space="preserve">כל ~9 דק׳</w:t>
+              <w:t xml:space="preserve">כל ~7 דק׳</w:t>
             </w:r>
           </w:p>
         </w:tc>
@@ -32807,7 +32807,7 @@
                 <w:szCs w:val="15"/>
                 <w:rtl/>
               </w:rPr>
-              <w:t xml:space="preserve">27 דק׳</w:t>
+              <w:t xml:space="preserve">6 דק׳</w:t>
             </w:r>
           </w:p>
         </w:tc>
@@ -32842,7 +32842,7 @@
                 <w:szCs w:val="15"/>
                 <w:rtl/>
               </w:rPr>
-              <w:t xml:space="preserve">בת ים</w:t>
+              <w:t xml:space="preserve">אזור התעשייה רמת סיב</w:t>
             </w:r>
           </w:p>
         </w:tc>
@@ -32875,7 +32875,7 @@
                 <w:szCs w:val="15"/>
                 <w:rtl/>
               </w:rPr>
-              <w:t xml:space="preserve">בת ים</w:t>
+              <w:t xml:space="preserve">פתח תקווה</w:t>
             </w:r>
           </w:p>
         </w:tc>
@@ -32909,7 +32909,7 @@
                 <w:szCs w:val="15"/>
                 <w:rtl/>
               </w:rPr>
-              <w:t xml:space="preserve">89</w:t>
+              <w:t xml:space="preserve">88</w:t>
             </w:r>
           </w:p>
         </w:tc>
@@ -32942,7 +32942,7 @@
                 <w:szCs w:val="15"/>
                 <w:rtl/>
               </w:rPr>
-              <w:t xml:space="preserve">76</w:t>
+              <w:t xml:space="preserve">72</w:t>
             </w:r>
           </w:p>
         </w:tc>
@@ -32975,7 +32975,7 @@
                 <w:szCs w:val="15"/>
                 <w:rtl/>
               </w:rPr>
-              <w:t xml:space="preserve">+14</w:t>
+              <w:t xml:space="preserve">+16</w:t>
             </w:r>
           </w:p>
         </w:tc>
@@ -33008,7 +33008,7 @@
                 <w:szCs w:val="15"/>
                 <w:rtl/>
               </w:rPr>
-              <w:t xml:space="preserve">71</w:t>
+              <w:t xml:space="preserve">63</w:t>
             </w:r>
           </w:p>
         </w:tc>
@@ -33041,7 +33041,7 @@
                 <w:szCs w:val="15"/>
                 <w:rtl/>
               </w:rPr>
-              <w:t xml:space="preserve">73</w:t>
+              <w:t xml:space="preserve">95</w:t>
             </w:r>
           </w:p>
         </w:tc>
@@ -33074,7 +33074,7 @@
                 <w:szCs w:val="15"/>
                 <w:rtl/>
               </w:rPr>
-              <w:t xml:space="preserve">74</w:t>
+              <w:t xml:space="preserve">69</w:t>
             </w:r>
           </w:p>
         </w:tc>
@@ -33107,7 +33107,7 @@
                 <w:szCs w:val="15"/>
                 <w:rtl/>
               </w:rPr>
-              <w:t xml:space="preserve">88</w:t>
+              <w:t xml:space="preserve">72</w:t>
             </w:r>
           </w:p>
         </w:tc>
@@ -33173,7 +33173,7 @@
                 <w:szCs w:val="15"/>
                 <w:rtl/>
               </w:rPr>
-              <w:t xml:space="preserve">6 דק׳</w:t>
+              <w:t xml:space="preserve">5 דק׳</w:t>
             </w:r>
           </w:p>
         </w:tc>
@@ -33790,7 +33790,7 @@
                 <w:szCs w:val="15"/>
                 <w:rtl/>
               </w:rPr>
-              <w:t xml:space="preserve">65.4</w:t>
+              <w:t xml:space="preserve">67.2</w:t>
             </w:r>
           </w:p>
         </w:tc>
@@ -34156,7 +34156,7 @@
                 <w:szCs w:val="15"/>
                 <w:rtl/>
               </w:rPr>
-              <w:t xml:space="preserve">57.1</w:t>
+              <w:t xml:space="preserve">57.7</w:t>
             </w:r>
           </w:p>
         </w:tc>
@@ -35052,7 +35052,7 @@
                 <w:szCs w:val="15"/>
                 <w:rtl/>
               </w:rPr>
-              <w:t xml:space="preserve">62.2</w:t>
+              <w:t xml:space="preserve">63.2</w:t>
             </w:r>
           </w:p>
         </w:tc>
@@ -35418,7 +35418,7 @@
                 <w:szCs w:val="15"/>
                 <w:rtl/>
               </w:rPr>
-              <w:t xml:space="preserve">68.6</w:t>
+              <w:t xml:space="preserve">69.9</w:t>
             </w:r>
           </w:p>
         </w:tc>
@@ -35757,7 +35757,7 @@
         <w:tc>
           <w:tcPr>
             <w:tcW w:type="dxa" w:w="771"/>
-            <w:shd w:fill="E63C14" w:color="auto" w:val="clear"/>
+            <w:shd w:fill="EE7A16" w:color="auto" w:val="clear"/>
             <w:tcMar>
               <w:top w:type="dxa" w:w="30"/>
               <w:left w:type="dxa" w:w="60"/>
@@ -35784,7 +35784,7 @@
                 <w:szCs w:val="15"/>
                 <w:rtl/>
               </w:rPr>
-              <w:t xml:space="preserve">49.3</w:t>
+              <w:t xml:space="preserve">50.6</w:t>
             </w:r>
           </w:p>
         </w:tc>
@@ -36150,7 +36150,7 @@
                 <w:szCs w:val="15"/>
                 <w:rtl/>
               </w:rPr>
-              <w:t xml:space="preserve">50.9</w:t>
+              <w:t xml:space="preserve">51.3</w:t>
             </w:r>
           </w:p>
         </w:tc>
@@ -37046,7 +37046,7 @@
                 <w:szCs w:val="15"/>
                 <w:rtl/>
               </w:rPr>
-              <w:t xml:space="preserve">61.7</w:t>
+              <w:t xml:space="preserve">62.6</w:t>
             </w:r>
           </w:p>
         </w:tc>
@@ -38308,7 +38308,7 @@
                 <w:szCs w:val="15"/>
                 <w:rtl/>
               </w:rPr>
-              <w:t xml:space="preserve">64.9</w:t>
+              <w:t xml:space="preserve">65.6</w:t>
             </w:r>
           </w:p>
         </w:tc>
@@ -38647,7 +38647,7 @@
         <w:tc>
           <w:tcPr>
             <w:tcW w:type="dxa" w:w="771"/>
-            <w:shd w:fill="EE7A16" w:color="auto" w:val="clear"/>
+            <w:shd w:fill="F5A11A" w:color="auto" w:val="clear"/>
             <w:tcMar>
               <w:top w:type="dxa" w:w="30"/>
               <w:left w:type="dxa" w:w="60"/>
@@ -38669,12 +38669,12 @@
                 <w:bCs/>
                 <w:i w:val="false"/>
                 <w:iCs w:val="false"/>
-                <w:color w:val="FFFFFF"/>
+                <w:color w:val="0F172A"/>
                 <w:sz w:val="15"/>
                 <w:szCs w:val="15"/>
                 <w:rtl/>
               </w:rPr>
-              <w:t xml:space="preserve">59.2</w:t>
+              <w:t xml:space="preserve">60.2</w:t>
             </w:r>
           </w:p>
         </w:tc>
@@ -40302,7 +40302,7 @@
                 <w:szCs w:val="15"/>
                 <w:rtl/>
               </w:rPr>
-              <w:t xml:space="preserve">70.5</w:t>
+              <w:t xml:space="preserve">71.3</w:t>
             </w:r>
           </w:p>
         </w:tc>
@@ -40668,7 +40668,7 @@
                 <w:szCs w:val="15"/>
                 <w:rtl/>
               </w:rPr>
-              <w:t xml:space="preserve">80</w:t>
+              <w:t xml:space="preserve">81</w:t>
             </w:r>
           </w:p>
         </w:tc>
@@ -41564,7 +41564,7 @@
                 <w:szCs w:val="15"/>
                 <w:rtl/>
               </w:rPr>
-              <w:t xml:space="preserve">64.2</w:t>
+              <w:t xml:space="preserve">65.8</w:t>
             </w:r>
           </w:p>
         </w:tc>
@@ -41930,7 +41930,7 @@
                 <w:szCs w:val="15"/>
                 <w:rtl/>
               </w:rPr>
-              <w:t xml:space="preserve">60</w:t>
+              <w:t xml:space="preserve">60.9</w:t>
             </w:r>
           </w:p>
         </w:tc>
@@ -42296,7 +42296,7 @@
                 <w:szCs w:val="15"/>
                 <w:rtl/>
               </w:rPr>
-              <w:t xml:space="preserve">59.4</w:t>
+              <w:t xml:space="preserve">59.9</w:t>
             </w:r>
           </w:p>
         </w:tc>
@@ -46448,7 +46448,7 @@
           <w:szCs w:val="26"/>
           <w:rtl/>
         </w:rPr>
-        <w:t xml:space="preserve">אזורים בלי אף תחנה בטווח 15 דקות הליכה (25)</w:t>
+        <w:t xml:space="preserve">אזורים בלי אף תחנה בטווח 15 דקות הליכה (6)</w:t>
       </w:r>
     </w:p>
     <w:p>
@@ -46802,7 +46802,7 @@
                 <w:szCs w:val="16"/>
                 <w:rtl/>
               </w:rPr>
-              <w:t xml:space="preserve">תע"ש רמת השרון</w:t>
+              <w:t xml:space="preserve">אתר לסילוק פסולת דודאים</w:t>
             </w:r>
           </w:p>
         </w:tc>
@@ -46835,7 +46835,7 @@
                 <w:szCs w:val="16"/>
                 <w:rtl/>
               </w:rPr>
-              <w:t xml:space="preserve">הרצליה</w:t>
+              <w:t xml:space="preserve">—</w:t>
             </w:r>
           </w:p>
         </w:tc>
@@ -46868,7 +46868,7 @@
                 <w:szCs w:val="16"/>
                 <w:rtl/>
               </w:rPr>
-              <w:t xml:space="preserve">מרכז</w:t>
+              <w:t xml:space="preserve">דרום</w:t>
             </w:r>
           </w:p>
         </w:tc>
@@ -46901,7 +46901,7 @@
                 <w:szCs w:val="16"/>
                 <w:rtl/>
               </w:rPr>
-              <w:t xml:space="preserve">5.53 קמ"ר</w:t>
+              <w:t xml:space="preserve">2.07 קמ"ר</w:t>
             </w:r>
           </w:p>
         </w:tc>
@@ -47000,7 +47000,7 @@
                 <w:szCs w:val="16"/>
                 <w:rtl/>
               </w:rPr>
-              <w:t xml:space="preserve">29</w:t>
+              <w:t xml:space="preserve">0</w:t>
             </w:r>
           </w:p>
         </w:tc>
@@ -47033,7 +47033,7 @@
                 <w:szCs w:val="16"/>
                 <w:rtl/>
               </w:rPr>
-              <w:t xml:space="preserve">105</w:t>
+              <w:t xml:space="preserve">0</w:t>
             </w:r>
           </w:p>
         </w:tc>
@@ -47068,7 +47068,7 @@
                 <w:szCs w:val="16"/>
                 <w:rtl/>
               </w:rPr>
-              <w:t xml:space="preserve">בתי זיקוק קישון</w:t>
+              <w:t xml:space="preserve">בראון</w:t>
             </w:r>
           </w:p>
         </w:tc>
@@ -47101,7 +47101,7 @@
                 <w:szCs w:val="16"/>
                 <w:rtl/>
               </w:rPr>
-              <w:t xml:space="preserve">חיפה</w:t>
+              <w:t xml:space="preserve">קדומים</w:t>
             </w:r>
           </w:p>
         </w:tc>
@@ -47134,7 +47134,7 @@
                 <w:szCs w:val="16"/>
                 <w:rtl/>
               </w:rPr>
-              <w:t xml:space="preserve">צפון</w:t>
+              <w:t xml:space="preserve">ירושלים ויו"ש</w:t>
             </w:r>
           </w:p>
         </w:tc>
@@ -47167,7 +47167,7 @@
                 <w:szCs w:val="16"/>
                 <w:rtl/>
               </w:rPr>
-              <w:t xml:space="preserve">2.54 קמ"ר</w:t>
+              <w:t xml:space="preserve">1.4 קמ"ר</w:t>
             </w:r>
           </w:p>
         </w:tc>
@@ -47266,7 +47266,7 @@
                 <w:szCs w:val="16"/>
                 <w:rtl/>
               </w:rPr>
-              <w:t xml:space="preserve">2</w:t>
+              <w:t xml:space="preserve">24</w:t>
             </w:r>
           </w:p>
         </w:tc>
@@ -47299,7 +47299,7 @@
                 <w:szCs w:val="16"/>
                 <w:rtl/>
               </w:rPr>
-              <w:t xml:space="preserve">23</w:t>
+              <w:t xml:space="preserve">0</w:t>
             </w:r>
           </w:p>
         </w:tc>
@@ -47334,7 +47334,7 @@
                 <w:szCs w:val="16"/>
                 <w:rtl/>
               </w:rPr>
-              <w:t xml:space="preserve">אתר לסילוק פסולת דודאים</w:t>
+              <w:t xml:space="preserve">פארק תעשיות ראם</w:t>
             </w:r>
           </w:p>
         </w:tc>
@@ -47367,7 +47367,7 @@
                 <w:szCs w:val="16"/>
                 <w:rtl/>
               </w:rPr>
-              <w:t xml:space="preserve">—</w:t>
+              <w:t xml:space="preserve">בני עי''ש</w:t>
             </w:r>
           </w:p>
         </w:tc>
@@ -47433,7 +47433,7 @@
                 <w:szCs w:val="16"/>
                 <w:rtl/>
               </w:rPr>
-              <w:t xml:space="preserve">2.07 קמ"ר</w:t>
+              <w:t xml:space="preserve">1.14 קמ"ר</w:t>
             </w:r>
           </w:p>
         </w:tc>
@@ -47532,7 +47532,7 @@
                 <w:szCs w:val="16"/>
                 <w:rtl/>
               </w:rPr>
-              <w:t xml:space="preserve">0</w:t>
+              <w:t xml:space="preserve">90</w:t>
             </w:r>
           </w:p>
         </w:tc>
@@ -47600,7 +47600,7 @@
                 <w:szCs w:val="16"/>
                 <w:rtl/>
               </w:rPr>
-              <w:t xml:space="preserve">מעלה-ירושלים</w:t>
+              <w:t xml:space="preserve">פארק תעשיות צבאים</w:t>
             </w:r>
           </w:p>
         </w:tc>
@@ -47633,7 +47633,7 @@
                 <w:szCs w:val="16"/>
                 <w:rtl/>
               </w:rPr>
-              <w:t xml:space="preserve">ירושלים</w:t>
+              <w:t xml:space="preserve">—</w:t>
             </w:r>
           </w:p>
         </w:tc>
@@ -47666,7 +47666,7 @@
                 <w:szCs w:val="16"/>
                 <w:rtl/>
               </w:rPr>
-              <w:t xml:space="preserve">ירושלים ויו"ש</w:t>
+              <w:t xml:space="preserve">צפון</w:t>
             </w:r>
           </w:p>
         </w:tc>
@@ -47699,7 +47699,7 @@
                 <w:szCs w:val="16"/>
                 <w:rtl/>
               </w:rPr>
-              <w:t xml:space="preserve">1.41 קמ"ר</w:t>
+              <w:t xml:space="preserve">0.63 קמ"ר</w:t>
             </w:r>
           </w:p>
         </w:tc>
@@ -47798,7 +47798,7 @@
                 <w:szCs w:val="16"/>
                 <w:rtl/>
               </w:rPr>
-              <w:t xml:space="preserve">18</w:t>
+              <w:t xml:space="preserve">31</w:t>
             </w:r>
           </w:p>
         </w:tc>
@@ -47831,7 +47831,7 @@
                 <w:szCs w:val="16"/>
                 <w:rtl/>
               </w:rPr>
-              <w:t xml:space="preserve">15</w:t>
+              <w:t xml:space="preserve">0</w:t>
             </w:r>
           </w:p>
         </w:tc>
@@ -47866,7 +47866,7 @@
                 <w:szCs w:val="16"/>
                 <w:rtl/>
               </w:rPr>
-              <w:t xml:space="preserve">בראון</w:t>
+              <w:t xml:space="preserve">עידן</w:t>
             </w:r>
           </w:p>
         </w:tc>
@@ -47899,7 +47899,7 @@
                 <w:szCs w:val="16"/>
                 <w:rtl/>
               </w:rPr>
-              <w:t xml:space="preserve">קדומים</w:t>
+              <w:t xml:space="preserve">עידן</w:t>
             </w:r>
           </w:p>
         </w:tc>
@@ -47932,7 +47932,7 @@
                 <w:szCs w:val="16"/>
                 <w:rtl/>
               </w:rPr>
-              <w:t xml:space="preserve">ירושלים ויו"ש</w:t>
+              <w:t xml:space="preserve">דרום</w:t>
             </w:r>
           </w:p>
         </w:tc>
@@ -47965,7 +47965,7 @@
                 <w:szCs w:val="16"/>
                 <w:rtl/>
               </w:rPr>
-              <w:t xml:space="preserve">1.4 קמ"ר</w:t>
+              <w:t xml:space="preserve">0.09 קמ"ר</w:t>
             </w:r>
           </w:p>
         </w:tc>
@@ -48064,7 +48064,7 @@
                 <w:szCs w:val="16"/>
                 <w:rtl/>
               </w:rPr>
-              <w:t xml:space="preserve">24</w:t>
+              <w:t xml:space="preserve">1</w:t>
             </w:r>
           </w:p>
         </w:tc>
@@ -48098,5060 +48098,6 @@
                 <w:rtl/>
               </w:rPr>
               <w:t xml:space="preserve">0</w:t>
-            </w:r>
-          </w:p>
-        </w:tc>
-      </w:tr>
-      <w:tr>
-        <w:tc>
-          <w:tcPr>
-            <w:tcW w:type="dxa" w:w="2506"/>
-            <w:tcMar>
-              <w:top w:type="dxa" w:w="30"/>
-              <w:left w:type="dxa" w:w="60"/>
-              <w:bottom w:type="dxa" w:w="30"/>
-              <w:right w:type="dxa" w:w="60"/>
-            </w:tcMar>
-            <w:vAlign w:val="center"/>
-          </w:tcPr>
-          <w:p>
-            <w:pPr>
-              <w:bidi/>
-              <w:spacing w:after="0"/>
-              <w:jc w:val="right"/>
-            </w:pPr>
-            <w:r>
-              <w:rPr>
-                <w:rFonts w:ascii="Arial" w:cs="Arial" w:eastAsia="Arial" w:hAnsi="Arial"/>
-                <w:b w:val="false"/>
-                <w:bCs w:val="false"/>
-                <w:i w:val="false"/>
-                <w:iCs w:val="false"/>
-                <w:color w:val="0F172A"/>
-                <w:sz w:val="16"/>
-                <w:szCs w:val="16"/>
-                <w:rtl/>
-              </w:rPr>
-              <w:t xml:space="preserve">פארק תעשיות ראם</w:t>
-            </w:r>
-          </w:p>
-        </w:tc>
-        <w:tc>
-          <w:tcPr>
-            <w:tcW w:type="dxa" w:w="1349"/>
-            <w:tcMar>
-              <w:top w:type="dxa" w:w="30"/>
-              <w:left w:type="dxa" w:w="60"/>
-              <w:bottom w:type="dxa" w:w="30"/>
-              <w:right w:type="dxa" w:w="60"/>
-            </w:tcMar>
-            <w:vAlign w:val="center"/>
-          </w:tcPr>
-          <w:p>
-            <w:pPr>
-              <w:bidi/>
-              <w:spacing w:after="0"/>
-              <w:jc w:val="center"/>
-            </w:pPr>
-            <w:r>
-              <w:rPr>
-                <w:rFonts w:ascii="Arial" w:cs="Arial" w:eastAsia="Arial" w:hAnsi="Arial"/>
-                <w:b w:val="false"/>
-                <w:bCs w:val="false"/>
-                <w:i w:val="false"/>
-                <w:iCs w:val="false"/>
-                <w:color w:val="0F172A"/>
-                <w:sz w:val="16"/>
-                <w:szCs w:val="16"/>
-                <w:rtl/>
-              </w:rPr>
-              <w:t xml:space="preserve">בני עי''ש</w:t>
-            </w:r>
-          </w:p>
-        </w:tc>
-        <w:tc>
-          <w:tcPr>
-            <w:tcW w:type="dxa" w:w="964"/>
-            <w:tcMar>
-              <w:top w:type="dxa" w:w="30"/>
-              <w:left w:type="dxa" w:w="60"/>
-              <w:bottom w:type="dxa" w:w="30"/>
-              <w:right w:type="dxa" w:w="60"/>
-            </w:tcMar>
-            <w:vAlign w:val="center"/>
-          </w:tcPr>
-          <w:p>
-            <w:pPr>
-              <w:bidi/>
-              <w:spacing w:after="0"/>
-              <w:jc w:val="center"/>
-            </w:pPr>
-            <w:r>
-              <w:rPr>
-                <w:rFonts w:ascii="Arial" w:cs="Arial" w:eastAsia="Arial" w:hAnsi="Arial"/>
-                <w:b w:val="false"/>
-                <w:bCs w:val="false"/>
-                <w:i w:val="false"/>
-                <w:iCs w:val="false"/>
-                <w:color w:val="0F172A"/>
-                <w:sz w:val="16"/>
-                <w:szCs w:val="16"/>
-                <w:rtl/>
-              </w:rPr>
-              <w:t xml:space="preserve">דרום</w:t>
-            </w:r>
-          </w:p>
-        </w:tc>
-        <w:tc>
-          <w:tcPr>
-            <w:tcW w:type="dxa" w:w="964"/>
-            <w:tcMar>
-              <w:top w:type="dxa" w:w="30"/>
-              <w:left w:type="dxa" w:w="60"/>
-              <w:bottom w:type="dxa" w:w="30"/>
-              <w:right w:type="dxa" w:w="60"/>
-            </w:tcMar>
-            <w:vAlign w:val="center"/>
-          </w:tcPr>
-          <w:p>
-            <w:pPr>
-              <w:bidi/>
-              <w:spacing w:after="0"/>
-              <w:jc w:val="center"/>
-            </w:pPr>
-            <w:r>
-              <w:rPr>
-                <w:rFonts w:ascii="Arial" w:cs="Arial" w:eastAsia="Arial" w:hAnsi="Arial"/>
-                <w:b w:val="false"/>
-                <w:bCs w:val="false"/>
-                <w:i w:val="false"/>
-                <w:iCs w:val="false"/>
-                <w:color w:val="0F172A"/>
-                <w:sz w:val="16"/>
-                <w:szCs w:val="16"/>
-                <w:rtl/>
-              </w:rPr>
-              <w:t xml:space="preserve">1.14 קמ"ר</w:t>
-            </w:r>
-          </w:p>
-        </w:tc>
-        <w:tc>
-          <w:tcPr>
-            <w:tcW w:type="dxa" w:w="675"/>
-            <w:tcMar>
-              <w:top w:type="dxa" w:w="30"/>
-              <w:left w:type="dxa" w:w="60"/>
-              <w:bottom w:type="dxa" w:w="30"/>
-              <w:right w:type="dxa" w:w="60"/>
-            </w:tcMar>
-            <w:vAlign w:val="center"/>
-          </w:tcPr>
-          <w:p>
-            <w:pPr>
-              <w:bidi/>
-              <w:spacing w:after="0"/>
-              <w:jc w:val="center"/>
-            </w:pPr>
-            <w:r>
-              <w:rPr>
-                <w:rFonts w:ascii="Arial" w:cs="Arial" w:eastAsia="Arial" w:hAnsi="Arial"/>
-                <w:b w:val="false"/>
-                <w:bCs w:val="false"/>
-                <w:i w:val="false"/>
-                <w:iCs w:val="false"/>
-                <w:color w:val="0F172A"/>
-                <w:sz w:val="16"/>
-                <w:szCs w:val="16"/>
-                <w:rtl/>
-              </w:rPr>
-              <w:t xml:space="preserve">0</w:t>
-            </w:r>
-          </w:p>
-        </w:tc>
-        <w:tc>
-          <w:tcPr>
-            <w:tcW w:type="dxa" w:w="1253"/>
-            <w:tcMar>
-              <w:top w:type="dxa" w:w="30"/>
-              <w:left w:type="dxa" w:w="60"/>
-              <w:bottom w:type="dxa" w:w="30"/>
-              <w:right w:type="dxa" w:w="60"/>
-            </w:tcMar>
-            <w:vAlign w:val="center"/>
-          </w:tcPr>
-          <w:p>
-            <w:pPr>
-              <w:bidi/>
-              <w:spacing w:after="0"/>
-              <w:jc w:val="center"/>
-            </w:pPr>
-            <w:r>
-              <w:rPr>
-                <w:rFonts w:ascii="Arial" w:cs="Arial" w:eastAsia="Arial" w:hAnsi="Arial"/>
-                <w:b w:val="false"/>
-                <w:bCs w:val="false"/>
-                <w:i w:val="false"/>
-                <w:iCs w:val="false"/>
-                <w:color w:val="0F172A"/>
-                <w:sz w:val="16"/>
-                <w:szCs w:val="16"/>
-                <w:rtl/>
-              </w:rPr>
-              <w:t xml:space="preserve">אין תחנה בטווח</w:t>
-            </w:r>
-          </w:p>
-        </w:tc>
-        <w:tc>
-          <w:tcPr>
-            <w:tcW w:type="dxa" w:w="964"/>
-            <w:tcMar>
-              <w:top w:type="dxa" w:w="30"/>
-              <w:left w:type="dxa" w:w="60"/>
-              <w:bottom w:type="dxa" w:w="30"/>
-              <w:right w:type="dxa" w:w="60"/>
-            </w:tcMar>
-            <w:vAlign w:val="center"/>
-          </w:tcPr>
-          <w:p>
-            <w:pPr>
-              <w:bidi/>
-              <w:spacing w:after="0"/>
-              <w:jc w:val="center"/>
-            </w:pPr>
-            <w:r>
-              <w:rPr>
-                <w:rFonts w:ascii="Arial" w:cs="Arial" w:eastAsia="Arial" w:hAnsi="Arial"/>
-                <w:b w:val="false"/>
-                <w:bCs w:val="false"/>
-                <w:i w:val="false"/>
-                <w:iCs w:val="false"/>
-                <w:color w:val="0F172A"/>
-                <w:sz w:val="16"/>
-                <w:szCs w:val="16"/>
-                <w:rtl/>
-              </w:rPr>
-              <w:t xml:space="preserve">90</w:t>
-            </w:r>
-          </w:p>
-        </w:tc>
-        <w:tc>
-          <w:tcPr>
-            <w:tcW w:type="dxa" w:w="964"/>
-            <w:tcMar>
-              <w:top w:type="dxa" w:w="30"/>
-              <w:left w:type="dxa" w:w="60"/>
-              <w:bottom w:type="dxa" w:w="30"/>
-              <w:right w:type="dxa" w:w="60"/>
-            </w:tcMar>
-            <w:vAlign w:val="center"/>
-          </w:tcPr>
-          <w:p>
-            <w:pPr>
-              <w:bidi/>
-              <w:spacing w:after="0"/>
-              <w:jc w:val="center"/>
-            </w:pPr>
-            <w:r>
-              <w:rPr>
-                <w:rFonts w:ascii="Arial" w:cs="Arial" w:eastAsia="Arial" w:hAnsi="Arial"/>
-                <w:b w:val="false"/>
-                <w:bCs w:val="false"/>
-                <w:i w:val="false"/>
-                <w:iCs w:val="false"/>
-                <w:color w:val="0F172A"/>
-                <w:sz w:val="16"/>
-                <w:szCs w:val="16"/>
-                <w:rtl/>
-              </w:rPr>
-              <w:t xml:space="preserve">0</w:t>
-            </w:r>
-          </w:p>
-        </w:tc>
-      </w:tr>
-      <w:tr>
-        <w:tc>
-          <w:tcPr>
-            <w:tcW w:type="dxa" w:w="2506"/>
-            <w:tcMar>
-              <w:top w:type="dxa" w:w="30"/>
-              <w:left w:type="dxa" w:w="60"/>
-              <w:bottom w:type="dxa" w:w="30"/>
-              <w:right w:type="dxa" w:w="60"/>
-            </w:tcMar>
-            <w:vAlign w:val="center"/>
-          </w:tcPr>
-          <w:p>
-            <w:pPr>
-              <w:bidi/>
-              <w:spacing w:after="0"/>
-              <w:jc w:val="right"/>
-            </w:pPr>
-            <w:r>
-              <w:rPr>
-                <w:rFonts w:ascii="Arial" w:cs="Arial" w:eastAsia="Arial" w:hAnsi="Arial"/>
-                <w:b w:val="false"/>
-                <w:bCs w:val="false"/>
-                <w:i w:val="false"/>
-                <w:iCs w:val="false"/>
-                <w:color w:val="0F172A"/>
-                <w:sz w:val="16"/>
-                <w:szCs w:val="16"/>
-                <w:rtl/>
-              </w:rPr>
-              <w:t xml:space="preserve">חח"ן</w:t>
-            </w:r>
-          </w:p>
-        </w:tc>
-        <w:tc>
-          <w:tcPr>
-            <w:tcW w:type="dxa" w:w="1349"/>
-            <w:tcMar>
-              <w:top w:type="dxa" w:w="30"/>
-              <w:left w:type="dxa" w:w="60"/>
-              <w:bottom w:type="dxa" w:w="30"/>
-              <w:right w:type="dxa" w:w="60"/>
-            </w:tcMar>
-            <w:vAlign w:val="center"/>
-          </w:tcPr>
-          <w:p>
-            <w:pPr>
-              <w:bidi/>
-              <w:spacing w:after="0"/>
-              <w:jc w:val="center"/>
-            </w:pPr>
-            <w:r>
-              <w:rPr>
-                <w:rFonts w:ascii="Arial" w:cs="Arial" w:eastAsia="Arial" w:hAnsi="Arial"/>
-                <w:b w:val="false"/>
-                <w:bCs w:val="false"/>
-                <w:i w:val="false"/>
-                <w:iCs w:val="false"/>
-                <w:color w:val="0F172A"/>
-                <w:sz w:val="16"/>
-                <w:szCs w:val="16"/>
-                <w:rtl/>
-              </w:rPr>
-              <w:t xml:space="preserve">זכרון יעקב</w:t>
-            </w:r>
-          </w:p>
-        </w:tc>
-        <w:tc>
-          <w:tcPr>
-            <w:tcW w:type="dxa" w:w="964"/>
-            <w:tcMar>
-              <w:top w:type="dxa" w:w="30"/>
-              <w:left w:type="dxa" w:w="60"/>
-              <w:bottom w:type="dxa" w:w="30"/>
-              <w:right w:type="dxa" w:w="60"/>
-            </w:tcMar>
-            <w:vAlign w:val="center"/>
-          </w:tcPr>
-          <w:p>
-            <w:pPr>
-              <w:bidi/>
-              <w:spacing w:after="0"/>
-              <w:jc w:val="center"/>
-            </w:pPr>
-            <w:r>
-              <w:rPr>
-                <w:rFonts w:ascii="Arial" w:cs="Arial" w:eastAsia="Arial" w:hAnsi="Arial"/>
-                <w:b w:val="false"/>
-                <w:bCs w:val="false"/>
-                <w:i w:val="false"/>
-                <w:iCs w:val="false"/>
-                <w:color w:val="0F172A"/>
-                <w:sz w:val="16"/>
-                <w:szCs w:val="16"/>
-                <w:rtl/>
-              </w:rPr>
-              <w:t xml:space="preserve">צפון</w:t>
-            </w:r>
-          </w:p>
-        </w:tc>
-        <w:tc>
-          <w:tcPr>
-            <w:tcW w:type="dxa" w:w="964"/>
-            <w:tcMar>
-              <w:top w:type="dxa" w:w="30"/>
-              <w:left w:type="dxa" w:w="60"/>
-              <w:bottom w:type="dxa" w:w="30"/>
-              <w:right w:type="dxa" w:w="60"/>
-            </w:tcMar>
-            <w:vAlign w:val="center"/>
-          </w:tcPr>
-          <w:p>
-            <w:pPr>
-              <w:bidi/>
-              <w:spacing w:after="0"/>
-              <w:jc w:val="center"/>
-            </w:pPr>
-            <w:r>
-              <w:rPr>
-                <w:rFonts w:ascii="Arial" w:cs="Arial" w:eastAsia="Arial" w:hAnsi="Arial"/>
-                <w:b w:val="false"/>
-                <w:bCs w:val="false"/>
-                <w:i w:val="false"/>
-                <w:iCs w:val="false"/>
-                <w:color w:val="0F172A"/>
-                <w:sz w:val="16"/>
-                <w:szCs w:val="16"/>
-                <w:rtl/>
-              </w:rPr>
-              <w:t xml:space="preserve">0.99 קמ"ר</w:t>
-            </w:r>
-          </w:p>
-        </w:tc>
-        <w:tc>
-          <w:tcPr>
-            <w:tcW w:type="dxa" w:w="675"/>
-            <w:tcMar>
-              <w:top w:type="dxa" w:w="30"/>
-              <w:left w:type="dxa" w:w="60"/>
-              <w:bottom w:type="dxa" w:w="30"/>
-              <w:right w:type="dxa" w:w="60"/>
-            </w:tcMar>
-            <w:vAlign w:val="center"/>
-          </w:tcPr>
-          <w:p>
-            <w:pPr>
-              <w:bidi/>
-              <w:spacing w:after="0"/>
-              <w:jc w:val="center"/>
-            </w:pPr>
-            <w:r>
-              <w:rPr>
-                <w:rFonts w:ascii="Arial" w:cs="Arial" w:eastAsia="Arial" w:hAnsi="Arial"/>
-                <w:b w:val="false"/>
-                <w:bCs w:val="false"/>
-                <w:i w:val="false"/>
-                <w:iCs w:val="false"/>
-                <w:color w:val="0F172A"/>
-                <w:sz w:val="16"/>
-                <w:szCs w:val="16"/>
-                <w:rtl/>
-              </w:rPr>
-              <w:t xml:space="preserve">0</w:t>
-            </w:r>
-          </w:p>
-        </w:tc>
-        <w:tc>
-          <w:tcPr>
-            <w:tcW w:type="dxa" w:w="1253"/>
-            <w:tcMar>
-              <w:top w:type="dxa" w:w="30"/>
-              <w:left w:type="dxa" w:w="60"/>
-              <w:bottom w:type="dxa" w:w="30"/>
-              <w:right w:type="dxa" w:w="60"/>
-            </w:tcMar>
-            <w:vAlign w:val="center"/>
-          </w:tcPr>
-          <w:p>
-            <w:pPr>
-              <w:bidi/>
-              <w:spacing w:after="0"/>
-              <w:jc w:val="center"/>
-            </w:pPr>
-            <w:r>
-              <w:rPr>
-                <w:rFonts w:ascii="Arial" w:cs="Arial" w:eastAsia="Arial" w:hAnsi="Arial"/>
-                <w:b w:val="false"/>
-                <w:bCs w:val="false"/>
-                <w:i w:val="false"/>
-                <w:iCs w:val="false"/>
-                <w:color w:val="0F172A"/>
-                <w:sz w:val="16"/>
-                <w:szCs w:val="16"/>
-                <w:rtl/>
-              </w:rPr>
-              <w:t xml:space="preserve">אין תחנה בטווח</w:t>
-            </w:r>
-          </w:p>
-        </w:tc>
-        <w:tc>
-          <w:tcPr>
-            <w:tcW w:type="dxa" w:w="964"/>
-            <w:tcMar>
-              <w:top w:type="dxa" w:w="30"/>
-              <w:left w:type="dxa" w:w="60"/>
-              <w:bottom w:type="dxa" w:w="30"/>
-              <w:right w:type="dxa" w:w="60"/>
-            </w:tcMar>
-            <w:vAlign w:val="center"/>
-          </w:tcPr>
-          <w:p>
-            <w:pPr>
-              <w:bidi/>
-              <w:spacing w:after="0"/>
-              <w:jc w:val="center"/>
-            </w:pPr>
-            <w:r>
-              <w:rPr>
-                <w:rFonts w:ascii="Arial" w:cs="Arial" w:eastAsia="Arial" w:hAnsi="Arial"/>
-                <w:b w:val="false"/>
-                <w:bCs w:val="false"/>
-                <w:i w:val="false"/>
-                <w:iCs w:val="false"/>
-                <w:color w:val="0F172A"/>
-                <w:sz w:val="16"/>
-                <w:szCs w:val="16"/>
-                <w:rtl/>
-              </w:rPr>
-              <w:t xml:space="preserve">0</w:t>
-            </w:r>
-          </w:p>
-        </w:tc>
-        <w:tc>
-          <w:tcPr>
-            <w:tcW w:type="dxa" w:w="964"/>
-            <w:tcMar>
-              <w:top w:type="dxa" w:w="30"/>
-              <w:left w:type="dxa" w:w="60"/>
-              <w:bottom w:type="dxa" w:w="30"/>
-              <w:right w:type="dxa" w:w="60"/>
-            </w:tcMar>
-            <w:vAlign w:val="center"/>
-          </w:tcPr>
-          <w:p>
-            <w:pPr>
-              <w:bidi/>
-              <w:spacing w:after="0"/>
-              <w:jc w:val="center"/>
-            </w:pPr>
-            <w:r>
-              <w:rPr>
-                <w:rFonts w:ascii="Arial" w:cs="Arial" w:eastAsia="Arial" w:hAnsi="Arial"/>
-                <w:b w:val="false"/>
-                <w:bCs w:val="false"/>
-                <w:i w:val="false"/>
-                <w:iCs w:val="false"/>
-                <w:color w:val="0F172A"/>
-                <w:sz w:val="16"/>
-                <w:szCs w:val="16"/>
-                <w:rtl/>
-              </w:rPr>
-              <w:t xml:space="preserve">3</w:t>
-            </w:r>
-          </w:p>
-        </w:tc>
-      </w:tr>
-      <w:tr>
-        <w:tc>
-          <w:tcPr>
-            <w:tcW w:type="dxa" w:w="2506"/>
-            <w:tcMar>
-              <w:top w:type="dxa" w:w="30"/>
-              <w:left w:type="dxa" w:w="60"/>
-              <w:bottom w:type="dxa" w:w="30"/>
-              <w:right w:type="dxa" w:w="60"/>
-            </w:tcMar>
-            <w:vAlign w:val="center"/>
-          </w:tcPr>
-          <w:p>
-            <w:pPr>
-              <w:bidi/>
-              <w:spacing w:after="0"/>
-              <w:jc w:val="right"/>
-            </w:pPr>
-            <w:r>
-              <w:rPr>
-                <w:rFonts w:ascii="Arial" w:cs="Arial" w:eastAsia="Arial" w:hAnsi="Arial"/>
-                <w:b w:val="false"/>
-                <w:bCs w:val="false"/>
-                <w:i w:val="false"/>
-                <w:iCs w:val="false"/>
-                <w:color w:val="0F172A"/>
-                <w:sz w:val="16"/>
-                <w:szCs w:val="16"/>
-                <w:rtl/>
-              </w:rPr>
-              <w:t xml:space="preserve">פארק תעשיות צבאים</w:t>
-            </w:r>
-          </w:p>
-        </w:tc>
-        <w:tc>
-          <w:tcPr>
-            <w:tcW w:type="dxa" w:w="1349"/>
-            <w:tcMar>
-              <w:top w:type="dxa" w:w="30"/>
-              <w:left w:type="dxa" w:w="60"/>
-              <w:bottom w:type="dxa" w:w="30"/>
-              <w:right w:type="dxa" w:w="60"/>
-            </w:tcMar>
-            <w:vAlign w:val="center"/>
-          </w:tcPr>
-          <w:p>
-            <w:pPr>
-              <w:bidi/>
-              <w:spacing w:after="0"/>
-              <w:jc w:val="center"/>
-            </w:pPr>
-            <w:r>
-              <w:rPr>
-                <w:rFonts w:ascii="Arial" w:cs="Arial" w:eastAsia="Arial" w:hAnsi="Arial"/>
-                <w:b w:val="false"/>
-                <w:bCs w:val="false"/>
-                <w:i w:val="false"/>
-                <w:iCs w:val="false"/>
-                <w:color w:val="0F172A"/>
-                <w:sz w:val="16"/>
-                <w:szCs w:val="16"/>
-                <w:rtl/>
-              </w:rPr>
-              <w:t xml:space="preserve">—</w:t>
-            </w:r>
-          </w:p>
-        </w:tc>
-        <w:tc>
-          <w:tcPr>
-            <w:tcW w:type="dxa" w:w="964"/>
-            <w:tcMar>
-              <w:top w:type="dxa" w:w="30"/>
-              <w:left w:type="dxa" w:w="60"/>
-              <w:bottom w:type="dxa" w:w="30"/>
-              <w:right w:type="dxa" w:w="60"/>
-            </w:tcMar>
-            <w:vAlign w:val="center"/>
-          </w:tcPr>
-          <w:p>
-            <w:pPr>
-              <w:bidi/>
-              <w:spacing w:after="0"/>
-              <w:jc w:val="center"/>
-            </w:pPr>
-            <w:r>
-              <w:rPr>
-                <w:rFonts w:ascii="Arial" w:cs="Arial" w:eastAsia="Arial" w:hAnsi="Arial"/>
-                <w:b w:val="false"/>
-                <w:bCs w:val="false"/>
-                <w:i w:val="false"/>
-                <w:iCs w:val="false"/>
-                <w:color w:val="0F172A"/>
-                <w:sz w:val="16"/>
-                <w:szCs w:val="16"/>
-                <w:rtl/>
-              </w:rPr>
-              <w:t xml:space="preserve">צפון</w:t>
-            </w:r>
-          </w:p>
-        </w:tc>
-        <w:tc>
-          <w:tcPr>
-            <w:tcW w:type="dxa" w:w="964"/>
-            <w:tcMar>
-              <w:top w:type="dxa" w:w="30"/>
-              <w:left w:type="dxa" w:w="60"/>
-              <w:bottom w:type="dxa" w:w="30"/>
-              <w:right w:type="dxa" w:w="60"/>
-            </w:tcMar>
-            <w:vAlign w:val="center"/>
-          </w:tcPr>
-          <w:p>
-            <w:pPr>
-              <w:bidi/>
-              <w:spacing w:after="0"/>
-              <w:jc w:val="center"/>
-            </w:pPr>
-            <w:r>
-              <w:rPr>
-                <w:rFonts w:ascii="Arial" w:cs="Arial" w:eastAsia="Arial" w:hAnsi="Arial"/>
-                <w:b w:val="false"/>
-                <w:bCs w:val="false"/>
-                <w:i w:val="false"/>
-                <w:iCs w:val="false"/>
-                <w:color w:val="0F172A"/>
-                <w:sz w:val="16"/>
-                <w:szCs w:val="16"/>
-                <w:rtl/>
-              </w:rPr>
-              <w:t xml:space="preserve">0.63 קמ"ר</w:t>
-            </w:r>
-          </w:p>
-        </w:tc>
-        <w:tc>
-          <w:tcPr>
-            <w:tcW w:type="dxa" w:w="675"/>
-            <w:tcMar>
-              <w:top w:type="dxa" w:w="30"/>
-              <w:left w:type="dxa" w:w="60"/>
-              <w:bottom w:type="dxa" w:w="30"/>
-              <w:right w:type="dxa" w:w="60"/>
-            </w:tcMar>
-            <w:vAlign w:val="center"/>
-          </w:tcPr>
-          <w:p>
-            <w:pPr>
-              <w:bidi/>
-              <w:spacing w:after="0"/>
-              <w:jc w:val="center"/>
-            </w:pPr>
-            <w:r>
-              <w:rPr>
-                <w:rFonts w:ascii="Arial" w:cs="Arial" w:eastAsia="Arial" w:hAnsi="Arial"/>
-                <w:b w:val="false"/>
-                <w:bCs w:val="false"/>
-                <w:i w:val="false"/>
-                <w:iCs w:val="false"/>
-                <w:color w:val="0F172A"/>
-                <w:sz w:val="16"/>
-                <w:szCs w:val="16"/>
-                <w:rtl/>
-              </w:rPr>
-              <w:t xml:space="preserve">0</w:t>
-            </w:r>
-          </w:p>
-        </w:tc>
-        <w:tc>
-          <w:tcPr>
-            <w:tcW w:type="dxa" w:w="1253"/>
-            <w:tcMar>
-              <w:top w:type="dxa" w:w="30"/>
-              <w:left w:type="dxa" w:w="60"/>
-              <w:bottom w:type="dxa" w:w="30"/>
-              <w:right w:type="dxa" w:w="60"/>
-            </w:tcMar>
-            <w:vAlign w:val="center"/>
-          </w:tcPr>
-          <w:p>
-            <w:pPr>
-              <w:bidi/>
-              <w:spacing w:after="0"/>
-              <w:jc w:val="center"/>
-            </w:pPr>
-            <w:r>
-              <w:rPr>
-                <w:rFonts w:ascii="Arial" w:cs="Arial" w:eastAsia="Arial" w:hAnsi="Arial"/>
-                <w:b w:val="false"/>
-                <w:bCs w:val="false"/>
-                <w:i w:val="false"/>
-                <w:iCs w:val="false"/>
-                <w:color w:val="0F172A"/>
-                <w:sz w:val="16"/>
-                <w:szCs w:val="16"/>
-                <w:rtl/>
-              </w:rPr>
-              <w:t xml:space="preserve">אין תחנה בטווח</w:t>
-            </w:r>
-          </w:p>
-        </w:tc>
-        <w:tc>
-          <w:tcPr>
-            <w:tcW w:type="dxa" w:w="964"/>
-            <w:tcMar>
-              <w:top w:type="dxa" w:w="30"/>
-              <w:left w:type="dxa" w:w="60"/>
-              <w:bottom w:type="dxa" w:w="30"/>
-              <w:right w:type="dxa" w:w="60"/>
-            </w:tcMar>
-            <w:vAlign w:val="center"/>
-          </w:tcPr>
-          <w:p>
-            <w:pPr>
-              <w:bidi/>
-              <w:spacing w:after="0"/>
-              <w:jc w:val="center"/>
-            </w:pPr>
-            <w:r>
-              <w:rPr>
-                <w:rFonts w:ascii="Arial" w:cs="Arial" w:eastAsia="Arial" w:hAnsi="Arial"/>
-                <w:b w:val="false"/>
-                <w:bCs w:val="false"/>
-                <w:i w:val="false"/>
-                <w:iCs w:val="false"/>
-                <w:color w:val="0F172A"/>
-                <w:sz w:val="16"/>
-                <w:szCs w:val="16"/>
-                <w:rtl/>
-              </w:rPr>
-              <w:t xml:space="preserve">31</w:t>
-            </w:r>
-          </w:p>
-        </w:tc>
-        <w:tc>
-          <w:tcPr>
-            <w:tcW w:type="dxa" w:w="964"/>
-            <w:tcMar>
-              <w:top w:type="dxa" w:w="30"/>
-              <w:left w:type="dxa" w:w="60"/>
-              <w:bottom w:type="dxa" w:w="30"/>
-              <w:right w:type="dxa" w:w="60"/>
-            </w:tcMar>
-            <w:vAlign w:val="center"/>
-          </w:tcPr>
-          <w:p>
-            <w:pPr>
-              <w:bidi/>
-              <w:spacing w:after="0"/>
-              <w:jc w:val="center"/>
-            </w:pPr>
-            <w:r>
-              <w:rPr>
-                <w:rFonts w:ascii="Arial" w:cs="Arial" w:eastAsia="Arial" w:hAnsi="Arial"/>
-                <w:b w:val="false"/>
-                <w:bCs w:val="false"/>
-                <w:i w:val="false"/>
-                <w:iCs w:val="false"/>
-                <w:color w:val="0F172A"/>
-                <w:sz w:val="16"/>
-                <w:szCs w:val="16"/>
-                <w:rtl/>
-              </w:rPr>
-              <w:t xml:space="preserve">0</w:t>
-            </w:r>
-          </w:p>
-        </w:tc>
-      </w:tr>
-      <w:tr>
-        <w:tc>
-          <w:tcPr>
-            <w:tcW w:type="dxa" w:w="2506"/>
-            <w:tcMar>
-              <w:top w:type="dxa" w:w="30"/>
-              <w:left w:type="dxa" w:w="60"/>
-              <w:bottom w:type="dxa" w:w="30"/>
-              <w:right w:type="dxa" w:w="60"/>
-            </w:tcMar>
-            <w:vAlign w:val="center"/>
-          </w:tcPr>
-          <w:p>
-            <w:pPr>
-              <w:bidi/>
-              <w:spacing w:after="0"/>
-              <w:jc w:val="right"/>
-            </w:pPr>
-            <w:r>
-              <w:rPr>
-                <w:rFonts w:ascii="Arial" w:cs="Arial" w:eastAsia="Arial" w:hAnsi="Arial"/>
-                <w:b w:val="false"/>
-                <w:bCs w:val="false"/>
-                <w:i w:val="false"/>
-                <w:iCs w:val="false"/>
-                <w:color w:val="0F172A"/>
-                <w:sz w:val="16"/>
-                <w:szCs w:val="16"/>
-                <w:rtl/>
-              </w:rPr>
-              <w:t xml:space="preserve">עכו מזרח - ותמל</w:t>
-            </w:r>
-          </w:p>
-        </w:tc>
-        <w:tc>
-          <w:tcPr>
-            <w:tcW w:type="dxa" w:w="1349"/>
-            <w:tcMar>
-              <w:top w:type="dxa" w:w="30"/>
-              <w:left w:type="dxa" w:w="60"/>
-              <w:bottom w:type="dxa" w:w="30"/>
-              <w:right w:type="dxa" w:w="60"/>
-            </w:tcMar>
-            <w:vAlign w:val="center"/>
-          </w:tcPr>
-          <w:p>
-            <w:pPr>
-              <w:bidi/>
-              <w:spacing w:after="0"/>
-              <w:jc w:val="center"/>
-            </w:pPr>
-            <w:r>
-              <w:rPr>
-                <w:rFonts w:ascii="Arial" w:cs="Arial" w:eastAsia="Arial" w:hAnsi="Arial"/>
-                <w:b w:val="false"/>
-                <w:bCs w:val="false"/>
-                <w:i w:val="false"/>
-                <w:iCs w:val="false"/>
-                <w:color w:val="0F172A"/>
-                <w:sz w:val="16"/>
-                <w:szCs w:val="16"/>
-                <w:rtl/>
-              </w:rPr>
-              <w:t xml:space="preserve">עכו</w:t>
-            </w:r>
-          </w:p>
-        </w:tc>
-        <w:tc>
-          <w:tcPr>
-            <w:tcW w:type="dxa" w:w="964"/>
-            <w:tcMar>
-              <w:top w:type="dxa" w:w="30"/>
-              <w:left w:type="dxa" w:w="60"/>
-              <w:bottom w:type="dxa" w:w="30"/>
-              <w:right w:type="dxa" w:w="60"/>
-            </w:tcMar>
-            <w:vAlign w:val="center"/>
-          </w:tcPr>
-          <w:p>
-            <w:pPr>
-              <w:bidi/>
-              <w:spacing w:after="0"/>
-              <w:jc w:val="center"/>
-            </w:pPr>
-            <w:r>
-              <w:rPr>
-                <w:rFonts w:ascii="Arial" w:cs="Arial" w:eastAsia="Arial" w:hAnsi="Arial"/>
-                <w:b w:val="false"/>
-                <w:bCs w:val="false"/>
-                <w:i w:val="false"/>
-                <w:iCs w:val="false"/>
-                <w:color w:val="0F172A"/>
-                <w:sz w:val="16"/>
-                <w:szCs w:val="16"/>
-                <w:rtl/>
-              </w:rPr>
-              <w:t xml:space="preserve">צפון</w:t>
-            </w:r>
-          </w:p>
-        </w:tc>
-        <w:tc>
-          <w:tcPr>
-            <w:tcW w:type="dxa" w:w="964"/>
-            <w:tcMar>
-              <w:top w:type="dxa" w:w="30"/>
-              <w:left w:type="dxa" w:w="60"/>
-              <w:bottom w:type="dxa" w:w="30"/>
-              <w:right w:type="dxa" w:w="60"/>
-            </w:tcMar>
-            <w:vAlign w:val="center"/>
-          </w:tcPr>
-          <w:p>
-            <w:pPr>
-              <w:bidi/>
-              <w:spacing w:after="0"/>
-              <w:jc w:val="center"/>
-            </w:pPr>
-            <w:r>
-              <w:rPr>
-                <w:rFonts w:ascii="Arial" w:cs="Arial" w:eastAsia="Arial" w:hAnsi="Arial"/>
-                <w:b w:val="false"/>
-                <w:bCs w:val="false"/>
-                <w:i w:val="false"/>
-                <w:iCs w:val="false"/>
-                <w:color w:val="0F172A"/>
-                <w:sz w:val="16"/>
-                <w:szCs w:val="16"/>
-                <w:rtl/>
-              </w:rPr>
-              <w:t xml:space="preserve">0.53 קמ"ר</w:t>
-            </w:r>
-          </w:p>
-        </w:tc>
-        <w:tc>
-          <w:tcPr>
-            <w:tcW w:type="dxa" w:w="675"/>
-            <w:tcMar>
-              <w:top w:type="dxa" w:w="30"/>
-              <w:left w:type="dxa" w:w="60"/>
-              <w:bottom w:type="dxa" w:w="30"/>
-              <w:right w:type="dxa" w:w="60"/>
-            </w:tcMar>
-            <w:vAlign w:val="center"/>
-          </w:tcPr>
-          <w:p>
-            <w:pPr>
-              <w:bidi/>
-              <w:spacing w:after="0"/>
-              <w:jc w:val="center"/>
-            </w:pPr>
-            <w:r>
-              <w:rPr>
-                <w:rFonts w:ascii="Arial" w:cs="Arial" w:eastAsia="Arial" w:hAnsi="Arial"/>
-                <w:b w:val="false"/>
-                <w:bCs w:val="false"/>
-                <w:i w:val="false"/>
-                <w:iCs w:val="false"/>
-                <w:color w:val="0F172A"/>
-                <w:sz w:val="16"/>
-                <w:szCs w:val="16"/>
-                <w:rtl/>
-              </w:rPr>
-              <w:t xml:space="preserve">0</w:t>
-            </w:r>
-          </w:p>
-        </w:tc>
-        <w:tc>
-          <w:tcPr>
-            <w:tcW w:type="dxa" w:w="1253"/>
-            <w:tcMar>
-              <w:top w:type="dxa" w:w="30"/>
-              <w:left w:type="dxa" w:w="60"/>
-              <w:bottom w:type="dxa" w:w="30"/>
-              <w:right w:type="dxa" w:w="60"/>
-            </w:tcMar>
-            <w:vAlign w:val="center"/>
-          </w:tcPr>
-          <w:p>
-            <w:pPr>
-              <w:bidi/>
-              <w:spacing w:after="0"/>
-              <w:jc w:val="center"/>
-            </w:pPr>
-            <w:r>
-              <w:rPr>
-                <w:rFonts w:ascii="Arial" w:cs="Arial" w:eastAsia="Arial" w:hAnsi="Arial"/>
-                <w:b w:val="false"/>
-                <w:bCs w:val="false"/>
-                <w:i w:val="false"/>
-                <w:iCs w:val="false"/>
-                <w:color w:val="0F172A"/>
-                <w:sz w:val="16"/>
-                <w:szCs w:val="16"/>
-                <w:rtl/>
-              </w:rPr>
-              <w:t xml:space="preserve">אין תחנה בטווח</w:t>
-            </w:r>
-          </w:p>
-        </w:tc>
-        <w:tc>
-          <w:tcPr>
-            <w:tcW w:type="dxa" w:w="964"/>
-            <w:tcMar>
-              <w:top w:type="dxa" w:w="30"/>
-              <w:left w:type="dxa" w:w="60"/>
-              <w:bottom w:type="dxa" w:w="30"/>
-              <w:right w:type="dxa" w:w="60"/>
-            </w:tcMar>
-            <w:vAlign w:val="center"/>
-          </w:tcPr>
-          <w:p>
-            <w:pPr>
-              <w:bidi/>
-              <w:spacing w:after="0"/>
-              <w:jc w:val="center"/>
-            </w:pPr>
-            <w:r>
-              <w:rPr>
-                <w:rFonts w:ascii="Arial" w:cs="Arial" w:eastAsia="Arial" w:hAnsi="Arial"/>
-                <w:b w:val="false"/>
-                <w:bCs w:val="false"/>
-                <w:i w:val="false"/>
-                <w:iCs w:val="false"/>
-                <w:color w:val="0F172A"/>
-                <w:sz w:val="16"/>
-                <w:szCs w:val="16"/>
-                <w:rtl/>
-              </w:rPr>
-              <w:t xml:space="preserve">0</w:t>
-            </w:r>
-          </w:p>
-        </w:tc>
-        <w:tc>
-          <w:tcPr>
-            <w:tcW w:type="dxa" w:w="964"/>
-            <w:tcMar>
-              <w:top w:type="dxa" w:w="30"/>
-              <w:left w:type="dxa" w:w="60"/>
-              <w:bottom w:type="dxa" w:w="30"/>
-              <w:right w:type="dxa" w:w="60"/>
-            </w:tcMar>
-            <w:vAlign w:val="center"/>
-          </w:tcPr>
-          <w:p>
-            <w:pPr>
-              <w:bidi/>
-              <w:spacing w:after="0"/>
-              <w:jc w:val="center"/>
-            </w:pPr>
-            <w:r>
-              <w:rPr>
-                <w:rFonts w:ascii="Arial" w:cs="Arial" w:eastAsia="Arial" w:hAnsi="Arial"/>
-                <w:b w:val="false"/>
-                <w:bCs w:val="false"/>
-                <w:i w:val="false"/>
-                <w:iCs w:val="false"/>
-                <w:color w:val="0F172A"/>
-                <w:sz w:val="16"/>
-                <w:szCs w:val="16"/>
-                <w:rtl/>
-              </w:rPr>
-              <w:t xml:space="preserve">19</w:t>
-            </w:r>
-          </w:p>
-        </w:tc>
-      </w:tr>
-      <w:tr>
-        <w:tc>
-          <w:tcPr>
-            <w:tcW w:type="dxa" w:w="2506"/>
-            <w:tcMar>
-              <w:top w:type="dxa" w:w="30"/>
-              <w:left w:type="dxa" w:w="60"/>
-              <w:bottom w:type="dxa" w:w="30"/>
-              <w:right w:type="dxa" w:w="60"/>
-            </w:tcMar>
-            <w:vAlign w:val="center"/>
-          </w:tcPr>
-          <w:p>
-            <w:pPr>
-              <w:bidi/>
-              <w:spacing w:after="0"/>
-              <w:jc w:val="right"/>
-            </w:pPr>
-            <w:r>
-              <w:rPr>
-                <w:rFonts w:ascii="Arial" w:cs="Arial" w:eastAsia="Arial" w:hAnsi="Arial"/>
-                <w:b w:val="false"/>
-                <w:bCs w:val="false"/>
-                <w:i w:val="false"/>
-                <w:iCs w:val="false"/>
-                <w:color w:val="0F172A"/>
-                <w:sz w:val="16"/>
-                <w:szCs w:val="16"/>
-                <w:rtl/>
-              </w:rPr>
-              <w:t xml:space="preserve">שחק-שקד</w:t>
-            </w:r>
-          </w:p>
-        </w:tc>
-        <w:tc>
-          <w:tcPr>
-            <w:tcW w:type="dxa" w:w="1349"/>
-            <w:tcMar>
-              <w:top w:type="dxa" w:w="30"/>
-              <w:left w:type="dxa" w:w="60"/>
-              <w:bottom w:type="dxa" w:w="30"/>
-              <w:right w:type="dxa" w:w="60"/>
-            </w:tcMar>
-            <w:vAlign w:val="center"/>
-          </w:tcPr>
-          <w:p>
-            <w:pPr>
-              <w:bidi/>
-              <w:spacing w:after="0"/>
-              <w:jc w:val="center"/>
-            </w:pPr>
-            <w:r>
-              <w:rPr>
-                <w:rFonts w:ascii="Arial" w:cs="Arial" w:eastAsia="Arial" w:hAnsi="Arial"/>
-                <w:b w:val="false"/>
-                <w:bCs w:val="false"/>
-                <w:i w:val="false"/>
-                <w:iCs w:val="false"/>
-                <w:color w:val="0F172A"/>
-                <w:sz w:val="16"/>
-                <w:szCs w:val="16"/>
-                <w:rtl/>
-              </w:rPr>
-              <w:t xml:space="preserve">שקד</w:t>
-            </w:r>
-          </w:p>
-        </w:tc>
-        <w:tc>
-          <w:tcPr>
-            <w:tcW w:type="dxa" w:w="964"/>
-            <w:tcMar>
-              <w:top w:type="dxa" w:w="30"/>
-              <w:left w:type="dxa" w:w="60"/>
-              <w:bottom w:type="dxa" w:w="30"/>
-              <w:right w:type="dxa" w:w="60"/>
-            </w:tcMar>
-            <w:vAlign w:val="center"/>
-          </w:tcPr>
-          <w:p>
-            <w:pPr>
-              <w:bidi/>
-              <w:spacing w:after="0"/>
-              <w:jc w:val="center"/>
-            </w:pPr>
-            <w:r>
-              <w:rPr>
-                <w:rFonts w:ascii="Arial" w:cs="Arial" w:eastAsia="Arial" w:hAnsi="Arial"/>
-                <w:b w:val="false"/>
-                <w:bCs w:val="false"/>
-                <w:i w:val="false"/>
-                <w:iCs w:val="false"/>
-                <w:color w:val="0F172A"/>
-                <w:sz w:val="16"/>
-                <w:szCs w:val="16"/>
-                <w:rtl/>
-              </w:rPr>
-              <w:t xml:space="preserve">ירושלים ויו"ש</w:t>
-            </w:r>
-          </w:p>
-        </w:tc>
-        <w:tc>
-          <w:tcPr>
-            <w:tcW w:type="dxa" w:w="964"/>
-            <w:tcMar>
-              <w:top w:type="dxa" w:w="30"/>
-              <w:left w:type="dxa" w:w="60"/>
-              <w:bottom w:type="dxa" w:w="30"/>
-              <w:right w:type="dxa" w:w="60"/>
-            </w:tcMar>
-            <w:vAlign w:val="center"/>
-          </w:tcPr>
-          <w:p>
-            <w:pPr>
-              <w:bidi/>
-              <w:spacing w:after="0"/>
-              <w:jc w:val="center"/>
-            </w:pPr>
-            <w:r>
-              <w:rPr>
-                <w:rFonts w:ascii="Arial" w:cs="Arial" w:eastAsia="Arial" w:hAnsi="Arial"/>
-                <w:b w:val="false"/>
-                <w:bCs w:val="false"/>
-                <w:i w:val="false"/>
-                <w:iCs w:val="false"/>
-                <w:color w:val="0F172A"/>
-                <w:sz w:val="16"/>
-                <w:szCs w:val="16"/>
-                <w:rtl/>
-              </w:rPr>
-              <w:t xml:space="preserve">0.48 קמ"ר</w:t>
-            </w:r>
-          </w:p>
-        </w:tc>
-        <w:tc>
-          <w:tcPr>
-            <w:tcW w:type="dxa" w:w="675"/>
-            <w:tcMar>
-              <w:top w:type="dxa" w:w="30"/>
-              <w:left w:type="dxa" w:w="60"/>
-              <w:bottom w:type="dxa" w:w="30"/>
-              <w:right w:type="dxa" w:w="60"/>
-            </w:tcMar>
-            <w:vAlign w:val="center"/>
-          </w:tcPr>
-          <w:p>
-            <w:pPr>
-              <w:bidi/>
-              <w:spacing w:after="0"/>
-              <w:jc w:val="center"/>
-            </w:pPr>
-            <w:r>
-              <w:rPr>
-                <w:rFonts w:ascii="Arial" w:cs="Arial" w:eastAsia="Arial" w:hAnsi="Arial"/>
-                <w:b w:val="false"/>
-                <w:bCs w:val="false"/>
-                <w:i w:val="false"/>
-                <w:iCs w:val="false"/>
-                <w:color w:val="0F172A"/>
-                <w:sz w:val="16"/>
-                <w:szCs w:val="16"/>
-                <w:rtl/>
-              </w:rPr>
-              <w:t xml:space="preserve">0</w:t>
-            </w:r>
-          </w:p>
-        </w:tc>
-        <w:tc>
-          <w:tcPr>
-            <w:tcW w:type="dxa" w:w="1253"/>
-            <w:tcMar>
-              <w:top w:type="dxa" w:w="30"/>
-              <w:left w:type="dxa" w:w="60"/>
-              <w:bottom w:type="dxa" w:w="30"/>
-              <w:right w:type="dxa" w:w="60"/>
-            </w:tcMar>
-            <w:vAlign w:val="center"/>
-          </w:tcPr>
-          <w:p>
-            <w:pPr>
-              <w:bidi/>
-              <w:spacing w:after="0"/>
-              <w:jc w:val="center"/>
-            </w:pPr>
-            <w:r>
-              <w:rPr>
-                <w:rFonts w:ascii="Arial" w:cs="Arial" w:eastAsia="Arial" w:hAnsi="Arial"/>
-                <w:b w:val="false"/>
-                <w:bCs w:val="false"/>
-                <w:i w:val="false"/>
-                <w:iCs w:val="false"/>
-                <w:color w:val="0F172A"/>
-                <w:sz w:val="16"/>
-                <w:szCs w:val="16"/>
-                <w:rtl/>
-              </w:rPr>
-              <w:t xml:space="preserve">אין תחנה בטווח</w:t>
-            </w:r>
-          </w:p>
-        </w:tc>
-        <w:tc>
-          <w:tcPr>
-            <w:tcW w:type="dxa" w:w="964"/>
-            <w:tcMar>
-              <w:top w:type="dxa" w:w="30"/>
-              <w:left w:type="dxa" w:w="60"/>
-              <w:bottom w:type="dxa" w:w="30"/>
-              <w:right w:type="dxa" w:w="60"/>
-            </w:tcMar>
-            <w:vAlign w:val="center"/>
-          </w:tcPr>
-          <w:p>
-            <w:pPr>
-              <w:bidi/>
-              <w:spacing w:after="0"/>
-              <w:jc w:val="center"/>
-            </w:pPr>
-            <w:r>
-              <w:rPr>
-                <w:rFonts w:ascii="Arial" w:cs="Arial" w:eastAsia="Arial" w:hAnsi="Arial"/>
-                <w:b w:val="false"/>
-                <w:bCs w:val="false"/>
-                <w:i w:val="false"/>
-                <w:iCs w:val="false"/>
-                <w:color w:val="0F172A"/>
-                <w:sz w:val="16"/>
-                <w:szCs w:val="16"/>
-                <w:rtl/>
-              </w:rPr>
-              <w:t xml:space="preserve">31</w:t>
-            </w:r>
-          </w:p>
-        </w:tc>
-        <w:tc>
-          <w:tcPr>
-            <w:tcW w:type="dxa" w:w="964"/>
-            <w:tcMar>
-              <w:top w:type="dxa" w:w="30"/>
-              <w:left w:type="dxa" w:w="60"/>
-              <w:bottom w:type="dxa" w:w="30"/>
-              <w:right w:type="dxa" w:w="60"/>
-            </w:tcMar>
-            <w:vAlign w:val="center"/>
-          </w:tcPr>
-          <w:p>
-            <w:pPr>
-              <w:bidi/>
-              <w:spacing w:after="0"/>
-              <w:jc w:val="center"/>
-            </w:pPr>
-            <w:r>
-              <w:rPr>
-                <w:rFonts w:ascii="Arial" w:cs="Arial" w:eastAsia="Arial" w:hAnsi="Arial"/>
-                <w:b w:val="false"/>
-                <w:bCs w:val="false"/>
-                <w:i w:val="false"/>
-                <w:iCs w:val="false"/>
-                <w:color w:val="0F172A"/>
-                <w:sz w:val="16"/>
-                <w:szCs w:val="16"/>
-                <w:rtl/>
-              </w:rPr>
-              <w:t xml:space="preserve">4</w:t>
-            </w:r>
-          </w:p>
-        </w:tc>
-      </w:tr>
-      <w:tr>
-        <w:tc>
-          <w:tcPr>
-            <w:tcW w:type="dxa" w:w="2506"/>
-            <w:tcMar>
-              <w:top w:type="dxa" w:w="30"/>
-              <w:left w:type="dxa" w:w="60"/>
-              <w:bottom w:type="dxa" w:w="30"/>
-              <w:right w:type="dxa" w:w="60"/>
-            </w:tcMar>
-            <w:vAlign w:val="center"/>
-          </w:tcPr>
-          <w:p>
-            <w:pPr>
-              <w:bidi/>
-              <w:spacing w:after="0"/>
-              <w:jc w:val="right"/>
-            </w:pPr>
-            <w:r>
-              <w:rPr>
-                <w:rFonts w:ascii="Arial" w:cs="Arial" w:eastAsia="Arial" w:hAnsi="Arial"/>
-                <w:b w:val="false"/>
-                <w:bCs w:val="false"/>
-                <w:i w:val="false"/>
-                <w:iCs w:val="false"/>
-                <w:color w:val="0F172A"/>
-                <w:sz w:val="16"/>
-                <w:szCs w:val="16"/>
-                <w:rtl/>
-              </w:rPr>
-              <w:t xml:space="preserve">מי עמי</w:t>
-            </w:r>
-          </w:p>
-        </w:tc>
-        <w:tc>
-          <w:tcPr>
-            <w:tcW w:type="dxa" w:w="1349"/>
-            <w:tcMar>
-              <w:top w:type="dxa" w:w="30"/>
-              <w:left w:type="dxa" w:w="60"/>
-              <w:bottom w:type="dxa" w:w="30"/>
-              <w:right w:type="dxa" w:w="60"/>
-            </w:tcMar>
-            <w:vAlign w:val="center"/>
-          </w:tcPr>
-          <w:p>
-            <w:pPr>
-              <w:bidi/>
-              <w:spacing w:after="0"/>
-              <w:jc w:val="center"/>
-            </w:pPr>
-            <w:r>
-              <w:rPr>
-                <w:rFonts w:ascii="Arial" w:cs="Arial" w:eastAsia="Arial" w:hAnsi="Arial"/>
-                <w:b w:val="false"/>
-                <w:bCs w:val="false"/>
-                <w:i w:val="false"/>
-                <w:iCs w:val="false"/>
-                <w:color w:val="0F172A"/>
-                <w:sz w:val="16"/>
-                <w:szCs w:val="16"/>
-                <w:rtl/>
-              </w:rPr>
-              <w:t xml:space="preserve">אום אל פחם</w:t>
-            </w:r>
-          </w:p>
-        </w:tc>
-        <w:tc>
-          <w:tcPr>
-            <w:tcW w:type="dxa" w:w="964"/>
-            <w:tcMar>
-              <w:top w:type="dxa" w:w="30"/>
-              <w:left w:type="dxa" w:w="60"/>
-              <w:bottom w:type="dxa" w:w="30"/>
-              <w:right w:type="dxa" w:w="60"/>
-            </w:tcMar>
-            <w:vAlign w:val="center"/>
-          </w:tcPr>
-          <w:p>
-            <w:pPr>
-              <w:bidi/>
-              <w:spacing w:after="0"/>
-              <w:jc w:val="center"/>
-            </w:pPr>
-            <w:r>
-              <w:rPr>
-                <w:rFonts w:ascii="Arial" w:cs="Arial" w:eastAsia="Arial" w:hAnsi="Arial"/>
-                <w:b w:val="false"/>
-                <w:bCs w:val="false"/>
-                <w:i w:val="false"/>
-                <w:iCs w:val="false"/>
-                <w:color w:val="0F172A"/>
-                <w:sz w:val="16"/>
-                <w:szCs w:val="16"/>
-                <w:rtl/>
-              </w:rPr>
-              <w:t xml:space="preserve">צפון</w:t>
-            </w:r>
-          </w:p>
-        </w:tc>
-        <w:tc>
-          <w:tcPr>
-            <w:tcW w:type="dxa" w:w="964"/>
-            <w:tcMar>
-              <w:top w:type="dxa" w:w="30"/>
-              <w:left w:type="dxa" w:w="60"/>
-              <w:bottom w:type="dxa" w:w="30"/>
-              <w:right w:type="dxa" w:w="60"/>
-            </w:tcMar>
-            <w:vAlign w:val="center"/>
-          </w:tcPr>
-          <w:p>
-            <w:pPr>
-              <w:bidi/>
-              <w:spacing w:after="0"/>
-              <w:jc w:val="center"/>
-            </w:pPr>
-            <w:r>
-              <w:rPr>
-                <w:rFonts w:ascii="Arial" w:cs="Arial" w:eastAsia="Arial" w:hAnsi="Arial"/>
-                <w:b w:val="false"/>
-                <w:bCs w:val="false"/>
-                <w:i w:val="false"/>
-                <w:iCs w:val="false"/>
-                <w:color w:val="0F172A"/>
-                <w:sz w:val="16"/>
-                <w:szCs w:val="16"/>
-                <w:rtl/>
-              </w:rPr>
-              <w:t xml:space="preserve">0.43 קמ"ר</w:t>
-            </w:r>
-          </w:p>
-        </w:tc>
-        <w:tc>
-          <w:tcPr>
-            <w:tcW w:type="dxa" w:w="675"/>
-            <w:tcMar>
-              <w:top w:type="dxa" w:w="30"/>
-              <w:left w:type="dxa" w:w="60"/>
-              <w:bottom w:type="dxa" w:w="30"/>
-              <w:right w:type="dxa" w:w="60"/>
-            </w:tcMar>
-            <w:vAlign w:val="center"/>
-          </w:tcPr>
-          <w:p>
-            <w:pPr>
-              <w:bidi/>
-              <w:spacing w:after="0"/>
-              <w:jc w:val="center"/>
-            </w:pPr>
-            <w:r>
-              <w:rPr>
-                <w:rFonts w:ascii="Arial" w:cs="Arial" w:eastAsia="Arial" w:hAnsi="Arial"/>
-                <w:b w:val="false"/>
-                <w:bCs w:val="false"/>
-                <w:i w:val="false"/>
-                <w:iCs w:val="false"/>
-                <w:color w:val="0F172A"/>
-                <w:sz w:val="16"/>
-                <w:szCs w:val="16"/>
-                <w:rtl/>
-              </w:rPr>
-              <w:t xml:space="preserve">0</w:t>
-            </w:r>
-          </w:p>
-        </w:tc>
-        <w:tc>
-          <w:tcPr>
-            <w:tcW w:type="dxa" w:w="1253"/>
-            <w:tcMar>
-              <w:top w:type="dxa" w:w="30"/>
-              <w:left w:type="dxa" w:w="60"/>
-              <w:bottom w:type="dxa" w:w="30"/>
-              <w:right w:type="dxa" w:w="60"/>
-            </w:tcMar>
-            <w:vAlign w:val="center"/>
-          </w:tcPr>
-          <w:p>
-            <w:pPr>
-              <w:bidi/>
-              <w:spacing w:after="0"/>
-              <w:jc w:val="center"/>
-            </w:pPr>
-            <w:r>
-              <w:rPr>
-                <w:rFonts w:ascii="Arial" w:cs="Arial" w:eastAsia="Arial" w:hAnsi="Arial"/>
-                <w:b w:val="false"/>
-                <w:bCs w:val="false"/>
-                <w:i w:val="false"/>
-                <w:iCs w:val="false"/>
-                <w:color w:val="0F172A"/>
-                <w:sz w:val="16"/>
-                <w:szCs w:val="16"/>
-                <w:rtl/>
-              </w:rPr>
-              <w:t xml:space="preserve">אין תחנה בטווח</w:t>
-            </w:r>
-          </w:p>
-        </w:tc>
-        <w:tc>
-          <w:tcPr>
-            <w:tcW w:type="dxa" w:w="964"/>
-            <w:tcMar>
-              <w:top w:type="dxa" w:w="30"/>
-              <w:left w:type="dxa" w:w="60"/>
-              <w:bottom w:type="dxa" w:w="30"/>
-              <w:right w:type="dxa" w:w="60"/>
-            </w:tcMar>
-            <w:vAlign w:val="center"/>
-          </w:tcPr>
-          <w:p>
-            <w:pPr>
-              <w:bidi/>
-              <w:spacing w:after="0"/>
-              <w:jc w:val="center"/>
-            </w:pPr>
-            <w:r>
-              <w:rPr>
-                <w:rFonts w:ascii="Arial" w:cs="Arial" w:eastAsia="Arial" w:hAnsi="Arial"/>
-                <w:b w:val="false"/>
-                <w:bCs w:val="false"/>
-                <w:i w:val="false"/>
-                <w:iCs w:val="false"/>
-                <w:color w:val="0F172A"/>
-                <w:sz w:val="16"/>
-                <w:szCs w:val="16"/>
-                <w:rtl/>
-              </w:rPr>
-              <w:t xml:space="preserve">42</w:t>
-            </w:r>
-          </w:p>
-        </w:tc>
-        <w:tc>
-          <w:tcPr>
-            <w:tcW w:type="dxa" w:w="964"/>
-            <w:tcMar>
-              <w:top w:type="dxa" w:w="30"/>
-              <w:left w:type="dxa" w:w="60"/>
-              <w:bottom w:type="dxa" w:w="30"/>
-              <w:right w:type="dxa" w:w="60"/>
-            </w:tcMar>
-            <w:vAlign w:val="center"/>
-          </w:tcPr>
-          <w:p>
-            <w:pPr>
-              <w:bidi/>
-              <w:spacing w:after="0"/>
-              <w:jc w:val="center"/>
-            </w:pPr>
-            <w:r>
-              <w:rPr>
-                <w:rFonts w:ascii="Arial" w:cs="Arial" w:eastAsia="Arial" w:hAnsi="Arial"/>
-                <w:b w:val="false"/>
-                <w:bCs w:val="false"/>
-                <w:i w:val="false"/>
-                <w:iCs w:val="false"/>
-                <w:color w:val="0F172A"/>
-                <w:sz w:val="16"/>
-                <w:szCs w:val="16"/>
-                <w:rtl/>
-              </w:rPr>
-              <w:t xml:space="preserve">16</w:t>
-            </w:r>
-          </w:p>
-        </w:tc>
-      </w:tr>
-      <w:tr>
-        <w:tc>
-          <w:tcPr>
-            <w:tcW w:type="dxa" w:w="2506"/>
-            <w:tcMar>
-              <w:top w:type="dxa" w:w="30"/>
-              <w:left w:type="dxa" w:w="60"/>
-              <w:bottom w:type="dxa" w:w="30"/>
-              <w:right w:type="dxa" w:w="60"/>
-            </w:tcMar>
-            <w:vAlign w:val="center"/>
-          </w:tcPr>
-          <w:p>
-            <w:pPr>
-              <w:bidi/>
-              <w:spacing w:after="0"/>
-              <w:jc w:val="right"/>
-            </w:pPr>
-            <w:r>
-              <w:rPr>
-                <w:rFonts w:ascii="Arial" w:cs="Arial" w:eastAsia="Arial" w:hAnsi="Arial"/>
-                <w:b w:val="false"/>
-                <w:bCs w:val="false"/>
-                <w:i w:val="false"/>
-                <w:iCs w:val="false"/>
-                <w:color w:val="0F172A"/>
-                <w:sz w:val="16"/>
-                <w:szCs w:val="16"/>
-                <w:rtl/>
-              </w:rPr>
-              <w:t xml:space="preserve">אום בטין</w:t>
-            </w:r>
-          </w:p>
-        </w:tc>
-        <w:tc>
-          <w:tcPr>
-            <w:tcW w:type="dxa" w:w="1349"/>
-            <w:tcMar>
-              <w:top w:type="dxa" w:w="30"/>
-              <w:left w:type="dxa" w:w="60"/>
-              <w:bottom w:type="dxa" w:w="30"/>
-              <w:right w:type="dxa" w:w="60"/>
-            </w:tcMar>
-            <w:vAlign w:val="center"/>
-          </w:tcPr>
-          <w:p>
-            <w:pPr>
-              <w:bidi/>
-              <w:spacing w:after="0"/>
-              <w:jc w:val="center"/>
-            </w:pPr>
-            <w:r>
-              <w:rPr>
-                <w:rFonts w:ascii="Arial" w:cs="Arial" w:eastAsia="Arial" w:hAnsi="Arial"/>
-                <w:b w:val="false"/>
-                <w:bCs w:val="false"/>
-                <w:i w:val="false"/>
-                <w:iCs w:val="false"/>
-                <w:color w:val="0F172A"/>
-                <w:sz w:val="16"/>
-                <w:szCs w:val="16"/>
-                <w:rtl/>
-              </w:rPr>
-              <w:t xml:space="preserve">תל שבע</w:t>
-            </w:r>
-          </w:p>
-        </w:tc>
-        <w:tc>
-          <w:tcPr>
-            <w:tcW w:type="dxa" w:w="964"/>
-            <w:tcMar>
-              <w:top w:type="dxa" w:w="30"/>
-              <w:left w:type="dxa" w:w="60"/>
-              <w:bottom w:type="dxa" w:w="30"/>
-              <w:right w:type="dxa" w:w="60"/>
-            </w:tcMar>
-            <w:vAlign w:val="center"/>
-          </w:tcPr>
-          <w:p>
-            <w:pPr>
-              <w:bidi/>
-              <w:spacing w:after="0"/>
-              <w:jc w:val="center"/>
-            </w:pPr>
-            <w:r>
-              <w:rPr>
-                <w:rFonts w:ascii="Arial" w:cs="Arial" w:eastAsia="Arial" w:hAnsi="Arial"/>
-                <w:b w:val="false"/>
-                <w:bCs w:val="false"/>
-                <w:i w:val="false"/>
-                <w:iCs w:val="false"/>
-                <w:color w:val="0F172A"/>
-                <w:sz w:val="16"/>
-                <w:szCs w:val="16"/>
-                <w:rtl/>
-              </w:rPr>
-              <w:t xml:space="preserve">דרום</w:t>
-            </w:r>
-          </w:p>
-        </w:tc>
-        <w:tc>
-          <w:tcPr>
-            <w:tcW w:type="dxa" w:w="964"/>
-            <w:tcMar>
-              <w:top w:type="dxa" w:w="30"/>
-              <w:left w:type="dxa" w:w="60"/>
-              <w:bottom w:type="dxa" w:w="30"/>
-              <w:right w:type="dxa" w:w="60"/>
-            </w:tcMar>
-            <w:vAlign w:val="center"/>
-          </w:tcPr>
-          <w:p>
-            <w:pPr>
-              <w:bidi/>
-              <w:spacing w:after="0"/>
-              <w:jc w:val="center"/>
-            </w:pPr>
-            <w:r>
-              <w:rPr>
-                <w:rFonts w:ascii="Arial" w:cs="Arial" w:eastAsia="Arial" w:hAnsi="Arial"/>
-                <w:b w:val="false"/>
-                <w:bCs w:val="false"/>
-                <w:i w:val="false"/>
-                <w:iCs w:val="false"/>
-                <w:color w:val="0F172A"/>
-                <w:sz w:val="16"/>
-                <w:szCs w:val="16"/>
-                <w:rtl/>
-              </w:rPr>
-              <w:t xml:space="preserve">0.4 קמ"ר</w:t>
-            </w:r>
-          </w:p>
-        </w:tc>
-        <w:tc>
-          <w:tcPr>
-            <w:tcW w:type="dxa" w:w="675"/>
-            <w:tcMar>
-              <w:top w:type="dxa" w:w="30"/>
-              <w:left w:type="dxa" w:w="60"/>
-              <w:bottom w:type="dxa" w:w="30"/>
-              <w:right w:type="dxa" w:w="60"/>
-            </w:tcMar>
-            <w:vAlign w:val="center"/>
-          </w:tcPr>
-          <w:p>
-            <w:pPr>
-              <w:bidi/>
-              <w:spacing w:after="0"/>
-              <w:jc w:val="center"/>
-            </w:pPr>
-            <w:r>
-              <w:rPr>
-                <w:rFonts w:ascii="Arial" w:cs="Arial" w:eastAsia="Arial" w:hAnsi="Arial"/>
-                <w:b w:val="false"/>
-                <w:bCs w:val="false"/>
-                <w:i w:val="false"/>
-                <w:iCs w:val="false"/>
-                <w:color w:val="0F172A"/>
-                <w:sz w:val="16"/>
-                <w:szCs w:val="16"/>
-                <w:rtl/>
-              </w:rPr>
-              <w:t xml:space="preserve">0</w:t>
-            </w:r>
-          </w:p>
-        </w:tc>
-        <w:tc>
-          <w:tcPr>
-            <w:tcW w:type="dxa" w:w="1253"/>
-            <w:tcMar>
-              <w:top w:type="dxa" w:w="30"/>
-              <w:left w:type="dxa" w:w="60"/>
-              <w:bottom w:type="dxa" w:w="30"/>
-              <w:right w:type="dxa" w:w="60"/>
-            </w:tcMar>
-            <w:vAlign w:val="center"/>
-          </w:tcPr>
-          <w:p>
-            <w:pPr>
-              <w:bidi/>
-              <w:spacing w:after="0"/>
-              <w:jc w:val="center"/>
-            </w:pPr>
-            <w:r>
-              <w:rPr>
-                <w:rFonts w:ascii="Arial" w:cs="Arial" w:eastAsia="Arial" w:hAnsi="Arial"/>
-                <w:b w:val="false"/>
-                <w:bCs w:val="false"/>
-                <w:i w:val="false"/>
-                <w:iCs w:val="false"/>
-                <w:color w:val="0F172A"/>
-                <w:sz w:val="16"/>
-                <w:szCs w:val="16"/>
-                <w:rtl/>
-              </w:rPr>
-              <w:t xml:space="preserve">אין תחנה בטווח</w:t>
-            </w:r>
-          </w:p>
-        </w:tc>
-        <w:tc>
-          <w:tcPr>
-            <w:tcW w:type="dxa" w:w="964"/>
-            <w:tcMar>
-              <w:top w:type="dxa" w:w="30"/>
-              <w:left w:type="dxa" w:w="60"/>
-              <w:bottom w:type="dxa" w:w="30"/>
-              <w:right w:type="dxa" w:w="60"/>
-            </w:tcMar>
-            <w:vAlign w:val="center"/>
-          </w:tcPr>
-          <w:p>
-            <w:pPr>
-              <w:bidi/>
-              <w:spacing w:after="0"/>
-              <w:jc w:val="center"/>
-            </w:pPr>
-            <w:r>
-              <w:rPr>
-                <w:rFonts w:ascii="Arial" w:cs="Arial" w:eastAsia="Arial" w:hAnsi="Arial"/>
-                <w:b w:val="false"/>
-                <w:bCs w:val="false"/>
-                <w:i w:val="false"/>
-                <w:iCs w:val="false"/>
-                <w:color w:val="0F172A"/>
-                <w:sz w:val="16"/>
-                <w:szCs w:val="16"/>
-                <w:rtl/>
-              </w:rPr>
-              <w:t xml:space="preserve">22</w:t>
-            </w:r>
-          </w:p>
-        </w:tc>
-        <w:tc>
-          <w:tcPr>
-            <w:tcW w:type="dxa" w:w="964"/>
-            <w:tcMar>
-              <w:top w:type="dxa" w:w="30"/>
-              <w:left w:type="dxa" w:w="60"/>
-              <w:bottom w:type="dxa" w:w="30"/>
-              <w:right w:type="dxa" w:w="60"/>
-            </w:tcMar>
-            <w:vAlign w:val="center"/>
-          </w:tcPr>
-          <w:p>
-            <w:pPr>
-              <w:bidi/>
-              <w:spacing w:after="0"/>
-              <w:jc w:val="center"/>
-            </w:pPr>
-            <w:r>
-              <w:rPr>
-                <w:rFonts w:ascii="Arial" w:cs="Arial" w:eastAsia="Arial" w:hAnsi="Arial"/>
-                <w:b w:val="false"/>
-                <w:bCs w:val="false"/>
-                <w:i w:val="false"/>
-                <w:iCs w:val="false"/>
-                <w:color w:val="0F172A"/>
-                <w:sz w:val="16"/>
-                <w:szCs w:val="16"/>
-                <w:rtl/>
-              </w:rPr>
-              <w:t xml:space="preserve">3</w:t>
-            </w:r>
-          </w:p>
-        </w:tc>
-      </w:tr>
-      <w:tr>
-        <w:tc>
-          <w:tcPr>
-            <w:tcW w:type="dxa" w:w="2506"/>
-            <w:tcMar>
-              <w:top w:type="dxa" w:w="30"/>
-              <w:left w:type="dxa" w:w="60"/>
-              <w:bottom w:type="dxa" w:w="30"/>
-              <w:right w:type="dxa" w:w="60"/>
-            </w:tcMar>
-            <w:vAlign w:val="center"/>
-          </w:tcPr>
-          <w:p>
-            <w:pPr>
-              <w:bidi/>
-              <w:spacing w:after="0"/>
-              <w:jc w:val="right"/>
-            </w:pPr>
-            <w:r>
-              <w:rPr>
-                <w:rFonts w:ascii="Arial" w:cs="Arial" w:eastAsia="Arial" w:hAnsi="Arial"/>
-                <w:b w:val="false"/>
-                <w:bCs w:val="false"/>
-                <w:i w:val="false"/>
-                <w:iCs w:val="false"/>
-                <w:color w:val="0F172A"/>
-                <w:sz w:val="16"/>
-                <w:szCs w:val="16"/>
-                <w:rtl/>
-              </w:rPr>
-              <w:t xml:space="preserve">תל שבע</w:t>
-            </w:r>
-          </w:p>
-        </w:tc>
-        <w:tc>
-          <w:tcPr>
-            <w:tcW w:type="dxa" w:w="1349"/>
-            <w:tcMar>
-              <w:top w:type="dxa" w:w="30"/>
-              <w:left w:type="dxa" w:w="60"/>
-              <w:bottom w:type="dxa" w:w="30"/>
-              <w:right w:type="dxa" w:w="60"/>
-            </w:tcMar>
-            <w:vAlign w:val="center"/>
-          </w:tcPr>
-          <w:p>
-            <w:pPr>
-              <w:bidi/>
-              <w:spacing w:after="0"/>
-              <w:jc w:val="center"/>
-            </w:pPr>
-            <w:r>
-              <w:rPr>
-                <w:rFonts w:ascii="Arial" w:cs="Arial" w:eastAsia="Arial" w:hAnsi="Arial"/>
-                <w:b w:val="false"/>
-                <w:bCs w:val="false"/>
-                <w:i w:val="false"/>
-                <w:iCs w:val="false"/>
-                <w:color w:val="0F172A"/>
-                <w:sz w:val="16"/>
-                <w:szCs w:val="16"/>
-                <w:rtl/>
-              </w:rPr>
-              <w:t xml:space="preserve">תל שבע</w:t>
-            </w:r>
-          </w:p>
-        </w:tc>
-        <w:tc>
-          <w:tcPr>
-            <w:tcW w:type="dxa" w:w="964"/>
-            <w:tcMar>
-              <w:top w:type="dxa" w:w="30"/>
-              <w:left w:type="dxa" w:w="60"/>
-              <w:bottom w:type="dxa" w:w="30"/>
-              <w:right w:type="dxa" w:w="60"/>
-            </w:tcMar>
-            <w:vAlign w:val="center"/>
-          </w:tcPr>
-          <w:p>
-            <w:pPr>
-              <w:bidi/>
-              <w:spacing w:after="0"/>
-              <w:jc w:val="center"/>
-            </w:pPr>
-            <w:r>
-              <w:rPr>
-                <w:rFonts w:ascii="Arial" w:cs="Arial" w:eastAsia="Arial" w:hAnsi="Arial"/>
-                <w:b w:val="false"/>
-                <w:bCs w:val="false"/>
-                <w:i w:val="false"/>
-                <w:iCs w:val="false"/>
-                <w:color w:val="0F172A"/>
-                <w:sz w:val="16"/>
-                <w:szCs w:val="16"/>
-                <w:rtl/>
-              </w:rPr>
-              <w:t xml:space="preserve">דרום</w:t>
-            </w:r>
-          </w:p>
-        </w:tc>
-        <w:tc>
-          <w:tcPr>
-            <w:tcW w:type="dxa" w:w="964"/>
-            <w:tcMar>
-              <w:top w:type="dxa" w:w="30"/>
-              <w:left w:type="dxa" w:w="60"/>
-              <w:bottom w:type="dxa" w:w="30"/>
-              <w:right w:type="dxa" w:w="60"/>
-            </w:tcMar>
-            <w:vAlign w:val="center"/>
-          </w:tcPr>
-          <w:p>
-            <w:pPr>
-              <w:bidi/>
-              <w:spacing w:after="0"/>
-              <w:jc w:val="center"/>
-            </w:pPr>
-            <w:r>
-              <w:rPr>
-                <w:rFonts w:ascii="Arial" w:cs="Arial" w:eastAsia="Arial" w:hAnsi="Arial"/>
-                <w:b w:val="false"/>
-                <w:bCs w:val="false"/>
-                <w:i w:val="false"/>
-                <w:iCs w:val="false"/>
-                <w:color w:val="0F172A"/>
-                <w:sz w:val="16"/>
-                <w:szCs w:val="16"/>
-                <w:rtl/>
-              </w:rPr>
-              <w:t xml:space="preserve">0.39 קמ"ר</w:t>
-            </w:r>
-          </w:p>
-        </w:tc>
-        <w:tc>
-          <w:tcPr>
-            <w:tcW w:type="dxa" w:w="675"/>
-            <w:tcMar>
-              <w:top w:type="dxa" w:w="30"/>
-              <w:left w:type="dxa" w:w="60"/>
-              <w:bottom w:type="dxa" w:w="30"/>
-              <w:right w:type="dxa" w:w="60"/>
-            </w:tcMar>
-            <w:vAlign w:val="center"/>
-          </w:tcPr>
-          <w:p>
-            <w:pPr>
-              <w:bidi/>
-              <w:spacing w:after="0"/>
-              <w:jc w:val="center"/>
-            </w:pPr>
-            <w:r>
-              <w:rPr>
-                <w:rFonts w:ascii="Arial" w:cs="Arial" w:eastAsia="Arial" w:hAnsi="Arial"/>
-                <w:b w:val="false"/>
-                <w:bCs w:val="false"/>
-                <w:i w:val="false"/>
-                <w:iCs w:val="false"/>
-                <w:color w:val="0F172A"/>
-                <w:sz w:val="16"/>
-                <w:szCs w:val="16"/>
-                <w:rtl/>
-              </w:rPr>
-              <w:t xml:space="preserve">0</w:t>
-            </w:r>
-          </w:p>
-        </w:tc>
-        <w:tc>
-          <w:tcPr>
-            <w:tcW w:type="dxa" w:w="1253"/>
-            <w:tcMar>
-              <w:top w:type="dxa" w:w="30"/>
-              <w:left w:type="dxa" w:w="60"/>
-              <w:bottom w:type="dxa" w:w="30"/>
-              <w:right w:type="dxa" w:w="60"/>
-            </w:tcMar>
-            <w:vAlign w:val="center"/>
-          </w:tcPr>
-          <w:p>
-            <w:pPr>
-              <w:bidi/>
-              <w:spacing w:after="0"/>
-              <w:jc w:val="center"/>
-            </w:pPr>
-            <w:r>
-              <w:rPr>
-                <w:rFonts w:ascii="Arial" w:cs="Arial" w:eastAsia="Arial" w:hAnsi="Arial"/>
-                <w:b w:val="false"/>
-                <w:bCs w:val="false"/>
-                <w:i w:val="false"/>
-                <w:iCs w:val="false"/>
-                <w:color w:val="0F172A"/>
-                <w:sz w:val="16"/>
-                <w:szCs w:val="16"/>
-                <w:rtl/>
-              </w:rPr>
-              <w:t xml:space="preserve">אין תחנה בטווח</w:t>
-            </w:r>
-          </w:p>
-        </w:tc>
-        <w:tc>
-          <w:tcPr>
-            <w:tcW w:type="dxa" w:w="964"/>
-            <w:tcMar>
-              <w:top w:type="dxa" w:w="30"/>
-              <w:left w:type="dxa" w:w="60"/>
-              <w:bottom w:type="dxa" w:w="30"/>
-              <w:right w:type="dxa" w:w="60"/>
-            </w:tcMar>
-            <w:vAlign w:val="center"/>
-          </w:tcPr>
-          <w:p>
-            <w:pPr>
-              <w:bidi/>
-              <w:spacing w:after="0"/>
-              <w:jc w:val="center"/>
-            </w:pPr>
-            <w:r>
-              <w:rPr>
-                <w:rFonts w:ascii="Arial" w:cs="Arial" w:eastAsia="Arial" w:hAnsi="Arial"/>
-                <w:b w:val="false"/>
-                <w:bCs w:val="false"/>
-                <w:i w:val="false"/>
-                <w:iCs w:val="false"/>
-                <w:color w:val="0F172A"/>
-                <w:sz w:val="16"/>
-                <w:szCs w:val="16"/>
-                <w:rtl/>
-              </w:rPr>
-              <w:t xml:space="preserve">0</w:t>
-            </w:r>
-          </w:p>
-        </w:tc>
-        <w:tc>
-          <w:tcPr>
-            <w:tcW w:type="dxa" w:w="964"/>
-            <w:tcMar>
-              <w:top w:type="dxa" w:w="30"/>
-              <w:left w:type="dxa" w:w="60"/>
-              <w:bottom w:type="dxa" w:w="30"/>
-              <w:right w:type="dxa" w:w="60"/>
-            </w:tcMar>
-            <w:vAlign w:val="center"/>
-          </w:tcPr>
-          <w:p>
-            <w:pPr>
-              <w:bidi/>
-              <w:spacing w:after="0"/>
-              <w:jc w:val="center"/>
-            </w:pPr>
-            <w:r>
-              <w:rPr>
-                <w:rFonts w:ascii="Arial" w:cs="Arial" w:eastAsia="Arial" w:hAnsi="Arial"/>
-                <w:b w:val="false"/>
-                <w:bCs w:val="false"/>
-                <w:i w:val="false"/>
-                <w:iCs w:val="false"/>
-                <w:color w:val="0F172A"/>
-                <w:sz w:val="16"/>
-                <w:szCs w:val="16"/>
-                <w:rtl/>
-              </w:rPr>
-              <w:t xml:space="preserve">5</w:t>
-            </w:r>
-          </w:p>
-        </w:tc>
-      </w:tr>
-      <w:tr>
-        <w:tc>
-          <w:tcPr>
-            <w:tcW w:type="dxa" w:w="2506"/>
-            <w:tcMar>
-              <w:top w:type="dxa" w:w="30"/>
-              <w:left w:type="dxa" w:w="60"/>
-              <w:bottom w:type="dxa" w:w="30"/>
-              <w:right w:type="dxa" w:w="60"/>
-            </w:tcMar>
-            <w:vAlign w:val="center"/>
-          </w:tcPr>
-          <w:p>
-            <w:pPr>
-              <w:bidi/>
-              <w:spacing w:after="0"/>
-              <w:jc w:val="right"/>
-            </w:pPr>
-            <w:r>
-              <w:rPr>
-                <w:rFonts w:ascii="Arial" w:cs="Arial" w:eastAsia="Arial" w:hAnsi="Arial"/>
-                <w:b w:val="false"/>
-                <w:bCs w:val="false"/>
-                <w:i w:val="false"/>
-                <w:iCs w:val="false"/>
-                <w:color w:val="0F172A"/>
-                <w:sz w:val="16"/>
-                <w:szCs w:val="16"/>
-                <w:rtl/>
-              </w:rPr>
-              <w:t xml:space="preserve">כפר עזה</w:t>
-            </w:r>
-          </w:p>
-        </w:tc>
-        <w:tc>
-          <w:tcPr>
-            <w:tcW w:type="dxa" w:w="1349"/>
-            <w:tcMar>
-              <w:top w:type="dxa" w:w="30"/>
-              <w:left w:type="dxa" w:w="60"/>
-              <w:bottom w:type="dxa" w:w="30"/>
-              <w:right w:type="dxa" w:w="60"/>
-            </w:tcMar>
-            <w:vAlign w:val="center"/>
-          </w:tcPr>
-          <w:p>
-            <w:pPr>
-              <w:bidi/>
-              <w:spacing w:after="0"/>
-              <w:jc w:val="center"/>
-            </w:pPr>
-            <w:r>
-              <w:rPr>
-                <w:rFonts w:ascii="Arial" w:cs="Arial" w:eastAsia="Arial" w:hAnsi="Arial"/>
-                <w:b w:val="false"/>
-                <w:bCs w:val="false"/>
-                <w:i w:val="false"/>
-                <w:iCs w:val="false"/>
-                <w:color w:val="0F172A"/>
-                <w:sz w:val="16"/>
-                <w:szCs w:val="16"/>
-                <w:rtl/>
-              </w:rPr>
-              <w:t xml:space="preserve">שדות נגב</w:t>
-            </w:r>
-          </w:p>
-        </w:tc>
-        <w:tc>
-          <w:tcPr>
-            <w:tcW w:type="dxa" w:w="964"/>
-            <w:tcMar>
-              <w:top w:type="dxa" w:w="30"/>
-              <w:left w:type="dxa" w:w="60"/>
-              <w:bottom w:type="dxa" w:w="30"/>
-              <w:right w:type="dxa" w:w="60"/>
-            </w:tcMar>
-            <w:vAlign w:val="center"/>
-          </w:tcPr>
-          <w:p>
-            <w:pPr>
-              <w:bidi/>
-              <w:spacing w:after="0"/>
-              <w:jc w:val="center"/>
-            </w:pPr>
-            <w:r>
-              <w:rPr>
-                <w:rFonts w:ascii="Arial" w:cs="Arial" w:eastAsia="Arial" w:hAnsi="Arial"/>
-                <w:b w:val="false"/>
-                <w:bCs w:val="false"/>
-                <w:i w:val="false"/>
-                <w:iCs w:val="false"/>
-                <w:color w:val="0F172A"/>
-                <w:sz w:val="16"/>
-                <w:szCs w:val="16"/>
-                <w:rtl/>
-              </w:rPr>
-              <w:t xml:space="preserve">דרום</w:t>
-            </w:r>
-          </w:p>
-        </w:tc>
-        <w:tc>
-          <w:tcPr>
-            <w:tcW w:type="dxa" w:w="964"/>
-            <w:tcMar>
-              <w:top w:type="dxa" w:w="30"/>
-              <w:left w:type="dxa" w:w="60"/>
-              <w:bottom w:type="dxa" w:w="30"/>
-              <w:right w:type="dxa" w:w="60"/>
-            </w:tcMar>
-            <w:vAlign w:val="center"/>
-          </w:tcPr>
-          <w:p>
-            <w:pPr>
-              <w:bidi/>
-              <w:spacing w:after="0"/>
-              <w:jc w:val="center"/>
-            </w:pPr>
-            <w:r>
-              <w:rPr>
-                <w:rFonts w:ascii="Arial" w:cs="Arial" w:eastAsia="Arial" w:hAnsi="Arial"/>
-                <w:b w:val="false"/>
-                <w:bCs w:val="false"/>
-                <w:i w:val="false"/>
-                <w:iCs w:val="false"/>
-                <w:color w:val="0F172A"/>
-                <w:sz w:val="16"/>
-                <w:szCs w:val="16"/>
-                <w:rtl/>
-              </w:rPr>
-              <w:t xml:space="preserve">0.36 קמ"ר</w:t>
-            </w:r>
-          </w:p>
-        </w:tc>
-        <w:tc>
-          <w:tcPr>
-            <w:tcW w:type="dxa" w:w="675"/>
-            <w:tcMar>
-              <w:top w:type="dxa" w:w="30"/>
-              <w:left w:type="dxa" w:w="60"/>
-              <w:bottom w:type="dxa" w:w="30"/>
-              <w:right w:type="dxa" w:w="60"/>
-            </w:tcMar>
-            <w:vAlign w:val="center"/>
-          </w:tcPr>
-          <w:p>
-            <w:pPr>
-              <w:bidi/>
-              <w:spacing w:after="0"/>
-              <w:jc w:val="center"/>
-            </w:pPr>
-            <w:r>
-              <w:rPr>
-                <w:rFonts w:ascii="Arial" w:cs="Arial" w:eastAsia="Arial" w:hAnsi="Arial"/>
-                <w:b w:val="false"/>
-                <w:bCs w:val="false"/>
-                <w:i w:val="false"/>
-                <w:iCs w:val="false"/>
-                <w:color w:val="0F172A"/>
-                <w:sz w:val="16"/>
-                <w:szCs w:val="16"/>
-                <w:rtl/>
-              </w:rPr>
-              <w:t xml:space="preserve">0</w:t>
-            </w:r>
-          </w:p>
-        </w:tc>
-        <w:tc>
-          <w:tcPr>
-            <w:tcW w:type="dxa" w:w="1253"/>
-            <w:tcMar>
-              <w:top w:type="dxa" w:w="30"/>
-              <w:left w:type="dxa" w:w="60"/>
-              <w:bottom w:type="dxa" w:w="30"/>
-              <w:right w:type="dxa" w:w="60"/>
-            </w:tcMar>
-            <w:vAlign w:val="center"/>
-          </w:tcPr>
-          <w:p>
-            <w:pPr>
-              <w:bidi/>
-              <w:spacing w:after="0"/>
-              <w:jc w:val="center"/>
-            </w:pPr>
-            <w:r>
-              <w:rPr>
-                <w:rFonts w:ascii="Arial" w:cs="Arial" w:eastAsia="Arial" w:hAnsi="Arial"/>
-                <w:b w:val="false"/>
-                <w:bCs w:val="false"/>
-                <w:i w:val="false"/>
-                <w:iCs w:val="false"/>
-                <w:color w:val="0F172A"/>
-                <w:sz w:val="16"/>
-                <w:szCs w:val="16"/>
-                <w:rtl/>
-              </w:rPr>
-              <w:t xml:space="preserve">אין תחנה בטווח</w:t>
-            </w:r>
-          </w:p>
-        </w:tc>
-        <w:tc>
-          <w:tcPr>
-            <w:tcW w:type="dxa" w:w="964"/>
-            <w:tcMar>
-              <w:top w:type="dxa" w:w="30"/>
-              <w:left w:type="dxa" w:w="60"/>
-              <w:bottom w:type="dxa" w:w="30"/>
-              <w:right w:type="dxa" w:w="60"/>
-            </w:tcMar>
-            <w:vAlign w:val="center"/>
-          </w:tcPr>
-          <w:p>
-            <w:pPr>
-              <w:bidi/>
-              <w:spacing w:after="0"/>
-              <w:jc w:val="center"/>
-            </w:pPr>
-            <w:r>
-              <w:rPr>
-                <w:rFonts w:ascii="Arial" w:cs="Arial" w:eastAsia="Arial" w:hAnsi="Arial"/>
-                <w:b w:val="false"/>
-                <w:bCs w:val="false"/>
-                <w:i w:val="false"/>
-                <w:iCs w:val="false"/>
-                <w:color w:val="0F172A"/>
-                <w:sz w:val="16"/>
-                <w:szCs w:val="16"/>
-                <w:rtl/>
-              </w:rPr>
-              <w:t xml:space="preserve">32</w:t>
-            </w:r>
-          </w:p>
-        </w:tc>
-        <w:tc>
-          <w:tcPr>
-            <w:tcW w:type="dxa" w:w="964"/>
-            <w:tcMar>
-              <w:top w:type="dxa" w:w="30"/>
-              <w:left w:type="dxa" w:w="60"/>
-              <w:bottom w:type="dxa" w:w="30"/>
-              <w:right w:type="dxa" w:w="60"/>
-            </w:tcMar>
-            <w:vAlign w:val="center"/>
-          </w:tcPr>
-          <w:p>
-            <w:pPr>
-              <w:bidi/>
-              <w:spacing w:after="0"/>
-              <w:jc w:val="center"/>
-            </w:pPr>
-            <w:r>
-              <w:rPr>
-                <w:rFonts w:ascii="Arial" w:cs="Arial" w:eastAsia="Arial" w:hAnsi="Arial"/>
-                <w:b w:val="false"/>
-                <w:bCs w:val="false"/>
-                <w:i w:val="false"/>
-                <w:iCs w:val="false"/>
-                <w:color w:val="0F172A"/>
-                <w:sz w:val="16"/>
-                <w:szCs w:val="16"/>
-                <w:rtl/>
-              </w:rPr>
-              <w:t xml:space="preserve">4</w:t>
-            </w:r>
-          </w:p>
-        </w:tc>
-      </w:tr>
-      <w:tr>
-        <w:tc>
-          <w:tcPr>
-            <w:tcW w:type="dxa" w:w="2506"/>
-            <w:tcMar>
-              <w:top w:type="dxa" w:w="30"/>
-              <w:left w:type="dxa" w:w="60"/>
-              <w:bottom w:type="dxa" w:w="30"/>
-              <w:right w:type="dxa" w:w="60"/>
-            </w:tcMar>
-            <w:vAlign w:val="center"/>
-          </w:tcPr>
-          <w:p>
-            <w:pPr>
-              <w:bidi/>
-              <w:spacing w:after="0"/>
-              <w:jc w:val="right"/>
-            </w:pPr>
-            <w:r>
-              <w:rPr>
-                <w:rFonts w:ascii="Arial" w:cs="Arial" w:eastAsia="Arial" w:hAnsi="Arial"/>
-                <w:b w:val="false"/>
-                <w:bCs w:val="false"/>
-                <w:i w:val="false"/>
-                <w:iCs w:val="false"/>
-                <w:color w:val="0F172A"/>
-                <w:sz w:val="16"/>
-                <w:szCs w:val="16"/>
-                <w:rtl/>
-              </w:rPr>
-              <w:t xml:space="preserve">נווה ימין</w:t>
-            </w:r>
-          </w:p>
-        </w:tc>
-        <w:tc>
-          <w:tcPr>
-            <w:tcW w:type="dxa" w:w="1349"/>
-            <w:tcMar>
-              <w:top w:type="dxa" w:w="30"/>
-              <w:left w:type="dxa" w:w="60"/>
-              <w:bottom w:type="dxa" w:w="30"/>
-              <w:right w:type="dxa" w:w="60"/>
-            </w:tcMar>
-            <w:vAlign w:val="center"/>
-          </w:tcPr>
-          <w:p>
-            <w:pPr>
-              <w:bidi/>
-              <w:spacing w:after="0"/>
-              <w:jc w:val="center"/>
-            </w:pPr>
-            <w:r>
-              <w:rPr>
-                <w:rFonts w:ascii="Arial" w:cs="Arial" w:eastAsia="Arial" w:hAnsi="Arial"/>
-                <w:b w:val="false"/>
-                <w:bCs w:val="false"/>
-                <w:i w:val="false"/>
-                <w:iCs w:val="false"/>
-                <w:color w:val="0F172A"/>
-                <w:sz w:val="16"/>
-                <w:szCs w:val="16"/>
-                <w:rtl/>
-              </w:rPr>
-              <w:t xml:space="preserve">כפר סבא</w:t>
-            </w:r>
-          </w:p>
-        </w:tc>
-        <w:tc>
-          <w:tcPr>
-            <w:tcW w:type="dxa" w:w="964"/>
-            <w:tcMar>
-              <w:top w:type="dxa" w:w="30"/>
-              <w:left w:type="dxa" w:w="60"/>
-              <w:bottom w:type="dxa" w:w="30"/>
-              <w:right w:type="dxa" w:w="60"/>
-            </w:tcMar>
-            <w:vAlign w:val="center"/>
-          </w:tcPr>
-          <w:p>
-            <w:pPr>
-              <w:bidi/>
-              <w:spacing w:after="0"/>
-              <w:jc w:val="center"/>
-            </w:pPr>
-            <w:r>
-              <w:rPr>
-                <w:rFonts w:ascii="Arial" w:cs="Arial" w:eastAsia="Arial" w:hAnsi="Arial"/>
-                <w:b w:val="false"/>
-                <w:bCs w:val="false"/>
-                <w:i w:val="false"/>
-                <w:iCs w:val="false"/>
-                <w:color w:val="0F172A"/>
-                <w:sz w:val="16"/>
-                <w:szCs w:val="16"/>
-                <w:rtl/>
-              </w:rPr>
-              <w:t xml:space="preserve">מרכז</w:t>
-            </w:r>
-          </w:p>
-        </w:tc>
-        <w:tc>
-          <w:tcPr>
-            <w:tcW w:type="dxa" w:w="964"/>
-            <w:tcMar>
-              <w:top w:type="dxa" w:w="30"/>
-              <w:left w:type="dxa" w:w="60"/>
-              <w:bottom w:type="dxa" w:w="30"/>
-              <w:right w:type="dxa" w:w="60"/>
-            </w:tcMar>
-            <w:vAlign w:val="center"/>
-          </w:tcPr>
-          <w:p>
-            <w:pPr>
-              <w:bidi/>
-              <w:spacing w:after="0"/>
-              <w:jc w:val="center"/>
-            </w:pPr>
-            <w:r>
-              <w:rPr>
-                <w:rFonts w:ascii="Arial" w:cs="Arial" w:eastAsia="Arial" w:hAnsi="Arial"/>
-                <w:b w:val="false"/>
-                <w:bCs w:val="false"/>
-                <w:i w:val="false"/>
-                <w:iCs w:val="false"/>
-                <w:color w:val="0F172A"/>
-                <w:sz w:val="16"/>
-                <w:szCs w:val="16"/>
-                <w:rtl/>
-              </w:rPr>
-              <w:t xml:space="preserve">0.33 קמ"ר</w:t>
-            </w:r>
-          </w:p>
-        </w:tc>
-        <w:tc>
-          <w:tcPr>
-            <w:tcW w:type="dxa" w:w="675"/>
-            <w:tcMar>
-              <w:top w:type="dxa" w:w="30"/>
-              <w:left w:type="dxa" w:w="60"/>
-              <w:bottom w:type="dxa" w:w="30"/>
-              <w:right w:type="dxa" w:w="60"/>
-            </w:tcMar>
-            <w:vAlign w:val="center"/>
-          </w:tcPr>
-          <w:p>
-            <w:pPr>
-              <w:bidi/>
-              <w:spacing w:after="0"/>
-              <w:jc w:val="center"/>
-            </w:pPr>
-            <w:r>
-              <w:rPr>
-                <w:rFonts w:ascii="Arial" w:cs="Arial" w:eastAsia="Arial" w:hAnsi="Arial"/>
-                <w:b w:val="false"/>
-                <w:bCs w:val="false"/>
-                <w:i w:val="false"/>
-                <w:iCs w:val="false"/>
-                <w:color w:val="0F172A"/>
-                <w:sz w:val="16"/>
-                <w:szCs w:val="16"/>
-                <w:rtl/>
-              </w:rPr>
-              <w:t xml:space="preserve">0</w:t>
-            </w:r>
-          </w:p>
-        </w:tc>
-        <w:tc>
-          <w:tcPr>
-            <w:tcW w:type="dxa" w:w="1253"/>
-            <w:tcMar>
-              <w:top w:type="dxa" w:w="30"/>
-              <w:left w:type="dxa" w:w="60"/>
-              <w:bottom w:type="dxa" w:w="30"/>
-              <w:right w:type="dxa" w:w="60"/>
-            </w:tcMar>
-            <w:vAlign w:val="center"/>
-          </w:tcPr>
-          <w:p>
-            <w:pPr>
-              <w:bidi/>
-              <w:spacing w:after="0"/>
-              <w:jc w:val="center"/>
-            </w:pPr>
-            <w:r>
-              <w:rPr>
-                <w:rFonts w:ascii="Arial" w:cs="Arial" w:eastAsia="Arial" w:hAnsi="Arial"/>
-                <w:b w:val="false"/>
-                <w:bCs w:val="false"/>
-                <w:i w:val="false"/>
-                <w:iCs w:val="false"/>
-                <w:color w:val="0F172A"/>
-                <w:sz w:val="16"/>
-                <w:szCs w:val="16"/>
-                <w:rtl/>
-              </w:rPr>
-              <w:t xml:space="preserve">אין תחנה בטווח</w:t>
-            </w:r>
-          </w:p>
-        </w:tc>
-        <w:tc>
-          <w:tcPr>
-            <w:tcW w:type="dxa" w:w="964"/>
-            <w:tcMar>
-              <w:top w:type="dxa" w:w="30"/>
-              <w:left w:type="dxa" w:w="60"/>
-              <w:bottom w:type="dxa" w:w="30"/>
-              <w:right w:type="dxa" w:w="60"/>
-            </w:tcMar>
-            <w:vAlign w:val="center"/>
-          </w:tcPr>
-          <w:p>
-            <w:pPr>
-              <w:bidi/>
-              <w:spacing w:after="0"/>
-              <w:jc w:val="center"/>
-            </w:pPr>
-            <w:r>
-              <w:rPr>
-                <w:rFonts w:ascii="Arial" w:cs="Arial" w:eastAsia="Arial" w:hAnsi="Arial"/>
-                <w:b w:val="false"/>
-                <w:bCs w:val="false"/>
-                <w:i w:val="false"/>
-                <w:iCs w:val="false"/>
-                <w:color w:val="0F172A"/>
-                <w:sz w:val="16"/>
-                <w:szCs w:val="16"/>
-                <w:rtl/>
-              </w:rPr>
-              <w:t xml:space="preserve">0</w:t>
-            </w:r>
-          </w:p>
-        </w:tc>
-        <w:tc>
-          <w:tcPr>
-            <w:tcW w:type="dxa" w:w="964"/>
-            <w:tcMar>
-              <w:top w:type="dxa" w:w="30"/>
-              <w:left w:type="dxa" w:w="60"/>
-              <w:bottom w:type="dxa" w:w="30"/>
-              <w:right w:type="dxa" w:w="60"/>
-            </w:tcMar>
-            <w:vAlign w:val="center"/>
-          </w:tcPr>
-          <w:p>
-            <w:pPr>
-              <w:bidi/>
-              <w:spacing w:after="0"/>
-              <w:jc w:val="center"/>
-            </w:pPr>
-            <w:r>
-              <w:rPr>
-                <w:rFonts w:ascii="Arial" w:cs="Arial" w:eastAsia="Arial" w:hAnsi="Arial"/>
-                <w:b w:val="false"/>
-                <w:bCs w:val="false"/>
-                <w:i w:val="false"/>
-                <w:iCs w:val="false"/>
-                <w:color w:val="0F172A"/>
-                <w:sz w:val="16"/>
-                <w:szCs w:val="16"/>
-                <w:rtl/>
-              </w:rPr>
-              <w:t xml:space="preserve">4</w:t>
-            </w:r>
-          </w:p>
-        </w:tc>
-      </w:tr>
-      <w:tr>
-        <w:tc>
-          <w:tcPr>
-            <w:tcW w:type="dxa" w:w="2506"/>
-            <w:tcMar>
-              <w:top w:type="dxa" w:w="30"/>
-              <w:left w:type="dxa" w:w="60"/>
-              <w:bottom w:type="dxa" w:w="30"/>
-              <w:right w:type="dxa" w:w="60"/>
-            </w:tcMar>
-            <w:vAlign w:val="center"/>
-          </w:tcPr>
-          <w:p>
-            <w:pPr>
-              <w:bidi/>
-              <w:spacing w:after="0"/>
-              <w:jc w:val="right"/>
-            </w:pPr>
-            <w:r>
-              <w:rPr>
-                <w:rFonts w:ascii="Arial" w:cs="Arial" w:eastAsia="Arial" w:hAnsi="Arial"/>
-                <w:b w:val="false"/>
-                <w:bCs w:val="false"/>
-                <w:i w:val="false"/>
-                <w:iCs w:val="false"/>
-                <w:color w:val="0F172A"/>
-                <w:sz w:val="16"/>
-                <w:szCs w:val="16"/>
-                <w:rtl/>
-              </w:rPr>
-              <w:t xml:space="preserve">אדמות החולה - מבואות חרמון</w:t>
-            </w:r>
-          </w:p>
-        </w:tc>
-        <w:tc>
-          <w:tcPr>
-            <w:tcW w:type="dxa" w:w="1349"/>
-            <w:tcMar>
-              <w:top w:type="dxa" w:w="30"/>
-              <w:left w:type="dxa" w:w="60"/>
-              <w:bottom w:type="dxa" w:w="30"/>
-              <w:right w:type="dxa" w:w="60"/>
-            </w:tcMar>
-            <w:vAlign w:val="center"/>
-          </w:tcPr>
-          <w:p>
-            <w:pPr>
-              <w:bidi/>
-              <w:spacing w:after="0"/>
-              <w:jc w:val="center"/>
-            </w:pPr>
-            <w:r>
-              <w:rPr>
-                <w:rFonts w:ascii="Arial" w:cs="Arial" w:eastAsia="Arial" w:hAnsi="Arial"/>
-                <w:b w:val="false"/>
-                <w:bCs w:val="false"/>
-                <w:i w:val="false"/>
-                <w:iCs w:val="false"/>
-                <w:color w:val="0F172A"/>
-                <w:sz w:val="16"/>
-                <w:szCs w:val="16"/>
-                <w:rtl/>
-              </w:rPr>
-              <w:t xml:space="preserve">מבואות החרמון</w:t>
-            </w:r>
-          </w:p>
-        </w:tc>
-        <w:tc>
-          <w:tcPr>
-            <w:tcW w:type="dxa" w:w="964"/>
-            <w:tcMar>
-              <w:top w:type="dxa" w:w="30"/>
-              <w:left w:type="dxa" w:w="60"/>
-              <w:bottom w:type="dxa" w:w="30"/>
-              <w:right w:type="dxa" w:w="60"/>
-            </w:tcMar>
-            <w:vAlign w:val="center"/>
-          </w:tcPr>
-          <w:p>
-            <w:pPr>
-              <w:bidi/>
-              <w:spacing w:after="0"/>
-              <w:jc w:val="center"/>
-            </w:pPr>
-            <w:r>
-              <w:rPr>
-                <w:rFonts w:ascii="Arial" w:cs="Arial" w:eastAsia="Arial" w:hAnsi="Arial"/>
-                <w:b w:val="false"/>
-                <w:bCs w:val="false"/>
-                <w:i w:val="false"/>
-                <w:iCs w:val="false"/>
-                <w:color w:val="0F172A"/>
-                <w:sz w:val="16"/>
-                <w:szCs w:val="16"/>
-                <w:rtl/>
-              </w:rPr>
-              <w:t xml:space="preserve">צפון</w:t>
-            </w:r>
-          </w:p>
-        </w:tc>
-        <w:tc>
-          <w:tcPr>
-            <w:tcW w:type="dxa" w:w="964"/>
-            <w:tcMar>
-              <w:top w:type="dxa" w:w="30"/>
-              <w:left w:type="dxa" w:w="60"/>
-              <w:bottom w:type="dxa" w:w="30"/>
-              <w:right w:type="dxa" w:w="60"/>
-            </w:tcMar>
-            <w:vAlign w:val="center"/>
-          </w:tcPr>
-          <w:p>
-            <w:pPr>
-              <w:bidi/>
-              <w:spacing w:after="0"/>
-              <w:jc w:val="center"/>
-            </w:pPr>
-            <w:r>
-              <w:rPr>
-                <w:rFonts w:ascii="Arial" w:cs="Arial" w:eastAsia="Arial" w:hAnsi="Arial"/>
-                <w:b w:val="false"/>
-                <w:bCs w:val="false"/>
-                <w:i w:val="false"/>
-                <w:iCs w:val="false"/>
-                <w:color w:val="0F172A"/>
-                <w:sz w:val="16"/>
-                <w:szCs w:val="16"/>
-                <w:rtl/>
-              </w:rPr>
-              <w:t xml:space="preserve">0.26 קמ"ר</w:t>
-            </w:r>
-          </w:p>
-        </w:tc>
-        <w:tc>
-          <w:tcPr>
-            <w:tcW w:type="dxa" w:w="675"/>
-            <w:tcMar>
-              <w:top w:type="dxa" w:w="30"/>
-              <w:left w:type="dxa" w:w="60"/>
-              <w:bottom w:type="dxa" w:w="30"/>
-              <w:right w:type="dxa" w:w="60"/>
-            </w:tcMar>
-            <w:vAlign w:val="center"/>
-          </w:tcPr>
-          <w:p>
-            <w:pPr>
-              <w:bidi/>
-              <w:spacing w:after="0"/>
-              <w:jc w:val="center"/>
-            </w:pPr>
-            <w:r>
-              <w:rPr>
-                <w:rFonts w:ascii="Arial" w:cs="Arial" w:eastAsia="Arial" w:hAnsi="Arial"/>
-                <w:b w:val="false"/>
-                <w:bCs w:val="false"/>
-                <w:i w:val="false"/>
-                <w:iCs w:val="false"/>
-                <w:color w:val="0F172A"/>
-                <w:sz w:val="16"/>
-                <w:szCs w:val="16"/>
-                <w:rtl/>
-              </w:rPr>
-              <w:t xml:space="preserve">0</w:t>
-            </w:r>
-          </w:p>
-        </w:tc>
-        <w:tc>
-          <w:tcPr>
-            <w:tcW w:type="dxa" w:w="1253"/>
-            <w:tcMar>
-              <w:top w:type="dxa" w:w="30"/>
-              <w:left w:type="dxa" w:w="60"/>
-              <w:bottom w:type="dxa" w:w="30"/>
-              <w:right w:type="dxa" w:w="60"/>
-            </w:tcMar>
-            <w:vAlign w:val="center"/>
-          </w:tcPr>
-          <w:p>
-            <w:pPr>
-              <w:bidi/>
-              <w:spacing w:after="0"/>
-              <w:jc w:val="center"/>
-            </w:pPr>
-            <w:r>
-              <w:rPr>
-                <w:rFonts w:ascii="Arial" w:cs="Arial" w:eastAsia="Arial" w:hAnsi="Arial"/>
-                <w:b w:val="false"/>
-                <w:bCs w:val="false"/>
-                <w:i w:val="false"/>
-                <w:iCs w:val="false"/>
-                <w:color w:val="0F172A"/>
-                <w:sz w:val="16"/>
-                <w:szCs w:val="16"/>
-                <w:rtl/>
-              </w:rPr>
-              <w:t xml:space="preserve">אין תחנה בטווח</w:t>
-            </w:r>
-          </w:p>
-        </w:tc>
-        <w:tc>
-          <w:tcPr>
-            <w:tcW w:type="dxa" w:w="964"/>
-            <w:tcMar>
-              <w:top w:type="dxa" w:w="30"/>
-              <w:left w:type="dxa" w:w="60"/>
-              <w:bottom w:type="dxa" w:w="30"/>
-              <w:right w:type="dxa" w:w="60"/>
-            </w:tcMar>
-            <w:vAlign w:val="center"/>
-          </w:tcPr>
-          <w:p>
-            <w:pPr>
-              <w:bidi/>
-              <w:spacing w:after="0"/>
-              <w:jc w:val="center"/>
-            </w:pPr>
-            <w:r>
-              <w:rPr>
-                <w:rFonts w:ascii="Arial" w:cs="Arial" w:eastAsia="Arial" w:hAnsi="Arial"/>
-                <w:b w:val="false"/>
-                <w:bCs w:val="false"/>
-                <w:i w:val="false"/>
-                <w:iCs w:val="false"/>
-                <w:color w:val="0F172A"/>
-                <w:sz w:val="16"/>
-                <w:szCs w:val="16"/>
-                <w:rtl/>
-              </w:rPr>
-              <w:t xml:space="preserve">10</w:t>
-            </w:r>
-          </w:p>
-        </w:tc>
-        <w:tc>
-          <w:tcPr>
-            <w:tcW w:type="dxa" w:w="964"/>
-            <w:tcMar>
-              <w:top w:type="dxa" w:w="30"/>
-              <w:left w:type="dxa" w:w="60"/>
-              <w:bottom w:type="dxa" w:w="30"/>
-              <w:right w:type="dxa" w:w="60"/>
-            </w:tcMar>
-            <w:vAlign w:val="center"/>
-          </w:tcPr>
-          <w:p>
-            <w:pPr>
-              <w:bidi/>
-              <w:spacing w:after="0"/>
-              <w:jc w:val="center"/>
-            </w:pPr>
-            <w:r>
-              <w:rPr>
-                <w:rFonts w:ascii="Arial" w:cs="Arial" w:eastAsia="Arial" w:hAnsi="Arial"/>
-                <w:b w:val="false"/>
-                <w:bCs w:val="false"/>
-                <w:i w:val="false"/>
-                <w:iCs w:val="false"/>
-                <w:color w:val="0F172A"/>
-                <w:sz w:val="16"/>
-                <w:szCs w:val="16"/>
-                <w:rtl/>
-              </w:rPr>
-              <w:t xml:space="preserve">2</w:t>
-            </w:r>
-          </w:p>
-        </w:tc>
-      </w:tr>
-      <w:tr>
-        <w:tc>
-          <w:tcPr>
-            <w:tcW w:type="dxa" w:w="2506"/>
-            <w:tcMar>
-              <w:top w:type="dxa" w:w="30"/>
-              <w:left w:type="dxa" w:w="60"/>
-              <w:bottom w:type="dxa" w:w="30"/>
-              <w:right w:type="dxa" w:w="60"/>
-            </w:tcMar>
-            <w:vAlign w:val="center"/>
-          </w:tcPr>
-          <w:p>
-            <w:pPr>
-              <w:bidi/>
-              <w:spacing w:after="0"/>
-              <w:jc w:val="right"/>
-            </w:pPr>
-            <w:r>
-              <w:rPr>
-                <w:rFonts w:ascii="Arial" w:cs="Arial" w:eastAsia="Arial" w:hAnsi="Arial"/>
-                <w:b w:val="false"/>
-                <w:bCs w:val="false"/>
-                <w:i w:val="false"/>
-                <w:iCs w:val="false"/>
-                <w:color w:val="0F172A"/>
-                <w:sz w:val="16"/>
-                <w:szCs w:val="16"/>
-                <w:rtl/>
-              </w:rPr>
-              <w:t xml:space="preserve">פארק תעשיות רותם</w:t>
-            </w:r>
-          </w:p>
-        </w:tc>
-        <w:tc>
-          <w:tcPr>
-            <w:tcW w:type="dxa" w:w="1349"/>
-            <w:tcMar>
-              <w:top w:type="dxa" w:w="30"/>
-              <w:left w:type="dxa" w:w="60"/>
-              <w:bottom w:type="dxa" w:w="30"/>
-              <w:right w:type="dxa" w:w="60"/>
-            </w:tcMar>
-            <w:vAlign w:val="center"/>
-          </w:tcPr>
-          <w:p>
-            <w:pPr>
-              <w:bidi/>
-              <w:spacing w:after="0"/>
-              <w:jc w:val="center"/>
-            </w:pPr>
-            <w:r>
-              <w:rPr>
-                <w:rFonts w:ascii="Arial" w:cs="Arial" w:eastAsia="Arial" w:hAnsi="Arial"/>
-                <w:b w:val="false"/>
-                <w:bCs w:val="false"/>
-                <w:i w:val="false"/>
-                <w:iCs w:val="false"/>
-                <w:color w:val="0F172A"/>
-                <w:sz w:val="16"/>
-                <w:szCs w:val="16"/>
-                <w:rtl/>
-              </w:rPr>
-              <w:t xml:space="preserve">תמר</w:t>
-            </w:r>
-          </w:p>
-        </w:tc>
-        <w:tc>
-          <w:tcPr>
-            <w:tcW w:type="dxa" w:w="964"/>
-            <w:tcMar>
-              <w:top w:type="dxa" w:w="30"/>
-              <w:left w:type="dxa" w:w="60"/>
-              <w:bottom w:type="dxa" w:w="30"/>
-              <w:right w:type="dxa" w:w="60"/>
-            </w:tcMar>
-            <w:vAlign w:val="center"/>
-          </w:tcPr>
-          <w:p>
-            <w:pPr>
-              <w:bidi/>
-              <w:spacing w:after="0"/>
-              <w:jc w:val="center"/>
-            </w:pPr>
-            <w:r>
-              <w:rPr>
-                <w:rFonts w:ascii="Arial" w:cs="Arial" w:eastAsia="Arial" w:hAnsi="Arial"/>
-                <w:b w:val="false"/>
-                <w:bCs w:val="false"/>
-                <w:i w:val="false"/>
-                <w:iCs w:val="false"/>
-                <w:color w:val="0F172A"/>
-                <w:sz w:val="16"/>
-                <w:szCs w:val="16"/>
-                <w:rtl/>
-              </w:rPr>
-              <w:t xml:space="preserve">דרום</w:t>
-            </w:r>
-          </w:p>
-        </w:tc>
-        <w:tc>
-          <w:tcPr>
-            <w:tcW w:type="dxa" w:w="964"/>
-            <w:tcMar>
-              <w:top w:type="dxa" w:w="30"/>
-              <w:left w:type="dxa" w:w="60"/>
-              <w:bottom w:type="dxa" w:w="30"/>
-              <w:right w:type="dxa" w:w="60"/>
-            </w:tcMar>
-            <w:vAlign w:val="center"/>
-          </w:tcPr>
-          <w:p>
-            <w:pPr>
-              <w:bidi/>
-              <w:spacing w:after="0"/>
-              <w:jc w:val="center"/>
-            </w:pPr>
-            <w:r>
-              <w:rPr>
-                <w:rFonts w:ascii="Arial" w:cs="Arial" w:eastAsia="Arial" w:hAnsi="Arial"/>
-                <w:b w:val="false"/>
-                <w:bCs w:val="false"/>
-                <w:i w:val="false"/>
-                <w:iCs w:val="false"/>
-                <w:color w:val="0F172A"/>
-                <w:sz w:val="16"/>
-                <w:szCs w:val="16"/>
-                <w:rtl/>
-              </w:rPr>
-              <w:t xml:space="preserve">0.24 קמ"ר</w:t>
-            </w:r>
-          </w:p>
-        </w:tc>
-        <w:tc>
-          <w:tcPr>
-            <w:tcW w:type="dxa" w:w="675"/>
-            <w:tcMar>
-              <w:top w:type="dxa" w:w="30"/>
-              <w:left w:type="dxa" w:w="60"/>
-              <w:bottom w:type="dxa" w:w="30"/>
-              <w:right w:type="dxa" w:w="60"/>
-            </w:tcMar>
-            <w:vAlign w:val="center"/>
-          </w:tcPr>
-          <w:p>
-            <w:pPr>
-              <w:bidi/>
-              <w:spacing w:after="0"/>
-              <w:jc w:val="center"/>
-            </w:pPr>
-            <w:r>
-              <w:rPr>
-                <w:rFonts w:ascii="Arial" w:cs="Arial" w:eastAsia="Arial" w:hAnsi="Arial"/>
-                <w:b w:val="false"/>
-                <w:bCs w:val="false"/>
-                <w:i w:val="false"/>
-                <w:iCs w:val="false"/>
-                <w:color w:val="0F172A"/>
-                <w:sz w:val="16"/>
-                <w:szCs w:val="16"/>
-                <w:rtl/>
-              </w:rPr>
-              <w:t xml:space="preserve">0</w:t>
-            </w:r>
-          </w:p>
-        </w:tc>
-        <w:tc>
-          <w:tcPr>
-            <w:tcW w:type="dxa" w:w="1253"/>
-            <w:tcMar>
-              <w:top w:type="dxa" w:w="30"/>
-              <w:left w:type="dxa" w:w="60"/>
-              <w:bottom w:type="dxa" w:w="30"/>
-              <w:right w:type="dxa" w:w="60"/>
-            </w:tcMar>
-            <w:vAlign w:val="center"/>
-          </w:tcPr>
-          <w:p>
-            <w:pPr>
-              <w:bidi/>
-              <w:spacing w:after="0"/>
-              <w:jc w:val="center"/>
-            </w:pPr>
-            <w:r>
-              <w:rPr>
-                <w:rFonts w:ascii="Arial" w:cs="Arial" w:eastAsia="Arial" w:hAnsi="Arial"/>
-                <w:b w:val="false"/>
-                <w:bCs w:val="false"/>
-                <w:i w:val="false"/>
-                <w:iCs w:val="false"/>
-                <w:color w:val="0F172A"/>
-                <w:sz w:val="16"/>
-                <w:szCs w:val="16"/>
-                <w:rtl/>
-              </w:rPr>
-              <w:t xml:space="preserve">אין תחנה בטווח</w:t>
-            </w:r>
-          </w:p>
-        </w:tc>
-        <w:tc>
-          <w:tcPr>
-            <w:tcW w:type="dxa" w:w="964"/>
-            <w:tcMar>
-              <w:top w:type="dxa" w:w="30"/>
-              <w:left w:type="dxa" w:w="60"/>
-              <w:bottom w:type="dxa" w:w="30"/>
-              <w:right w:type="dxa" w:w="60"/>
-            </w:tcMar>
-            <w:vAlign w:val="center"/>
-          </w:tcPr>
-          <w:p>
-            <w:pPr>
-              <w:bidi/>
-              <w:spacing w:after="0"/>
-              <w:jc w:val="center"/>
-            </w:pPr>
-            <w:r>
-              <w:rPr>
-                <w:rFonts w:ascii="Arial" w:cs="Arial" w:eastAsia="Arial" w:hAnsi="Arial"/>
-                <w:b w:val="false"/>
-                <w:bCs w:val="false"/>
-                <w:i w:val="false"/>
-                <w:iCs w:val="false"/>
-                <w:color w:val="0F172A"/>
-                <w:sz w:val="16"/>
-                <w:szCs w:val="16"/>
-                <w:rtl/>
-              </w:rPr>
-              <w:t xml:space="preserve">0</w:t>
-            </w:r>
-          </w:p>
-        </w:tc>
-        <w:tc>
-          <w:tcPr>
-            <w:tcW w:type="dxa" w:w="964"/>
-            <w:tcMar>
-              <w:top w:type="dxa" w:w="30"/>
-              <w:left w:type="dxa" w:w="60"/>
-              <w:bottom w:type="dxa" w:w="30"/>
-              <w:right w:type="dxa" w:w="60"/>
-            </w:tcMar>
-            <w:vAlign w:val="center"/>
-          </w:tcPr>
-          <w:p>
-            <w:pPr>
-              <w:bidi/>
-              <w:spacing w:after="0"/>
-              <w:jc w:val="center"/>
-            </w:pPr>
-            <w:r>
-              <w:rPr>
-                <w:rFonts w:ascii="Arial" w:cs="Arial" w:eastAsia="Arial" w:hAnsi="Arial"/>
-                <w:b w:val="false"/>
-                <w:bCs w:val="false"/>
-                <w:i w:val="false"/>
-                <w:iCs w:val="false"/>
-                <w:color w:val="0F172A"/>
-                <w:sz w:val="16"/>
-                <w:szCs w:val="16"/>
-                <w:rtl/>
-              </w:rPr>
-              <w:t xml:space="preserve">1</w:t>
-            </w:r>
-          </w:p>
-        </w:tc>
-      </w:tr>
-      <w:tr>
-        <w:tc>
-          <w:tcPr>
-            <w:tcW w:type="dxa" w:w="2506"/>
-            <w:tcMar>
-              <w:top w:type="dxa" w:w="30"/>
-              <w:left w:type="dxa" w:w="60"/>
-              <w:bottom w:type="dxa" w:w="30"/>
-              <w:right w:type="dxa" w:w="60"/>
-            </w:tcMar>
-            <w:vAlign w:val="center"/>
-          </w:tcPr>
-          <w:p>
-            <w:pPr>
-              <w:bidi/>
-              <w:spacing w:after="0"/>
-              <w:jc w:val="right"/>
-            </w:pPr>
-            <w:r>
-              <w:rPr>
-                <w:rFonts w:ascii="Arial" w:cs="Arial" w:eastAsia="Arial" w:hAnsi="Arial"/>
-                <w:b w:val="false"/>
-                <w:bCs w:val="false"/>
-                <w:i w:val="false"/>
-                <w:iCs w:val="false"/>
-                <w:color w:val="0F172A"/>
-                <w:sz w:val="16"/>
-                <w:szCs w:val="16"/>
-                <w:rtl/>
-              </w:rPr>
-              <w:t xml:space="preserve">אום אל פחם</w:t>
-            </w:r>
-          </w:p>
-        </w:tc>
-        <w:tc>
-          <w:tcPr>
-            <w:tcW w:type="dxa" w:w="1349"/>
-            <w:tcMar>
-              <w:top w:type="dxa" w:w="30"/>
-              <w:left w:type="dxa" w:w="60"/>
-              <w:bottom w:type="dxa" w:w="30"/>
-              <w:right w:type="dxa" w:w="60"/>
-            </w:tcMar>
-            <w:vAlign w:val="center"/>
-          </w:tcPr>
-          <w:p>
-            <w:pPr>
-              <w:bidi/>
-              <w:spacing w:after="0"/>
-              <w:jc w:val="center"/>
-            </w:pPr>
-            <w:r>
-              <w:rPr>
-                <w:rFonts w:ascii="Arial" w:cs="Arial" w:eastAsia="Arial" w:hAnsi="Arial"/>
-                <w:b w:val="false"/>
-                <w:bCs w:val="false"/>
-                <w:i w:val="false"/>
-                <w:iCs w:val="false"/>
-                <w:color w:val="0F172A"/>
-                <w:sz w:val="16"/>
-                <w:szCs w:val="16"/>
-                <w:rtl/>
-              </w:rPr>
-              <w:t xml:space="preserve">אום אל פחם</w:t>
-            </w:r>
-          </w:p>
-        </w:tc>
-        <w:tc>
-          <w:tcPr>
-            <w:tcW w:type="dxa" w:w="964"/>
-            <w:tcMar>
-              <w:top w:type="dxa" w:w="30"/>
-              <w:left w:type="dxa" w:w="60"/>
-              <w:bottom w:type="dxa" w:w="30"/>
-              <w:right w:type="dxa" w:w="60"/>
-            </w:tcMar>
-            <w:vAlign w:val="center"/>
-          </w:tcPr>
-          <w:p>
-            <w:pPr>
-              <w:bidi/>
-              <w:spacing w:after="0"/>
-              <w:jc w:val="center"/>
-            </w:pPr>
-            <w:r>
-              <w:rPr>
-                <w:rFonts w:ascii="Arial" w:cs="Arial" w:eastAsia="Arial" w:hAnsi="Arial"/>
-                <w:b w:val="false"/>
-                <w:bCs w:val="false"/>
-                <w:i w:val="false"/>
-                <w:iCs w:val="false"/>
-                <w:color w:val="0F172A"/>
-                <w:sz w:val="16"/>
-                <w:szCs w:val="16"/>
-                <w:rtl/>
-              </w:rPr>
-              <w:t xml:space="preserve">צפון</w:t>
-            </w:r>
-          </w:p>
-        </w:tc>
-        <w:tc>
-          <w:tcPr>
-            <w:tcW w:type="dxa" w:w="964"/>
-            <w:tcMar>
-              <w:top w:type="dxa" w:w="30"/>
-              <w:left w:type="dxa" w:w="60"/>
-              <w:bottom w:type="dxa" w:w="30"/>
-              <w:right w:type="dxa" w:w="60"/>
-            </w:tcMar>
-            <w:vAlign w:val="center"/>
-          </w:tcPr>
-          <w:p>
-            <w:pPr>
-              <w:bidi/>
-              <w:spacing w:after="0"/>
-              <w:jc w:val="center"/>
-            </w:pPr>
-            <w:r>
-              <w:rPr>
-                <w:rFonts w:ascii="Arial" w:cs="Arial" w:eastAsia="Arial" w:hAnsi="Arial"/>
-                <w:b w:val="false"/>
-                <w:bCs w:val="false"/>
-                <w:i w:val="false"/>
-                <w:iCs w:val="false"/>
-                <w:color w:val="0F172A"/>
-                <w:sz w:val="16"/>
-                <w:szCs w:val="16"/>
-                <w:rtl/>
-              </w:rPr>
-              <w:t xml:space="preserve">0.2 קמ"ר</w:t>
-            </w:r>
-          </w:p>
-        </w:tc>
-        <w:tc>
-          <w:tcPr>
-            <w:tcW w:type="dxa" w:w="675"/>
-            <w:tcMar>
-              <w:top w:type="dxa" w:w="30"/>
-              <w:left w:type="dxa" w:w="60"/>
-              <w:bottom w:type="dxa" w:w="30"/>
-              <w:right w:type="dxa" w:w="60"/>
-            </w:tcMar>
-            <w:vAlign w:val="center"/>
-          </w:tcPr>
-          <w:p>
-            <w:pPr>
-              <w:bidi/>
-              <w:spacing w:after="0"/>
-              <w:jc w:val="center"/>
-            </w:pPr>
-            <w:r>
-              <w:rPr>
-                <w:rFonts w:ascii="Arial" w:cs="Arial" w:eastAsia="Arial" w:hAnsi="Arial"/>
-                <w:b w:val="false"/>
-                <w:bCs w:val="false"/>
-                <w:i w:val="false"/>
-                <w:iCs w:val="false"/>
-                <w:color w:val="0F172A"/>
-                <w:sz w:val="16"/>
-                <w:szCs w:val="16"/>
-                <w:rtl/>
-              </w:rPr>
-              <w:t xml:space="preserve">0</w:t>
-            </w:r>
-          </w:p>
-        </w:tc>
-        <w:tc>
-          <w:tcPr>
-            <w:tcW w:type="dxa" w:w="1253"/>
-            <w:tcMar>
-              <w:top w:type="dxa" w:w="30"/>
-              <w:left w:type="dxa" w:w="60"/>
-              <w:bottom w:type="dxa" w:w="30"/>
-              <w:right w:type="dxa" w:w="60"/>
-            </w:tcMar>
-            <w:vAlign w:val="center"/>
-          </w:tcPr>
-          <w:p>
-            <w:pPr>
-              <w:bidi/>
-              <w:spacing w:after="0"/>
-              <w:jc w:val="center"/>
-            </w:pPr>
-            <w:r>
-              <w:rPr>
-                <w:rFonts w:ascii="Arial" w:cs="Arial" w:eastAsia="Arial" w:hAnsi="Arial"/>
-                <w:b w:val="false"/>
-                <w:bCs w:val="false"/>
-                <w:i w:val="false"/>
-                <w:iCs w:val="false"/>
-                <w:color w:val="0F172A"/>
-                <w:sz w:val="16"/>
-                <w:szCs w:val="16"/>
-                <w:rtl/>
-              </w:rPr>
-              <w:t xml:space="preserve">אין תחנה בטווח</w:t>
-            </w:r>
-          </w:p>
-        </w:tc>
-        <w:tc>
-          <w:tcPr>
-            <w:tcW w:type="dxa" w:w="964"/>
-            <w:tcMar>
-              <w:top w:type="dxa" w:w="30"/>
-              <w:left w:type="dxa" w:w="60"/>
-              <w:bottom w:type="dxa" w:w="30"/>
-              <w:right w:type="dxa" w:w="60"/>
-            </w:tcMar>
-            <w:vAlign w:val="center"/>
-          </w:tcPr>
-          <w:p>
-            <w:pPr>
-              <w:bidi/>
-              <w:spacing w:after="0"/>
-              <w:jc w:val="center"/>
-            </w:pPr>
-            <w:r>
-              <w:rPr>
-                <w:rFonts w:ascii="Arial" w:cs="Arial" w:eastAsia="Arial" w:hAnsi="Arial"/>
-                <w:b w:val="false"/>
-                <w:bCs w:val="false"/>
-                <w:i w:val="false"/>
-                <w:iCs w:val="false"/>
-                <w:color w:val="0F172A"/>
-                <w:sz w:val="16"/>
-                <w:szCs w:val="16"/>
-                <w:rtl/>
-              </w:rPr>
-              <w:t xml:space="preserve">0</w:t>
-            </w:r>
-          </w:p>
-        </w:tc>
-        <w:tc>
-          <w:tcPr>
-            <w:tcW w:type="dxa" w:w="964"/>
-            <w:tcMar>
-              <w:top w:type="dxa" w:w="30"/>
-              <w:left w:type="dxa" w:w="60"/>
-              <w:bottom w:type="dxa" w:w="30"/>
-              <w:right w:type="dxa" w:w="60"/>
-            </w:tcMar>
-            <w:vAlign w:val="center"/>
-          </w:tcPr>
-          <w:p>
-            <w:pPr>
-              <w:bidi/>
-              <w:spacing w:after="0"/>
-              <w:jc w:val="center"/>
-            </w:pPr>
-            <w:r>
-              <w:rPr>
-                <w:rFonts w:ascii="Arial" w:cs="Arial" w:eastAsia="Arial" w:hAnsi="Arial"/>
-                <w:b w:val="false"/>
-                <w:bCs w:val="false"/>
-                <w:i w:val="false"/>
-                <w:iCs w:val="false"/>
-                <w:color w:val="0F172A"/>
-                <w:sz w:val="16"/>
-                <w:szCs w:val="16"/>
-                <w:rtl/>
-              </w:rPr>
-              <w:t xml:space="preserve">23</w:t>
-            </w:r>
-          </w:p>
-        </w:tc>
-      </w:tr>
-      <w:tr>
-        <w:tc>
-          <w:tcPr>
-            <w:tcW w:type="dxa" w:w="2506"/>
-            <w:tcMar>
-              <w:top w:type="dxa" w:w="30"/>
-              <w:left w:type="dxa" w:w="60"/>
-              <w:bottom w:type="dxa" w:w="30"/>
-              <w:right w:type="dxa" w:w="60"/>
-            </w:tcMar>
-            <w:vAlign w:val="center"/>
-          </w:tcPr>
-          <w:p>
-            <w:pPr>
-              <w:bidi/>
-              <w:spacing w:after="0"/>
-              <w:jc w:val="right"/>
-            </w:pPr>
-            <w:r>
-              <w:rPr>
-                <w:rFonts w:ascii="Arial" w:cs="Arial" w:eastAsia="Arial" w:hAnsi="Arial"/>
-                <w:b w:val="false"/>
-                <w:bCs w:val="false"/>
-                <w:i w:val="false"/>
-                <w:iCs w:val="false"/>
-                <w:color w:val="0F172A"/>
-                <w:sz w:val="16"/>
-                <w:szCs w:val="16"/>
-                <w:rtl/>
-              </w:rPr>
-              <w:t xml:space="preserve">פארק מחזור חירייה</w:t>
-            </w:r>
-          </w:p>
-        </w:tc>
-        <w:tc>
-          <w:tcPr>
-            <w:tcW w:type="dxa" w:w="1349"/>
-            <w:tcMar>
-              <w:top w:type="dxa" w:w="30"/>
-              <w:left w:type="dxa" w:w="60"/>
-              <w:bottom w:type="dxa" w:w="30"/>
-              <w:right w:type="dxa" w:w="60"/>
-            </w:tcMar>
-            <w:vAlign w:val="center"/>
-          </w:tcPr>
-          <w:p>
-            <w:pPr>
-              <w:bidi/>
-              <w:spacing w:after="0"/>
-              <w:jc w:val="center"/>
-            </w:pPr>
-            <w:r>
-              <w:rPr>
-                <w:rFonts w:ascii="Arial" w:cs="Arial" w:eastAsia="Arial" w:hAnsi="Arial"/>
-                <w:b w:val="false"/>
-                <w:bCs w:val="false"/>
-                <w:i w:val="false"/>
-                <w:iCs w:val="false"/>
-                <w:color w:val="0F172A"/>
-                <w:sz w:val="16"/>
-                <w:szCs w:val="16"/>
-                <w:rtl/>
-              </w:rPr>
-              <w:t xml:space="preserve">אזור</w:t>
-            </w:r>
-          </w:p>
-        </w:tc>
-        <w:tc>
-          <w:tcPr>
-            <w:tcW w:type="dxa" w:w="964"/>
-            <w:tcMar>
-              <w:top w:type="dxa" w:w="30"/>
-              <w:left w:type="dxa" w:w="60"/>
-              <w:bottom w:type="dxa" w:w="30"/>
-              <w:right w:type="dxa" w:w="60"/>
-            </w:tcMar>
-            <w:vAlign w:val="center"/>
-          </w:tcPr>
-          <w:p>
-            <w:pPr>
-              <w:bidi/>
-              <w:spacing w:after="0"/>
-              <w:jc w:val="center"/>
-            </w:pPr>
-            <w:r>
-              <w:rPr>
-                <w:rFonts w:ascii="Arial" w:cs="Arial" w:eastAsia="Arial" w:hAnsi="Arial"/>
-                <w:b w:val="false"/>
-                <w:bCs w:val="false"/>
-                <w:i w:val="false"/>
-                <w:iCs w:val="false"/>
-                <w:color w:val="0F172A"/>
-                <w:sz w:val="16"/>
-                <w:szCs w:val="16"/>
-                <w:rtl/>
-              </w:rPr>
-              <w:t xml:space="preserve">מרכז</w:t>
-            </w:r>
-          </w:p>
-        </w:tc>
-        <w:tc>
-          <w:tcPr>
-            <w:tcW w:type="dxa" w:w="964"/>
-            <w:tcMar>
-              <w:top w:type="dxa" w:w="30"/>
-              <w:left w:type="dxa" w:w="60"/>
-              <w:bottom w:type="dxa" w:w="30"/>
-              <w:right w:type="dxa" w:w="60"/>
-            </w:tcMar>
-            <w:vAlign w:val="center"/>
-          </w:tcPr>
-          <w:p>
-            <w:pPr>
-              <w:bidi/>
-              <w:spacing w:after="0"/>
-              <w:jc w:val="center"/>
-            </w:pPr>
-            <w:r>
-              <w:rPr>
-                <w:rFonts w:ascii="Arial" w:cs="Arial" w:eastAsia="Arial" w:hAnsi="Arial"/>
-                <w:b w:val="false"/>
-                <w:bCs w:val="false"/>
-                <w:i w:val="false"/>
-                <w:iCs w:val="false"/>
-                <w:color w:val="0F172A"/>
-                <w:sz w:val="16"/>
-                <w:szCs w:val="16"/>
-                <w:rtl/>
-              </w:rPr>
-              <w:t xml:space="preserve">0.19 קמ"ר</w:t>
-            </w:r>
-          </w:p>
-        </w:tc>
-        <w:tc>
-          <w:tcPr>
-            <w:tcW w:type="dxa" w:w="675"/>
-            <w:tcMar>
-              <w:top w:type="dxa" w:w="30"/>
-              <w:left w:type="dxa" w:w="60"/>
-              <w:bottom w:type="dxa" w:w="30"/>
-              <w:right w:type="dxa" w:w="60"/>
-            </w:tcMar>
-            <w:vAlign w:val="center"/>
-          </w:tcPr>
-          <w:p>
-            <w:pPr>
-              <w:bidi/>
-              <w:spacing w:after="0"/>
-              <w:jc w:val="center"/>
-            </w:pPr>
-            <w:r>
-              <w:rPr>
-                <w:rFonts w:ascii="Arial" w:cs="Arial" w:eastAsia="Arial" w:hAnsi="Arial"/>
-                <w:b w:val="false"/>
-                <w:bCs w:val="false"/>
-                <w:i w:val="false"/>
-                <w:iCs w:val="false"/>
-                <w:color w:val="0F172A"/>
-                <w:sz w:val="16"/>
-                <w:szCs w:val="16"/>
-                <w:rtl/>
-              </w:rPr>
-              <w:t xml:space="preserve">0</w:t>
-            </w:r>
-          </w:p>
-        </w:tc>
-        <w:tc>
-          <w:tcPr>
-            <w:tcW w:type="dxa" w:w="1253"/>
-            <w:tcMar>
-              <w:top w:type="dxa" w:w="30"/>
-              <w:left w:type="dxa" w:w="60"/>
-              <w:bottom w:type="dxa" w:w="30"/>
-              <w:right w:type="dxa" w:w="60"/>
-            </w:tcMar>
-            <w:vAlign w:val="center"/>
-          </w:tcPr>
-          <w:p>
-            <w:pPr>
-              <w:bidi/>
-              <w:spacing w:after="0"/>
-              <w:jc w:val="center"/>
-            </w:pPr>
-            <w:r>
-              <w:rPr>
-                <w:rFonts w:ascii="Arial" w:cs="Arial" w:eastAsia="Arial" w:hAnsi="Arial"/>
-                <w:b w:val="false"/>
-                <w:bCs w:val="false"/>
-                <w:i w:val="false"/>
-                <w:iCs w:val="false"/>
-                <w:color w:val="0F172A"/>
-                <w:sz w:val="16"/>
-                <w:szCs w:val="16"/>
-                <w:rtl/>
-              </w:rPr>
-              <w:t xml:space="preserve">אין תחנה בטווח</w:t>
-            </w:r>
-          </w:p>
-        </w:tc>
-        <w:tc>
-          <w:tcPr>
-            <w:tcW w:type="dxa" w:w="964"/>
-            <w:tcMar>
-              <w:top w:type="dxa" w:w="30"/>
-              <w:left w:type="dxa" w:w="60"/>
-              <w:bottom w:type="dxa" w:w="30"/>
-              <w:right w:type="dxa" w:w="60"/>
-            </w:tcMar>
-            <w:vAlign w:val="center"/>
-          </w:tcPr>
-          <w:p>
-            <w:pPr>
-              <w:bidi/>
-              <w:spacing w:after="0"/>
-              <w:jc w:val="center"/>
-            </w:pPr>
-            <w:r>
-              <w:rPr>
-                <w:rFonts w:ascii="Arial" w:cs="Arial" w:eastAsia="Arial" w:hAnsi="Arial"/>
-                <w:b w:val="false"/>
-                <w:bCs w:val="false"/>
-                <w:i w:val="false"/>
-                <w:iCs w:val="false"/>
-                <w:color w:val="0F172A"/>
-                <w:sz w:val="16"/>
-                <w:szCs w:val="16"/>
-                <w:rtl/>
-              </w:rPr>
-              <w:t xml:space="preserve">22</w:t>
-            </w:r>
-          </w:p>
-        </w:tc>
-        <w:tc>
-          <w:tcPr>
-            <w:tcW w:type="dxa" w:w="964"/>
-            <w:tcMar>
-              <w:top w:type="dxa" w:w="30"/>
-              <w:left w:type="dxa" w:w="60"/>
-              <w:bottom w:type="dxa" w:w="30"/>
-              <w:right w:type="dxa" w:w="60"/>
-            </w:tcMar>
-            <w:vAlign w:val="center"/>
-          </w:tcPr>
-          <w:p>
-            <w:pPr>
-              <w:bidi/>
-              <w:spacing w:after="0"/>
-              <w:jc w:val="center"/>
-            </w:pPr>
-            <w:r>
-              <w:rPr>
-                <w:rFonts w:ascii="Arial" w:cs="Arial" w:eastAsia="Arial" w:hAnsi="Arial"/>
-                <w:b w:val="false"/>
-                <w:bCs w:val="false"/>
-                <w:i w:val="false"/>
-                <w:iCs w:val="false"/>
-                <w:color w:val="0F172A"/>
-                <w:sz w:val="16"/>
-                <w:szCs w:val="16"/>
-                <w:rtl/>
-              </w:rPr>
-              <w:t xml:space="preserve">9</w:t>
-            </w:r>
-          </w:p>
-        </w:tc>
-      </w:tr>
-      <w:tr>
-        <w:tc>
-          <w:tcPr>
-            <w:tcW w:type="dxa" w:w="2506"/>
-            <w:tcMar>
-              <w:top w:type="dxa" w:w="30"/>
-              <w:left w:type="dxa" w:w="60"/>
-              <w:bottom w:type="dxa" w:w="30"/>
-              <w:right w:type="dxa" w:w="60"/>
-            </w:tcMar>
-            <w:vAlign w:val="center"/>
-          </w:tcPr>
-          <w:p>
-            <w:pPr>
-              <w:bidi/>
-              <w:spacing w:after="0"/>
-              <w:jc w:val="right"/>
-            </w:pPr>
-            <w:r>
-              <w:rPr>
-                <w:rFonts w:ascii="Arial" w:cs="Arial" w:eastAsia="Arial" w:hAnsi="Arial"/>
-                <w:b w:val="false"/>
-                <w:bCs w:val="false"/>
-                <w:i w:val="false"/>
-                <w:iCs w:val="false"/>
-                <w:color w:val="0F172A"/>
-                <w:sz w:val="16"/>
-                <w:szCs w:val="16"/>
-                <w:rtl/>
-              </w:rPr>
-              <w:t xml:space="preserve">יגור 2</w:t>
-            </w:r>
-          </w:p>
-        </w:tc>
-        <w:tc>
-          <w:tcPr>
-            <w:tcW w:type="dxa" w:w="1349"/>
-            <w:tcMar>
-              <w:top w:type="dxa" w:w="30"/>
-              <w:left w:type="dxa" w:w="60"/>
-              <w:bottom w:type="dxa" w:w="30"/>
-              <w:right w:type="dxa" w:w="60"/>
-            </w:tcMar>
-            <w:vAlign w:val="center"/>
-          </w:tcPr>
-          <w:p>
-            <w:pPr>
-              <w:bidi/>
-              <w:spacing w:after="0"/>
-              <w:jc w:val="center"/>
-            </w:pPr>
-            <w:r>
-              <w:rPr>
-                <w:rFonts w:ascii="Arial" w:cs="Arial" w:eastAsia="Arial" w:hAnsi="Arial"/>
-                <w:b w:val="false"/>
-                <w:bCs w:val="false"/>
-                <w:i w:val="false"/>
-                <w:iCs w:val="false"/>
-                <w:color w:val="0F172A"/>
-                <w:sz w:val="16"/>
-                <w:szCs w:val="16"/>
-                <w:rtl/>
-              </w:rPr>
-              <w:t xml:space="preserve">זבולון</w:t>
-            </w:r>
-          </w:p>
-        </w:tc>
-        <w:tc>
-          <w:tcPr>
-            <w:tcW w:type="dxa" w:w="964"/>
-            <w:tcMar>
-              <w:top w:type="dxa" w:w="30"/>
-              <w:left w:type="dxa" w:w="60"/>
-              <w:bottom w:type="dxa" w:w="30"/>
-              <w:right w:type="dxa" w:w="60"/>
-            </w:tcMar>
-            <w:vAlign w:val="center"/>
-          </w:tcPr>
-          <w:p>
-            <w:pPr>
-              <w:bidi/>
-              <w:spacing w:after="0"/>
-              <w:jc w:val="center"/>
-            </w:pPr>
-            <w:r>
-              <w:rPr>
-                <w:rFonts w:ascii="Arial" w:cs="Arial" w:eastAsia="Arial" w:hAnsi="Arial"/>
-                <w:b w:val="false"/>
-                <w:bCs w:val="false"/>
-                <w:i w:val="false"/>
-                <w:iCs w:val="false"/>
-                <w:color w:val="0F172A"/>
-                <w:sz w:val="16"/>
-                <w:szCs w:val="16"/>
-                <w:rtl/>
-              </w:rPr>
-              <w:t xml:space="preserve">צפון</w:t>
-            </w:r>
-          </w:p>
-        </w:tc>
-        <w:tc>
-          <w:tcPr>
-            <w:tcW w:type="dxa" w:w="964"/>
-            <w:tcMar>
-              <w:top w:type="dxa" w:w="30"/>
-              <w:left w:type="dxa" w:w="60"/>
-              <w:bottom w:type="dxa" w:w="30"/>
-              <w:right w:type="dxa" w:w="60"/>
-            </w:tcMar>
-            <w:vAlign w:val="center"/>
-          </w:tcPr>
-          <w:p>
-            <w:pPr>
-              <w:bidi/>
-              <w:spacing w:after="0"/>
-              <w:jc w:val="center"/>
-            </w:pPr>
-            <w:r>
-              <w:rPr>
-                <w:rFonts w:ascii="Arial" w:cs="Arial" w:eastAsia="Arial" w:hAnsi="Arial"/>
-                <w:b w:val="false"/>
-                <w:bCs w:val="false"/>
-                <w:i w:val="false"/>
-                <w:iCs w:val="false"/>
-                <w:color w:val="0F172A"/>
-                <w:sz w:val="16"/>
-                <w:szCs w:val="16"/>
-                <w:rtl/>
-              </w:rPr>
-              <w:t xml:space="preserve">0.17 קמ"ר</w:t>
-            </w:r>
-          </w:p>
-        </w:tc>
-        <w:tc>
-          <w:tcPr>
-            <w:tcW w:type="dxa" w:w="675"/>
-            <w:tcMar>
-              <w:top w:type="dxa" w:w="30"/>
-              <w:left w:type="dxa" w:w="60"/>
-              <w:bottom w:type="dxa" w:w="30"/>
-              <w:right w:type="dxa" w:w="60"/>
-            </w:tcMar>
-            <w:vAlign w:val="center"/>
-          </w:tcPr>
-          <w:p>
-            <w:pPr>
-              <w:bidi/>
-              <w:spacing w:after="0"/>
-              <w:jc w:val="center"/>
-            </w:pPr>
-            <w:r>
-              <w:rPr>
-                <w:rFonts w:ascii="Arial" w:cs="Arial" w:eastAsia="Arial" w:hAnsi="Arial"/>
-                <w:b w:val="false"/>
-                <w:bCs w:val="false"/>
-                <w:i w:val="false"/>
-                <w:iCs w:val="false"/>
-                <w:color w:val="0F172A"/>
-                <w:sz w:val="16"/>
-                <w:szCs w:val="16"/>
-                <w:rtl/>
-              </w:rPr>
-              <w:t xml:space="preserve">0</w:t>
-            </w:r>
-          </w:p>
-        </w:tc>
-        <w:tc>
-          <w:tcPr>
-            <w:tcW w:type="dxa" w:w="1253"/>
-            <w:tcMar>
-              <w:top w:type="dxa" w:w="30"/>
-              <w:left w:type="dxa" w:w="60"/>
-              <w:bottom w:type="dxa" w:w="30"/>
-              <w:right w:type="dxa" w:w="60"/>
-            </w:tcMar>
-            <w:vAlign w:val="center"/>
-          </w:tcPr>
-          <w:p>
-            <w:pPr>
-              <w:bidi/>
-              <w:spacing w:after="0"/>
-              <w:jc w:val="center"/>
-            </w:pPr>
-            <w:r>
-              <w:rPr>
-                <w:rFonts w:ascii="Arial" w:cs="Arial" w:eastAsia="Arial" w:hAnsi="Arial"/>
-                <w:b w:val="false"/>
-                <w:bCs w:val="false"/>
-                <w:i w:val="false"/>
-                <w:iCs w:val="false"/>
-                <w:color w:val="0F172A"/>
-                <w:sz w:val="16"/>
-                <w:szCs w:val="16"/>
-                <w:rtl/>
-              </w:rPr>
-              <w:t xml:space="preserve">אין תחנה בטווח</w:t>
-            </w:r>
-          </w:p>
-        </w:tc>
-        <w:tc>
-          <w:tcPr>
-            <w:tcW w:type="dxa" w:w="964"/>
-            <w:tcMar>
-              <w:top w:type="dxa" w:w="30"/>
-              <w:left w:type="dxa" w:w="60"/>
-              <w:bottom w:type="dxa" w:w="30"/>
-              <w:right w:type="dxa" w:w="60"/>
-            </w:tcMar>
-            <w:vAlign w:val="center"/>
-          </w:tcPr>
-          <w:p>
-            <w:pPr>
-              <w:bidi/>
-              <w:spacing w:after="0"/>
-              <w:jc w:val="center"/>
-            </w:pPr>
-            <w:r>
-              <w:rPr>
-                <w:rFonts w:ascii="Arial" w:cs="Arial" w:eastAsia="Arial" w:hAnsi="Arial"/>
-                <w:b w:val="false"/>
-                <w:bCs w:val="false"/>
-                <w:i w:val="false"/>
-                <w:iCs w:val="false"/>
-                <w:color w:val="0F172A"/>
-                <w:sz w:val="16"/>
-                <w:szCs w:val="16"/>
-                <w:rtl/>
-              </w:rPr>
-              <w:t xml:space="preserve">32</w:t>
-            </w:r>
-          </w:p>
-        </w:tc>
-        <w:tc>
-          <w:tcPr>
-            <w:tcW w:type="dxa" w:w="964"/>
-            <w:tcMar>
-              <w:top w:type="dxa" w:w="30"/>
-              <w:left w:type="dxa" w:w="60"/>
-              <w:bottom w:type="dxa" w:w="30"/>
-              <w:right w:type="dxa" w:w="60"/>
-            </w:tcMar>
-            <w:vAlign w:val="center"/>
-          </w:tcPr>
-          <w:p>
-            <w:pPr>
-              <w:bidi/>
-              <w:spacing w:after="0"/>
-              <w:jc w:val="center"/>
-            </w:pPr>
-            <w:r>
-              <w:rPr>
-                <w:rFonts w:ascii="Arial" w:cs="Arial" w:eastAsia="Arial" w:hAnsi="Arial"/>
-                <w:b w:val="false"/>
-                <w:bCs w:val="false"/>
-                <w:i w:val="false"/>
-                <w:iCs w:val="false"/>
-                <w:color w:val="0F172A"/>
-                <w:sz w:val="16"/>
-                <w:szCs w:val="16"/>
-                <w:rtl/>
-              </w:rPr>
-              <w:t xml:space="preserve">2</w:t>
-            </w:r>
-          </w:p>
-        </w:tc>
-      </w:tr>
-      <w:tr>
-        <w:tc>
-          <w:tcPr>
-            <w:tcW w:type="dxa" w:w="2506"/>
-            <w:tcMar>
-              <w:top w:type="dxa" w:w="30"/>
-              <w:left w:type="dxa" w:w="60"/>
-              <w:bottom w:type="dxa" w:w="30"/>
-              <w:right w:type="dxa" w:w="60"/>
-            </w:tcMar>
-            <w:vAlign w:val="center"/>
-          </w:tcPr>
-          <w:p>
-            <w:pPr>
-              <w:bidi/>
-              <w:spacing w:after="0"/>
-              <w:jc w:val="right"/>
-            </w:pPr>
-            <w:r>
-              <w:rPr>
-                <w:rFonts w:ascii="Arial" w:cs="Arial" w:eastAsia="Arial" w:hAnsi="Arial"/>
-                <w:b w:val="false"/>
-                <w:bCs w:val="false"/>
-                <w:i w:val="false"/>
-                <w:iCs w:val="false"/>
-                <w:color w:val="0F172A"/>
-                <w:sz w:val="16"/>
-                <w:szCs w:val="16"/>
-                <w:rtl/>
-              </w:rPr>
-              <w:t xml:space="preserve">מרכז אזורי חבל אילות</w:t>
-            </w:r>
-          </w:p>
-        </w:tc>
-        <w:tc>
-          <w:tcPr>
-            <w:tcW w:type="dxa" w:w="1349"/>
-            <w:tcMar>
-              <w:top w:type="dxa" w:w="30"/>
-              <w:left w:type="dxa" w:w="60"/>
-              <w:bottom w:type="dxa" w:w="30"/>
-              <w:right w:type="dxa" w:w="60"/>
-            </w:tcMar>
-            <w:vAlign w:val="center"/>
-          </w:tcPr>
-          <w:p>
-            <w:pPr>
-              <w:bidi/>
-              <w:spacing w:after="0"/>
-              <w:jc w:val="center"/>
-            </w:pPr>
-            <w:r>
-              <w:rPr>
-                <w:rFonts w:ascii="Arial" w:cs="Arial" w:eastAsia="Arial" w:hAnsi="Arial"/>
-                <w:b w:val="false"/>
-                <w:bCs w:val="false"/>
-                <w:i w:val="false"/>
-                <w:iCs w:val="false"/>
-                <w:color w:val="0F172A"/>
-                <w:sz w:val="16"/>
-                <w:szCs w:val="16"/>
-                <w:rtl/>
-              </w:rPr>
-              <w:t xml:space="preserve">חבל אילות</w:t>
-            </w:r>
-          </w:p>
-        </w:tc>
-        <w:tc>
-          <w:tcPr>
-            <w:tcW w:type="dxa" w:w="964"/>
-            <w:tcMar>
-              <w:top w:type="dxa" w:w="30"/>
-              <w:left w:type="dxa" w:w="60"/>
-              <w:bottom w:type="dxa" w:w="30"/>
-              <w:right w:type="dxa" w:w="60"/>
-            </w:tcMar>
-            <w:vAlign w:val="center"/>
-          </w:tcPr>
-          <w:p>
-            <w:pPr>
-              <w:bidi/>
-              <w:spacing w:after="0"/>
-              <w:jc w:val="center"/>
-            </w:pPr>
-            <w:r>
-              <w:rPr>
-                <w:rFonts w:ascii="Arial" w:cs="Arial" w:eastAsia="Arial" w:hAnsi="Arial"/>
-                <w:b w:val="false"/>
-                <w:bCs w:val="false"/>
-                <w:i w:val="false"/>
-                <w:iCs w:val="false"/>
-                <w:color w:val="0F172A"/>
-                <w:sz w:val="16"/>
-                <w:szCs w:val="16"/>
-                <w:rtl/>
-              </w:rPr>
-              <w:t xml:space="preserve">דרום</w:t>
-            </w:r>
-          </w:p>
-        </w:tc>
-        <w:tc>
-          <w:tcPr>
-            <w:tcW w:type="dxa" w:w="964"/>
-            <w:tcMar>
-              <w:top w:type="dxa" w:w="30"/>
-              <w:left w:type="dxa" w:w="60"/>
-              <w:bottom w:type="dxa" w:w="30"/>
-              <w:right w:type="dxa" w:w="60"/>
-            </w:tcMar>
-            <w:vAlign w:val="center"/>
-          </w:tcPr>
-          <w:p>
-            <w:pPr>
-              <w:bidi/>
-              <w:spacing w:after="0"/>
-              <w:jc w:val="center"/>
-            </w:pPr>
-            <w:r>
-              <w:rPr>
-                <w:rFonts w:ascii="Arial" w:cs="Arial" w:eastAsia="Arial" w:hAnsi="Arial"/>
-                <w:b w:val="false"/>
-                <w:bCs w:val="false"/>
-                <w:i w:val="false"/>
-                <w:iCs w:val="false"/>
-                <w:color w:val="0F172A"/>
-                <w:sz w:val="16"/>
-                <w:szCs w:val="16"/>
-                <w:rtl/>
-              </w:rPr>
-              <w:t xml:space="preserve">0.17 קמ"ר</w:t>
-            </w:r>
-          </w:p>
-        </w:tc>
-        <w:tc>
-          <w:tcPr>
-            <w:tcW w:type="dxa" w:w="675"/>
-            <w:tcMar>
-              <w:top w:type="dxa" w:w="30"/>
-              <w:left w:type="dxa" w:w="60"/>
-              <w:bottom w:type="dxa" w:w="30"/>
-              <w:right w:type="dxa" w:w="60"/>
-            </w:tcMar>
-            <w:vAlign w:val="center"/>
-          </w:tcPr>
-          <w:p>
-            <w:pPr>
-              <w:bidi/>
-              <w:spacing w:after="0"/>
-              <w:jc w:val="center"/>
-            </w:pPr>
-            <w:r>
-              <w:rPr>
-                <w:rFonts w:ascii="Arial" w:cs="Arial" w:eastAsia="Arial" w:hAnsi="Arial"/>
-                <w:b w:val="false"/>
-                <w:bCs w:val="false"/>
-                <w:i w:val="false"/>
-                <w:iCs w:val="false"/>
-                <w:color w:val="0F172A"/>
-                <w:sz w:val="16"/>
-                <w:szCs w:val="16"/>
-                <w:rtl/>
-              </w:rPr>
-              <w:t xml:space="preserve">0</w:t>
-            </w:r>
-          </w:p>
-        </w:tc>
-        <w:tc>
-          <w:tcPr>
-            <w:tcW w:type="dxa" w:w="1253"/>
-            <w:tcMar>
-              <w:top w:type="dxa" w:w="30"/>
-              <w:left w:type="dxa" w:w="60"/>
-              <w:bottom w:type="dxa" w:w="30"/>
-              <w:right w:type="dxa" w:w="60"/>
-            </w:tcMar>
-            <w:vAlign w:val="center"/>
-          </w:tcPr>
-          <w:p>
-            <w:pPr>
-              <w:bidi/>
-              <w:spacing w:after="0"/>
-              <w:jc w:val="center"/>
-            </w:pPr>
-            <w:r>
-              <w:rPr>
-                <w:rFonts w:ascii="Arial" w:cs="Arial" w:eastAsia="Arial" w:hAnsi="Arial"/>
-                <w:b w:val="false"/>
-                <w:bCs w:val="false"/>
-                <w:i w:val="false"/>
-                <w:iCs w:val="false"/>
-                <w:color w:val="0F172A"/>
-                <w:sz w:val="16"/>
-                <w:szCs w:val="16"/>
-                <w:rtl/>
-              </w:rPr>
-              <w:t xml:space="preserve">אין תחנה בטווח</w:t>
-            </w:r>
-          </w:p>
-        </w:tc>
-        <w:tc>
-          <w:tcPr>
-            <w:tcW w:type="dxa" w:w="964"/>
-            <w:tcMar>
-              <w:top w:type="dxa" w:w="30"/>
-              <w:left w:type="dxa" w:w="60"/>
-              <w:bottom w:type="dxa" w:w="30"/>
-              <w:right w:type="dxa" w:w="60"/>
-            </w:tcMar>
-            <w:vAlign w:val="center"/>
-          </w:tcPr>
-          <w:p>
-            <w:pPr>
-              <w:bidi/>
-              <w:spacing w:after="0"/>
-              <w:jc w:val="center"/>
-            </w:pPr>
-            <w:r>
-              <w:rPr>
-                <w:rFonts w:ascii="Arial" w:cs="Arial" w:eastAsia="Arial" w:hAnsi="Arial"/>
-                <w:b w:val="false"/>
-                <w:bCs w:val="false"/>
-                <w:i w:val="false"/>
-                <w:iCs w:val="false"/>
-                <w:color w:val="0F172A"/>
-                <w:sz w:val="16"/>
-                <w:szCs w:val="16"/>
-                <w:rtl/>
-              </w:rPr>
-              <w:t xml:space="preserve">7</w:t>
-            </w:r>
-          </w:p>
-        </w:tc>
-        <w:tc>
-          <w:tcPr>
-            <w:tcW w:type="dxa" w:w="964"/>
-            <w:tcMar>
-              <w:top w:type="dxa" w:w="30"/>
-              <w:left w:type="dxa" w:w="60"/>
-              <w:bottom w:type="dxa" w:w="30"/>
-              <w:right w:type="dxa" w:w="60"/>
-            </w:tcMar>
-            <w:vAlign w:val="center"/>
-          </w:tcPr>
-          <w:p>
-            <w:pPr>
-              <w:bidi/>
-              <w:spacing w:after="0"/>
-              <w:jc w:val="center"/>
-            </w:pPr>
-            <w:r>
-              <w:rPr>
-                <w:rFonts w:ascii="Arial" w:cs="Arial" w:eastAsia="Arial" w:hAnsi="Arial"/>
-                <w:b w:val="false"/>
-                <w:bCs w:val="false"/>
-                <w:i w:val="false"/>
-                <w:iCs w:val="false"/>
-                <w:color w:val="0F172A"/>
-                <w:sz w:val="16"/>
-                <w:szCs w:val="16"/>
-                <w:rtl/>
-              </w:rPr>
-              <w:t xml:space="preserve">3</w:t>
-            </w:r>
-          </w:p>
-        </w:tc>
-      </w:tr>
-      <w:tr>
-        <w:tc>
-          <w:tcPr>
-            <w:tcW w:type="dxa" w:w="2506"/>
-            <w:tcMar>
-              <w:top w:type="dxa" w:w="30"/>
-              <w:left w:type="dxa" w:w="60"/>
-              <w:bottom w:type="dxa" w:w="30"/>
-              <w:right w:type="dxa" w:w="60"/>
-            </w:tcMar>
-            <w:vAlign w:val="center"/>
-          </w:tcPr>
-          <w:p>
-            <w:pPr>
-              <w:bidi/>
-              <w:spacing w:after="0"/>
-              <w:jc w:val="right"/>
-            </w:pPr>
-            <w:r>
-              <w:rPr>
-                <w:rFonts w:ascii="Arial" w:cs="Arial" w:eastAsia="Arial" w:hAnsi="Arial"/>
-                <w:b w:val="false"/>
-                <w:bCs w:val="false"/>
-                <w:i w:val="false"/>
-                <w:iCs w:val="false"/>
-                <w:color w:val="0F172A"/>
-                <w:sz w:val="16"/>
-                <w:szCs w:val="16"/>
-                <w:rtl/>
-              </w:rPr>
-              <w:t xml:space="preserve">לקיה</w:t>
-            </w:r>
-          </w:p>
-        </w:tc>
-        <w:tc>
-          <w:tcPr>
-            <w:tcW w:type="dxa" w:w="1349"/>
-            <w:tcMar>
-              <w:top w:type="dxa" w:w="30"/>
-              <w:left w:type="dxa" w:w="60"/>
-              <w:bottom w:type="dxa" w:w="30"/>
-              <w:right w:type="dxa" w:w="60"/>
-            </w:tcMar>
-            <w:vAlign w:val="center"/>
-          </w:tcPr>
-          <w:p>
-            <w:pPr>
-              <w:bidi/>
-              <w:spacing w:after="0"/>
-              <w:jc w:val="center"/>
-            </w:pPr>
-            <w:r>
-              <w:rPr>
-                <w:rFonts w:ascii="Arial" w:cs="Arial" w:eastAsia="Arial" w:hAnsi="Arial"/>
-                <w:b w:val="false"/>
-                <w:bCs w:val="false"/>
-                <w:i w:val="false"/>
-                <w:iCs w:val="false"/>
-                <w:color w:val="0F172A"/>
-                <w:sz w:val="16"/>
-                <w:szCs w:val="16"/>
-                <w:rtl/>
-              </w:rPr>
-              <w:t xml:space="preserve">לקיה</w:t>
-            </w:r>
-          </w:p>
-        </w:tc>
-        <w:tc>
-          <w:tcPr>
-            <w:tcW w:type="dxa" w:w="964"/>
-            <w:tcMar>
-              <w:top w:type="dxa" w:w="30"/>
-              <w:left w:type="dxa" w:w="60"/>
-              <w:bottom w:type="dxa" w:w="30"/>
-              <w:right w:type="dxa" w:w="60"/>
-            </w:tcMar>
-            <w:vAlign w:val="center"/>
-          </w:tcPr>
-          <w:p>
-            <w:pPr>
-              <w:bidi/>
-              <w:spacing w:after="0"/>
-              <w:jc w:val="center"/>
-            </w:pPr>
-            <w:r>
-              <w:rPr>
-                <w:rFonts w:ascii="Arial" w:cs="Arial" w:eastAsia="Arial" w:hAnsi="Arial"/>
-                <w:b w:val="false"/>
-                <w:bCs w:val="false"/>
-                <w:i w:val="false"/>
-                <w:iCs w:val="false"/>
-                <w:color w:val="0F172A"/>
-                <w:sz w:val="16"/>
-                <w:szCs w:val="16"/>
-                <w:rtl/>
-              </w:rPr>
-              <w:t xml:space="preserve">דרום</w:t>
-            </w:r>
-          </w:p>
-        </w:tc>
-        <w:tc>
-          <w:tcPr>
-            <w:tcW w:type="dxa" w:w="964"/>
-            <w:tcMar>
-              <w:top w:type="dxa" w:w="30"/>
-              <w:left w:type="dxa" w:w="60"/>
-              <w:bottom w:type="dxa" w:w="30"/>
-              <w:right w:type="dxa" w:w="60"/>
-            </w:tcMar>
-            <w:vAlign w:val="center"/>
-          </w:tcPr>
-          <w:p>
-            <w:pPr>
-              <w:bidi/>
-              <w:spacing w:after="0"/>
-              <w:jc w:val="center"/>
-            </w:pPr>
-            <w:r>
-              <w:rPr>
-                <w:rFonts w:ascii="Arial" w:cs="Arial" w:eastAsia="Arial" w:hAnsi="Arial"/>
-                <w:b w:val="false"/>
-                <w:bCs w:val="false"/>
-                <w:i w:val="false"/>
-                <w:iCs w:val="false"/>
-                <w:color w:val="0F172A"/>
-                <w:sz w:val="16"/>
-                <w:szCs w:val="16"/>
-                <w:rtl/>
-              </w:rPr>
-              <w:t xml:space="preserve">0.17 קמ"ר</w:t>
-            </w:r>
-          </w:p>
-        </w:tc>
-        <w:tc>
-          <w:tcPr>
-            <w:tcW w:type="dxa" w:w="675"/>
-            <w:tcMar>
-              <w:top w:type="dxa" w:w="30"/>
-              <w:left w:type="dxa" w:w="60"/>
-              <w:bottom w:type="dxa" w:w="30"/>
-              <w:right w:type="dxa" w:w="60"/>
-            </w:tcMar>
-            <w:vAlign w:val="center"/>
-          </w:tcPr>
-          <w:p>
-            <w:pPr>
-              <w:bidi/>
-              <w:spacing w:after="0"/>
-              <w:jc w:val="center"/>
-            </w:pPr>
-            <w:r>
-              <w:rPr>
-                <w:rFonts w:ascii="Arial" w:cs="Arial" w:eastAsia="Arial" w:hAnsi="Arial"/>
-                <w:b w:val="false"/>
-                <w:bCs w:val="false"/>
-                <w:i w:val="false"/>
-                <w:iCs w:val="false"/>
-                <w:color w:val="0F172A"/>
-                <w:sz w:val="16"/>
-                <w:szCs w:val="16"/>
-                <w:rtl/>
-              </w:rPr>
-              <w:t xml:space="preserve">0</w:t>
-            </w:r>
-          </w:p>
-        </w:tc>
-        <w:tc>
-          <w:tcPr>
-            <w:tcW w:type="dxa" w:w="1253"/>
-            <w:tcMar>
-              <w:top w:type="dxa" w:w="30"/>
-              <w:left w:type="dxa" w:w="60"/>
-              <w:bottom w:type="dxa" w:w="30"/>
-              <w:right w:type="dxa" w:w="60"/>
-            </w:tcMar>
-            <w:vAlign w:val="center"/>
-          </w:tcPr>
-          <w:p>
-            <w:pPr>
-              <w:bidi/>
-              <w:spacing w:after="0"/>
-              <w:jc w:val="center"/>
-            </w:pPr>
-            <w:r>
-              <w:rPr>
-                <w:rFonts w:ascii="Arial" w:cs="Arial" w:eastAsia="Arial" w:hAnsi="Arial"/>
-                <w:b w:val="false"/>
-                <w:bCs w:val="false"/>
-                <w:i w:val="false"/>
-                <w:iCs w:val="false"/>
-                <w:color w:val="0F172A"/>
-                <w:sz w:val="16"/>
-                <w:szCs w:val="16"/>
-                <w:rtl/>
-              </w:rPr>
-              <w:t xml:space="preserve">אין תחנה בטווח</w:t>
-            </w:r>
-          </w:p>
-        </w:tc>
-        <w:tc>
-          <w:tcPr>
-            <w:tcW w:type="dxa" w:w="964"/>
-            <w:tcMar>
-              <w:top w:type="dxa" w:w="30"/>
-              <w:left w:type="dxa" w:w="60"/>
-              <w:bottom w:type="dxa" w:w="30"/>
-              <w:right w:type="dxa" w:w="60"/>
-            </w:tcMar>
-            <w:vAlign w:val="center"/>
-          </w:tcPr>
-          <w:p>
-            <w:pPr>
-              <w:bidi/>
-              <w:spacing w:after="0"/>
-              <w:jc w:val="center"/>
-            </w:pPr>
-            <w:r>
-              <w:rPr>
-                <w:rFonts w:ascii="Arial" w:cs="Arial" w:eastAsia="Arial" w:hAnsi="Arial"/>
-                <w:b w:val="false"/>
-                <w:bCs w:val="false"/>
-                <w:i w:val="false"/>
-                <w:iCs w:val="false"/>
-                <w:color w:val="0F172A"/>
-                <w:sz w:val="16"/>
-                <w:szCs w:val="16"/>
-                <w:rtl/>
-              </w:rPr>
-              <w:t xml:space="preserve">0</w:t>
-            </w:r>
-          </w:p>
-        </w:tc>
-        <w:tc>
-          <w:tcPr>
-            <w:tcW w:type="dxa" w:w="964"/>
-            <w:tcMar>
-              <w:top w:type="dxa" w:w="30"/>
-              <w:left w:type="dxa" w:w="60"/>
-              <w:bottom w:type="dxa" w:w="30"/>
-              <w:right w:type="dxa" w:w="60"/>
-            </w:tcMar>
-            <w:vAlign w:val="center"/>
-          </w:tcPr>
-          <w:p>
-            <w:pPr>
-              <w:bidi/>
-              <w:spacing w:after="0"/>
-              <w:jc w:val="center"/>
-            </w:pPr>
-            <w:r>
-              <w:rPr>
-                <w:rFonts w:ascii="Arial" w:cs="Arial" w:eastAsia="Arial" w:hAnsi="Arial"/>
-                <w:b w:val="false"/>
-                <w:bCs w:val="false"/>
-                <w:i w:val="false"/>
-                <w:iCs w:val="false"/>
-                <w:color w:val="0F172A"/>
-                <w:sz w:val="16"/>
-                <w:szCs w:val="16"/>
-                <w:rtl/>
-              </w:rPr>
-              <w:t xml:space="preserve">5</w:t>
-            </w:r>
-          </w:p>
-        </w:tc>
-      </w:tr>
-      <w:tr>
-        <w:tc>
-          <w:tcPr>
-            <w:tcW w:type="dxa" w:w="2506"/>
-            <w:tcMar>
-              <w:top w:type="dxa" w:w="30"/>
-              <w:left w:type="dxa" w:w="60"/>
-              <w:bottom w:type="dxa" w:w="30"/>
-              <w:right w:type="dxa" w:w="60"/>
-            </w:tcMar>
-            <w:vAlign w:val="center"/>
-          </w:tcPr>
-          <w:p>
-            <w:pPr>
-              <w:bidi/>
-              <w:spacing w:after="0"/>
-              <w:jc w:val="right"/>
-            </w:pPr>
-            <w:r>
-              <w:rPr>
-                <w:rFonts w:ascii="Arial" w:cs="Arial" w:eastAsia="Arial" w:hAnsi="Arial"/>
-                <w:b w:val="false"/>
-                <w:bCs w:val="false"/>
-                <w:i w:val="false"/>
-                <w:iCs w:val="false"/>
-                <w:color w:val="0F172A"/>
-                <w:sz w:val="16"/>
-                <w:szCs w:val="16"/>
-                <w:rtl/>
-              </w:rPr>
-              <w:t xml:space="preserve">עידן</w:t>
-            </w:r>
-          </w:p>
-        </w:tc>
-        <w:tc>
-          <w:tcPr>
-            <w:tcW w:type="dxa" w:w="1349"/>
-            <w:tcMar>
-              <w:top w:type="dxa" w:w="30"/>
-              <w:left w:type="dxa" w:w="60"/>
-              <w:bottom w:type="dxa" w:w="30"/>
-              <w:right w:type="dxa" w:w="60"/>
-            </w:tcMar>
-            <w:vAlign w:val="center"/>
-          </w:tcPr>
-          <w:p>
-            <w:pPr>
-              <w:bidi/>
-              <w:spacing w:after="0"/>
-              <w:jc w:val="center"/>
-            </w:pPr>
-            <w:r>
-              <w:rPr>
-                <w:rFonts w:ascii="Arial" w:cs="Arial" w:eastAsia="Arial" w:hAnsi="Arial"/>
-                <w:b w:val="false"/>
-                <w:bCs w:val="false"/>
-                <w:i w:val="false"/>
-                <w:iCs w:val="false"/>
-                <w:color w:val="0F172A"/>
-                <w:sz w:val="16"/>
-                <w:szCs w:val="16"/>
-                <w:rtl/>
-              </w:rPr>
-              <w:t xml:space="preserve">עידן</w:t>
-            </w:r>
-          </w:p>
-        </w:tc>
-        <w:tc>
-          <w:tcPr>
-            <w:tcW w:type="dxa" w:w="964"/>
-            <w:tcMar>
-              <w:top w:type="dxa" w:w="30"/>
-              <w:left w:type="dxa" w:w="60"/>
-              <w:bottom w:type="dxa" w:w="30"/>
-              <w:right w:type="dxa" w:w="60"/>
-            </w:tcMar>
-            <w:vAlign w:val="center"/>
-          </w:tcPr>
-          <w:p>
-            <w:pPr>
-              <w:bidi/>
-              <w:spacing w:after="0"/>
-              <w:jc w:val="center"/>
-            </w:pPr>
-            <w:r>
-              <w:rPr>
-                <w:rFonts w:ascii="Arial" w:cs="Arial" w:eastAsia="Arial" w:hAnsi="Arial"/>
-                <w:b w:val="false"/>
-                <w:bCs w:val="false"/>
-                <w:i w:val="false"/>
-                <w:iCs w:val="false"/>
-                <w:color w:val="0F172A"/>
-                <w:sz w:val="16"/>
-                <w:szCs w:val="16"/>
-                <w:rtl/>
-              </w:rPr>
-              <w:t xml:space="preserve">דרום</w:t>
-            </w:r>
-          </w:p>
-        </w:tc>
-        <w:tc>
-          <w:tcPr>
-            <w:tcW w:type="dxa" w:w="964"/>
-            <w:tcMar>
-              <w:top w:type="dxa" w:w="30"/>
-              <w:left w:type="dxa" w:w="60"/>
-              <w:bottom w:type="dxa" w:w="30"/>
-              <w:right w:type="dxa" w:w="60"/>
-            </w:tcMar>
-            <w:vAlign w:val="center"/>
-          </w:tcPr>
-          <w:p>
-            <w:pPr>
-              <w:bidi/>
-              <w:spacing w:after="0"/>
-              <w:jc w:val="center"/>
-            </w:pPr>
-            <w:r>
-              <w:rPr>
-                <w:rFonts w:ascii="Arial" w:cs="Arial" w:eastAsia="Arial" w:hAnsi="Arial"/>
-                <w:b w:val="false"/>
-                <w:bCs w:val="false"/>
-                <w:i w:val="false"/>
-                <w:iCs w:val="false"/>
-                <w:color w:val="0F172A"/>
-                <w:sz w:val="16"/>
-                <w:szCs w:val="16"/>
-                <w:rtl/>
-              </w:rPr>
-              <w:t xml:space="preserve">0.09 קמ"ר</w:t>
-            </w:r>
-          </w:p>
-        </w:tc>
-        <w:tc>
-          <w:tcPr>
-            <w:tcW w:type="dxa" w:w="675"/>
-            <w:tcMar>
-              <w:top w:type="dxa" w:w="30"/>
-              <w:left w:type="dxa" w:w="60"/>
-              <w:bottom w:type="dxa" w:w="30"/>
-              <w:right w:type="dxa" w:w="60"/>
-            </w:tcMar>
-            <w:vAlign w:val="center"/>
-          </w:tcPr>
-          <w:p>
-            <w:pPr>
-              <w:bidi/>
-              <w:spacing w:after="0"/>
-              <w:jc w:val="center"/>
-            </w:pPr>
-            <w:r>
-              <w:rPr>
-                <w:rFonts w:ascii="Arial" w:cs="Arial" w:eastAsia="Arial" w:hAnsi="Arial"/>
-                <w:b w:val="false"/>
-                <w:bCs w:val="false"/>
-                <w:i w:val="false"/>
-                <w:iCs w:val="false"/>
-                <w:color w:val="0F172A"/>
-                <w:sz w:val="16"/>
-                <w:szCs w:val="16"/>
-                <w:rtl/>
-              </w:rPr>
-              <w:t xml:space="preserve">0</w:t>
-            </w:r>
-          </w:p>
-        </w:tc>
-        <w:tc>
-          <w:tcPr>
-            <w:tcW w:type="dxa" w:w="1253"/>
-            <w:tcMar>
-              <w:top w:type="dxa" w:w="30"/>
-              <w:left w:type="dxa" w:w="60"/>
-              <w:bottom w:type="dxa" w:w="30"/>
-              <w:right w:type="dxa" w:w="60"/>
-            </w:tcMar>
-            <w:vAlign w:val="center"/>
-          </w:tcPr>
-          <w:p>
-            <w:pPr>
-              <w:bidi/>
-              <w:spacing w:after="0"/>
-              <w:jc w:val="center"/>
-            </w:pPr>
-            <w:r>
-              <w:rPr>
-                <w:rFonts w:ascii="Arial" w:cs="Arial" w:eastAsia="Arial" w:hAnsi="Arial"/>
-                <w:b w:val="false"/>
-                <w:bCs w:val="false"/>
-                <w:i w:val="false"/>
-                <w:iCs w:val="false"/>
-                <w:color w:val="0F172A"/>
-                <w:sz w:val="16"/>
-                <w:szCs w:val="16"/>
-                <w:rtl/>
-              </w:rPr>
-              <w:t xml:space="preserve">אין תחנה בטווח</w:t>
-            </w:r>
-          </w:p>
-        </w:tc>
-        <w:tc>
-          <w:tcPr>
-            <w:tcW w:type="dxa" w:w="964"/>
-            <w:tcMar>
-              <w:top w:type="dxa" w:w="30"/>
-              <w:left w:type="dxa" w:w="60"/>
-              <w:bottom w:type="dxa" w:w="30"/>
-              <w:right w:type="dxa" w:w="60"/>
-            </w:tcMar>
-            <w:vAlign w:val="center"/>
-          </w:tcPr>
-          <w:p>
-            <w:pPr>
-              <w:bidi/>
-              <w:spacing w:after="0"/>
-              <w:jc w:val="center"/>
-            </w:pPr>
-            <w:r>
-              <w:rPr>
-                <w:rFonts w:ascii="Arial" w:cs="Arial" w:eastAsia="Arial" w:hAnsi="Arial"/>
-                <w:b w:val="false"/>
-                <w:bCs w:val="false"/>
-                <w:i w:val="false"/>
-                <w:iCs w:val="false"/>
-                <w:color w:val="0F172A"/>
-                <w:sz w:val="16"/>
-                <w:szCs w:val="16"/>
-                <w:rtl/>
-              </w:rPr>
-              <w:t xml:space="preserve">1</w:t>
-            </w:r>
-          </w:p>
-        </w:tc>
-        <w:tc>
-          <w:tcPr>
-            <w:tcW w:type="dxa" w:w="964"/>
-            <w:tcMar>
-              <w:top w:type="dxa" w:w="30"/>
-              <w:left w:type="dxa" w:w="60"/>
-              <w:bottom w:type="dxa" w:w="30"/>
-              <w:right w:type="dxa" w:w="60"/>
-            </w:tcMar>
-            <w:vAlign w:val="center"/>
-          </w:tcPr>
-          <w:p>
-            <w:pPr>
-              <w:bidi/>
-              <w:spacing w:after="0"/>
-              <w:jc w:val="center"/>
-            </w:pPr>
-            <w:r>
-              <w:rPr>
-                <w:rFonts w:ascii="Arial" w:cs="Arial" w:eastAsia="Arial" w:hAnsi="Arial"/>
-                <w:b w:val="false"/>
-                <w:bCs w:val="false"/>
-                <w:i w:val="false"/>
-                <w:iCs w:val="false"/>
-                <w:color w:val="0F172A"/>
-                <w:sz w:val="16"/>
-                <w:szCs w:val="16"/>
-                <w:rtl/>
-              </w:rPr>
-              <w:t xml:space="preserve">0</w:t>
-            </w:r>
-          </w:p>
-        </w:tc>
-      </w:tr>
-      <w:tr>
-        <w:tc>
-          <w:tcPr>
-            <w:tcW w:type="dxa" w:w="2506"/>
-            <w:tcMar>
-              <w:top w:type="dxa" w:w="30"/>
-              <w:left w:type="dxa" w:w="60"/>
-              <w:bottom w:type="dxa" w:w="30"/>
-              <w:right w:type="dxa" w:w="60"/>
-            </w:tcMar>
-            <w:vAlign w:val="center"/>
-          </w:tcPr>
-          <w:p>
-            <w:pPr>
-              <w:bidi/>
-              <w:spacing w:after="0"/>
-              <w:jc w:val="right"/>
-            </w:pPr>
-            <w:r>
-              <w:rPr>
-                <w:rFonts w:ascii="Arial" w:cs="Arial" w:eastAsia="Arial" w:hAnsi="Arial"/>
-                <w:b w:val="false"/>
-                <w:bCs w:val="false"/>
-                <w:i w:val="false"/>
-                <w:iCs w:val="false"/>
-                <w:color w:val="0F172A"/>
-                <w:sz w:val="16"/>
-                <w:szCs w:val="16"/>
-                <w:rtl/>
-              </w:rPr>
-              <w:t xml:space="preserve">אזור התעשייה קרית ארבע</w:t>
-            </w:r>
-          </w:p>
-        </w:tc>
-        <w:tc>
-          <w:tcPr>
-            <w:tcW w:type="dxa" w:w="1349"/>
-            <w:tcMar>
-              <w:top w:type="dxa" w:w="30"/>
-              <w:left w:type="dxa" w:w="60"/>
-              <w:bottom w:type="dxa" w:w="30"/>
-              <w:right w:type="dxa" w:w="60"/>
-            </w:tcMar>
-            <w:vAlign w:val="center"/>
-          </w:tcPr>
-          <w:p>
-            <w:pPr>
-              <w:bidi/>
-              <w:spacing w:after="0"/>
-              <w:jc w:val="center"/>
-            </w:pPr>
-            <w:r>
-              <w:rPr>
-                <w:rFonts w:ascii="Arial" w:cs="Arial" w:eastAsia="Arial" w:hAnsi="Arial"/>
-                <w:b w:val="false"/>
-                <w:bCs w:val="false"/>
-                <w:i w:val="false"/>
-                <w:iCs w:val="false"/>
-                <w:color w:val="0F172A"/>
-                <w:sz w:val="16"/>
-                <w:szCs w:val="16"/>
-                <w:rtl/>
-              </w:rPr>
-              <w:t xml:space="preserve">קרית ארבע</w:t>
-            </w:r>
-          </w:p>
-        </w:tc>
-        <w:tc>
-          <w:tcPr>
-            <w:tcW w:type="dxa" w:w="964"/>
-            <w:tcMar>
-              <w:top w:type="dxa" w:w="30"/>
-              <w:left w:type="dxa" w:w="60"/>
-              <w:bottom w:type="dxa" w:w="30"/>
-              <w:right w:type="dxa" w:w="60"/>
-            </w:tcMar>
-            <w:vAlign w:val="center"/>
-          </w:tcPr>
-          <w:p>
-            <w:pPr>
-              <w:bidi/>
-              <w:spacing w:after="0"/>
-              <w:jc w:val="center"/>
-            </w:pPr>
-            <w:r>
-              <w:rPr>
-                <w:rFonts w:ascii="Arial" w:cs="Arial" w:eastAsia="Arial" w:hAnsi="Arial"/>
-                <w:b w:val="false"/>
-                <w:bCs w:val="false"/>
-                <w:i w:val="false"/>
-                <w:iCs w:val="false"/>
-                <w:color w:val="0F172A"/>
-                <w:sz w:val="16"/>
-                <w:szCs w:val="16"/>
-                <w:rtl/>
-              </w:rPr>
-              <w:t xml:space="preserve">ירושלים ויו"ש</w:t>
-            </w:r>
-          </w:p>
-        </w:tc>
-        <w:tc>
-          <w:tcPr>
-            <w:tcW w:type="dxa" w:w="964"/>
-            <w:tcMar>
-              <w:top w:type="dxa" w:w="30"/>
-              <w:left w:type="dxa" w:w="60"/>
-              <w:bottom w:type="dxa" w:w="30"/>
-              <w:right w:type="dxa" w:w="60"/>
-            </w:tcMar>
-            <w:vAlign w:val="center"/>
-          </w:tcPr>
-          <w:p>
-            <w:pPr>
-              <w:bidi/>
-              <w:spacing w:after="0"/>
-              <w:jc w:val="center"/>
-            </w:pPr>
-            <w:r>
-              <w:rPr>
-                <w:rFonts w:ascii="Arial" w:cs="Arial" w:eastAsia="Arial" w:hAnsi="Arial"/>
-                <w:b w:val="false"/>
-                <w:bCs w:val="false"/>
-                <w:i w:val="false"/>
-                <w:iCs w:val="false"/>
-                <w:color w:val="0F172A"/>
-                <w:sz w:val="16"/>
-                <w:szCs w:val="16"/>
-                <w:rtl/>
-              </w:rPr>
-              <w:t xml:space="preserve">0.07 קמ"ר</w:t>
-            </w:r>
-          </w:p>
-        </w:tc>
-        <w:tc>
-          <w:tcPr>
-            <w:tcW w:type="dxa" w:w="675"/>
-            <w:tcMar>
-              <w:top w:type="dxa" w:w="30"/>
-              <w:left w:type="dxa" w:w="60"/>
-              <w:bottom w:type="dxa" w:w="30"/>
-              <w:right w:type="dxa" w:w="60"/>
-            </w:tcMar>
-            <w:vAlign w:val="center"/>
-          </w:tcPr>
-          <w:p>
-            <w:pPr>
-              <w:bidi/>
-              <w:spacing w:after="0"/>
-              <w:jc w:val="center"/>
-            </w:pPr>
-            <w:r>
-              <w:rPr>
-                <w:rFonts w:ascii="Arial" w:cs="Arial" w:eastAsia="Arial" w:hAnsi="Arial"/>
-                <w:b w:val="false"/>
-                <w:bCs w:val="false"/>
-                <w:i w:val="false"/>
-                <w:iCs w:val="false"/>
-                <w:color w:val="0F172A"/>
-                <w:sz w:val="16"/>
-                <w:szCs w:val="16"/>
-                <w:rtl/>
-              </w:rPr>
-              <w:t xml:space="preserve">0</w:t>
-            </w:r>
-          </w:p>
-        </w:tc>
-        <w:tc>
-          <w:tcPr>
-            <w:tcW w:type="dxa" w:w="1253"/>
-            <w:tcMar>
-              <w:top w:type="dxa" w:w="30"/>
-              <w:left w:type="dxa" w:w="60"/>
-              <w:bottom w:type="dxa" w:w="30"/>
-              <w:right w:type="dxa" w:w="60"/>
-            </w:tcMar>
-            <w:vAlign w:val="center"/>
-          </w:tcPr>
-          <w:p>
-            <w:pPr>
-              <w:bidi/>
-              <w:spacing w:after="0"/>
-              <w:jc w:val="center"/>
-            </w:pPr>
-            <w:r>
-              <w:rPr>
-                <w:rFonts w:ascii="Arial" w:cs="Arial" w:eastAsia="Arial" w:hAnsi="Arial"/>
-                <w:b w:val="false"/>
-                <w:bCs w:val="false"/>
-                <w:i w:val="false"/>
-                <w:iCs w:val="false"/>
-                <w:color w:val="0F172A"/>
-                <w:sz w:val="16"/>
-                <w:szCs w:val="16"/>
-                <w:rtl/>
-              </w:rPr>
-              <w:t xml:space="preserve">אין תחנה בטווח</w:t>
-            </w:r>
-          </w:p>
-        </w:tc>
-        <w:tc>
-          <w:tcPr>
-            <w:tcW w:type="dxa" w:w="964"/>
-            <w:tcMar>
-              <w:top w:type="dxa" w:w="30"/>
-              <w:left w:type="dxa" w:w="60"/>
-              <w:bottom w:type="dxa" w:w="30"/>
-              <w:right w:type="dxa" w:w="60"/>
-            </w:tcMar>
-            <w:vAlign w:val="center"/>
-          </w:tcPr>
-          <w:p>
-            <w:pPr>
-              <w:bidi/>
-              <w:spacing w:after="0"/>
-              <w:jc w:val="center"/>
-            </w:pPr>
-            <w:r>
-              <w:rPr>
-                <w:rFonts w:ascii="Arial" w:cs="Arial" w:eastAsia="Arial" w:hAnsi="Arial"/>
-                <w:b w:val="false"/>
-                <w:bCs w:val="false"/>
-                <w:i w:val="false"/>
-                <w:iCs w:val="false"/>
-                <w:color w:val="0F172A"/>
-                <w:sz w:val="16"/>
-                <w:szCs w:val="16"/>
-                <w:rtl/>
-              </w:rPr>
-              <w:t xml:space="preserve">12</w:t>
-            </w:r>
-          </w:p>
-        </w:tc>
-        <w:tc>
-          <w:tcPr>
-            <w:tcW w:type="dxa" w:w="964"/>
-            <w:tcMar>
-              <w:top w:type="dxa" w:w="30"/>
-              <w:left w:type="dxa" w:w="60"/>
-              <w:bottom w:type="dxa" w:w="30"/>
-              <w:right w:type="dxa" w:w="60"/>
-            </w:tcMar>
-            <w:vAlign w:val="center"/>
-          </w:tcPr>
-          <w:p>
-            <w:pPr>
-              <w:bidi/>
-              <w:spacing w:after="0"/>
-              <w:jc w:val="center"/>
-            </w:pPr>
-            <w:r>
-              <w:rPr>
-                <w:rFonts w:ascii="Arial" w:cs="Arial" w:eastAsia="Arial" w:hAnsi="Arial"/>
-                <w:b w:val="false"/>
-                <w:bCs w:val="false"/>
-                <w:i w:val="false"/>
-                <w:iCs w:val="false"/>
-                <w:color w:val="0F172A"/>
-                <w:sz w:val="16"/>
-                <w:szCs w:val="16"/>
-                <w:rtl/>
-              </w:rPr>
-              <w:t xml:space="preserve">8</w:t>
             </w:r>
           </w:p>
         </w:tc>
@@ -53969,7 +48915,7 @@
                 <w:szCs w:val="16"/>
                 <w:rtl/>
               </w:rPr>
-              <w:t xml:space="preserve">אין תחנה בטווח</w:t>
+              <w:t xml:space="preserve">19 דק׳</w:t>
             </w:r>
           </w:p>
         </w:tc>
@@ -54235,7 +49181,7 @@
                 <w:szCs w:val="16"/>
                 <w:rtl/>
               </w:rPr>
-              <w:t xml:space="preserve">אין תחנה בטווח</w:t>
+              <w:t xml:space="preserve">50 דק׳</w:t>
             </w:r>
           </w:p>
         </w:tc>
@@ -54767,7 +49713,7 @@
                 <w:szCs w:val="16"/>
                 <w:rtl/>
               </w:rPr>
-              <w:t xml:space="preserve">אין תחנה בטווח</w:t>
+              <w:t xml:space="preserve">64 דק׳</w:t>
             </w:r>
           </w:p>
         </w:tc>
@@ -55565,7 +50511,7 @@
                 <w:szCs w:val="16"/>
                 <w:rtl/>
               </w:rPr>
-              <w:t xml:space="preserve">אין תחנה בטווח</w:t>
+              <w:t xml:space="preserve">57 דק׳</w:t>
             </w:r>
           </w:p>
         </w:tc>
@@ -56097,7 +51043,7 @@
                 <w:szCs w:val="16"/>
                 <w:rtl/>
               </w:rPr>
-              <w:t xml:space="preserve">אין תחנה בטווח</w:t>
+              <w:t xml:space="preserve">28 דק׳</w:t>
             </w:r>
           </w:p>
         </w:tc>
@@ -56363,7 +51309,7 @@
                 <w:szCs w:val="16"/>
                 <w:rtl/>
               </w:rPr>
-              <w:t xml:space="preserve">אין תחנה בטווח</w:t>
+              <w:t xml:space="preserve">59 דק׳</w:t>
             </w:r>
           </w:p>
         </w:tc>
@@ -56629,7 +51575,7 @@
                 <w:szCs w:val="16"/>
                 <w:rtl/>
               </w:rPr>
-              <w:t xml:space="preserve">אין תחנה בטווח</w:t>
+              <w:t xml:space="preserve">19 דק׳</w:t>
             </w:r>
           </w:p>
         </w:tc>
@@ -56895,7 +51841,7 @@
                 <w:szCs w:val="16"/>
                 <w:rtl/>
               </w:rPr>
-              <w:t xml:space="preserve">אין תחנה בטווח</w:t>
+              <w:t xml:space="preserve">80 דק׳</w:t>
             </w:r>
           </w:p>
         </w:tc>
@@ -57161,7 +52107,7 @@
                 <w:szCs w:val="16"/>
                 <w:rtl/>
               </w:rPr>
-              <w:t xml:space="preserve">אין תחנה בטווח</w:t>
+              <w:t xml:space="preserve">30 דק׳</w:t>
             </w:r>
           </w:p>
         </w:tc>
@@ -57427,7 +52373,7 @@
                 <w:szCs w:val="16"/>
                 <w:rtl/>
               </w:rPr>
-              <w:t xml:space="preserve">אין תחנה בטווח</w:t>
+              <w:t xml:space="preserve">25 דק׳</w:t>
             </w:r>
           </w:p>
         </w:tc>
@@ -57693,7 +52639,7 @@
                 <w:szCs w:val="16"/>
                 <w:rtl/>
               </w:rPr>
-              <w:t xml:space="preserve">אין תחנה בטווח</w:t>
+              <w:t xml:space="preserve">22 דק׳</w:t>
             </w:r>
           </w:p>
         </w:tc>
@@ -57959,7 +52905,7 @@
                 <w:szCs w:val="16"/>
                 <w:rtl/>
               </w:rPr>
-              <w:t xml:space="preserve">אין תחנה בטווח</w:t>
+              <w:t xml:space="preserve">19 דק׳</w:t>
             </w:r>
           </w:p>
         </w:tc>
@@ -58225,7 +53171,7 @@
                 <w:szCs w:val="16"/>
                 <w:rtl/>
               </w:rPr>
-              <w:t xml:space="preserve">אין תחנה בטווח</w:t>
+              <w:t xml:space="preserve">24 דק׳</w:t>
             </w:r>
           </w:p>
         </w:tc>
@@ -58491,7 +53437,7 @@
                 <w:szCs w:val="16"/>
                 <w:rtl/>
               </w:rPr>
-              <w:t xml:space="preserve">אין תחנה בטווח</w:t>
+              <w:t xml:space="preserve">16 דק׳</w:t>
             </w:r>
           </w:p>
         </w:tc>
@@ -58757,7 +53703,7 @@
                 <w:szCs w:val="16"/>
                 <w:rtl/>
               </w:rPr>
-              <w:t xml:space="preserve">אין תחנה בטווח</w:t>
+              <w:t xml:space="preserve">24 דק׳</w:t>
             </w:r>
           </w:p>
         </w:tc>
@@ -59023,7 +53969,7 @@
                 <w:szCs w:val="16"/>
                 <w:rtl/>
               </w:rPr>
-              <w:t xml:space="preserve">אין תחנה בטווח</w:t>
+              <w:t xml:space="preserve">20 דק׳</w:t>
             </w:r>
           </w:p>
         </w:tc>
@@ -59289,7 +54235,7 @@
                 <w:szCs w:val="16"/>
                 <w:rtl/>
               </w:rPr>
-              <w:t xml:space="preserve">אין תחנה בטווח</w:t>
+              <w:t xml:space="preserve">20 דק׳</w:t>
             </w:r>
           </w:p>
         </w:tc>
@@ -59555,7 +54501,7 @@
                 <w:szCs w:val="16"/>
                 <w:rtl/>
               </w:rPr>
-              <w:t xml:space="preserve">אין תחנה בטווח</w:t>
+              <w:t xml:space="preserve">20 דק׳</w:t>
             </w:r>
           </w:p>
         </w:tc>
@@ -60353,7 +55299,7 @@
                 <w:szCs w:val="16"/>
                 <w:rtl/>
               </w:rPr>
-              <w:t xml:space="preserve">אין תחנה בטווח</w:t>
+              <w:t xml:space="preserve">18 דק׳</w:t>
             </w:r>
           </w:p>
         </w:tc>
@@ -62829,7 +57775,7 @@
           <w:szCs w:val="22"/>
           <w:rtl/>
         </w:rPr>
-        <w:t xml:space="preserve">נוסחה 03.09.2026 · GTFS 2026-09-03 · הדו"ח חושב 03.09.2026 12:52 (שעון ישראל)</w:t>
+        <w:t xml:space="preserve">נוסחה 03.09.2026 · GTFS 2026-09-03 · הדו"ח חושב 03.09.2026 13:14 (שעון ישראל)</w:t>
       </w:r>
     </w:p>
     <w:sectPr>

--- a/parks/report/נגישות-אזורי-תעשייה.docx
+++ b/parks/report/נגישות-אזורי-תעשייה.docx
@@ -41,7 +41,7 @@
           <w:szCs w:val="28"/>
           <w:rtl/>
         </w:rPr>
-        <w:t xml:space="preserve">תמונת מצב ארצית · 415 אזורי תעשייה ותעסוקה</w:t>
+        <w:t xml:space="preserve">תמונת מצב ארצית · 414 אזורי תעשייה ותעסוקה</w:t>
       </w:r>
     </w:p>
     <w:p>
@@ -62,7 +62,7 @@
           <w:szCs w:val="20"/>
           <w:rtl/>
         </w:rPr>
-        <w:t xml:space="preserve">נתוני משרד התחבורה (GTFS) מיום 2026-09-03 · הדו"ח חושב מהנתונים החיים ב-03.09.2026 13:14 (שעון ישראל)</w:t>
+        <w:t xml:space="preserve">נתוני משרד התחבורה (GTFS) מיום 2026-09-03 · הדו"ח חושב מהנתונים החיים ב-03.09.2026 13:29 (שעון ישראל)</w:t>
       </w:r>
     </w:p>
     <w:p>
@@ -5778,7 +5778,7 @@
           <w:szCs w:val="22"/>
           <w:rtl/>
         </w:rPr>
-        <w:t xml:space="preserve">415 אזורי תעשייה ותעסוקה בנויים. הציון החציוני: </w:t>
+        <w:t xml:space="preserve">414 אזורי תעשייה ותעסוקה בנויים. הציון החציוני: </w:t>
       </w:r>
       <w:r>
         <w:rPr>
@@ -5806,7 +5806,7 @@
           <w:szCs w:val="22"/>
           <w:rtl/>
         </w:rPr>
-        <w:t xml:space="preserve">. הממוצע: 61.</w:t>
+        <w:t xml:space="preserve">. הממוצע: 61.2.</w:t>
       </w:r>
     </w:p>
     <w:p>
@@ -6351,7 +6351,7 @@
                 <w:szCs w:val="19"/>
                 <w:rtl/>
               </w:rPr>
-              <w:t xml:space="preserve">115</w:t>
+              <w:t xml:space="preserve">114</w:t>
             </w:r>
           </w:p>
         </w:tc>
@@ -6443,7 +6443,7 @@
           <w:szCs w:val="22"/>
           <w:rtl/>
         </w:rPr>
-        <w:t xml:space="preserve">25 אזורים (6%) בלי אף קו אוטובוס בטווח 15 דקות הליכה.</w:t>
+        <w:t xml:space="preserve">24 אזורים (6%) בלי אף קו אוטובוס בטווח 15 דקות הליכה.</w:t>
       </w:r>
     </w:p>
     <w:p>
@@ -6469,7 +6469,7 @@
           <w:szCs w:val="22"/>
           <w:rtl/>
         </w:rPr>
-        <w:t xml:space="preserve">26 אזורים בלי אף יציאה שימושית בשעות השיא.</w:t>
+        <w:t xml:space="preserve">25 אזורים בלי אף יציאה שימושית בשעות השיא.</w:t>
       </w:r>
     </w:p>
     <w:p>
@@ -6495,7 +6495,7 @@
           <w:szCs w:val="22"/>
           <w:rtl/>
         </w:rPr>
-        <w:t xml:space="preserve">ריכוזיות השירות: 10% מהאזורים (המשורתים ביותר) מקבלים 55% מכל יציאות האוטובוס בשעות השיא בארץ, ו-5% המובילים מקבלים 38%. האזור החציוני מקבל 53 יציאות שימושיות בשיא.</w:t>
+        <w:t xml:space="preserve">ריכוזיות השירות: 10% מהאזורים (המשורתים ביותר) מקבלים 54% מכל יציאות האוטובוס בשעות השיא בארץ, ו-5% המובילים מקבלים 38%. האזור החציוני מקבל 53.5 יציאות שימושיות בשיא.</w:t>
       </w:r>
     </w:p>
     <w:p>
@@ -6547,7 +6547,7 @@
           <w:szCs w:val="22"/>
           <w:rtl/>
         </w:rPr>
-        <w:t xml:space="preserve">הקו החזק — חציון ארצי: אוטובוס כל 25.7 דק׳ בשיא הבוקר. ב-20% מהאזורים הוא כל רבע שעה או פחות, וב-33% פעם בשעה או יותר.</w:t>
+        <w:t xml:space="preserve">הקו החזק — חציון ארצי: אוטובוס כל 25.7 דק׳ בשיא הבוקר. ב-20% מהאזורים הוא כל רבע שעה או פחות, וב-32% פעם בשעה או יותר.</w:t>
       </w:r>
     </w:p>
     <w:p>
@@ -6916,7 +6916,7 @@
           <w:szCs w:val="22"/>
           <w:rtl/>
         </w:rPr>
-        <w:t xml:space="preserve">"מרכז" = עד 45 ק"מ מתל אביב (147 אזורים) · "פריפריה" = כל השאר (268).</w:t>
+        <w:t xml:space="preserve">"מרכז" = עד 45 ק"מ מתל אביב (147 אזורים) · "פריפריה" = כל השאר (267).</w:t>
       </w:r>
     </w:p>
     <w:tbl>
@@ -7617,7 +7617,7 @@
                 <w:szCs w:val="17"/>
                 <w:rtl/>
               </w:rPr>
-              <w:t xml:space="preserve">268</w:t>
+              <w:t xml:space="preserve">267</w:t>
             </w:r>
           </w:p>
         </w:tc>
@@ -7651,7 +7651,7 @@
                 <w:szCs w:val="17"/>
                 <w:rtl/>
               </w:rPr>
-              <w:t xml:space="preserve">57.7</w:t>
+              <w:t xml:space="preserve">57.9</w:t>
             </w:r>
           </w:p>
         </w:tc>
@@ -7717,7 +7717,7 @@
                 <w:szCs w:val="17"/>
                 <w:rtl/>
               </w:rPr>
-              <w:t xml:space="preserve">34%</w:t>
+              <w:t xml:space="preserve">33%</w:t>
             </w:r>
           </w:p>
         </w:tc>
@@ -8044,7 +8044,7 @@
           <w:szCs w:val="22"/>
           <w:rtl/>
         </w:rPr>
-        <w:t xml:space="preserve">החלוקה לפי שכבת "תחום אזורי תעשיה תעסוקה" של משרד התחבורה — שדה המחוז (411 מתוך 415 אזורים; לשאר לפי קו רוחב). צפון = מחוזות צפון וחיפה · מרכז = מחוזות מרכז ותל אביב · ירושלים ויו"ש · דרום.</w:t>
+        <w:t xml:space="preserve">החלוקה לפי שכבת "תחום אזורי תעשיה תעסוקה" של משרד התחבורה — שדה המחוז (410 מתוך 414 אזורים; לשאר לפי קו רוחב). צפון = מחוזות צפון וחיפה · מרכז = מחוזות מרכז ותל אביב · ירושלים ויו"ש · דרום.</w:t>
       </w:r>
     </w:p>
     <w:tbl>
@@ -9345,7 +9345,7 @@
                 <w:szCs w:val="17"/>
                 <w:rtl/>
               </w:rPr>
-              <w:t xml:space="preserve">100</w:t>
+              <w:t xml:space="preserve">99</w:t>
             </w:r>
           </w:p>
         </w:tc>
@@ -9379,7 +9379,7 @@
                 <w:szCs w:val="17"/>
                 <w:rtl/>
               </w:rPr>
-              <w:t xml:space="preserve">51.3</w:t>
+              <w:t xml:space="preserve">51.9</w:t>
             </w:r>
           </w:p>
         </w:tc>
@@ -9445,7 +9445,7 @@
                 <w:szCs w:val="17"/>
                 <w:rtl/>
               </w:rPr>
-              <w:t xml:space="preserve">43%</w:t>
+              <w:t xml:space="preserve">42%</w:t>
             </w:r>
           </w:p>
         </w:tc>
@@ -10473,7 +10473,7 @@
                 <w:szCs w:val="17"/>
                 <w:rtl/>
               </w:rPr>
-              <w:t xml:space="preserve">88</w:t>
+              <w:t xml:space="preserve">87</w:t>
             </w:r>
           </w:p>
         </w:tc>
@@ -10507,7 +10507,7 @@
                 <w:szCs w:val="17"/>
                 <w:rtl/>
               </w:rPr>
-              <w:t xml:space="preserve">50</w:t>
+              <w:t xml:space="preserve">50.6</w:t>
             </w:r>
           </w:p>
         </w:tc>
@@ -10540,7 +10540,7 @@
                 <w:szCs w:val="17"/>
                 <w:rtl/>
               </w:rPr>
-              <w:t xml:space="preserve">28%</w:t>
+              <w:t xml:space="preserve">29%</w:t>
             </w:r>
           </w:p>
         </w:tc>
@@ -10573,7 +10573,7 @@
                 <w:szCs w:val="17"/>
                 <w:rtl/>
               </w:rPr>
-              <w:t xml:space="preserve">47%</w:t>
+              <w:t xml:space="preserve">46%</w:t>
             </w:r>
           </w:p>
         </w:tc>
@@ -10752,7 +10752,7 @@
           <w:szCs w:val="22"/>
           <w:rtl/>
         </w:rPr>
-        <w:t xml:space="preserve">התיוג הרשמי: השדה MINORITY — שכבת "תחום אזורי תעשיה תעסוקה", משרד התחבורה. 62 אזורים מתויגים כמגזר מיעוטים, מול 353 שאינם מתויגים.</w:t>
+        <w:t xml:space="preserve">התיוג הרשמי: השדה MINORITY — שכבת "תחום אזורי תעשיה תעסוקה", משרד התחבורה. 62 אזורים מתויגים כמגזר מיעוטים, מול 352 שאינם מתויגים.</w:t>
       </w:r>
     </w:p>
     <w:tbl>
@@ -11453,7 +11453,7 @@
                 <w:szCs w:val="17"/>
                 <w:rtl/>
               </w:rPr>
-              <w:t xml:space="preserve">353</w:t>
+              <w:t xml:space="preserve">352</w:t>
             </w:r>
           </w:p>
         </w:tc>
@@ -11487,7 +11487,7 @@
                 <w:szCs w:val="17"/>
                 <w:rtl/>
               </w:rPr>
-              <w:t xml:space="preserve">60.2</w:t>
+              <w:t xml:space="preserve">60.4</w:t>
             </w:r>
           </w:p>
         </w:tc>
@@ -13690,7 +13690,7 @@
           <w:szCs w:val="22"/>
           <w:rtl/>
         </w:rPr>
-        <w:t xml:space="preserve">אשכול הלמ"ס (2021) של הרשות שבה נמצא האזור. 74 אזורים ללא רשות מזוהה אינם בטבלה.</w:t>
+        <w:t xml:space="preserve">אשכול הלמ"ס (2021) של הרשות שבה נמצא האזור. 73 אזורים ללא רשות מזוהה אינם בטבלה.</w:t>
       </w:r>
     </w:p>
     <w:tbl>
@@ -15786,7 +15786,7 @@
                 <w:szCs w:val="16"/>
                 <w:rtl/>
               </w:rPr>
-              <w:t xml:space="preserve">268</w:t>
+              <w:t xml:space="preserve">267</w:t>
             </w:r>
           </w:p>
         </w:tc>
@@ -15820,7 +15820,7 @@
                 <w:szCs w:val="16"/>
                 <w:rtl/>
               </w:rPr>
-              <w:t xml:space="preserve">57.7</w:t>
+              <w:t xml:space="preserve">57.9</w:t>
             </w:r>
           </w:p>
         </w:tc>
@@ -15853,7 +15853,7 @@
                 <w:szCs w:val="16"/>
                 <w:rtl/>
               </w:rPr>
-              <w:t xml:space="preserve">45.1 (18)</w:t>
+              <w:t xml:space="preserve">45.3 (18.1)</w:t>
             </w:r>
           </w:p>
         </w:tc>
@@ -15886,7 +15886,7 @@
                 <w:szCs w:val="16"/>
                 <w:rtl/>
               </w:rPr>
-              <w:t xml:space="preserve">60.6 (18.2)</w:t>
+              <w:t xml:space="preserve">60.8 (18.2)</w:t>
             </w:r>
           </w:p>
         </w:tc>
@@ -15919,7 +15919,7 @@
                 <w:szCs w:val="16"/>
                 <w:rtl/>
               </w:rPr>
-              <w:t xml:space="preserve">64.9 (13)</w:t>
+              <w:t xml:space="preserve">65.1 (13)</w:t>
             </w:r>
           </w:p>
         </w:tc>
@@ -15952,7 +15952,7 @@
                 <w:szCs w:val="16"/>
                 <w:rtl/>
               </w:rPr>
-              <w:t xml:space="preserve">83.1 (8.3)</w:t>
+              <w:t xml:space="preserve">83.4 (8.3)</w:t>
             </w:r>
           </w:p>
         </w:tc>
@@ -17118,7 +17118,7 @@
                 <w:szCs w:val="16"/>
                 <w:rtl/>
               </w:rPr>
-              <w:t xml:space="preserve">100</w:t>
+              <w:t xml:space="preserve">99</w:t>
             </w:r>
           </w:p>
         </w:tc>
@@ -17152,7 +17152,7 @@
                 <w:szCs w:val="16"/>
                 <w:rtl/>
               </w:rPr>
-              <w:t xml:space="preserve">51.3</w:t>
+              <w:t xml:space="preserve">51.9</w:t>
             </w:r>
           </w:p>
         </w:tc>
@@ -17185,7 +17185,7 @@
                 <w:szCs w:val="16"/>
                 <w:rtl/>
               </w:rPr>
-              <w:t xml:space="preserve">39.6 (15.8)</w:t>
+              <w:t xml:space="preserve">40 (16)</w:t>
             </w:r>
           </w:p>
         </w:tc>
@@ -17218,7 +17218,7 @@
                 <w:szCs w:val="16"/>
                 <w:rtl/>
               </w:rPr>
-              <w:t xml:space="preserve">50.2 (15.1)</w:t>
+              <w:t xml:space="preserve">50.7 (15.2)</w:t>
             </w:r>
           </w:p>
         </w:tc>
@@ -17251,7 +17251,7 @@
                 <w:szCs w:val="16"/>
                 <w:rtl/>
               </w:rPr>
-              <w:t xml:space="preserve">61.5 (12.3)</w:t>
+              <w:t xml:space="preserve">62.1 (12.4)</w:t>
             </w:r>
           </w:p>
         </w:tc>
@@ -17284,7 +17284,7 @@
                 <w:szCs w:val="16"/>
                 <w:rtl/>
               </w:rPr>
-              <w:t xml:space="preserve">79.5 (8)</w:t>
+              <w:t xml:space="preserve">80.3 (8)</w:t>
             </w:r>
           </w:p>
         </w:tc>
@@ -17350,7 +17350,7 @@
                 <w:szCs w:val="16"/>
                 <w:rtl/>
               </w:rPr>
-              <w:t xml:space="preserve">50%</w:t>
+              <w:t xml:space="preserve">51%</w:t>
             </w:r>
           </w:p>
         </w:tc>
@@ -17451,7 +17451,7 @@
                 <w:szCs w:val="16"/>
                 <w:rtl/>
               </w:rPr>
-              <w:t xml:space="preserve">353</w:t>
+              <w:t xml:space="preserve">352</w:t>
             </w:r>
           </w:p>
         </w:tc>
@@ -17485,7 +17485,7 @@
                 <w:szCs w:val="16"/>
                 <w:rtl/>
               </w:rPr>
-              <w:t xml:space="preserve">60.2</w:t>
+              <w:t xml:space="preserve">60.4</w:t>
             </w:r>
           </w:p>
         </w:tc>
@@ -17518,7 +17518,7 @@
                 <w:szCs w:val="16"/>
                 <w:rtl/>
               </w:rPr>
-              <w:t xml:space="preserve">48.6 (19.4)</w:t>
+              <w:t xml:space="preserve">48.8 (19.5)</w:t>
             </w:r>
           </w:p>
         </w:tc>
@@ -17551,7 +17551,7 @@
                 <w:szCs w:val="16"/>
                 <w:rtl/>
               </w:rPr>
-              <w:t xml:space="preserve">61.1 (18.3)</w:t>
+              <w:t xml:space="preserve">61.2 (18.4)</w:t>
             </w:r>
           </w:p>
         </w:tc>
@@ -17584,7 +17584,7 @@
                 <w:szCs w:val="16"/>
                 <w:rtl/>
               </w:rPr>
-              <w:t xml:space="preserve">69 (13.8)</w:t>
+              <w:t xml:space="preserve">69.2 (13.8)</w:t>
             </w:r>
           </w:p>
         </w:tc>
@@ -17617,7 +17617,7 @@
                 <w:szCs w:val="16"/>
                 <w:rtl/>
               </w:rPr>
-              <w:t xml:space="preserve">84.9 (8.5)</w:t>
+              <w:t xml:space="preserve">85.1 (8.5)</w:t>
             </w:r>
           </w:p>
         </w:tc>
@@ -17683,7 +17683,7 @@
                 <w:szCs w:val="16"/>
                 <w:rtl/>
               </w:rPr>
-              <w:t xml:space="preserve">54%</w:t>
+              <w:t xml:space="preserve">55%</w:t>
             </w:r>
           </w:p>
         </w:tc>
@@ -21902,7 +21902,7 @@
                 <w:szCs w:val="16"/>
                 <w:rtl/>
               </w:rPr>
-              <w:t xml:space="preserve">אתר לסילוק פסולת דודאים</w:t>
+              <w:t xml:space="preserve">מעלה-ירושלים</w:t>
             </w:r>
           </w:p>
         </w:tc>
@@ -21935,7 +21935,7 @@
                 <w:szCs w:val="16"/>
                 <w:rtl/>
               </w:rPr>
-              <w:t xml:space="preserve">—</w:t>
+              <w:t xml:space="preserve">ירושלים</w:t>
             </w:r>
           </w:p>
         </w:tc>
@@ -22068,7 +22068,7 @@
                 <w:szCs w:val="16"/>
                 <w:rtl/>
               </w:rPr>
-              <w:t xml:space="preserve">אין תחנות בטווח</w:t>
+              <w:t xml:space="preserve">64 דק׳ הליכה</w:t>
             </w:r>
           </w:p>
         </w:tc>
@@ -22136,7 +22136,7 @@
                 <w:szCs w:val="16"/>
                 <w:rtl/>
               </w:rPr>
-              <w:t xml:space="preserve">מעלה-ירושלים</w:t>
+              <w:t xml:space="preserve">בראון</w:t>
             </w:r>
           </w:p>
         </w:tc>
@@ -22169,7 +22169,7 @@
                 <w:szCs w:val="16"/>
                 <w:rtl/>
               </w:rPr>
-              <w:t xml:space="preserve">ירושלים</w:t>
+              <w:t xml:space="preserve">קדומים</w:t>
             </w:r>
           </w:p>
         </w:tc>
@@ -22302,7 +22302,7 @@
                 <w:szCs w:val="16"/>
                 <w:rtl/>
               </w:rPr>
-              <w:t xml:space="preserve">64 דק׳ הליכה</w:t>
+              <w:t xml:space="preserve">אין תחנות בטווח</w:t>
             </w:r>
           </w:p>
         </w:tc>
@@ -22370,7 +22370,7 @@
                 <w:szCs w:val="16"/>
                 <w:rtl/>
               </w:rPr>
-              <w:t xml:space="preserve">בראון</w:t>
+              <w:t xml:space="preserve">פארק תעשיות ראם</w:t>
             </w:r>
           </w:p>
         </w:tc>
@@ -22403,7 +22403,7 @@
                 <w:szCs w:val="16"/>
                 <w:rtl/>
               </w:rPr>
-              <w:t xml:space="preserve">קדומים</w:t>
+              <w:t xml:space="preserve">בני עי''ש</w:t>
             </w:r>
           </w:p>
         </w:tc>
@@ -22604,7 +22604,7 @@
                 <w:szCs w:val="16"/>
                 <w:rtl/>
               </w:rPr>
-              <w:t xml:space="preserve">פארק תעשיות ראם</w:t>
+              <w:t xml:space="preserve">חח"ן</w:t>
             </w:r>
           </w:p>
         </w:tc>
@@ -22637,7 +22637,7 @@
                 <w:szCs w:val="16"/>
                 <w:rtl/>
               </w:rPr>
-              <w:t xml:space="preserve">בני עי''ש</w:t>
+              <w:t xml:space="preserve">זכרון יעקב</w:t>
             </w:r>
           </w:p>
         </w:tc>
@@ -22770,7 +22770,7 @@
                 <w:szCs w:val="16"/>
                 <w:rtl/>
               </w:rPr>
-              <w:t xml:space="preserve">אין תחנות בטווח</w:t>
+              <w:t xml:space="preserve">57 דק׳ הליכה</w:t>
             </w:r>
           </w:p>
         </w:tc>
@@ -22838,7 +22838,7 @@
                 <w:szCs w:val="16"/>
                 <w:rtl/>
               </w:rPr>
-              <w:t xml:space="preserve">חח"ן</w:t>
+              <w:t xml:space="preserve">פארק תעשיות צבאים</w:t>
             </w:r>
           </w:p>
         </w:tc>
@@ -22871,7 +22871,7 @@
                 <w:szCs w:val="16"/>
                 <w:rtl/>
               </w:rPr>
-              <w:t xml:space="preserve">זכרון יעקב</w:t>
+              <w:t xml:space="preserve">—</w:t>
             </w:r>
           </w:p>
         </w:tc>
@@ -23004,7 +23004,7 @@
                 <w:szCs w:val="16"/>
                 <w:rtl/>
               </w:rPr>
-              <w:t xml:space="preserve">57 דק׳ הליכה</w:t>
+              <w:t xml:space="preserve">אין תחנות בטווח</w:t>
             </w:r>
           </w:p>
         </w:tc>
@@ -23072,7 +23072,7 @@
                 <w:szCs w:val="16"/>
                 <w:rtl/>
               </w:rPr>
-              <w:t xml:space="preserve">פארק תעשיות צבאים</w:t>
+              <w:t xml:space="preserve">עכו מזרח - ותמל</w:t>
             </w:r>
           </w:p>
         </w:tc>
@@ -23105,7 +23105,7 @@
                 <w:szCs w:val="16"/>
                 <w:rtl/>
               </w:rPr>
-              <w:t xml:space="preserve">—</w:t>
+              <w:t xml:space="preserve">עכו</w:t>
             </w:r>
           </w:p>
         </w:tc>
@@ -23238,7 +23238,7 @@
                 <w:szCs w:val="16"/>
                 <w:rtl/>
               </w:rPr>
-              <w:t xml:space="preserve">אין תחנות בטווח</w:t>
+              <w:t xml:space="preserve">28 דק׳ הליכה</w:t>
             </w:r>
           </w:p>
         </w:tc>
@@ -23306,7 +23306,7 @@
                 <w:szCs w:val="16"/>
                 <w:rtl/>
               </w:rPr>
-              <w:t xml:space="preserve">עכו מזרח - ותמל</w:t>
+              <w:t xml:space="preserve">שחק-שקד</w:t>
             </w:r>
           </w:p>
         </w:tc>
@@ -23339,7 +23339,7 @@
                 <w:szCs w:val="16"/>
                 <w:rtl/>
               </w:rPr>
-              <w:t xml:space="preserve">עכו</w:t>
+              <w:t xml:space="preserve">שקד</w:t>
             </w:r>
           </w:p>
         </w:tc>
@@ -23472,7 +23472,7 @@
                 <w:szCs w:val="16"/>
                 <w:rtl/>
               </w:rPr>
-              <w:t xml:space="preserve">28 דק׳ הליכה</w:t>
+              <w:t xml:space="preserve">59 דק׳ הליכה</w:t>
             </w:r>
           </w:p>
         </w:tc>
@@ -23540,7 +23540,7 @@
                 <w:szCs w:val="16"/>
                 <w:rtl/>
               </w:rPr>
-              <w:t xml:space="preserve">שחק-שקד</w:t>
+              <w:t xml:space="preserve">מי עמי</w:t>
             </w:r>
           </w:p>
         </w:tc>
@@ -23573,7 +23573,7 @@
                 <w:szCs w:val="16"/>
                 <w:rtl/>
               </w:rPr>
-              <w:t xml:space="preserve">שקד</w:t>
+              <w:t xml:space="preserve">אום אל פחם</w:t>
             </w:r>
           </w:p>
         </w:tc>
@@ -23640,7 +23640,7 @@
                 <w:szCs w:val="16"/>
                 <w:rtl/>
               </w:rPr>
-              <w:t xml:space="preserve">—</w:t>
+              <w:t xml:space="preserve">0</w:t>
             </w:r>
           </w:p>
         </w:tc>
@@ -23706,7 +23706,7 @@
                 <w:szCs w:val="16"/>
                 <w:rtl/>
               </w:rPr>
-              <w:t xml:space="preserve">59 דק׳ הליכה</w:t>
+              <w:t xml:space="preserve">19 דק׳ הליכה</w:t>
             </w:r>
           </w:p>
         </w:tc>
@@ -26434,7 +26434,7 @@
           <w:szCs w:val="22"/>
           <w:rtl/>
         </w:rPr>
-        <w:t xml:space="preserve">לכן ההשוואה נעשית רק כשיש למשרד אזור סטטיסטי שלפחות 50% משטחו בתוך אזור התעשייה — כלומר ציון שניתן לאזור התעשייה עצמו ולא לשכונות שסביבו. כאלה יש 52 מתוך 415 אזורים. ל-305 אזורים נוספים יש רק ציון של האזור הסטטיסטי הסובב; הוא מופיע להקשר, מסומן בכוכבית, ואינו נכנס להשוואה.</w:t>
+        <w:t xml:space="preserve">לכן ההשוואה נעשית רק כשיש למשרד אזור סטטיסטי שלפחות 50% משטחו בתוך אזור התעשייה — כלומר ציון שניתן לאזור התעשייה עצמו ולא לשכונות שסביבו. כאלה יש 52 מתוך 414 אזורים. ל-305 אזורים נוספים יש רק ציון של האזור הסטטיסטי הסובב; הוא מופיע להקשר, מסומן בכוכבית, ואינו נכנס להשוואה.</w:t>
       </w:r>
     </w:p>
     <w:p>
@@ -33241,7 +33241,7 @@
           <w:szCs w:val="22"/>
           <w:rtl/>
         </w:rPr>
-        <w:t xml:space="preserve">הפרק הזה חוזר על ניתוח הקבוצות של סעיף 6, אבל עם המדד של משרד התחבורה במקום הציון שלנו. הערך שמשמש כאן הוא ציון האזור הסטטיסטי שאזור התעשייה נמצא בו או חופף לו ("הסובב") — מה שהמשרד אומר על השירות במקום, לתושביו. יש כזה ל-357 מתוך 415 אזורים; ממוצע ארצי 34.7. ציון ישיר, של אזור סטטיסטי שבתוך אזור התעשייה, יש רק ל-52 אזורים, והוא מופיע בעמודה האחרונה לצד המספר שלהם.</w:t>
+        <w:t xml:space="preserve">הפרק הזה חוזר על ניתוח הקבוצות של סעיף 6, אבל עם המדד של משרד התחבורה במקום הציון שלנו. הערך שמשמש כאן הוא ציון האזור הסטטיסטי שאזור התעשייה נמצא בו או חופף לו ("הסובב") — מה שהמשרד אומר על השירות במקום, לתושביו. יש כזה ל-357 מתוך 414 אזורים; ממוצע ארצי 34.7. ציון ישיר, של אזור סטטיסטי שבתוך אזור התעשייה, יש רק ל-52 אזורים, והוא מופיע בעמודה האחרונה לצד המספר שלהם.</w:t>
       </w:r>
     </w:p>
     <w:p>
@@ -34122,7 +34122,7 @@
                 <w:szCs w:val="15"/>
                 <w:rtl/>
               </w:rPr>
-              <w:t xml:space="preserve">268</w:t>
+              <w:t xml:space="preserve">267</w:t>
             </w:r>
           </w:p>
         </w:tc>
@@ -34156,7 +34156,7 @@
                 <w:szCs w:val="15"/>
                 <w:rtl/>
               </w:rPr>
-              <w:t xml:space="preserve">57.7</w:t>
+              <w:t xml:space="preserve">57.9</w:t>
             </w:r>
           </w:p>
         </w:tc>
@@ -36116,7 +36116,7 @@
                 <w:szCs w:val="15"/>
                 <w:rtl/>
               </w:rPr>
-              <w:t xml:space="preserve">100</w:t>
+              <w:t xml:space="preserve">99</w:t>
             </w:r>
           </w:p>
         </w:tc>
@@ -36150,7 +36150,7 @@
                 <w:szCs w:val="15"/>
                 <w:rtl/>
               </w:rPr>
-              <w:t xml:space="preserve">51.3</w:t>
+              <w:t xml:space="preserve">51.9</w:t>
             </w:r>
           </w:p>
         </w:tc>
@@ -37378,7 +37378,7 @@
                 <w:szCs w:val="15"/>
                 <w:rtl/>
               </w:rPr>
-              <w:t xml:space="preserve">88</w:t>
+              <w:t xml:space="preserve">87</w:t>
             </w:r>
           </w:p>
         </w:tc>
@@ -37412,7 +37412,7 @@
                 <w:szCs w:val="15"/>
                 <w:rtl/>
               </w:rPr>
-              <w:t xml:space="preserve">50</w:t>
+              <w:t xml:space="preserve">50.6</w:t>
             </w:r>
           </w:p>
         </w:tc>
@@ -38640,7 +38640,7 @@
                 <w:szCs w:val="15"/>
                 <w:rtl/>
               </w:rPr>
-              <w:t xml:space="preserve">353</w:t>
+              <w:t xml:space="preserve">352</w:t>
             </w:r>
           </w:p>
         </w:tc>
@@ -38674,7 +38674,7 @@
                 <w:szCs w:val="15"/>
                 <w:rtl/>
               </w:rPr>
-              <w:t xml:space="preserve">60.2</w:t>
+              <w:t xml:space="preserve">60.4</w:t>
             </w:r>
           </w:p>
         </w:tc>
@@ -46448,7 +46448,7 @@
           <w:szCs w:val="26"/>
           <w:rtl/>
         </w:rPr>
-        <w:t xml:space="preserve">אזורים בלי אף תחנה בטווח 15 דקות הליכה (6)</w:t>
+        <w:t xml:space="preserve">אזורים בלי אף תחנה בטווח 15 דקות הליכה (5)</w:t>
       </w:r>
     </w:p>
     <w:p>
@@ -46802,272 +46802,6 @@
                 <w:szCs w:val="16"/>
                 <w:rtl/>
               </w:rPr>
-              <w:t xml:space="preserve">אתר לסילוק פסולת דודאים</w:t>
-            </w:r>
-          </w:p>
-        </w:tc>
-        <w:tc>
-          <w:tcPr>
-            <w:tcW w:type="dxa" w:w="1349"/>
-            <w:tcMar>
-              <w:top w:type="dxa" w:w="30"/>
-              <w:left w:type="dxa" w:w="60"/>
-              <w:bottom w:type="dxa" w:w="30"/>
-              <w:right w:type="dxa" w:w="60"/>
-            </w:tcMar>
-            <w:vAlign w:val="center"/>
-          </w:tcPr>
-          <w:p>
-            <w:pPr>
-              <w:bidi/>
-              <w:spacing w:after="0"/>
-              <w:jc w:val="center"/>
-            </w:pPr>
-            <w:r>
-              <w:rPr>
-                <w:rFonts w:ascii="Arial" w:cs="Arial" w:eastAsia="Arial" w:hAnsi="Arial"/>
-                <w:b w:val="false"/>
-                <w:bCs w:val="false"/>
-                <w:i w:val="false"/>
-                <w:iCs w:val="false"/>
-                <w:color w:val="0F172A"/>
-                <w:sz w:val="16"/>
-                <w:szCs w:val="16"/>
-                <w:rtl/>
-              </w:rPr>
-              <w:t xml:space="preserve">—</w:t>
-            </w:r>
-          </w:p>
-        </w:tc>
-        <w:tc>
-          <w:tcPr>
-            <w:tcW w:type="dxa" w:w="964"/>
-            <w:tcMar>
-              <w:top w:type="dxa" w:w="30"/>
-              <w:left w:type="dxa" w:w="60"/>
-              <w:bottom w:type="dxa" w:w="30"/>
-              <w:right w:type="dxa" w:w="60"/>
-            </w:tcMar>
-            <w:vAlign w:val="center"/>
-          </w:tcPr>
-          <w:p>
-            <w:pPr>
-              <w:bidi/>
-              <w:spacing w:after="0"/>
-              <w:jc w:val="center"/>
-            </w:pPr>
-            <w:r>
-              <w:rPr>
-                <w:rFonts w:ascii="Arial" w:cs="Arial" w:eastAsia="Arial" w:hAnsi="Arial"/>
-                <w:b w:val="false"/>
-                <w:bCs w:val="false"/>
-                <w:i w:val="false"/>
-                <w:iCs w:val="false"/>
-                <w:color w:val="0F172A"/>
-                <w:sz w:val="16"/>
-                <w:szCs w:val="16"/>
-                <w:rtl/>
-              </w:rPr>
-              <w:t xml:space="preserve">דרום</w:t>
-            </w:r>
-          </w:p>
-        </w:tc>
-        <w:tc>
-          <w:tcPr>
-            <w:tcW w:type="dxa" w:w="964"/>
-            <w:tcMar>
-              <w:top w:type="dxa" w:w="30"/>
-              <w:left w:type="dxa" w:w="60"/>
-              <w:bottom w:type="dxa" w:w="30"/>
-              <w:right w:type="dxa" w:w="60"/>
-            </w:tcMar>
-            <w:vAlign w:val="center"/>
-          </w:tcPr>
-          <w:p>
-            <w:pPr>
-              <w:bidi/>
-              <w:spacing w:after="0"/>
-              <w:jc w:val="center"/>
-            </w:pPr>
-            <w:r>
-              <w:rPr>
-                <w:rFonts w:ascii="Arial" w:cs="Arial" w:eastAsia="Arial" w:hAnsi="Arial"/>
-                <w:b w:val="false"/>
-                <w:bCs w:val="false"/>
-                <w:i w:val="false"/>
-                <w:iCs w:val="false"/>
-                <w:color w:val="0F172A"/>
-                <w:sz w:val="16"/>
-                <w:szCs w:val="16"/>
-                <w:rtl/>
-              </w:rPr>
-              <w:t xml:space="preserve">2.07 קמ"ר</w:t>
-            </w:r>
-          </w:p>
-        </w:tc>
-        <w:tc>
-          <w:tcPr>
-            <w:tcW w:type="dxa" w:w="675"/>
-            <w:tcMar>
-              <w:top w:type="dxa" w:w="30"/>
-              <w:left w:type="dxa" w:w="60"/>
-              <w:bottom w:type="dxa" w:w="30"/>
-              <w:right w:type="dxa" w:w="60"/>
-            </w:tcMar>
-            <w:vAlign w:val="center"/>
-          </w:tcPr>
-          <w:p>
-            <w:pPr>
-              <w:bidi/>
-              <w:spacing w:after="0"/>
-              <w:jc w:val="center"/>
-            </w:pPr>
-            <w:r>
-              <w:rPr>
-                <w:rFonts w:ascii="Arial" w:cs="Arial" w:eastAsia="Arial" w:hAnsi="Arial"/>
-                <w:b w:val="false"/>
-                <w:bCs w:val="false"/>
-                <w:i w:val="false"/>
-                <w:iCs w:val="false"/>
-                <w:color w:val="0F172A"/>
-                <w:sz w:val="16"/>
-                <w:szCs w:val="16"/>
-                <w:rtl/>
-              </w:rPr>
-              <w:t xml:space="preserve">0</w:t>
-            </w:r>
-          </w:p>
-        </w:tc>
-        <w:tc>
-          <w:tcPr>
-            <w:tcW w:type="dxa" w:w="1253"/>
-            <w:tcMar>
-              <w:top w:type="dxa" w:w="30"/>
-              <w:left w:type="dxa" w:w="60"/>
-              <w:bottom w:type="dxa" w:w="30"/>
-              <w:right w:type="dxa" w:w="60"/>
-            </w:tcMar>
-            <w:vAlign w:val="center"/>
-          </w:tcPr>
-          <w:p>
-            <w:pPr>
-              <w:bidi/>
-              <w:spacing w:after="0"/>
-              <w:jc w:val="center"/>
-            </w:pPr>
-            <w:r>
-              <w:rPr>
-                <w:rFonts w:ascii="Arial" w:cs="Arial" w:eastAsia="Arial" w:hAnsi="Arial"/>
-                <w:b w:val="false"/>
-                <w:bCs w:val="false"/>
-                <w:i w:val="false"/>
-                <w:iCs w:val="false"/>
-                <w:color w:val="0F172A"/>
-                <w:sz w:val="16"/>
-                <w:szCs w:val="16"/>
-                <w:rtl/>
-              </w:rPr>
-              <w:t xml:space="preserve">אין תחנה בטווח</w:t>
-            </w:r>
-          </w:p>
-        </w:tc>
-        <w:tc>
-          <w:tcPr>
-            <w:tcW w:type="dxa" w:w="964"/>
-            <w:tcMar>
-              <w:top w:type="dxa" w:w="30"/>
-              <w:left w:type="dxa" w:w="60"/>
-              <w:bottom w:type="dxa" w:w="30"/>
-              <w:right w:type="dxa" w:w="60"/>
-            </w:tcMar>
-            <w:vAlign w:val="center"/>
-          </w:tcPr>
-          <w:p>
-            <w:pPr>
-              <w:bidi/>
-              <w:spacing w:after="0"/>
-              <w:jc w:val="center"/>
-            </w:pPr>
-            <w:r>
-              <w:rPr>
-                <w:rFonts w:ascii="Arial" w:cs="Arial" w:eastAsia="Arial" w:hAnsi="Arial"/>
-                <w:b w:val="false"/>
-                <w:bCs w:val="false"/>
-                <w:i w:val="false"/>
-                <w:iCs w:val="false"/>
-                <w:color w:val="0F172A"/>
-                <w:sz w:val="16"/>
-                <w:szCs w:val="16"/>
-                <w:rtl/>
-              </w:rPr>
-              <w:t xml:space="preserve">0</w:t>
-            </w:r>
-          </w:p>
-        </w:tc>
-        <w:tc>
-          <w:tcPr>
-            <w:tcW w:type="dxa" w:w="964"/>
-            <w:tcMar>
-              <w:top w:type="dxa" w:w="30"/>
-              <w:left w:type="dxa" w:w="60"/>
-              <w:bottom w:type="dxa" w:w="30"/>
-              <w:right w:type="dxa" w:w="60"/>
-            </w:tcMar>
-            <w:vAlign w:val="center"/>
-          </w:tcPr>
-          <w:p>
-            <w:pPr>
-              <w:bidi/>
-              <w:spacing w:after="0"/>
-              <w:jc w:val="center"/>
-            </w:pPr>
-            <w:r>
-              <w:rPr>
-                <w:rFonts w:ascii="Arial" w:cs="Arial" w:eastAsia="Arial" w:hAnsi="Arial"/>
-                <w:b w:val="false"/>
-                <w:bCs w:val="false"/>
-                <w:i w:val="false"/>
-                <w:iCs w:val="false"/>
-                <w:color w:val="0F172A"/>
-                <w:sz w:val="16"/>
-                <w:szCs w:val="16"/>
-                <w:rtl/>
-              </w:rPr>
-              <w:t xml:space="preserve">0</w:t>
-            </w:r>
-          </w:p>
-        </w:tc>
-      </w:tr>
-      <w:tr>
-        <w:tc>
-          <w:tcPr>
-            <w:tcW w:type="dxa" w:w="2506"/>
-            <w:tcMar>
-              <w:top w:type="dxa" w:w="30"/>
-              <w:left w:type="dxa" w:w="60"/>
-              <w:bottom w:type="dxa" w:w="30"/>
-              <w:right w:type="dxa" w:w="60"/>
-            </w:tcMar>
-            <w:vAlign w:val="center"/>
-          </w:tcPr>
-          <w:p>
-            <w:pPr>
-              <w:bidi/>
-              <w:spacing w:after="0"/>
-              <w:jc w:val="right"/>
-            </w:pPr>
-            <w:r>
-              <w:rPr>
-                <w:rFonts w:ascii="Arial" w:cs="Arial" w:eastAsia="Arial" w:hAnsi="Arial"/>
-                <w:b w:val="false"/>
-                <w:bCs w:val="false"/>
-                <w:i w:val="false"/>
-                <w:iCs w:val="false"/>
-                <w:color w:val="0F172A"/>
-                <w:sz w:val="16"/>
-                <w:szCs w:val="16"/>
-                <w:rtl/>
-              </w:rPr>
               <w:t xml:space="preserve">בראון</w:t>
             </w:r>
           </w:p>
@@ -48396,7 +48130,7 @@
           <w:szCs w:val="26"/>
           <w:rtl/>
         </w:rPr>
-        <w:t xml:space="preserve">אזורים בלי אף יציאת אוטובוס שימושית בשעות השיא (26)</w:t>
+        <w:t xml:space="preserve">אזורים בלי אף יציאת אוטובוס שימושית בשעות השיא (25)</w:t>
       </w:r>
     </w:p>
     <w:p>
@@ -49282,272 +49016,6 @@
                 <w:szCs w:val="16"/>
                 <w:rtl/>
               </w:rPr>
-              <w:t xml:space="preserve">אתר לסילוק פסולת דודאים</w:t>
-            </w:r>
-          </w:p>
-        </w:tc>
-        <w:tc>
-          <w:tcPr>
-            <w:tcW w:type="dxa" w:w="1349"/>
-            <w:tcMar>
-              <w:top w:type="dxa" w:w="30"/>
-              <w:left w:type="dxa" w:w="60"/>
-              <w:bottom w:type="dxa" w:w="30"/>
-              <w:right w:type="dxa" w:w="60"/>
-            </w:tcMar>
-            <w:vAlign w:val="center"/>
-          </w:tcPr>
-          <w:p>
-            <w:pPr>
-              <w:bidi/>
-              <w:spacing w:after="0"/>
-              <w:jc w:val="center"/>
-            </w:pPr>
-            <w:r>
-              <w:rPr>
-                <w:rFonts w:ascii="Arial" w:cs="Arial" w:eastAsia="Arial" w:hAnsi="Arial"/>
-                <w:b w:val="false"/>
-                <w:bCs w:val="false"/>
-                <w:i w:val="false"/>
-                <w:iCs w:val="false"/>
-                <w:color w:val="0F172A"/>
-                <w:sz w:val="16"/>
-                <w:szCs w:val="16"/>
-                <w:rtl/>
-              </w:rPr>
-              <w:t xml:space="preserve">—</w:t>
-            </w:r>
-          </w:p>
-        </w:tc>
-        <w:tc>
-          <w:tcPr>
-            <w:tcW w:type="dxa" w:w="964"/>
-            <w:tcMar>
-              <w:top w:type="dxa" w:w="30"/>
-              <w:left w:type="dxa" w:w="60"/>
-              <w:bottom w:type="dxa" w:w="30"/>
-              <w:right w:type="dxa" w:w="60"/>
-            </w:tcMar>
-            <w:vAlign w:val="center"/>
-          </w:tcPr>
-          <w:p>
-            <w:pPr>
-              <w:bidi/>
-              <w:spacing w:after="0"/>
-              <w:jc w:val="center"/>
-            </w:pPr>
-            <w:r>
-              <w:rPr>
-                <w:rFonts w:ascii="Arial" w:cs="Arial" w:eastAsia="Arial" w:hAnsi="Arial"/>
-                <w:b w:val="false"/>
-                <w:bCs w:val="false"/>
-                <w:i w:val="false"/>
-                <w:iCs w:val="false"/>
-                <w:color w:val="0F172A"/>
-                <w:sz w:val="16"/>
-                <w:szCs w:val="16"/>
-                <w:rtl/>
-              </w:rPr>
-              <w:t xml:space="preserve">דרום</w:t>
-            </w:r>
-          </w:p>
-        </w:tc>
-        <w:tc>
-          <w:tcPr>
-            <w:tcW w:type="dxa" w:w="964"/>
-            <w:tcMar>
-              <w:top w:type="dxa" w:w="30"/>
-              <w:left w:type="dxa" w:w="60"/>
-              <w:bottom w:type="dxa" w:w="30"/>
-              <w:right w:type="dxa" w:w="60"/>
-            </w:tcMar>
-            <w:vAlign w:val="center"/>
-          </w:tcPr>
-          <w:p>
-            <w:pPr>
-              <w:bidi/>
-              <w:spacing w:after="0"/>
-              <w:jc w:val="center"/>
-            </w:pPr>
-            <w:r>
-              <w:rPr>
-                <w:rFonts w:ascii="Arial" w:cs="Arial" w:eastAsia="Arial" w:hAnsi="Arial"/>
-                <w:b w:val="false"/>
-                <w:bCs w:val="false"/>
-                <w:i w:val="false"/>
-                <w:iCs w:val="false"/>
-                <w:color w:val="0F172A"/>
-                <w:sz w:val="16"/>
-                <w:szCs w:val="16"/>
-                <w:rtl/>
-              </w:rPr>
-              <w:t xml:space="preserve">2.07 קמ"ר</w:t>
-            </w:r>
-          </w:p>
-        </w:tc>
-        <w:tc>
-          <w:tcPr>
-            <w:tcW w:type="dxa" w:w="675"/>
-            <w:tcMar>
-              <w:top w:type="dxa" w:w="30"/>
-              <w:left w:type="dxa" w:w="60"/>
-              <w:bottom w:type="dxa" w:w="30"/>
-              <w:right w:type="dxa" w:w="60"/>
-            </w:tcMar>
-            <w:vAlign w:val="center"/>
-          </w:tcPr>
-          <w:p>
-            <w:pPr>
-              <w:bidi/>
-              <w:spacing w:after="0"/>
-              <w:jc w:val="center"/>
-            </w:pPr>
-            <w:r>
-              <w:rPr>
-                <w:rFonts w:ascii="Arial" w:cs="Arial" w:eastAsia="Arial" w:hAnsi="Arial"/>
-                <w:b w:val="false"/>
-                <w:bCs w:val="false"/>
-                <w:i w:val="false"/>
-                <w:iCs w:val="false"/>
-                <w:color w:val="0F172A"/>
-                <w:sz w:val="16"/>
-                <w:szCs w:val="16"/>
-                <w:rtl/>
-              </w:rPr>
-              <w:t xml:space="preserve">0</w:t>
-            </w:r>
-          </w:p>
-        </w:tc>
-        <w:tc>
-          <w:tcPr>
-            <w:tcW w:type="dxa" w:w="1253"/>
-            <w:tcMar>
-              <w:top w:type="dxa" w:w="30"/>
-              <w:left w:type="dxa" w:w="60"/>
-              <w:bottom w:type="dxa" w:w="30"/>
-              <w:right w:type="dxa" w:w="60"/>
-            </w:tcMar>
-            <w:vAlign w:val="center"/>
-          </w:tcPr>
-          <w:p>
-            <w:pPr>
-              <w:bidi/>
-              <w:spacing w:after="0"/>
-              <w:jc w:val="center"/>
-            </w:pPr>
-            <w:r>
-              <w:rPr>
-                <w:rFonts w:ascii="Arial" w:cs="Arial" w:eastAsia="Arial" w:hAnsi="Arial"/>
-                <w:b w:val="false"/>
-                <w:bCs w:val="false"/>
-                <w:i w:val="false"/>
-                <w:iCs w:val="false"/>
-                <w:color w:val="0F172A"/>
-                <w:sz w:val="16"/>
-                <w:szCs w:val="16"/>
-                <w:rtl/>
-              </w:rPr>
-              <w:t xml:space="preserve">אין תחנה בטווח</w:t>
-            </w:r>
-          </w:p>
-        </w:tc>
-        <w:tc>
-          <w:tcPr>
-            <w:tcW w:type="dxa" w:w="964"/>
-            <w:tcMar>
-              <w:top w:type="dxa" w:w="30"/>
-              <w:left w:type="dxa" w:w="60"/>
-              <w:bottom w:type="dxa" w:w="30"/>
-              <w:right w:type="dxa" w:w="60"/>
-            </w:tcMar>
-            <w:vAlign w:val="center"/>
-          </w:tcPr>
-          <w:p>
-            <w:pPr>
-              <w:bidi/>
-              <w:spacing w:after="0"/>
-              <w:jc w:val="center"/>
-            </w:pPr>
-            <w:r>
-              <w:rPr>
-                <w:rFonts w:ascii="Arial" w:cs="Arial" w:eastAsia="Arial" w:hAnsi="Arial"/>
-                <w:b w:val="false"/>
-                <w:bCs w:val="false"/>
-                <w:i w:val="false"/>
-                <w:iCs w:val="false"/>
-                <w:color w:val="0F172A"/>
-                <w:sz w:val="16"/>
-                <w:szCs w:val="16"/>
-                <w:rtl/>
-              </w:rPr>
-              <w:t xml:space="preserve">0</w:t>
-            </w:r>
-          </w:p>
-        </w:tc>
-        <w:tc>
-          <w:tcPr>
-            <w:tcW w:type="dxa" w:w="964"/>
-            <w:tcMar>
-              <w:top w:type="dxa" w:w="30"/>
-              <w:left w:type="dxa" w:w="60"/>
-              <w:bottom w:type="dxa" w:w="30"/>
-              <w:right w:type="dxa" w:w="60"/>
-            </w:tcMar>
-            <w:vAlign w:val="center"/>
-          </w:tcPr>
-          <w:p>
-            <w:pPr>
-              <w:bidi/>
-              <w:spacing w:after="0"/>
-              <w:jc w:val="center"/>
-            </w:pPr>
-            <w:r>
-              <w:rPr>
-                <w:rFonts w:ascii="Arial" w:cs="Arial" w:eastAsia="Arial" w:hAnsi="Arial"/>
-                <w:b w:val="false"/>
-                <w:bCs w:val="false"/>
-                <w:i w:val="false"/>
-                <w:iCs w:val="false"/>
-                <w:color w:val="0F172A"/>
-                <w:sz w:val="16"/>
-                <w:szCs w:val="16"/>
-                <w:rtl/>
-              </w:rPr>
-              <w:t xml:space="preserve">0</w:t>
-            </w:r>
-          </w:p>
-        </w:tc>
-      </w:tr>
-      <w:tr>
-        <w:tc>
-          <w:tcPr>
-            <w:tcW w:type="dxa" w:w="2506"/>
-            <w:tcMar>
-              <w:top w:type="dxa" w:w="30"/>
-              <w:left w:type="dxa" w:w="60"/>
-              <w:bottom w:type="dxa" w:w="30"/>
-              <w:right w:type="dxa" w:w="60"/>
-            </w:tcMar>
-            <w:vAlign w:val="center"/>
-          </w:tcPr>
-          <w:p>
-            <w:pPr>
-              <w:bidi/>
-              <w:spacing w:after="0"/>
-              <w:jc w:val="right"/>
-            </w:pPr>
-            <w:r>
-              <w:rPr>
-                <w:rFonts w:ascii="Arial" w:cs="Arial" w:eastAsia="Arial" w:hAnsi="Arial"/>
-                <w:b w:val="false"/>
-                <w:bCs w:val="false"/>
-                <w:i w:val="false"/>
-                <w:iCs w:val="false"/>
-                <w:color w:val="0F172A"/>
-                <w:sz w:val="16"/>
-                <w:szCs w:val="16"/>
-                <w:rtl/>
-              </w:rPr>
               <w:t xml:space="preserve">מעלה-ירושלים</w:t>
             </w:r>
           </w:p>
@@ -55685,7 +55153,7 @@
           <w:szCs w:val="22"/>
           <w:rtl/>
         </w:rPr>
-        <w:t xml:space="preserve">ביד, אחרי בדיקה (איריס דור-און ומקורות פתוחים): 5 אזורים. אוטומטית, לפי ספירת מבנים ב-OpenStreetMap ("טרם נבנה" — בלי מבנים ובלי סימני חיים): 7 אזורים.</w:t>
+        <w:t xml:space="preserve">ביד, אחרי בדיקה (איריס דור-און ומקורות פתוחים): 6 אזורים. אוטומטית, לפי ספירת מבנים ב-OpenStreetMap ("טרם נבנה" — בלי מבנים ובלי סימני חיים): 7 אזורים.</w:t>
       </w:r>
     </w:p>
     <w:p>
@@ -56335,6 +55803,107 @@
                 <w:rtl/>
               </w:rPr>
               <w:t xml:space="preserve">מהות המתקן</w:t>
+            </w:r>
+          </w:p>
+        </w:tc>
+      </w:tr>
+      <w:tr>
+        <w:tc>
+          <w:tcPr>
+            <w:tcW w:type="dxa" w:w="2120"/>
+            <w:tcMar>
+              <w:top w:type="dxa" w:w="60"/>
+              <w:left w:type="dxa" w:w="80"/>
+              <w:bottom w:type="dxa" w:w="60"/>
+              <w:right w:type="dxa" w:w="80"/>
+            </w:tcMar>
+            <w:vAlign w:val="center"/>
+          </w:tcPr>
+          <w:p>
+            <w:pPr>
+              <w:bidi/>
+              <w:spacing w:after="0"/>
+              <w:jc w:val="right"/>
+            </w:pPr>
+            <w:r>
+              <w:rPr>
+                <w:rFonts w:ascii="Arial" w:cs="Arial" w:eastAsia="Arial" w:hAnsi="Arial"/>
+                <w:b w:val="false"/>
+                <w:bCs w:val="false"/>
+                <w:i w:val="false"/>
+                <w:iCs w:val="false"/>
+                <w:color w:val="0F172A"/>
+                <w:sz w:val="16"/>
+                <w:szCs w:val="16"/>
+                <w:rtl/>
+              </w:rPr>
+              <w:t xml:space="preserve">אתר לסילוק פסולת דודאים</w:t>
+            </w:r>
+          </w:p>
+        </w:tc>
+        <w:tc>
+          <w:tcPr>
+            <w:tcW w:type="dxa" w:w="4626"/>
+            <w:tcMar>
+              <w:top w:type="dxa" w:w="60"/>
+              <w:left w:type="dxa" w:w="80"/>
+              <w:bottom w:type="dxa" w:w="60"/>
+              <w:right w:type="dxa" w:w="80"/>
+            </w:tcMar>
+            <w:vAlign w:val="center"/>
+          </w:tcPr>
+          <w:p>
+            <w:pPr>
+              <w:bidi/>
+              <w:spacing w:after="0"/>
+              <w:jc w:val="right"/>
+            </w:pPr>
+            <w:r>
+              <w:rPr>
+                <w:rFonts w:ascii="Arial" w:cs="Arial" w:eastAsia="Arial" w:hAnsi="Arial"/>
+                <w:b w:val="false"/>
+                <w:bCs w:val="false"/>
+                <w:i w:val="false"/>
+                <w:iCs w:val="false"/>
+                <w:color w:val="0F172A"/>
+                <w:sz w:val="16"/>
+                <w:szCs w:val="16"/>
+                <w:rtl/>
+              </w:rPr>
+              <w:t xml:space="preserve">אתר פסולת, לא אזור תעשייה — עובדים ספורים, אין קהל עובדים שמגיע בתחבורה ציבורית</w:t>
+            </w:r>
+          </w:p>
+        </w:tc>
+        <w:tc>
+          <w:tcPr>
+            <w:tcW w:type="dxa" w:w="2891"/>
+            <w:tcMar>
+              <w:top w:type="dxa" w:w="60"/>
+              <w:left w:type="dxa" w:w="80"/>
+              <w:bottom w:type="dxa" w:w="60"/>
+              <w:right w:type="dxa" w:w="80"/>
+            </w:tcMar>
+            <w:vAlign w:val="center"/>
+          </w:tcPr>
+          <w:p>
+            <w:pPr>
+              <w:bidi/>
+              <w:spacing w:after="0"/>
+              <w:jc w:val="right"/>
+            </w:pPr>
+            <w:r>
+              <w:rPr>
+                <w:rFonts w:ascii="Arial" w:cs="Arial" w:eastAsia="Arial" w:hAnsi="Arial"/>
+                <w:b w:val="false"/>
+                <w:bCs w:val="false"/>
+                <w:i w:val="false"/>
+                <w:iCs w:val="false"/>
+                <w:color w:val="0F172A"/>
+                <w:sz w:val="16"/>
+                <w:szCs w:val="16"/>
+                <w:rtl/>
+              </w:rPr>
+              <w:t xml:space="preserve">איריס 02.09 ("דודאים עדיין בדו"ח")</w:t>
             </w:r>
           </w:p>
         </w:tc>
@@ -57775,7 +57344,7 @@
           <w:szCs w:val="22"/>
           <w:rtl/>
         </w:rPr>
-        <w:t xml:space="preserve">נוסחה 03.09.2026 · GTFS 2026-09-03 · הדו"ח חושב 03.09.2026 13:14 (שעון ישראל)</w:t>
+        <w:t xml:space="preserve">נוסחה 03.09.2026 · GTFS 2026-09-03 · הדו"ח חושב 03.09.2026 13:29 (שעון ישראל)</w:t>
       </w:r>
     </w:p>
     <w:sectPr>
